--- a/downloads/student/ai-2-week-24.docx
+++ b/downloads/student/ai-2-week-24.docx
@@ -1902,6 +1902,16 @@
     <w:p>
       <w:r>
         <w:t>A click can reflect curiosity or a mistake; even equal exposure does not reveal every reason for selection.</w:t>
+      </w:r>
+    </w:p>
+    <w:p>
+      <w:r>
+        <w:t>Read the labelled picture: What extra field would reveal why comparing raw clicks is misleading?</w:t>
+      </w:r>
+    </w:p>
+    <w:p>
+      <w:r>
+        <w:t>Change one thing: On a planned trial, show B once and record no click. Predict the result before checking the explanation. What remains the same?</w:t>
       </w:r>
     </w:p>
     <w:p>
@@ -3936,6 +3946,187 @@
     <w:p>
       <w:r>
         <w:t>Attempt the independent case before hints. Record whether you worked alone, used a hint or followed a model. After feedback, fix the first unsupported step and explain why it changed. A later check uses a changed case, not a copied answer.</w:t>
+      </w:r>
+    </w:p>
+    <w:p>
+      <w:pPr>
+        <w:pStyle w:val="Heading1"/>
+      </w:pPr>
+      <w:r>
+        <w:t>15. Your lesson route</w:t>
+      </w:r>
+    </w:p>
+    <w:p>
+      <w:r>
+        <w:t>Start with this question: A fictional catalogue repeatedly recommends two books using observed clicks.</w:t>
+      </w:r>
+    </w:p>
+    <w:tbl>
+      <w:tblPr>
+        <w:tblStyle w:val="LightShading-Accent1"/>
+        <w:tblW w:type="auto" w:w="0"/>
+        <w:tblLook w:firstColumn="1" w:firstRow="1" w:lastColumn="0" w:lastRow="0" w:noHBand="0" w:noVBand="1" w:val="04A0"/>
+      </w:tblPr>
+      <w:tblGrid>
+        <w:gridCol w:w="5112"/>
+        <w:gridCol w:w="5112"/>
+      </w:tblGrid>
+      <w:tr>
+        <w:trPr>
+          <w:tblHeader/>
+        </w:trPr>
+        <w:tc>
+          <w:tcPr>
+            <w:tcW w:type="dxa" w:w="5112"/>
+          </w:tcPr>
+          <w:p>
+            <w:r>
+              <w:t>By the end, I can</w:t>
+            </w:r>
+          </w:p>
+        </w:tc>
+        <w:tc>
+          <w:tcPr>
+            <w:tcW w:type="dxa" w:w="5112"/>
+          </w:tcPr>
+          <w:p>
+            <w:r>
+              <w:t>How I will show it</w:t>
+            </w:r>
+          </w:p>
+        </w:tc>
+      </w:tr>
+      <w:tr>
+        <w:tc>
+          <w:tcPr>
+            <w:tcW w:type="dxa" w:w="5112"/>
+          </w:tcPr>
+          <w:p>
+            <w:r>
+              <w:t>Implement a deterministic recommender</w:t>
+            </w:r>
+          </w:p>
+        </w:tc>
+        <w:tc>
+          <w:tcPr>
+            <w:tcW w:type="dxa" w:w="5112"/>
+          </w:tcPr>
+          <w:p>
+            <w:r>
+              <w:t>Explain the deciding step, show a trace or test, and state one limit.</w:t>
+            </w:r>
+          </w:p>
+        </w:tc>
+      </w:tr>
+      <w:tr>
+        <w:tc>
+          <w:tcPr>
+            <w:tcW w:type="dxa" w:w="5112"/>
+          </w:tcPr>
+          <w:p>
+            <w:r>
+              <w:t>Handle ties and no eligible options</w:t>
+            </w:r>
+          </w:p>
+        </w:tc>
+        <w:tc>
+          <w:tcPr>
+            <w:tcW w:type="dxa" w:w="5112"/>
+          </w:tcPr>
+          <w:p>
+            <w:r>
+              <w:t>Explain the deciding step, show a trace or test, and state one limit.</w:t>
+            </w:r>
+          </w:p>
+        </w:tc>
+      </w:tr>
+      <w:tr>
+        <w:tc>
+          <w:tcPr>
+            <w:tcW w:type="dxa" w:w="5112"/>
+          </w:tcPr>
+          <w:p>
+            <w:r>
+              <w:t>Explain recommendations with their limits</w:t>
+            </w:r>
+          </w:p>
+        </w:tc>
+        <w:tc>
+          <w:tcPr>
+            <w:tcW w:type="dxa" w:w="5112"/>
+          </w:tcPr>
+          <w:p>
+            <w:r>
+              <w:t>Explain the deciding step, show a trace or test, and state one limit.</w:t>
+            </w:r>
+          </w:p>
+        </w:tc>
+      </w:tr>
+    </w:tbl>
+    <w:p>
+      <w:r>
+        <w:t>Remember → watch and explain → try with help → investigate → try independently → keep project evidence. Your teacher may spread this lesson across several classes.</w:t>
+      </w:r>
+    </w:p>
+    <w:p>
+      <w:r>
+        <w:t>Keep your first prediction. Compare it with what the evidence shows and explain any change.</w:t>
+      </w:r>
+    </w:p>
+    <w:p>
+      <w:pPr>
+        <w:pStyle w:val="Heading1"/>
+      </w:pPr>
+      <w:r>
+        <w:t>16. Finish and return</w:t>
+      </w:r>
+    </w:p>
+    <w:p>
+      <w:r>
+        <w:t>Close your notes. Explain this goal in your own words: Implement a deterministic recommender</w:t>
+      </w:r>
+    </w:p>
+    <w:p>
+      <w:pPr>
+        <w:pStyle w:val="Heading3"/>
+      </w:pPr>
+      <w:r>
+        <w:t>My deciding step, evidence and one remaining question</w:t>
+      </w:r>
+    </w:p>
+    <w:p>
+      <w:r>
+        <w:t>________________________________________________________________</w:t>
+      </w:r>
+    </w:p>
+    <w:p>
+      <w:r>
+        <w:t>________________________________________________________________</w:t>
+      </w:r>
+    </w:p>
+    <w:p>
+      <w:r>
+        <w:t>________________________________________________________________</w:t>
+      </w:r>
+    </w:p>
+    <w:p>
+      <w:r>
+        <w:t>________________________________________________________________</w:t>
+      </w:r>
+    </w:p>
+    <w:p>
+      <w:r>
+        <w:t>________________________________________________________________</w:t>
+      </w:r>
+    </w:p>
+    <w:p>
+      <w:r>
+        <w:t>If you are unsure, return to the worked picture and explain one arrow. If you are ready, change an input or assumption and justify your prediction.</w:t>
+      </w:r>
+    </w:p>
+    <w:p>
+      <w:r>
+        <w:t>Save your workbook evidence. At the next review, try a different case before opening your old answer.</w:t>
       </w:r>
     </w:p>
     <w:sectPr>

--- a/downloads/student/ai-2-week-24.docx
+++ b/downloads/student/ai-2-week-24.docx
@@ -4127,6 +4127,220 @@
     <w:p>
       <w:r>
         <w:t>Save your workbook evidence. At the next review, try a different case before opening your old answer.</w:t>
+      </w:r>
+    </w:p>
+    <w:p>
+      <w:pPr>
+        <w:pStyle w:val="Heading1"/>
+      </w:pPr>
+      <w:r>
+        <w:t>17. Supported practice, repair and portfolio</w:t>
+      </w:r>
+    </w:p>
+    <w:p>
+      <w:r>
+        <w:t>Use this supported practice once, in the browser or on paper. Keep the reserved independent assessment for a separate first attempt before teacher feedback.</w:t>
+      </w:r>
+    </w:p>
+    <w:p>
+      <w:r>
+        <w:t>A fictional catalogue repeatedly recommends two books using observed clicks.</w:t>
+      </w:r>
+    </w:p>
+    <w:p>
+      <w:pPr>
+        <w:pStyle w:val="Heading3"/>
+      </w:pPr>
+      <w:r>
+        <w:t>Practice 1: explain the deciding evidence</w:t>
+      </w:r>
+    </w:p>
+    <w:p>
+      <w:r>
+        <w:t>Which labelled step matches this detail? B’s zero may mean no exposure, not dislike.</w:t>
+      </w:r>
+    </w:p>
+    <w:p>
+      <w:r>
+        <w:t>1. Record event</w:t>
+      </w:r>
+    </w:p>
+    <w:p>
+      <w:r>
+        <w:t>2. Repeat selection</w:t>
+      </w:r>
+    </w:p>
+    <w:p>
+      <w:r>
+        <w:t>3. Initial tie</w:t>
+      </w:r>
+    </w:p>
+    <w:p>
+      <w:r>
+        <w:t>4. Interpret carefully</w:t>
+      </w:r>
+    </w:p>
+    <w:p>
+      <w:pPr>
+        <w:pStyle w:val="Heading3"/>
+      </w:pPr>
+      <w:r>
+        <w:t>My selected conclusion, deciding fact and explanation</w:t>
+      </w:r>
+    </w:p>
+    <w:p>
+      <w:r>
+        <w:t>________________________________________________________________</w:t>
+      </w:r>
+    </w:p>
+    <w:p>
+      <w:r>
+        <w:t>________________________________________________________________</w:t>
+      </w:r>
+    </w:p>
+    <w:p>
+      <w:r>
+        <w:t>________________________________________________________________</w:t>
+      </w:r>
+    </w:p>
+    <w:p>
+      <w:r>
+        <w:t>________________________________________________________________</w:t>
+      </w:r>
+    </w:p>
+    <w:p>
+      <w:r>
+        <w:t>________________________________________________________________</w:t>
+      </w:r>
+    </w:p>
+    <w:p>
+      <w:r>
+        <w:t>Hint if needed: Read the steps in the pictorial case. Match the supplied detail to the stage that performs or records it.</w:t>
+      </w:r>
+    </w:p>
+    <w:p>
+      <w:r>
+        <w:t>After your attempt, compare with the supported explanation: Interpret carefully B’s zero may mean no exposure, not dislike. The selection policy changes which evidence is available. A accumulates clicks partly because the system gives it every opportunity, while B has none. These records cannot compare enjoyment of two equally exposed books. Keep display counts separate from click counts; investigate alternatives with a teacher-approved exposure plan rather than treating zero as negative feedback.</w:t>
+      </w:r>
+    </w:p>
+    <w:p>
+      <w:pPr>
+        <w:pStyle w:val="Heading3"/>
+      </w:pPr>
+      <w:r>
+        <w:t>Practice 2: explain the deciding evidence</w:t>
+      </w:r>
+    </w:p>
+    <w:p>
+      <w:r>
+        <w:t>Changed-case practice: On a planned trial, show B once and record no click. Which conclusion is supported by the supplied facts?</w:t>
+      </w:r>
+    </w:p>
+    <w:p>
+      <w:r>
+        <w:t>1. B gains one exposure but still zero clicks.</w:t>
+      </w:r>
+    </w:p>
+    <w:p>
+      <w:r>
+        <w:t>2. This one example guarantees correct results for every future input.</w:t>
+      </w:r>
+    </w:p>
+    <w:p>
+      <w:r>
+        <w:t>3. We can decide the result without examining the changed input or the procedure.</w:t>
+      </w:r>
+    </w:p>
+    <w:p>
+      <w:pPr>
+        <w:pStyle w:val="Heading3"/>
+      </w:pPr>
+      <w:r>
+        <w:t>My selected conclusion, deciding fact and explanation</w:t>
+      </w:r>
+    </w:p>
+    <w:p>
+      <w:r>
+        <w:t>________________________________________________________________</w:t>
+      </w:r>
+    </w:p>
+    <w:p>
+      <w:r>
+        <w:t>________________________________________________________________</w:t>
+      </w:r>
+    </w:p>
+    <w:p>
+      <w:r>
+        <w:t>________________________________________________________________</w:t>
+      </w:r>
+    </w:p>
+    <w:p>
+      <w:r>
+        <w:t>________________________________________________________________</w:t>
+      </w:r>
+    </w:p>
+    <w:p>
+      <w:r>
+        <w:t>________________________________________________________________</w:t>
+      </w:r>
+    </w:p>
+    <w:p>
+      <w:r>
+        <w:t>Hint if needed: Use the changed condition and the deciding step in the pictorial trace. The answer must say what follows from those facts.</w:t>
+      </w:r>
+    </w:p>
+    <w:p>
+      <w:r>
+        <w:t>After your attempt, compare with the supported explanation: B gains one exposure but still zero clicks. The observation now supports a nonclick on that display, not a permanent dislike.</w:t>
+      </w:r>
+    </w:p>
+    <w:p>
+      <w:pPr>
+        <w:pStyle w:val="Heading3"/>
+      </w:pPr>
+      <w:r>
+        <w:t>Repair a missing building block</w:t>
+      </w:r>
+    </w:p>
+    <w:p>
+      <w:r>
+        <w:t>Review Recommendation Scores (ai-2/23). Goal: Compute a weighted score. Short practice: Why does B not become the winner when its score is largest?. Return to this week and explain what you changed.</w:t>
+      </w:r>
+    </w:p>
+    <w:p>
+      <w:r>
+        <w:t>Review Similarity by Selected Traits (ai-2/21). Goal: Represent items with numeric features. Short practice: Explain why B ceases to be a closest option without any candidate data changing.. Return to this week and explain what you changed.</w:t>
+      </w:r>
+    </w:p>
+    <w:p>
+      <w:r>
+        <w:t>Review Missing Data (ai-2/18). Goal: Detect absent and unusable values. Short practice: Why is the Boolean True rejected even though arithmetic can treat it like 1 in Python?. Return to this week and explain what you changed.</w:t>
+      </w:r>
+    </w:p>
+    <w:p>
+      <w:pPr>
+        <w:pStyle w:val="Heading3"/>
+      </w:pPr>
+      <w:r>
+        <w:t>Predict, run and debug</w:t>
+      </w:r>
+    </w:p>
+    <w:p>
+      <w:r>
+        <w:t>The browser lab lets you edit the supported Python examples already included in this lesson. Predict first, run, inspect the actual output or error, change one input, then run again. Keep code, predictions, actual results and a reasoned revision together. On paper, label your result as a trace rather than an execution.</w:t>
+      </w:r>
+    </w:p>
+    <w:p>
+      <w:pPr>
+        <w:pStyle w:val="Heading3"/>
+      </w:pPr>
+      <w:r>
+        <w:t>Keep your completed work</w:t>
+      </w:r>
+    </w:p>
+    <w:p>
+      <w:r>
+        <w:t>Use Download completed work in the hosted lesson to export your answers, reflections, practice feedback and code-run evidence. Open the HTML copy to read or print it. Drafts stay in this browser when storage is available; clear drafts on a shared device.</w:t>
       </w:r>
     </w:p>
     <w:sectPr>

--- a/downloads/student/ai-2-week-24.docx
+++ b/downloads/student/ai-2-week-24.docx
@@ -42,6 +42,11 @@
       </w:r>
     </w:p>
     <w:p>
+      <w:r>
+        <w:t>Start with the target: Implement a deterministic recommender. Try the recall before opening notes.</w:t>
+      </w:r>
+    </w:p>
+    <w:p>
       <w:pPr>
         <w:pStyle w:val="Heading3"/>
       </w:pPr>
@@ -50,17 +55,59 @@
       </w:r>
     </w:p>
     <w:p>
-      <w:r>
-        <w:t>I can implement a deterministic recommender.</w:t>
-      </w:r>
-    </w:p>
-    <w:p>
-      <w:r>
+      <w:pPr>
+        <w:spacing w:line="336" w:lineRule="auto" w:after="180"/>
+      </w:pPr>
+      <w:r>
+        <w:rPr>
+          <w:b w:val="0"/>
+        </w:rPr>
+        <w:t xml:space="preserve">I can implement a </w:t>
+      </w:r>
+      <w:r>
+        <w:rPr>
+          <w:b/>
+        </w:rPr>
+        <w:t>deterministic</w:t>
+      </w:r>
+      <w:r>
+        <w:rPr>
+          <w:b w:val="0"/>
+        </w:rPr>
+        <w:t xml:space="preserve"> </w:t>
+      </w:r>
+      <w:r>
+        <w:rPr>
+          <w:b/>
+        </w:rPr>
+        <w:t>recommender</w:t>
+      </w:r>
+      <w:r>
+        <w:rPr>
+          <w:b w:val="0"/>
+        </w:rPr>
+        <w:t>.</w:t>
+      </w:r>
+    </w:p>
+    <w:p>
+      <w:pPr>
+        <w:spacing w:line="336" w:lineRule="auto" w:after="180"/>
+      </w:pPr>
+      <w:r>
+        <w:rPr>
+          <w:b w:val="0"/>
+        </w:rPr>
         <w:t>I can handle ties and no eligible options.</w:t>
       </w:r>
     </w:p>
     <w:p>
-      <w:r>
+      <w:pPr>
+        <w:spacing w:line="336" w:lineRule="auto" w:after="180"/>
+      </w:pPr>
+      <w:r>
+        <w:rPr>
+          <w:b w:val="0"/>
+        </w:rPr>
         <w:t>I can explain recommendations with their limits.</w:t>
       </w:r>
     </w:p>
@@ -73,37 +120,115 @@
       </w:r>
     </w:p>
     <w:p>
-      <w:r>
+      <w:pPr>
+        <w:spacing w:line="336" w:lineRule="auto" w:after="180"/>
+      </w:pPr>
+      <w:r>
+        <w:rPr>
+          <w:b w:val="0"/>
+        </w:rPr>
         <w:t>Close your notes first. A rough first answer helps us choose the right starting point; it is not a score for your ability.</w:t>
       </w:r>
     </w:p>
     <w:p>
-      <w:r>
+      <w:pPr>
+        <w:spacing w:line="336" w:lineRule="auto" w:after="180"/>
+      </w:pPr>
+      <w:r>
+        <w:rPr>
+          <w:b w:val="0"/>
+        </w:rPr>
         <w:t>Without opening the old lesson, explain one key idea from Recommendation Scores. Give an example and a mistake that the idea helps you avoid.</w:t>
       </w:r>
     </w:p>
     <w:p>
-      <w:r>
+      <w:pPr>
+        <w:spacing w:line="336" w:lineRule="auto" w:after="180"/>
+      </w:pPr>
+      <w:r>
+        <w:rPr>
+          <w:b w:val="0"/>
+        </w:rPr>
         <w:t>Without opening the old lesson, explain one key idea from Similarity by Selected Traits. Give an example and a mistake that the idea helps you avoid.</w:t>
       </w:r>
     </w:p>
     <w:p>
-      <w:r>
+      <w:pPr>
+        <w:spacing w:line="336" w:lineRule="auto" w:after="180"/>
+      </w:pPr>
+      <w:r>
+        <w:rPr>
+          <w:b w:val="0"/>
+        </w:rPr>
         <w:t>Without opening the old lesson, explain one key idea from Missing Data. Give an example and a mistake that the idea helps you avoid.</w:t>
       </w:r>
     </w:p>
     <w:p>
-      <w:r>
-        <w:t>After trying, check the relevant lesson or ask your teacher. Change the part of your explanation that the evidence shows was wrong.</w:t>
-      </w:r>
-    </w:p>
-    <w:p>
-      <w:r>
-        <w:t>Week 24: Feedback Loops</w:t>
-      </w:r>
-    </w:p>
-    <w:p>
-      <w:r>
+      <w:pPr>
+        <w:spacing w:line="336" w:lineRule="auto" w:after="180"/>
+      </w:pPr>
+      <w:r>
+        <w:rPr>
+          <w:b w:val="0"/>
+        </w:rPr>
+        <w:t xml:space="preserve">After trying, check the relevant lesson or ask your teacher. Change the part of your </w:t>
+      </w:r>
+      <w:r>
+        <w:rPr>
+          <w:b/>
+        </w:rPr>
+        <w:t>explanation</w:t>
+      </w:r>
+      <w:r>
+        <w:rPr>
+          <w:b w:val="0"/>
+        </w:rPr>
+        <w:t xml:space="preserve"> that the </w:t>
+      </w:r>
+      <w:r>
+        <w:rPr>
+          <w:b/>
+        </w:rPr>
+        <w:t>evidence</w:t>
+      </w:r>
+      <w:r>
+        <w:rPr>
+          <w:b w:val="0"/>
+        </w:rPr>
+        <w:t xml:space="preserve"> shows was wrong.</w:t>
+      </w:r>
+    </w:p>
+    <w:p>
+      <w:pPr>
+        <w:spacing w:line="336" w:lineRule="auto" w:after="180"/>
+      </w:pPr>
+      <w:r>
+        <w:rPr>
+          <w:b w:val="0"/>
+        </w:rPr>
+        <w:t xml:space="preserve">Week 24: </w:t>
+      </w:r>
+      <w:r>
+        <w:rPr>
+          <w:b/>
+        </w:rPr>
+        <w:t>Feedback Loop</w:t>
+      </w:r>
+      <w:r>
+        <w:rPr>
+          <w:b w:val="0"/>
+        </w:rPr>
+        <w:t>s</w:t>
+      </w:r>
+    </w:p>
+    <w:p>
+      <w:pPr>
+        <w:spacing w:line="336" w:lineRule="auto" w:after="180"/>
+      </w:pPr>
+      <w:r>
+        <w:rPr>
+          <w:b w:val="0"/>
+        </w:rPr>
         <w:t>Recommendations influence behavior, which then becomes new data.</w:t>
       </w:r>
     </w:p>
@@ -144,17 +269,35 @@
       </w:r>
     </w:p>
     <w:p>
-      <w:r>
+      <w:pPr>
+        <w:spacing w:line="336" w:lineRule="auto" w:after="180"/>
+      </w:pPr>
+      <w:r>
+        <w:rPr>
+          <w:b/>
+        </w:rPr>
         <w:t>THINKER MISSION</w:t>
       </w:r>
     </w:p>
     <w:p>
-      <w:r>
+      <w:pPr>
+        <w:spacing w:line="336" w:lineRule="auto" w:after="180"/>
+      </w:pPr>
+      <w:r>
+        <w:rPr>
+          <w:b w:val="0"/>
+        </w:rPr>
         <w:t>Map how repeated clicks can narrow future suggestions.</w:t>
       </w:r>
     </w:p>
     <w:p>
-      <w:r>
+      <w:pPr>
+        <w:spacing w:line="336" w:lineRule="auto" w:after="180"/>
+      </w:pPr>
+      <w:r>
+        <w:rPr>
+          <w:b w:val="0"/>
+        </w:rPr>
         <w:t>Thinker name and date:</w:t>
       </w:r>
     </w:p>
@@ -200,7 +343,14 @@
       </w:r>
     </w:p>
     <w:p>
-      <w:r>
+      <w:pPr>
+        <w:spacing w:line="336" w:lineRule="auto" w:after="180"/>
+        <w:shd w:fill="F5F1FB"/>
+      </w:pPr>
+      <w:r>
+        <w:rPr>
+          <w:b w:val="0"/>
+        </w:rPr>
         <w:t>An option violates a hard duration limit but has the best score. Should it win?</w:t>
       </w:r>
     </w:p>
@@ -213,8 +363,38 @@
       </w:r>
     </w:p>
     <w:p>
-      <w:r>
-        <w:t>By the end, I can explain how recommendation exposure can create a feedback loop.</w:t>
+      <w:pPr>
+        <w:spacing w:line="336" w:lineRule="auto" w:after="180"/>
+      </w:pPr>
+      <w:r>
+        <w:rPr>
+          <w:b w:val="0"/>
+        </w:rPr>
+        <w:t xml:space="preserve">By the end, I can explain how recommendation </w:t>
+      </w:r>
+      <w:r>
+        <w:rPr>
+          <w:b/>
+        </w:rPr>
+        <w:t>exposure</w:t>
+      </w:r>
+      <w:r>
+        <w:rPr>
+          <w:b w:val="0"/>
+        </w:rPr>
+        <w:t xml:space="preserve"> can create a </w:t>
+      </w:r>
+      <w:r>
+        <w:rPr>
+          <w:b/>
+        </w:rPr>
+        <w:t>feedback loop</w:t>
+      </w:r>
+      <w:r>
+        <w:rPr>
+          <w:b w:val="0"/>
+        </w:rPr>
+        <w:t>.</w:t>
       </w:r>
     </w:p>
     <w:p>
@@ -227,17 +407,52 @@
     </w:p>
     <w:p>
       <w:r>
+        <w:t>Investigate the supplied Feedback Loops case. Separate observations, given facts and assumptions before choosing an explanation.</w:t>
+      </w:r>
+    </w:p>
+    <w:p>
+      <w:pPr>
+        <w:spacing w:line="336" w:lineRule="auto" w:after="180"/>
+      </w:pPr>
+      <w:r>
+        <w:rPr>
+          <w:b/>
+        </w:rPr>
         <w:t>PICTURE STORY</w:t>
       </w:r>
     </w:p>
     <w:p>
-      <w:r>
+      <w:pPr>
+        <w:spacing w:line="336" w:lineRule="auto" w:after="180"/>
+      </w:pPr>
+      <w:r>
+        <w:rPr>
+          <w:b w:val="0"/>
+        </w:rPr>
         <w:t>Notice → Predict → Explain</w:t>
       </w:r>
     </w:p>
     <w:p>
-      <w:r>
-        <w:t>Begin with visible evidence. Do not explain more than the picture and information support.</w:t>
+      <w:pPr>
+        <w:spacing w:line="336" w:lineRule="auto" w:after="180"/>
+      </w:pPr>
+      <w:r>
+        <w:rPr>
+          <w:b w:val="0"/>
+        </w:rPr>
+        <w:t xml:space="preserve">Begin with visible </w:t>
+      </w:r>
+      <w:r>
+        <w:rPr>
+          <w:b/>
+        </w:rPr>
+        <w:t>evidence</w:t>
+      </w:r>
+      <w:r>
+        <w:rPr>
+          <w:b w:val="0"/>
+        </w:rPr>
+        <w:t>. Do not explain more than the picture and information support.</w:t>
       </w:r>
     </w:p>
     <w:p>
@@ -277,18 +492,82 @@
       </w:r>
     </w:p>
     <w:p>
-      <w:r>
+      <w:pPr>
+        <w:pStyle w:val="Heading3"/>
+      </w:pPr>
+      <w:r>
+        <w:t>Start with this puzzle</w:t>
+      </w:r>
+    </w:p>
+    <w:p>
+      <w:pPr>
+        <w:spacing w:line="336" w:lineRule="auto" w:after="180"/>
+        <w:shd w:fill="F1F6FC"/>
+      </w:pPr>
+      <w:r>
+        <w:rPr>
+          <w:b w:val="0"/>
+        </w:rPr>
         <w:t>MYSTERY</w:t>
       </w:r>
     </w:p>
     <w:p>
-      <w:r>
-        <w:t>The learners must use feedback loops to solve a problem. What information do they have? What decision or calculation do they make? What would count as evidence that it worked?</w:t>
-      </w:r>
-    </w:p>
-    <w:p>
-      <w:r>
-        <w:t>Three observations (what you can point to):</w:t>
+      <w:pPr>
+        <w:spacing w:line="336" w:lineRule="auto" w:after="180"/>
+        <w:shd w:fill="F5F1FB"/>
+      </w:pPr>
+      <w:r>
+        <w:rPr>
+          <w:b w:val="0"/>
+        </w:rPr>
+        <w:t xml:space="preserve">The learners must use </w:t>
+      </w:r>
+      <w:r>
+        <w:rPr>
+          <w:b/>
+        </w:rPr>
+        <w:t>feedback loop</w:t>
+      </w:r>
+      <w:r>
+        <w:rPr>
+          <w:b w:val="0"/>
+        </w:rPr>
+        <w:t xml:space="preserve">s to solve a problem. What information do they have? What decision or calculation do they make? What would count as </w:t>
+      </w:r>
+      <w:r>
+        <w:rPr>
+          <w:b/>
+        </w:rPr>
+        <w:t>evidence</w:t>
+      </w:r>
+      <w:r>
+        <w:rPr>
+          <w:b w:val="0"/>
+        </w:rPr>
+        <w:t xml:space="preserve"> that it worked?</w:t>
+      </w:r>
+    </w:p>
+    <w:p>
+      <w:pPr>
+        <w:spacing w:line="336" w:lineRule="auto" w:after="180"/>
+      </w:pPr>
+      <w:r>
+        <w:rPr>
+          <w:b w:val="0"/>
+        </w:rPr>
+        <w:t xml:space="preserve">Three </w:t>
+      </w:r>
+      <w:r>
+        <w:rPr>
+          <w:b/>
+        </w:rPr>
+        <w:t>observation</w:t>
+      </w:r>
+      <w:r>
+        <w:rPr>
+          <w:b w:val="0"/>
+        </w:rPr>
+        <w:t>s (what you can point to):</w:t>
       </w:r>
     </w:p>
     <w:p>
@@ -325,8 +604,26 @@
       </w:r>
     </w:p>
     <w:p>
-      <w:r>
-        <w:t>My prediction and the clue supporting it:</w:t>
+      <w:pPr>
+        <w:spacing w:line="336" w:lineRule="auto" w:after="180"/>
+      </w:pPr>
+      <w:r>
+        <w:rPr>
+          <w:b w:val="0"/>
+        </w:rPr>
+        <w:t xml:space="preserve">My </w:t>
+      </w:r>
+      <w:r>
+        <w:rPr>
+          <w:b/>
+        </w:rPr>
+        <w:t>prediction</w:t>
+      </w:r>
+      <w:r>
+        <w:rPr>
+          <w:b w:val="0"/>
+        </w:rPr>
+        <w:t xml:space="preserve"> and the clue supporting it:</w:t>
       </w:r>
     </w:p>
     <w:p>
@@ -371,8 +668,49 @@
       </w:r>
     </w:p>
     <w:p>
-      <w:r>
-        <w:t>Build a fictional activity recommender using last week's score. Require duration at most a supplied limit. On a tie choose the alphabetically first name. This makes the outcome reproducible rather than dependent on input order. Assume unique names and validated numeric fields.</w:t>
+      <w:pPr>
+        <w:spacing w:line="336" w:lineRule="auto" w:after="180"/>
+      </w:pPr>
+      <w:r>
+        <w:rPr>
+          <w:b w:val="0"/>
+        </w:rPr>
+        <w:t xml:space="preserve">Build a fictional activity </w:t>
+      </w:r>
+      <w:r>
+        <w:rPr>
+          <w:b/>
+        </w:rPr>
+        <w:t>recommender</w:t>
+      </w:r>
+      <w:r>
+        <w:rPr>
+          <w:b w:val="0"/>
+        </w:rPr>
+        <w:t xml:space="preserve"> using last week's score. Require duration at most a supplied limit. On a tie choose the alphabetically first name.</w:t>
+      </w:r>
+    </w:p>
+    <w:p>
+      <w:pPr>
+        <w:spacing w:line="336" w:lineRule="auto" w:after="180"/>
+      </w:pPr>
+      <w:r>
+        <w:rPr>
+          <w:b w:val="0"/>
+        </w:rPr>
+        <w:t xml:space="preserve">This makes the outcome reproducible rather than dependent on </w:t>
+      </w:r>
+      <w:r>
+        <w:rPr>
+          <w:b/>
+        </w:rPr>
+        <w:t>input</w:t>
+      </w:r>
+      <w:r>
+        <w:rPr>
+          <w:b w:val="0"/>
+        </w:rPr>
+        <w:t xml:space="preserve"> order. Assume unique names and validated numeric fields.</w:t>
       </w:r>
     </w:p>
     <w:p>
@@ -385,16 +723,69 @@
     </w:p>
     <w:p>
       <w:r>
-        <w:t>VISUAL MECHANISM</w:t>
-      </w:r>
-    </w:p>
-    <w:p>
-      <w:r>
-        <w:t>Input → Process → Output</w:t>
-      </w:r>
-    </w:p>
-    <w:p>
-      <w:r>
+        <w:t>Follow the mechanism for Feedback Loops. Connect each labelled input, deciding step and result.</w:t>
+      </w:r>
+    </w:p>
+    <w:p>
+      <w:pPr>
+        <w:spacing w:line="336" w:lineRule="auto" w:after="180"/>
+      </w:pPr>
+      <w:r>
+        <w:rPr>
+          <w:b/>
+        </w:rPr>
+        <w:t xml:space="preserve">VISUAL </w:t>
+      </w:r>
+      <w:r>
+        <w:rPr>
+          <w:b/>
+        </w:rPr>
+        <w:t>MECHANISM</w:t>
+      </w:r>
+    </w:p>
+    <w:p>
+      <w:pPr>
+        <w:spacing w:line="336" w:lineRule="auto" w:after="180"/>
+      </w:pPr>
+      <w:r>
+        <w:rPr>
+          <w:b/>
+        </w:rPr>
+        <w:t>Input</w:t>
+      </w:r>
+      <w:r>
+        <w:rPr>
+          <w:b w:val="0"/>
+        </w:rPr>
+        <w:t xml:space="preserve"> → </w:t>
+      </w:r>
+      <w:r>
+        <w:rPr>
+          <w:b/>
+        </w:rPr>
+        <w:t>Process</w:t>
+      </w:r>
+      <w:r>
+        <w:rPr>
+          <w:b w:val="0"/>
+        </w:rPr>
+        <w:t xml:space="preserve"> → </w:t>
+      </w:r>
+      <w:r>
+        <w:rPr>
+          <w:b/>
+        </w:rPr>
+        <w:t>Output</w:t>
+      </w:r>
+    </w:p>
+    <w:p>
+      <w:pPr>
+        <w:spacing w:line="336" w:lineRule="auto" w:after="180"/>
+      </w:pPr>
+      <w:r>
+        <w:rPr>
+          <w:b w:val="0"/>
+        </w:rPr>
         <w:t>Trace the information. At each stage, ask what changed and how you could test it.</w:t>
       </w:r>
     </w:p>
@@ -435,7 +826,13 @@
       </w:r>
     </w:p>
     <w:p>
-      <w:r>
+      <w:pPr>
+        <w:spacing w:line="336" w:lineRule="auto" w:after="180"/>
+      </w:pPr>
+      <w:r>
+        <w:rPr>
+          <w:b w:val="0"/>
+        </w:rPr>
         <w:t>↓</w:t>
       </w:r>
     </w:p>
@@ -476,7 +873,13 @@
       </w:r>
     </w:p>
     <w:p>
-      <w:r>
+      <w:pPr>
+        <w:spacing w:line="336" w:lineRule="auto" w:after="180"/>
+      </w:pPr>
+      <w:r>
+        <w:rPr>
+          <w:b w:val="0"/>
+        </w:rPr>
         <w:t>↓</w:t>
       </w:r>
     </w:p>
@@ -517,7 +920,13 @@
       </w:r>
     </w:p>
     <w:p>
-      <w:r>
+      <w:pPr>
+        <w:spacing w:line="336" w:lineRule="auto" w:after="180"/>
+      </w:pPr>
+      <w:r>
+        <w:rPr>
+          <w:b w:val="0"/>
+        </w:rPr>
         <w:t>Which stage could fail even when the other two are correct? Explain:</w:t>
       </w:r>
     </w:p>
@@ -723,8 +1132,25 @@
       </w:r>
     </w:p>
     <w:p>
-      <w:r>
-        <w:t>The function prints nothing; the caller prints A. best starts as None to mean no eligible option found. Python short-circuits or: when best is None, later comparisons in that condition need not run. After selecting an item, best_score is numeric. An empty list or no eligible item returns None.</w:t>
+      <w:pPr>
+        <w:spacing w:line="336" w:lineRule="auto" w:after="180"/>
+      </w:pPr>
+      <w:r>
+        <w:rPr>
+          <w:b w:val="0"/>
+        </w:rPr>
+        <w:t>The function prints nothing; the caller prints A. best starts as None to mean no eligible option found. Python short-circuits or: when best is None, later comparisons in that condition need not run.</w:t>
+      </w:r>
+    </w:p>
+    <w:p>
+      <w:pPr>
+        <w:spacing w:line="336" w:lineRule="auto" w:after="180"/>
+      </w:pPr>
+      <w:r>
+        <w:rPr>
+          <w:b w:val="0"/>
+        </w:rPr>
+        <w:t>After selecting an item, best_score is numeric. An empty list or no eligible item returns None.</w:t>
       </w:r>
     </w:p>
     <w:p>
@@ -736,8 +1162,25 @@
       </w:r>
     </w:p>
     <w:p>
-      <w:r>
-        <w:t>Write a trace table with item, eligible, score and best-so-far. In the worked list, B qualifies and scores 8, so B becomes the current best. A also qualifies and scores 8. The scores tie, so the written alphabetical rule changes the best to A. Starting with A gives the same final answer. If no item qualifies, best stays None; do not invent a winner or quietly relax the limit.</w:t>
+      <w:pPr>
+        <w:spacing w:line="336" w:lineRule="auto" w:after="180"/>
+      </w:pPr>
+      <w:r>
+        <w:rPr>
+          <w:b w:val="0"/>
+        </w:rPr>
+        <w:t>Write a trace table with item, eligible, score and best-so-far. In the worked list, B qualifies and scores 8, so B becomes the current best. A also qualifies and scores 8.</w:t>
+      </w:r>
+    </w:p>
+    <w:p>
+      <w:pPr>
+        <w:spacing w:line="336" w:lineRule="auto" w:after="180"/>
+      </w:pPr>
+      <w:r>
+        <w:rPr>
+          <w:b w:val="0"/>
+        </w:rPr>
+        <w:t>The scores tie, so the written alphabetical rule changes the best to A. Starting with A gives the same final answer. If no item qualifies, best stays None; do not invent a winner or quietly relax the limit.</w:t>
       </w:r>
     </w:p>
     <w:p>
@@ -749,8 +1192,26 @@
       </w:r>
     </w:p>
     <w:p>
-      <w:r>
-        <w:t>Point to the input, the deciding step and the result in this week’s visual. Explain the same step in ordinary words. A picture helps when you can say what each part represents.</w:t>
+      <w:pPr>
+        <w:spacing w:line="336" w:lineRule="auto" w:after="180"/>
+      </w:pPr>
+      <w:r>
+        <w:rPr>
+          <w:b w:val="0"/>
+        </w:rPr>
+        <w:t xml:space="preserve">Point to the </w:t>
+      </w:r>
+      <w:r>
+        <w:rPr>
+          <w:b/>
+        </w:rPr>
+        <w:t>input</w:t>
+      </w:r>
+      <w:r>
+        <w:rPr>
+          <w:b w:val="0"/>
+        </w:rPr>
+        <w:t>, the deciding step and the result in this week’s visual. Explain the same step in ordinary words. A picture helps when you can say what each part represents.</w:t>
       </w:r>
     </w:p>
     <w:p>
@@ -763,16 +1224,54 @@
     </w:p>
     <w:p>
       <w:r>
+        <w:t>Compare the supplied cases for Feedback Loops. Identify the detail that changes the conclusion.</w:t>
+      </w:r>
+    </w:p>
+    <w:p>
+      <w:pPr>
+        <w:pStyle w:val="Heading3"/>
+      </w:pPr>
+      <w:r>
+        <w:t>The case to investigate</w:t>
+      </w:r>
+    </w:p>
+    <w:p>
+      <w:pPr>
+        <w:spacing w:line="336" w:lineRule="auto" w:after="180"/>
+        <w:shd w:fill="F1F6FC"/>
+      </w:pPr>
+      <w:r>
+        <w:rPr>
+          <w:b w:val="0"/>
+        </w:rPr>
         <w:t>CASE GALLERY</w:t>
       </w:r>
     </w:p>
     <w:p>
-      <w:r>
-        <w:t>Four Tests, Four Kinds of Evidence</w:t>
-      </w:r>
-    </w:p>
-    <w:p>
-      <w:r>
+      <w:pPr>
+        <w:spacing w:line="336" w:lineRule="auto" w:after="180"/>
+      </w:pPr>
+      <w:r>
+        <w:rPr>
+          <w:b w:val="0"/>
+        </w:rPr>
+        <w:t xml:space="preserve">Four Tests, Four Kinds of </w:t>
+      </w:r>
+      <w:r>
+        <w:rPr>
+          <w:b/>
+        </w:rPr>
+        <w:t>Evidence</w:t>
+      </w:r>
+    </w:p>
+    <w:p>
+      <w:pPr>
+        <w:spacing w:line="336" w:lineRule="auto" w:after="180"/>
+      </w:pPr>
+      <w:r>
+        <w:rPr>
+          <w:b w:val="0"/>
+        </w:rPr>
         <w:t>A system is not understood until it survives more than one comfortable example.</w:t>
       </w:r>
     </w:p>
@@ -849,8 +1348,47 @@
       </w:r>
     </w:p>
     <w:p>
-      <w:r>
-        <w:t>NORMAL CASE: predict and name evidence.     BOUNDARY CASE: predict and name evidence.</w:t>
+      <w:pPr>
+        <w:pStyle w:val="Heading3"/>
+      </w:pPr>
+      <w:r>
+        <w:t>The normal case</w:t>
+      </w:r>
+    </w:p>
+    <w:p>
+      <w:pPr>
+        <w:spacing w:line="336" w:lineRule="auto" w:after="180"/>
+        <w:shd w:fill="F1F6FC"/>
+      </w:pPr>
+      <w:r>
+        <w:rPr>
+          <w:b w:val="0"/>
+        </w:rPr>
+        <w:t xml:space="preserve">NORMAL CASE: predict and name </w:t>
+      </w:r>
+      <w:r>
+        <w:rPr>
+          <w:b/>
+        </w:rPr>
+        <w:t>evidence</w:t>
+      </w:r>
+      <w:r>
+        <w:rPr>
+          <w:b w:val="0"/>
+        </w:rPr>
+        <w:t xml:space="preserve">.     BOUNDARY CASE: predict and name </w:t>
+      </w:r>
+      <w:r>
+        <w:rPr>
+          <w:b/>
+        </w:rPr>
+        <w:t>evidence</w:t>
+      </w:r>
+      <w:r>
+        <w:rPr>
+          <w:b w:val="0"/>
+        </w:rPr>
+        <w:t>.</w:t>
       </w:r>
     </w:p>
     <w:p>
@@ -926,12 +1464,58 @@
       </w:r>
     </w:p>
     <w:p>
-      <w:r>
-        <w:t>MISSING INFORMATION: predict and name evidence.     TRANSFER CASE: predict and name evidence.</w:t>
-      </w:r>
-    </w:p>
-    <w:p>
-      <w:r>
+      <w:pPr>
+        <w:pStyle w:val="Heading3"/>
+      </w:pPr>
+      <w:r>
+        <w:t>Check missing information</w:t>
+      </w:r>
+    </w:p>
+    <w:p>
+      <w:pPr>
+        <w:spacing w:line="336" w:lineRule="auto" w:after="180"/>
+        <w:shd w:fill="FFF5E6"/>
+      </w:pPr>
+      <w:r>
+        <w:rPr>
+          <w:b w:val="0"/>
+        </w:rPr>
+        <w:t xml:space="preserve">MISSING INFORMATION: predict and name </w:t>
+      </w:r>
+      <w:r>
+        <w:rPr>
+          <w:b/>
+        </w:rPr>
+        <w:t>evidence</w:t>
+      </w:r>
+      <w:r>
+        <w:rPr>
+          <w:b w:val="0"/>
+        </w:rPr>
+        <w:t xml:space="preserve">.     TRANSFER CASE: predict and name </w:t>
+      </w:r>
+      <w:r>
+        <w:rPr>
+          <w:b/>
+        </w:rPr>
+        <w:t>evidence</w:t>
+      </w:r>
+      <w:r>
+        <w:rPr>
+          <w:b w:val="0"/>
+        </w:rPr>
+        <w:t>.</w:t>
+      </w:r>
+    </w:p>
+    <w:p>
+      <w:pPr>
+        <w:spacing w:line="336" w:lineRule="auto" w:after="180"/>
+        <w:shd w:fill="F5F1FB"/>
+      </w:pPr>
+      <w:r>
+        <w:rPr>
+          <w:b w:val="0"/>
+        </w:rPr>
         <w:t>Which case is most likely to reveal a hidden assumption? Why?</w:t>
       </w:r>
     </w:p>
@@ -977,18 +1561,93 @@
       </w:r>
     </w:p>
     <w:p>
-      <w:r>
+      <w:pPr>
+        <w:pStyle w:val="Heading3"/>
+      </w:pPr>
+      <w:r>
+        <w:t>Change one thing</w:t>
+      </w:r>
+    </w:p>
+    <w:p>
+      <w:pPr>
+        <w:spacing w:line="336" w:lineRule="auto" w:after="180"/>
+        <w:shd w:fill="F5F1FB"/>
+      </w:pPr>
+      <w:r>
+        <w:rPr>
+          <w:b w:val="0"/>
+        </w:rPr>
         <w:t>Change: On a planned trial, show B once and record no click.</w:t>
       </w:r>
     </w:p>
     <w:p>
-      <w:r>
-        <w:t>Prediction: B gains one exposure but still zero clicks.</w:t>
-      </w:r>
-    </w:p>
-    <w:p>
-      <w:r>
-        <w:t>Reason: The observation now supports a nonclick on that display, not a permanent dislike.</w:t>
+      <w:pPr>
+        <w:pStyle w:val="Heading3"/>
+      </w:pPr>
+      <w:r>
+        <w:t>Predicted result</w:t>
+      </w:r>
+    </w:p>
+    <w:p>
+      <w:pPr>
+        <w:spacing w:line="336" w:lineRule="auto" w:after="180"/>
+        <w:shd w:fill="F1F6FC"/>
+      </w:pPr>
+      <w:r>
+        <w:rPr>
+          <w:b/>
+        </w:rPr>
+        <w:t>Prediction</w:t>
+      </w:r>
+      <w:r>
+        <w:rPr>
+          <w:b w:val="0"/>
+        </w:rPr>
+        <w:t xml:space="preserve">: B gains one </w:t>
+      </w:r>
+      <w:r>
+        <w:rPr>
+          <w:b/>
+        </w:rPr>
+        <w:t>exposure</w:t>
+      </w:r>
+      <w:r>
+        <w:rPr>
+          <w:b w:val="0"/>
+        </w:rPr>
+        <w:t xml:space="preserve"> but still zero clicks.</w:t>
+      </w:r>
+    </w:p>
+    <w:p>
+      <w:pPr>
+        <w:pStyle w:val="Heading3"/>
+      </w:pPr>
+      <w:r>
+        <w:t>Why the result follows</w:t>
+      </w:r>
+    </w:p>
+    <w:p>
+      <w:pPr>
+        <w:spacing w:line="336" w:lineRule="auto" w:after="180"/>
+        <w:shd w:fill="F1F6FC"/>
+      </w:pPr>
+      <w:r>
+        <w:rPr>
+          <w:b w:val="0"/>
+        </w:rPr>
+        <w:t xml:space="preserve">Reason: The </w:t>
+      </w:r>
+      <w:r>
+        <w:rPr>
+          <w:b/>
+        </w:rPr>
+        <w:t>observation</w:t>
+      </w:r>
+      <w:r>
+        <w:rPr>
+          <w:b w:val="0"/>
+        </w:rPr>
+        <w:t xml:space="preserve"> now supports a nonclick on that display, not a permanent dislike.</w:t>
       </w:r>
     </w:p>
     <w:p>
@@ -1001,16 +1660,39 @@
     </w:p>
     <w:p>
       <w:r>
+        <w:t>Use the vocabulary of Feedback Loops to explain a concrete decision, rather than only memorising definitions.</w:t>
+      </w:r>
+    </w:p>
+    <w:p>
+      <w:pPr>
+        <w:spacing w:line="336" w:lineRule="auto" w:after="180"/>
+      </w:pPr>
+      <w:r>
+        <w:rPr>
+          <w:b/>
+        </w:rPr>
         <w:t>VOCABULARY LAB</w:t>
       </w:r>
     </w:p>
     <w:p>
-      <w:r>
+      <w:pPr>
+        <w:spacing w:line="336" w:lineRule="auto" w:after="180"/>
+      </w:pPr>
+      <w:r>
+        <w:rPr>
+          <w:b w:val="0"/>
+        </w:rPr>
         <w:t>Words You Can Use to Reason</w:t>
       </w:r>
     </w:p>
     <w:p>
-      <w:r>
+      <w:pPr>
+        <w:spacing w:line="336" w:lineRule="auto" w:after="180"/>
+      </w:pPr>
+      <w:r>
+        <w:rPr>
+          <w:b w:val="0"/>
+        </w:rPr>
         <w:t>A definition matters when you can recognize the idea, use it, and contrast it with a near-miss.</w:t>
       </w:r>
     </w:p>
@@ -1467,17 +2149,58 @@
     </w:p>
     <w:p>
       <w:r>
-        <w:t>WORKED EVIDENCE</w:t>
-      </w:r>
-    </w:p>
-    <w:p>
-      <w:r>
+        <w:t>Follow the worked trace for Feedback Loops, predict a step, then compare with its explanation.</w:t>
+      </w:r>
+    </w:p>
+    <w:p>
+      <w:pPr>
+        <w:spacing w:line="336" w:lineRule="auto" w:after="180"/>
+      </w:pPr>
+      <w:r>
+        <w:rPr>
+          <w:b/>
+        </w:rPr>
+        <w:t xml:space="preserve">WORKED </w:t>
+      </w:r>
+      <w:r>
+        <w:rPr>
+          <w:b/>
+        </w:rPr>
+        <w:t>EVIDENCE</w:t>
+      </w:r>
+    </w:p>
+    <w:p>
+      <w:pPr>
+        <w:spacing w:line="336" w:lineRule="auto" w:after="180"/>
+      </w:pPr>
+      <w:r>
+        <w:rPr>
+          <w:b w:val="0"/>
+        </w:rPr>
         <w:t>Reason Step by Step</w:t>
       </w:r>
     </w:p>
     <w:p>
-      <w:r>
-        <w:t>Predict first. Then check each step. A correct answer without visible reasoning is incomplete evidence.</w:t>
+      <w:pPr>
+        <w:spacing w:line="336" w:lineRule="auto" w:after="180"/>
+      </w:pPr>
+      <w:r>
+        <w:rPr>
+          <w:b w:val="0"/>
+        </w:rPr>
+        <w:t xml:space="preserve">Predict first. Then check each step. A correct answer without visible reasoning is incomplete </w:t>
+      </w:r>
+      <w:r>
+        <w:rPr>
+          <w:b/>
+        </w:rPr>
+        <w:t>evidence</w:t>
+      </w:r>
+      <w:r>
+        <w:rPr>
+          <w:b w:val="0"/>
+        </w:rPr>
+        <w:t>.</w:t>
       </w:r>
     </w:p>
     <w:p>
@@ -1517,27 +2240,61 @@
       </w:r>
     </w:p>
     <w:p>
-      <w:r>
+      <w:pPr>
+        <w:spacing w:line="336" w:lineRule="auto" w:after="180"/>
+        <w:shd w:fill="F4F9FC"/>
+      </w:pPr>
+      <w:r>
+        <w:rPr>
+          <w:b w:val="0"/>
+        </w:rPr>
         <w:t>1. System recommends mostly fantasy.</w:t>
       </w:r>
     </w:p>
     <w:p>
-      <w:r>
+      <w:pPr>
+        <w:spacing w:line="336" w:lineRule="auto" w:after="180"/>
+        <w:shd w:fill="F4F9FC"/>
+      </w:pPr>
+      <w:r>
+        <w:rPr>
+          <w:b w:val="0"/>
+        </w:rPr>
         <w:t>2. Reader can only click among shown books.</w:t>
       </w:r>
     </w:p>
     <w:p>
-      <w:r>
+      <w:pPr>
+        <w:spacing w:line="336" w:lineRule="auto" w:after="180"/>
+        <w:shd w:fill="F4F9FC"/>
+      </w:pPr>
+      <w:r>
+        <w:rPr>
+          <w:b w:val="0"/>
+        </w:rPr>
         <w:t>3. Clicks are treated as stronger fantasy preference.</w:t>
       </w:r>
     </w:p>
     <w:p>
-      <w:r>
+      <w:pPr>
+        <w:spacing w:line="336" w:lineRule="auto" w:after="180"/>
+        <w:shd w:fill="F4F9FC"/>
+      </w:pPr>
+      <w:r>
+        <w:rPr>
+          <w:b w:val="0"/>
+        </w:rPr>
         <w:t>4. Next round shows even more fantasy, hiding other possible interests.</w:t>
       </w:r>
     </w:p>
     <w:p>
-      <w:r>
+      <w:pPr>
+        <w:spacing w:line="336" w:lineRule="auto" w:after="180"/>
+      </w:pPr>
+      <w:r>
+        <w:rPr>
+          <w:b w:val="0"/>
+        </w:rPr>
         <w:t>Recalculate, retrace, or restate the reasoning in your own representation:</w:t>
       </w:r>
     </w:p>
@@ -1575,8 +2332,27 @@
       </w:r>
     </w:p>
     <w:p>
-      <w:r>
-        <w:t>CHECK  Did the evidence answer the exact question? Did the total, path, or source record stay consistent?</w:t>
+      <w:pPr>
+        <w:spacing w:line="336" w:lineRule="auto" w:after="180"/>
+        <w:shd w:fill="F5F1FB"/>
+      </w:pPr>
+      <w:r>
+        <w:rPr>
+          <w:b w:val="0"/>
+        </w:rPr>
+        <w:t xml:space="preserve">CHECK  Did the </w:t>
+      </w:r>
+      <w:r>
+        <w:rPr>
+          <w:b/>
+        </w:rPr>
+        <w:t>evidence</w:t>
+      </w:r>
+      <w:r>
+        <w:rPr>
+          <w:b w:val="0"/>
+        </w:rPr>
+        <w:t xml:space="preserve"> answer the exact question? Did the total, path, or source record stay consistent?</w:t>
       </w:r>
     </w:p>
     <w:p>
@@ -1634,7 +2410,13 @@
       </w:r>
     </w:p>
     <w:p>
-      <w:r>
+      <w:pPr>
+        <w:spacing w:line="336" w:lineRule="auto" w:after="180"/>
+      </w:pPr>
+      <w:r>
+        <w:rPr>
+          <w:b w:val="0"/>
+        </w:rPr>
         <w:t>Cover the result before checking it. Say what is given, choose the procedure, and follow one step at a time. Then uncover the result and explain your first mismatch. Ask why a step is allowed, not only what number it produces.</w:t>
       </w:r>
     </w:p>
@@ -1647,7 +2429,13 @@
       </w:r>
     </w:p>
     <w:p>
-      <w:r>
+      <w:pPr>
+        <w:spacing w:line="336" w:lineRule="auto" w:after="180"/>
+      </w:pPr>
+      <w:r>
+        <w:rPr>
+          <w:b w:val="0"/>
+        </w:rPr>
         <w:t>A fictional catalogue repeatedly recommends two books using observed clicks.</w:t>
       </w:r>
     </w:p>
@@ -1660,12 +2448,42 @@
       </w:r>
     </w:p>
     <w:p>
-      <w:r>
+      <w:pPr>
+        <w:pStyle w:val="Heading3"/>
+      </w:pPr>
+      <w:r>
+        <w:t>Supplied facts</w:t>
+      </w:r>
+    </w:p>
+    <w:p>
+      <w:pPr>
+        <w:spacing w:line="336" w:lineRule="auto" w:after="180"/>
+        <w:shd w:fill="F1F6FC"/>
+      </w:pPr>
+      <w:r>
+        <w:rPr>
+          <w:b w:val="0"/>
+        </w:rPr>
         <w:t>Initially each click count is 0. Equal counts choose earlier ID A over B.</w:t>
       </w:r>
     </w:p>
     <w:p>
-      <w:r>
+      <w:pPr>
+        <w:pStyle w:val="Heading3"/>
+      </w:pPr>
+      <w:r>
+        <w:t>Supplied facts</w:t>
+      </w:r>
+    </w:p>
+    <w:p>
+      <w:pPr>
+        <w:spacing w:line="336" w:lineRule="auto" w:after="180"/>
+        <w:shd w:fill="F1F6FC"/>
+      </w:pPr>
+      <w:r>
+        <w:rPr>
+          <w:b w:val="0"/>
+        </w:rPr>
         <w:t>Only the recommended book is shown. In an invented three-round record, A is shown and clicked each round; B is never shown.</w:t>
       </w:r>
     </w:p>
@@ -1887,31 +2705,151 @@
       </w:r>
     </w:p>
     <w:p>
-      <w:r>
-        <w:t>The selection policy changes which evidence is available. A accumulates clicks partly because the system gives it every opportunity, while B has none. These records cannot compare enjoyment of two equally exposed books. Keep display counts separate from click counts; investigate alternatives with a teacher-approved exposure plan rather than treating zero as negative feedback.</w:t>
-      </w:r>
-    </w:p>
-    <w:p>
       <w:pPr>
         <w:pStyle w:val="Heading3"/>
       </w:pPr>
       <w:r>
+        <w:t>Why the result follows</w:t>
+      </w:r>
+    </w:p>
+    <w:p>
+      <w:pPr>
+        <w:spacing w:line="336" w:lineRule="auto" w:after="180"/>
+        <w:shd w:fill="F1F6FC"/>
+      </w:pPr>
+      <w:r>
+        <w:rPr>
+          <w:b w:val="0"/>
+        </w:rPr>
+        <w:t xml:space="preserve">The selection policy changes which </w:t>
+      </w:r>
+      <w:r>
+        <w:rPr>
+          <w:b/>
+        </w:rPr>
+        <w:t>evidence</w:t>
+      </w:r>
+      <w:r>
+        <w:rPr>
+          <w:b w:val="0"/>
+        </w:rPr>
+        <w:t xml:space="preserve"> is available. A accumulates clicks partly because the system gives it every opportunity, while B has none. These records cannot compare enjoyment of two equally exposed books.</w:t>
+      </w:r>
+    </w:p>
+    <w:p>
+      <w:pPr>
+        <w:spacing w:line="336" w:lineRule="auto" w:after="180"/>
+        <w:shd w:fill="F1F6FC"/>
+      </w:pPr>
+      <w:r>
+        <w:rPr>
+          <w:b w:val="0"/>
+        </w:rPr>
+        <w:t xml:space="preserve">Keep display counts separate from click counts; investigate alternatives with a teacher-approved </w:t>
+      </w:r>
+      <w:r>
+        <w:rPr>
+          <w:b/>
+        </w:rPr>
+        <w:t>exposure</w:t>
+      </w:r>
+      <w:r>
+        <w:rPr>
+          <w:b w:val="0"/>
+        </w:rPr>
+        <w:t xml:space="preserve"> plan rather than treating zero as negative feedback.</w:t>
+      </w:r>
+    </w:p>
+    <w:p>
+      <w:pPr>
+        <w:pStyle w:val="Heading3"/>
+      </w:pPr>
+      <w:r>
         <w:t>What this example does not establish</w:t>
       </w:r>
     </w:p>
     <w:p>
-      <w:r>
-        <w:t>A click can reflect curiosity or a mistake; even equal exposure does not reveal every reason for selection.</w:t>
-      </w:r>
-    </w:p>
-    <w:p>
-      <w:r>
+      <w:pPr>
+        <w:pStyle w:val="Heading3"/>
+      </w:pPr>
+      <w:r>
+        <w:t>Keep the stated limit</w:t>
+      </w:r>
+    </w:p>
+    <w:p>
+      <w:pPr>
+        <w:spacing w:line="336" w:lineRule="auto" w:after="180"/>
+        <w:shd w:fill="FFF5E6"/>
+      </w:pPr>
+      <w:r>
+        <w:rPr>
+          <w:b w:val="0"/>
+        </w:rPr>
+        <w:t xml:space="preserve">A click can reflect curiosity or a mistake; even equal </w:t>
+      </w:r>
+      <w:r>
+        <w:rPr>
+          <w:b/>
+        </w:rPr>
+        <w:t>exposure</w:t>
+      </w:r>
+      <w:r>
+        <w:rPr>
+          <w:b w:val="0"/>
+        </w:rPr>
+        <w:t xml:space="preserve"> does not reveal every reason for selection.</w:t>
+      </w:r>
+    </w:p>
+    <w:p>
+      <w:pPr>
+        <w:pStyle w:val="Heading3"/>
+      </w:pPr>
+      <w:r>
+        <w:t>Keep the stated limit</w:t>
+      </w:r>
+    </w:p>
+    <w:p>
+      <w:pPr>
+        <w:spacing w:line="336" w:lineRule="auto" w:after="180"/>
+        <w:shd w:fill="FFF5E6"/>
+      </w:pPr>
+      <w:r>
+        <w:rPr>
+          <w:b w:val="0"/>
+        </w:rPr>
         <w:t>Read the labelled picture: What extra field would reveal why comparing raw clicks is misleading?</w:t>
       </w:r>
     </w:p>
     <w:p>
-      <w:r>
-        <w:t>Change one thing: On a planned trial, show B once and record no click. Predict the result before checking the explanation. What remains the same?</w:t>
+      <w:pPr>
+        <w:pStyle w:val="Heading3"/>
+      </w:pPr>
+      <w:r>
+        <w:t>Keep the stated limit</w:t>
+      </w:r>
+    </w:p>
+    <w:p>
+      <w:pPr>
+        <w:spacing w:line="336" w:lineRule="auto" w:after="180"/>
+        <w:shd w:fill="FFF5E6"/>
+      </w:pPr>
+      <w:r>
+        <w:rPr>
+          <w:b w:val="0"/>
+        </w:rPr>
+        <w:t xml:space="preserve">Change one thing: On a planned trial, show B once and record no click. Predict the result before checking the </w:t>
+      </w:r>
+      <w:r>
+        <w:rPr>
+          <w:b/>
+        </w:rPr>
+        <w:t>explanation</w:t>
+      </w:r>
+      <w:r>
+        <w:rPr>
+          <w:b w:val="0"/>
+        </w:rPr>
+        <w:t>. What remains the same?</w:t>
       </w:r>
     </w:p>
     <w:p>
@@ -1924,17 +2862,61 @@
     </w:p>
     <w:p>
       <w:r>
+        <w:t>Find the unsupported step in the Feedback Loops claim and explain a repair using the supplied evidence.</w:t>
+      </w:r>
+    </w:p>
+    <w:p>
+      <w:pPr>
+        <w:pStyle w:val="Heading3"/>
+      </w:pPr>
+      <w:r>
+        <w:t>Find the first error</w:t>
+      </w:r>
+    </w:p>
+    <w:p>
+      <w:pPr>
+        <w:spacing w:line="336" w:lineRule="auto" w:after="180"/>
+        <w:shd w:fill="FFF5E6"/>
+      </w:pPr>
+      <w:r>
+        <w:rPr>
+          <w:b w:val="0"/>
+        </w:rPr>
         <w:t>ERROR DETECTIVE</w:t>
       </w:r>
     </w:p>
     <w:p>
-      <w:r>
+      <w:pPr>
+        <w:spacing w:line="336" w:lineRule="auto" w:after="180"/>
+      </w:pPr>
+      <w:r>
+        <w:rPr>
+          <w:b w:val="0"/>
+        </w:rPr>
         <w:t>Compare → Diagnose → Repair</w:t>
       </w:r>
     </w:p>
     <w:p>
-      <w:r>
-        <w:t>Do not patch the answer. Find the earliest unsupported assumption, wrong step, or weak evidence.</w:t>
+      <w:pPr>
+        <w:spacing w:line="336" w:lineRule="auto" w:after="180"/>
+      </w:pPr>
+      <w:r>
+        <w:rPr>
+          <w:b w:val="0"/>
+        </w:rPr>
+        <w:t xml:space="preserve">Do not patch the answer. Find the earliest unsupported assumption, wrong step, or weak </w:t>
+      </w:r>
+      <w:r>
+        <w:rPr>
+          <w:b/>
+        </w:rPr>
+        <w:t>evidence</w:t>
+      </w:r>
+      <w:r>
+        <w:rPr>
+          <w:b w:val="0"/>
+        </w:rPr>
+        <w:t>.</w:t>
       </w:r>
     </w:p>
     <w:p>
@@ -2184,7 +3166,14 @@
       </w:tr>
     </w:tbl>
     <w:p>
-      <w:r>
+      <w:pPr>
+        <w:spacing w:line="336" w:lineRule="auto" w:after="180"/>
+        <w:shd w:fill="F5F1FB"/>
+      </w:pPr>
+      <w:r>
+        <w:rPr>
+          <w:b w:val="0"/>
+        </w:rPr>
         <w:t>Repair one cause. Why is this repair better than changing several things?</w:t>
       </w:r>
     </w:p>
@@ -2230,7 +3219,13 @@
       </w:r>
     </w:p>
     <w:p>
-      <w:r>
+      <w:pPr>
+        <w:spacing w:line="336" w:lineRule="auto" w:after="180"/>
+      </w:pPr>
+      <w:r>
+        <w:rPr>
+          <w:b w:val="0"/>
+        </w:rPr>
         <w:t>The recommendation follows a written scoring policy. It does not learn preferences, prove learning benefit or authorize an action. Display the chosen rule and let a person review whether an option is suitable.</w:t>
       </w:r>
     </w:p>
@@ -2282,16 +3277,39 @@
     </w:p>
     <w:p>
       <w:r>
+        <w:t>Practise Feedback Loops with support, then explain the deciding step in your own words.</w:t>
+      </w:r>
+    </w:p>
+    <w:p>
+      <w:pPr>
+        <w:spacing w:line="336" w:lineRule="auto" w:after="180"/>
+      </w:pPr>
+      <w:r>
+        <w:rPr>
+          <w:b/>
+        </w:rPr>
         <w:t>LOGIC STUDIO</w:t>
       </w:r>
     </w:p>
     <w:p>
-      <w:r>
+      <w:pPr>
+        <w:spacing w:line="336" w:lineRule="auto" w:after="180"/>
+      </w:pPr>
+      <w:r>
+        <w:rPr>
+          <w:b w:val="0"/>
+        </w:rPr>
         <w:t>Trace Before You Run</w:t>
       </w:r>
     </w:p>
     <w:p>
-      <w:r>
+      <w:pPr>
+        <w:spacing w:line="336" w:lineRule="auto" w:after="180"/>
+      </w:pPr>
+      <w:r>
+        <w:rPr>
+          <w:b w:val="0"/>
+        </w:rPr>
         <w:t>Block code, pseudocode, tables, and diagrams are different ways to expose the same reasoning.</w:t>
       </w:r>
     </w:p>
@@ -2332,8 +3350,26 @@
       </w:r>
     </w:p>
     <w:p>
-      <w:r>
-        <w:t>SET evidence_record</w:t>
+      <w:pPr>
+        <w:spacing w:line="336" w:lineRule="auto" w:after="180"/>
+      </w:pPr>
+      <w:r>
+        <w:rPr>
+          <w:b w:val="0"/>
+        </w:rPr>
+        <w:t xml:space="preserve">SET </w:t>
+      </w:r>
+      <w:r>
+        <w:rPr>
+          <w:b/>
+        </w:rPr>
+        <w:t>evidence</w:t>
+      </w:r>
+      <w:r>
+        <w:rPr>
+          <w:b w:val="0"/>
+        </w:rPr>
+        <w:t>_record</w:t>
         <w:br/>
         <w:t>PREDICT expected_result</w:t>
         <w:br/>
@@ -2347,8 +3383,27 @@
       </w:r>
     </w:p>
     <w:p>
-      <w:r>
-        <w:t>Trace one input. Which line changes the state or chooses a path?</w:t>
+      <w:pPr>
+        <w:spacing w:line="336" w:lineRule="auto" w:after="180"/>
+        <w:shd w:fill="F5F1FB"/>
+      </w:pPr>
+      <w:r>
+        <w:rPr>
+          <w:b w:val="0"/>
+        </w:rPr>
+        <w:t xml:space="preserve">Trace one </w:t>
+      </w:r>
+      <w:r>
+        <w:rPr>
+          <w:b/>
+        </w:rPr>
+        <w:t>input</w:t>
+      </w:r>
+      <w:r>
+        <w:rPr>
+          <w:b w:val="0"/>
+        </w:rPr>
+        <w:t>. Which line changes the state or chooses a path?</w:t>
       </w:r>
     </w:p>
     <w:p>
@@ -2393,7 +3448,13 @@
       </w:r>
     </w:p>
     <w:p>
-      <w:r>
+      <w:pPr>
+        <w:spacing w:line="336" w:lineRule="auto" w:after="180"/>
+      </w:pPr>
+      <w:r>
+        <w:rPr>
+          <w:b w:val="0"/>
+        </w:rPr>
         <w:t>Updating best on score &gt;= best_score makes the last tied item win, so reordering can change results. Use the explicit name comparison for ties. Test both orders and a no-match case after the repair.</w:t>
       </w:r>
     </w:p>
@@ -2406,8 +3467,38 @@
       </w:r>
     </w:p>
     <w:p>
-      <w:r>
-        <w:t>Use workbook W2 for the connected example “Implementing a recommender”. First fill the input and rule boxes. Try the middle steps before asking for a hint. After a hint, try the next step yourself.</w:t>
+      <w:pPr>
+        <w:spacing w:line="336" w:lineRule="auto" w:after="180"/>
+      </w:pPr>
+      <w:r>
+        <w:rPr>
+          <w:b w:val="0"/>
+        </w:rPr>
+        <w:t xml:space="preserve">Use workbook W2 for the connected example “Implementing a </w:t>
+      </w:r>
+      <w:r>
+        <w:rPr>
+          <w:b/>
+        </w:rPr>
+        <w:t>recommender</w:t>
+      </w:r>
+      <w:r>
+        <w:rPr>
+          <w:b w:val="0"/>
+        </w:rPr>
+        <w:t xml:space="preserve">”. First fill the </w:t>
+      </w:r>
+      <w:r>
+        <w:rPr>
+          <w:b/>
+        </w:rPr>
+        <w:t>input</w:t>
+      </w:r>
+      <w:r>
+        <w:rPr>
+          <w:b w:val="0"/>
+        </w:rPr>
+        <w:t xml:space="preserve"> and rule boxes. Try the middle steps before asking for a hint. After a hint, try the next step yourself.</w:t>
       </w:r>
     </w:p>
     <w:tbl>
@@ -2490,8 +3581,26 @@
       </w:tr>
     </w:tbl>
     <w:p>
-      <w:r>
-        <w:t>Explain your trace to a partner. Your partner points to one step to check. Swap roles on the next case. Each person writes their own explanation.</w:t>
+      <w:pPr>
+        <w:spacing w:line="336" w:lineRule="auto" w:after="180"/>
+      </w:pPr>
+      <w:r>
+        <w:rPr>
+          <w:b w:val="0"/>
+        </w:rPr>
+        <w:t xml:space="preserve">Explain your trace to a partner. Your partner points to one step to check. Swap roles on the next case. Each person writes their own </w:t>
+      </w:r>
+      <w:r>
+        <w:rPr>
+          <w:b/>
+        </w:rPr>
+        <w:t>explanation</w:t>
+      </w:r>
+      <w:r>
+        <w:rPr>
+          <w:b w:val="0"/>
+        </w:rPr>
+        <w:t>.</w:t>
       </w:r>
     </w:p>
     <w:p>
@@ -2503,12 +3612,71 @@
       </w:r>
     </w:p>
     <w:p>
-      <w:r>
-        <w:t>Use the worked case for Implementing a recommender. Proposed explanation: “A successful run proves the conclusion”. Decide whether this explanation is supported. Point to the step or supplied fact that decides; explain your repair if needed.</w:t>
-      </w:r>
-    </w:p>
-    <w:p>
-      <w:r>
+      <w:pPr>
+        <w:spacing w:line="336" w:lineRule="auto" w:after="180"/>
+      </w:pPr>
+      <w:r>
+        <w:rPr>
+          <w:b w:val="0"/>
+        </w:rPr>
+        <w:t xml:space="preserve">Use the worked case for Implementing a </w:t>
+      </w:r>
+      <w:r>
+        <w:rPr>
+          <w:b/>
+        </w:rPr>
+        <w:t>recommender</w:t>
+      </w:r>
+      <w:r>
+        <w:rPr>
+          <w:b w:val="0"/>
+        </w:rPr>
+        <w:t xml:space="preserve">. Proposed </w:t>
+      </w:r>
+      <w:r>
+        <w:rPr>
+          <w:b/>
+        </w:rPr>
+        <w:t>explanation</w:t>
+      </w:r>
+      <w:r>
+        <w:rPr>
+          <w:b w:val="0"/>
+        </w:rPr>
+        <w:t xml:space="preserve">: “A successful run proves the conclusion”. Decide whether this </w:t>
+      </w:r>
+      <w:r>
+        <w:rPr>
+          <w:b/>
+        </w:rPr>
+        <w:t>explanation</w:t>
+      </w:r>
+      <w:r>
+        <w:rPr>
+          <w:b w:val="0"/>
+        </w:rPr>
+        <w:t xml:space="preserve"> is supported.</w:t>
+      </w:r>
+    </w:p>
+    <w:p>
+      <w:pPr>
+        <w:spacing w:line="336" w:lineRule="auto" w:after="180"/>
+      </w:pPr>
+      <w:r>
+        <w:rPr>
+          <w:b w:val="0"/>
+        </w:rPr>
+        <w:t>Point to the step or supplied fact that decides; explain your repair if needed.</w:t>
+      </w:r>
+    </w:p>
+    <w:p>
+      <w:pPr>
+        <w:spacing w:line="336" w:lineRule="auto" w:after="180"/>
+      </w:pPr>
+      <w:r>
+        <w:rPr>
+          <w:b w:val="0"/>
+        </w:rPr>
         <w:t>Answer on your own before discussion. If you are unsure, say which step you need help with.</w:t>
       </w:r>
     </w:p>
@@ -2521,7 +3689,14 @@
       </w:r>
     </w:p>
     <w:p>
-      <w:r>
+      <w:pPr>
+        <w:spacing w:line="336" w:lineRule="auto" w:after="180"/>
+        <w:shd w:fill="F5F1FB"/>
+      </w:pPr>
+      <w:r>
+        <w:rPr>
+          <w:b w:val="0"/>
+        </w:rPr>
         <w:t>What extra field would reveal why comparing raw clicks is misleading?</w:t>
       </w:r>
     </w:p>
@@ -2554,7 +3729,13 @@
       </w:r>
     </w:p>
     <w:p>
-      <w:r>
+      <w:pPr>
+        <w:spacing w:line="336" w:lineRule="auto" w:after="180"/>
+      </w:pPr>
+      <w:r>
+        <w:rPr>
+          <w:b w:val="0"/>
+        </w:rPr>
         <w:t>This is supported practice. Keep the separately named independent case for an attempt before feedback.</w:t>
       </w:r>
     </w:p>
@@ -2568,16 +3749,45 @@
     </w:p>
     <w:p>
       <w:r>
-        <w:t>EVIDENCE LAB</w:t>
-      </w:r>
-    </w:p>
-    <w:p>
-      <w:r>
+        <w:t>Investigate Feedback Loops. Record the prediction, actual observation or labelled paper trace, explanation and next test separately.</w:t>
+      </w:r>
+    </w:p>
+    <w:p>
+      <w:pPr>
+        <w:spacing w:line="336" w:lineRule="auto" w:after="180"/>
+      </w:pPr>
+      <w:r>
+        <w:rPr>
+          <w:b/>
+        </w:rPr>
+        <w:t>EVIDENCE</w:t>
+      </w:r>
+      <w:r>
+        <w:rPr>
+          <w:b/>
+        </w:rPr>
+        <w:t xml:space="preserve"> LAB</w:t>
+      </w:r>
+    </w:p>
+    <w:p>
+      <w:pPr>
+        <w:spacing w:line="336" w:lineRule="auto" w:after="180"/>
+      </w:pPr>
+      <w:r>
+        <w:rPr>
+          <w:b w:val="0"/>
+        </w:rPr>
         <w:t>Predict → Test → Record → Explain</w:t>
       </w:r>
     </w:p>
     <w:p>
-      <w:r>
+      <w:pPr>
+        <w:spacing w:line="336" w:lineRule="auto" w:after="180"/>
+      </w:pPr>
+      <w:r>
+        <w:rPr>
+          <w:b w:val="0"/>
+        </w:rPr>
         <w:t>Keep expected and actual results separate. Surprises are useful data when recorded honestly.</w:t>
       </w:r>
     </w:p>
@@ -2618,7 +3828,13 @@
       </w:r>
     </w:p>
     <w:p>
-      <w:r>
+      <w:pPr>
+        <w:spacing w:line="336" w:lineRule="auto" w:after="180"/>
+      </w:pPr>
+      <w:r>
+        <w:rPr>
+          <w:b w:val="0"/>
+        </w:rPr>
         <w:t>Act out three recommendation rounds. Log shown items, choices, and updated profile; add an exploration rule and compare diversity.</w:t>
       </w:r>
     </w:p>
@@ -2868,7 +4084,14 @@
       </w:tr>
     </w:tbl>
     <w:p>
-      <w:r>
+      <w:pPr>
+        <w:spacing w:line="336" w:lineRule="auto" w:after="180"/>
+        <w:shd w:fill="F5F1FB"/>
+      </w:pPr>
+      <w:r>
+        <w:rPr>
+          <w:b w:val="0"/>
+        </w:rPr>
         <w:t>What did the hardest test teach you that the normal test did not?</w:t>
       </w:r>
     </w:p>
@@ -2914,7 +4137,13 @@
       </w:r>
     </w:p>
     <w:p>
-      <w:r>
+      <w:pPr>
+        <w:spacing w:line="336" w:lineRule="auto" w:after="180"/>
+      </w:pPr>
+      <w:r>
+        <w:rPr>
+          <w:b w:val="0"/>
+        </w:rPr>
         <w:t>Before trying: what do I expect, and why? While trying: which step could first go wrong? Afterwards: what did I actually observe, and what should change? Keep “not run” if you only traced the procedure.</w:t>
       </w:r>
     </w:p>
@@ -2928,17 +4157,52 @@
     </w:p>
     <w:p>
       <w:r>
+        <w:t>Move from recall to tracing, diagnosis and transfer in Feedback Loops. Explain why each step is justified.</w:t>
+      </w:r>
+    </w:p>
+    <w:p>
+      <w:pPr>
+        <w:spacing w:line="336" w:lineRule="auto" w:after="180"/>
+      </w:pPr>
+      <w:r>
+        <w:rPr>
+          <w:b/>
+        </w:rPr>
         <w:t>MASTERY</w:t>
       </w:r>
     </w:p>
     <w:p>
-      <w:r>
+      <w:pPr>
+        <w:spacing w:line="336" w:lineRule="auto" w:after="180"/>
+      </w:pPr>
+      <w:r>
+        <w:rPr>
+          <w:b w:val="0"/>
+        </w:rPr>
         <w:t>From Knowing the Word to Owning the Idea</w:t>
       </w:r>
     </w:p>
     <w:p>
-      <w:r>
-        <w:t>Move upward only when you can produce evidence without copying the worked example.</w:t>
+      <w:pPr>
+        <w:spacing w:line="336" w:lineRule="auto" w:after="180"/>
+      </w:pPr>
+      <w:r>
+        <w:rPr>
+          <w:b w:val="0"/>
+        </w:rPr>
+        <w:t xml:space="preserve">Move upward only when you can produce </w:t>
+      </w:r>
+      <w:r>
+        <w:rPr>
+          <w:b/>
+        </w:rPr>
+        <w:t>evidence</w:t>
+      </w:r>
+      <w:r>
+        <w:rPr>
+          <w:b w:val="0"/>
+        </w:rPr>
+        <w:t xml:space="preserve"> without copying the worked example.</w:t>
       </w:r>
     </w:p>
     <w:p>
@@ -2978,33 +4242,93 @@
       </w:r>
     </w:p>
     <w:p>
-      <w:r>
+      <w:pPr>
+        <w:spacing w:line="336" w:lineRule="auto" w:after="180"/>
+      </w:pPr>
+      <w:r>
+        <w:rPr>
+          <w:b w:val="0"/>
+        </w:rPr>
         <w:t>1 • NAME: Define the concept without repeating the textbook.</w:t>
       </w:r>
     </w:p>
     <w:p>
-      <w:r>
-        <w:t>2 • TRACE: Show the information, state, branch, calculation, or evidence path.</w:t>
-      </w:r>
-    </w:p>
-    <w:p>
-      <w:r>
+      <w:pPr>
+        <w:spacing w:line="336" w:lineRule="auto" w:after="180"/>
+      </w:pPr>
+      <w:r>
+        <w:rPr>
+          <w:b w:val="0"/>
+        </w:rPr>
+        <w:t xml:space="preserve">2 • TRACE: Show the information, state, branch, calculation, or </w:t>
+      </w:r>
+      <w:r>
+        <w:rPr>
+          <w:b/>
+        </w:rPr>
+        <w:t>evidence</w:t>
+      </w:r>
+      <w:r>
+        <w:rPr>
+          <w:b w:val="0"/>
+        </w:rPr>
+        <w:t xml:space="preserve"> path.</w:t>
+      </w:r>
+    </w:p>
+    <w:p>
+      <w:pPr>
+        <w:spacing w:line="336" w:lineRule="auto" w:after="180"/>
+      </w:pPr>
+      <w:r>
+        <w:rPr>
+          <w:b w:val="0"/>
+        </w:rPr>
         <w:t>3 • APPLY: Solve a different example independently.</w:t>
       </w:r>
     </w:p>
     <w:p>
-      <w:r>
+      <w:pPr>
+        <w:spacing w:line="336" w:lineRule="auto" w:after="180"/>
+      </w:pPr>
+      <w:r>
+        <w:rPr>
+          <w:b w:val="0"/>
+        </w:rPr>
         <w:t>4 • CHALLENGE: Find a boundary case, counterexample, or unfair outcome.</w:t>
       </w:r>
     </w:p>
     <w:p>
-      <w:r>
+      <w:pPr>
+        <w:spacing w:line="336" w:lineRule="auto" w:after="180"/>
+      </w:pPr>
+      <w:r>
+        <w:rPr>
+          <w:b w:val="0"/>
+        </w:rPr>
         <w:t>5 • EXPLAIN LIMITS: Say when the result should not be trusted or used alone.</w:t>
       </w:r>
     </w:p>
     <w:p>
-      <w:r>
-        <w:t>My strongest evidence of independent understanding:</w:t>
+      <w:pPr>
+        <w:spacing w:line="336" w:lineRule="auto" w:after="180"/>
+      </w:pPr>
+      <w:r>
+        <w:rPr>
+          <w:b w:val="0"/>
+        </w:rPr>
+        <w:t xml:space="preserve">My strongest </w:t>
+      </w:r>
+      <w:r>
+        <w:rPr>
+          <w:b/>
+        </w:rPr>
+        <w:t>evidence</w:t>
+      </w:r>
+      <w:r>
+        <w:rPr>
+          <w:b w:val="0"/>
+        </w:rPr>
+        <w:t xml:space="preserve"> of independent understanding:</w:t>
       </w:r>
     </w:p>
     <w:p>
@@ -3050,16 +4374,45 @@
     </w:p>
     <w:p>
       <w:r>
+        <w:t>Apply this week’s idea to Transparent Book Recommender. Keep an annotated decision and the evidence supporting it.</w:t>
+      </w:r>
+    </w:p>
+    <w:p>
+      <w:pPr>
+        <w:spacing w:line="336" w:lineRule="auto" w:after="180"/>
+      </w:pPr>
+      <w:r>
+        <w:rPr>
+          <w:b/>
+        </w:rPr>
         <w:t>CUMULATIVE PROJECT</w:t>
       </w:r>
     </w:p>
     <w:p>
-      <w:r>
-        <w:t>Transparent Book Recommender</w:t>
-      </w:r>
-    </w:p>
-    <w:p>
-      <w:r>
+      <w:pPr>
+        <w:spacing w:line="336" w:lineRule="auto" w:after="180"/>
+      </w:pPr>
+      <w:r>
+        <w:rPr>
+          <w:b w:val="0"/>
+        </w:rPr>
+        <w:t xml:space="preserve">Transparent Book </w:t>
+      </w:r>
+      <w:r>
+        <w:rPr>
+          <w:b/>
+        </w:rPr>
+        <w:t>Recommender</w:t>
+      </w:r>
+    </w:p>
+    <w:p>
+      <w:pPr>
+        <w:spacing w:line="336" w:lineRule="auto" w:after="180"/>
+      </w:pPr>
+      <w:r>
+        <w:rPr>
+          <w:b w:val="0"/>
+        </w:rPr>
         <w:t>Every week adds one inspectable piece. The system must show how it reached a result.</w:t>
       </w:r>
     </w:p>
@@ -3100,17 +4453,75 @@
       </w:r>
     </w:p>
     <w:p>
-      <w:r>
+      <w:pPr>
+        <w:spacing w:line="336" w:lineRule="auto" w:after="180"/>
+      </w:pPr>
+      <w:r>
+        <w:rPr>
+          <w:b w:val="0"/>
+        </w:rPr>
         <w:t>THIS WEEK’S CHECKPOINT  Reserve some varied suggestions and distinguish ‘not shown’ from ‘not liked.’</w:t>
       </w:r>
     </w:p>
     <w:p>
-      <w:r>
-        <w:t>SYSTEM MAP  Reader need → allowed inputs → transparent rule or score → ranked candidates → explanation → test record → human decision</w:t>
-      </w:r>
-    </w:p>
-    <w:p>
-      <w:r>
+      <w:pPr>
+        <w:pStyle w:val="Heading3"/>
+      </w:pPr>
+      <w:r>
+        <w:t>Trace the system</w:t>
+      </w:r>
+    </w:p>
+    <w:p>
+      <w:pPr>
+        <w:spacing w:line="336" w:lineRule="auto" w:after="180"/>
+        <w:shd w:fill="EDF7F3"/>
+      </w:pPr>
+      <w:r>
+        <w:rPr>
+          <w:b w:val="0"/>
+        </w:rPr>
+        <w:t xml:space="preserve">SYSTEM MAP  Reader need → allowed </w:t>
+      </w:r>
+      <w:r>
+        <w:rPr>
+          <w:b/>
+        </w:rPr>
+        <w:t>input</w:t>
+      </w:r>
+      <w:r>
+        <w:rPr>
+          <w:b w:val="0"/>
+        </w:rPr>
+        <w:t xml:space="preserve">s → transparent rule or score → ranked candidates → </w:t>
+      </w:r>
+      <w:r>
+        <w:rPr>
+          <w:b/>
+        </w:rPr>
+        <w:t>explanation</w:t>
+      </w:r>
+      <w:r>
+        <w:rPr>
+          <w:b w:val="0"/>
+        </w:rPr>
+        <w:t xml:space="preserve"> → test record → </w:t>
+      </w:r>
+      <w:r>
+        <w:rPr>
+          <w:b/>
+        </w:rPr>
+        <w:t>human decision</w:t>
+      </w:r>
+    </w:p>
+    <w:p>
+      <w:pPr>
+        <w:spacing w:line="336" w:lineRule="auto" w:after="180"/>
+        <w:shd w:fill="F5F1FB"/>
+      </w:pPr>
+      <w:r>
+        <w:rPr>
+          <w:b w:val="0"/>
+        </w:rPr>
         <w:t>What will you add, change, or verify in the project this week?</w:t>
       </w:r>
     </w:p>
@@ -3148,8 +4559,27 @@
       </w:r>
     </w:p>
     <w:p>
-      <w:r>
-        <w:t>What should remain under human control?</w:t>
+      <w:pPr>
+        <w:spacing w:line="336" w:lineRule="auto" w:after="180"/>
+        <w:shd w:fill="F5F1FB"/>
+      </w:pPr>
+      <w:r>
+        <w:rPr>
+          <w:b w:val="0"/>
+        </w:rPr>
+        <w:t xml:space="preserve">What should remain under </w:t>
+      </w:r>
+      <w:r>
+        <w:rPr>
+          <w:b/>
+        </w:rPr>
+        <w:t>human control</w:t>
+      </w:r>
+      <w:r>
+        <w:rPr>
+          <w:b w:val="0"/>
+        </w:rPr>
+        <w:t>?</w:t>
       </w:r>
     </w:p>
     <w:p>
@@ -3186,7 +4616,22 @@
       </w:r>
     </w:p>
     <w:p>
-      <w:r>
+      <w:pPr>
+        <w:pStyle w:val="Heading3"/>
+      </w:pPr>
+      <w:r>
+        <w:t>Responsible design</w:t>
+      </w:r>
+    </w:p>
+    <w:p>
+      <w:pPr>
+        <w:spacing w:line="336" w:lineRule="auto" w:after="180"/>
+        <w:shd w:fill="FFF5E6"/>
+      </w:pPr>
+      <w:r>
+        <w:rPr>
+          <w:b w:val="0"/>
+        </w:rPr>
         <w:t>RESPONSIBLE DESIGN  Collect only necessary information. Show uncertainty and limits. Never confuse a ranking with a fact about a person.</w:t>
       </w:r>
     </w:p>
@@ -3199,8 +4644,50 @@
       </w:r>
     </w:p>
     <w:p>
-      <w:r>
-        <w:t>Log recommender exposure, choice and explicit feedback separately; consider whether its own policy narrows future evidence.</w:t>
+      <w:pPr>
+        <w:spacing w:line="336" w:lineRule="auto" w:after="180"/>
+      </w:pPr>
+      <w:r>
+        <w:rPr>
+          <w:b w:val="0"/>
+        </w:rPr>
+        <w:t xml:space="preserve">Log </w:t>
+      </w:r>
+      <w:r>
+        <w:rPr>
+          <w:b/>
+        </w:rPr>
+        <w:t>recommender</w:t>
+      </w:r>
+      <w:r>
+        <w:rPr>
+          <w:b w:val="0"/>
+        </w:rPr>
+        <w:t xml:space="preserve"> </w:t>
+      </w:r>
+      <w:r>
+        <w:rPr>
+          <w:b/>
+        </w:rPr>
+        <w:t>exposure</w:t>
+      </w:r>
+      <w:r>
+        <w:rPr>
+          <w:b w:val="0"/>
+        </w:rPr>
+        <w:t xml:space="preserve">, choice and explicit feedback separately; consider whether its own policy narrows future </w:t>
+      </w:r>
+      <w:r>
+        <w:rPr>
+          <w:b/>
+        </w:rPr>
+        <w:t>evidence</w:t>
+      </w:r>
+      <w:r>
+        <w:rPr>
+          <w:b w:val="0"/>
+        </w:rPr>
+        <w:t>.</w:t>
       </w:r>
     </w:p>
     <w:p>
@@ -3213,16 +4700,48 @@
     </w:p>
     <w:p>
       <w:r>
+        <w:t>Use a genuinely new case for independent evidence. Previously discussed examples remain practice; use the separately named independent case before feedback.</w:t>
+      </w:r>
+    </w:p>
+    <w:p>
+      <w:pPr>
+        <w:pStyle w:val="Heading3"/>
+      </w:pPr>
+      <w:r>
+        <w:t>Independent evidence</w:t>
+      </w:r>
+    </w:p>
+    <w:p>
+      <w:pPr>
+        <w:spacing w:line="336" w:lineRule="auto" w:after="180"/>
+        <w:shd w:fill="FFF5E6"/>
+      </w:pPr>
+      <w:r>
+        <w:rPr>
+          <w:b w:val="0"/>
+        </w:rPr>
         <w:t>INDEPENDENT MASTERY PROOF</w:t>
       </w:r>
     </w:p>
     <w:p>
-      <w:r>
+      <w:pPr>
+        <w:spacing w:line="336" w:lineRule="auto" w:after="180"/>
+      </w:pPr>
+      <w:r>
+        <w:rPr>
+          <w:b w:val="0"/>
+        </w:rPr>
         <w:t>Explain • Transfer • Test • Defend</w:t>
       </w:r>
     </w:p>
     <w:p>
-      <w:r>
+      <w:pPr>
+        <w:spacing w:line="336" w:lineRule="auto" w:after="180"/>
+      </w:pPr>
+      <w:r>
+        <w:rPr>
+          <w:b w:val="0"/>
+        </w:rPr>
         <w:t>Complete this page without copying the worked example. Your reasoning matters more than decoration.</w:t>
       </w:r>
     </w:p>
@@ -3263,12 +4782,34 @@
       </w:r>
     </w:p>
     <w:p>
-      <w:r>
+      <w:pPr>
+        <w:pStyle w:val="Heading3"/>
+      </w:pPr>
+      <w:r>
+        <w:t>Try a more demanding case</w:t>
+      </w:r>
+    </w:p>
+    <w:p>
+      <w:pPr>
+        <w:spacing w:line="336" w:lineRule="auto" w:after="180"/>
+        <w:shd w:fill="F5F1FB"/>
+      </w:pPr>
+      <w:r>
+        <w:rPr>
+          <w:b w:val="0"/>
+        </w:rPr>
         <w:t>CHALLENGE  Map how repeated clicks can narrow future suggestions.</w:t>
       </w:r>
     </w:p>
     <w:p>
-      <w:r>
+      <w:pPr>
+        <w:spacing w:line="336" w:lineRule="auto" w:after="180"/>
+        <w:shd w:fill="F4F9FC"/>
+      </w:pPr>
+      <w:r>
+        <w:rPr>
+          <w:b w:val="0"/>
+        </w:rPr>
         <w:t>1. My fresh example, trace, calculation, or design:</w:t>
       </w:r>
     </w:p>
@@ -3306,8 +4847,27 @@
       </w:r>
     </w:p>
     <w:p>
-      <w:r>
-        <w:t>2. My evidence that it works (include a boundary or missing-data case):</w:t>
+      <w:pPr>
+        <w:spacing w:line="336" w:lineRule="auto" w:after="180"/>
+        <w:shd w:fill="F4F9FC"/>
+      </w:pPr>
+      <w:r>
+        <w:rPr>
+          <w:b w:val="0"/>
+        </w:rPr>
+        <w:t xml:space="preserve">2. My </w:t>
+      </w:r>
+      <w:r>
+        <w:rPr>
+          <w:b/>
+        </w:rPr>
+        <w:t>evidence</w:t>
+      </w:r>
+      <w:r>
+        <w:rPr>
+          <w:b w:val="0"/>
+        </w:rPr>
+        <w:t xml:space="preserve"> that it works (include a boundary or missing-data case):</w:t>
       </w:r>
     </w:p>
     <w:p>
@@ -3344,7 +4904,14 @@
       </w:r>
     </w:p>
     <w:p>
-      <w:r>
+      <w:pPr>
+        <w:spacing w:line="336" w:lineRule="auto" w:after="180"/>
+        <w:shd w:fill="F4F9FC"/>
+      </w:pPr>
+      <w:r>
+        <w:rPr>
+          <w:b w:val="0"/>
+        </w:rPr>
         <w:t>3. One limitation, fairness concern, or situation needing human review:</w:t>
       </w:r>
     </w:p>
@@ -3382,8 +4949,47 @@
       </w:r>
     </w:p>
     <w:p>
-      <w:r>
-        <w:t>SELF-CHECK  □ I explained the mechanism  □ I used evidence  □ I tested a fresh case  □ I named a limitation  □ I can answer ‘why?’</w:t>
+      <w:pPr>
+        <w:pStyle w:val="Heading3"/>
+      </w:pPr>
+      <w:r>
+        <w:t>Check your explanation</w:t>
+      </w:r>
+    </w:p>
+    <w:p>
+      <w:pPr>
+        <w:spacing w:line="336" w:lineRule="auto" w:after="180"/>
+        <w:shd w:fill="F5F1FB"/>
+      </w:pPr>
+      <w:r>
+        <w:rPr>
+          <w:b w:val="0"/>
+        </w:rPr>
+        <w:t xml:space="preserve">SELF-CHECK  □ I explained the </w:t>
+      </w:r>
+      <w:r>
+        <w:rPr>
+          <w:b/>
+        </w:rPr>
+        <w:t>mechanism</w:t>
+      </w:r>
+      <w:r>
+        <w:rPr>
+          <w:b w:val="0"/>
+        </w:rPr>
+        <w:t xml:space="preserve">  □ I used </w:t>
+      </w:r>
+      <w:r>
+        <w:rPr>
+          <w:b/>
+        </w:rPr>
+        <w:t>evidence</w:t>
+      </w:r>
+      <w:r>
+        <w:rPr>
+          <w:b w:val="0"/>
+        </w:rPr>
+        <w:t xml:space="preserve">  □ I tested a fresh case  □ I named a limitation  □ I can answer ‘why?’</w:t>
       </w:r>
     </w:p>
     <w:p>
@@ -3395,6 +5001,11 @@
       </w:r>
     </w:p>
     <w:p>
+      <w:r>
+        <w:t>Revisit the complete Feedback Loops case for supported practice. Repeated examples do not become fresh assessments.</w:t>
+      </w:r>
+    </w:p>
+    <w:p>
       <w:pPr>
         <w:pStyle w:val="Heading3"/>
       </w:pPr>
@@ -3403,7 +5014,13 @@
       </w:r>
     </w:p>
     <w:p>
-      <w:r>
+      <w:pPr>
+        <w:spacing w:line="336" w:lineRule="auto" w:after="180"/>
+      </w:pPr>
+      <w:r>
+        <w:rPr>
+          <w:b w:val="0"/>
+        </w:rPr>
         <w:t>Use the supplied details to practise the weekly concept before attempting the independent question. This case extends the illustrated lesson.</w:t>
       </w:r>
     </w:p>
@@ -3416,8 +5033,26 @@
       </w:r>
     </w:p>
     <w:p>
-      <w:r>
-        <w:t>A recommender shows only adventure books, uses clicks to learn and then shows more adventure.</w:t>
+      <w:pPr>
+        <w:spacing w:line="336" w:lineRule="auto" w:after="180"/>
+      </w:pPr>
+      <w:r>
+        <w:rPr>
+          <w:b w:val="0"/>
+        </w:rPr>
+        <w:t xml:space="preserve">A </w:t>
+      </w:r>
+      <w:r>
+        <w:rPr>
+          <w:b/>
+        </w:rPr>
+        <w:t>recommender</w:t>
+      </w:r>
+      <w:r>
+        <w:rPr>
+          <w:b w:val="0"/>
+        </w:rPr>
+        <w:t xml:space="preserve"> shows only adventure books, uses clicks to learn and then shows more adventure.</w:t>
       </w:r>
     </w:p>
     <w:p>
@@ -3429,8 +5064,26 @@
       </w:r>
     </w:p>
     <w:p>
-      <w:r>
-        <w:t>Explain the feedback loop.</w:t>
+      <w:pPr>
+        <w:spacing w:line="336" w:lineRule="auto" w:after="180"/>
+      </w:pPr>
+      <w:r>
+        <w:rPr>
+          <w:b w:val="0"/>
+        </w:rPr>
+        <w:t xml:space="preserve">Explain the </w:t>
+      </w:r>
+      <w:r>
+        <w:rPr>
+          <w:b/>
+        </w:rPr>
+        <w:t>feedback loop</w:t>
+      </w:r>
+      <w:r>
+        <w:rPr>
+          <w:b w:val="0"/>
+        </w:rPr>
+        <w:t>.</w:t>
       </w:r>
     </w:p>
     <w:p>
@@ -3442,8 +5095,32 @@
       </w:r>
     </w:p>
     <w:p>
-      <w:r>
-        <w:t>Exposure affects clicks; clicks affect future exposure. Record what was shown and offer controlled variety.</w:t>
+      <w:pPr>
+        <w:spacing w:line="336" w:lineRule="auto" w:after="180"/>
+      </w:pPr>
+      <w:r>
+        <w:rPr>
+          <w:b/>
+        </w:rPr>
+        <w:t>Exposure</w:t>
+      </w:r>
+      <w:r>
+        <w:rPr>
+          <w:b w:val="0"/>
+        </w:rPr>
+        <w:t xml:space="preserve"> affects clicks; clicks affect future </w:t>
+      </w:r>
+      <w:r>
+        <w:rPr>
+          <w:b/>
+        </w:rPr>
+        <w:t>exposure</w:t>
+      </w:r>
+      <w:r>
+        <w:rPr>
+          <w:b w:val="0"/>
+        </w:rPr>
+        <w:t>. Record what was shown and offer controlled variety.</w:t>
       </w:r>
     </w:p>
     <w:p>
@@ -3455,7 +5132,14 @@
       </w:r>
     </w:p>
     <w:p>
-      <w:r>
+      <w:pPr>
+        <w:spacing w:line="336" w:lineRule="auto" w:after="180"/>
+        <w:shd w:fill="F5F1FB"/>
+      </w:pPr>
+      <w:r>
+        <w:rPr>
+          <w:b w:val="0"/>
+        </w:rPr>
         <w:t>Which detail supports the answer, and why does it matter?</w:t>
       </w:r>
     </w:p>
@@ -3633,18 +5317,78 @@
       </w:tr>
     </w:tbl>
     <w:p>
-      <w:r>
-        <w:t>A recommender shows only adventure books, uses clicks to learn and then shows more adventure.</w:t>
-      </w:r>
-    </w:p>
-    <w:p>
-      <w:r>
-        <w:t>Explain the feedback loop.</w:t>
-      </w:r>
-    </w:p>
-    <w:p>
-      <w:r>
-        <w:t>Exposure affects clicks; clicks affect future exposure. Record what was shown and offer controlled variety.</w:t>
+      <w:pPr>
+        <w:spacing w:line="336" w:lineRule="auto" w:after="180"/>
+      </w:pPr>
+      <w:r>
+        <w:rPr>
+          <w:b w:val="0"/>
+        </w:rPr>
+        <w:t xml:space="preserve">A </w:t>
+      </w:r>
+      <w:r>
+        <w:rPr>
+          <w:b/>
+        </w:rPr>
+        <w:t>recommender</w:t>
+      </w:r>
+      <w:r>
+        <w:rPr>
+          <w:b w:val="0"/>
+        </w:rPr>
+        <w:t xml:space="preserve"> shows only adventure books, uses clicks to learn and then shows more adventure.</w:t>
+      </w:r>
+    </w:p>
+    <w:p>
+      <w:pPr>
+        <w:spacing w:line="336" w:lineRule="auto" w:after="180"/>
+      </w:pPr>
+      <w:r>
+        <w:rPr>
+          <w:b w:val="0"/>
+        </w:rPr>
+        <w:t xml:space="preserve">Explain the </w:t>
+      </w:r>
+      <w:r>
+        <w:rPr>
+          <w:b/>
+        </w:rPr>
+        <w:t>feedback loop</w:t>
+      </w:r>
+      <w:r>
+        <w:rPr>
+          <w:b w:val="0"/>
+        </w:rPr>
+        <w:t>.</w:t>
+      </w:r>
+    </w:p>
+    <w:p>
+      <w:pPr>
+        <w:spacing w:line="336" w:lineRule="auto" w:after="180"/>
+      </w:pPr>
+      <w:r>
+        <w:rPr>
+          <w:b/>
+        </w:rPr>
+        <w:t>Exposure</w:t>
+      </w:r>
+      <w:r>
+        <w:rPr>
+          <w:b w:val="0"/>
+        </w:rPr>
+        <w:t xml:space="preserve"> affects clicks; clicks affect future </w:t>
+      </w:r>
+      <w:r>
+        <w:rPr>
+          <w:b/>
+        </w:rPr>
+        <w:t>exposure</w:t>
+      </w:r>
+      <w:r>
+        <w:rPr>
+          <w:b w:val="0"/>
+        </w:rPr>
+        <w:t>. Record what was shown and offer controlled variety.</w:t>
       </w:r>
     </w:p>
     <w:p>
@@ -3656,6 +5400,11 @@
       </w:r>
     </w:p>
     <w:p>
+      <w:r>
+        <w:t>Attempt the reserved new case before feedback. Record support; the earlier examples below remain additional practice.</w:t>
+      </w:r>
+    </w:p>
+    <w:p>
       <w:pPr>
         <w:pStyle w:val="Heading3"/>
       </w:pPr>
@@ -3664,7 +5413,13 @@
       </w:r>
     </w:p>
     <w:p>
-      <w:r>
+      <w:pPr>
+        <w:spacing w:line="336" w:lineRule="auto" w:after="180"/>
+      </w:pPr>
+      <w:r>
+        <w:rPr>
+          <w:b w:val="0"/>
+        </w:rPr>
         <w:t>Use the function with X (fun 4, learning 1, minutes 12), Y (3,3,10), Z (5,5,13), limit 12. Predict the winner, reverse the list and retest. Also test limit 9.</w:t>
       </w:r>
     </w:p>
@@ -3712,7 +5467,13 @@
       </w:r>
     </w:p>
     <w:p>
-      <w:r>
+      <w:pPr>
+        <w:spacing w:line="336" w:lineRule="auto" w:after="180"/>
+      </w:pPr>
+      <w:r>
+        <w:rPr>
+          <w:b w:val="0"/>
+        </w:rPr>
         <w:t>Attempt this case before feedback. Record any help. Earlier examples below are further practice; a case already practised with feedback cannot establish fresh transfer.</w:t>
       </w:r>
     </w:p>
@@ -3725,18 +5486,54 @@
       </w:r>
     </w:p>
     <w:p>
-      <w:r>
-        <w:t>Close the worked explanation. Apply the idea to this different question without copying.</w:t>
-      </w:r>
-    </w:p>
-    <w:p>
-      <w:r>
+      <w:pPr>
+        <w:spacing w:line="336" w:lineRule="auto" w:after="180"/>
+      </w:pPr>
+      <w:r>
+        <w:rPr>
+          <w:b w:val="0"/>
+        </w:rPr>
+        <w:t xml:space="preserve">Close the worked </w:t>
+      </w:r>
+      <w:r>
+        <w:rPr>
+          <w:b/>
+        </w:rPr>
+        <w:t>explanation</w:t>
+      </w:r>
+      <w:r>
+        <w:rPr>
+          <w:b w:val="0"/>
+        </w:rPr>
+        <w:t>. Apply the idea to this different question without copying.</w:t>
+      </w:r>
+    </w:p>
+    <w:p>
+      <w:pPr>
+        <w:spacing w:line="336" w:lineRule="auto" w:after="180"/>
+      </w:pPr>
+      <w:r>
+        <w:rPr>
+          <w:b w:val="0"/>
+        </w:rPr>
         <w:t>Only space books are shown, so nearly every click is on space. Can these clicks prove readers dislike other topics? Explain the loop.</w:t>
       </w:r>
     </w:p>
     <w:p>
-      <w:r>
-        <w:t>My answer, with a trace, calculation or supporting evidence</w:t>
+      <w:pPr>
+        <w:spacing w:line="336" w:lineRule="auto" w:after="180"/>
+      </w:pPr>
+      <w:r>
+        <w:rPr>
+          <w:b w:val="0"/>
+        </w:rPr>
+        <w:t xml:space="preserve">My answer, with a trace, calculation or supporting </w:t>
+      </w:r>
+      <w:r>
+        <w:rPr>
+          <w:b/>
+        </w:rPr>
+        <w:t>evidence</w:t>
       </w:r>
     </w:p>
     <w:p>
@@ -3781,13 +5578,37 @@
       </w:r>
     </w:p>
     <w:p>
-      <w:r>
+      <w:pPr>
+        <w:spacing w:line="336" w:lineRule="auto" w:after="180"/>
+      </w:pPr>
+      <w:r>
+        <w:rPr>
+          <w:b w:val="0"/>
+        </w:rPr>
         <w:t>Change one relevant detail. Predict the result before testing. Include a boundary or missing-information case when it helps reveal a limit.</w:t>
       </w:r>
     </w:p>
     <w:p>
-      <w:r>
-        <w:t>My changed input and expected result</w:t>
+      <w:pPr>
+        <w:spacing w:line="336" w:lineRule="auto" w:after="180"/>
+      </w:pPr>
+      <w:r>
+        <w:rPr>
+          <w:b w:val="0"/>
+        </w:rPr>
+        <w:t xml:space="preserve">My changed </w:t>
+      </w:r>
+      <w:r>
+        <w:rPr>
+          <w:b/>
+        </w:rPr>
+        <w:t>input</w:t>
+      </w:r>
+      <w:r>
+        <w:rPr>
+          <w:b w:val="0"/>
+        </w:rPr>
+        <w:t xml:space="preserve"> and expected result</w:t>
       </w:r>
     </w:p>
     <w:p>
@@ -3832,13 +5653,37 @@
       </w:r>
     </w:p>
     <w:p>
-      <w:r>
+      <w:pPr>
+        <w:spacing w:line="336" w:lineRule="auto" w:after="180"/>
+      </w:pPr>
+      <w:r>
+        <w:rPr>
+          <w:b w:val="0"/>
+        </w:rPr>
         <w:t>Reserve some varied suggestions and distinguish ‘not shown’ from ‘not liked.’</w:t>
       </w:r>
     </w:p>
     <w:p>
-      <w:r>
-        <w:t>The evidence I will keep</w:t>
+      <w:pPr>
+        <w:spacing w:line="336" w:lineRule="auto" w:after="180"/>
+      </w:pPr>
+      <w:r>
+        <w:rPr>
+          <w:b w:val="0"/>
+        </w:rPr>
+        <w:t xml:space="preserve">The </w:t>
+      </w:r>
+      <w:r>
+        <w:rPr>
+          <w:b/>
+        </w:rPr>
+        <w:t>evidence</w:t>
+      </w:r>
+      <w:r>
+        <w:rPr>
+          <w:b w:val="0"/>
+        </w:rPr>
+        <w:t xml:space="preserve"> I will keep</w:t>
       </w:r>
     </w:p>
     <w:p>
@@ -3875,8 +5720,26 @@
       </w:r>
     </w:p>
     <w:p>
-      <w:r>
-        <w:t>Your teacher has the independent answer and scoring criteria. Complete the matching workbook week to keep your practice evidence together.</w:t>
+      <w:pPr>
+        <w:spacing w:line="336" w:lineRule="auto" w:after="180"/>
+      </w:pPr>
+      <w:r>
+        <w:rPr>
+          <w:b w:val="0"/>
+        </w:rPr>
+        <w:t xml:space="preserve">Your teacher has the independent answer and scoring criteria. Complete the matching workbook week to keep your practice </w:t>
+      </w:r>
+      <w:r>
+        <w:rPr>
+          <w:b/>
+        </w:rPr>
+        <w:t>evidence</w:t>
+      </w:r>
+      <w:r>
+        <w:rPr>
+          <w:b w:val="0"/>
+        </w:rPr>
+        <w:t xml:space="preserve"> together.</w:t>
       </w:r>
     </w:p>
     <w:p>
@@ -3888,8 +5751,26 @@
       </w:r>
     </w:p>
     <w:p>
-      <w:r>
-        <w:t>A recommender shows poetry in 2 slots and adventure in 20. Poetry gets 1 click; adventure gets 6. Compute clicks per shown slot and explain why neither rate alone proves preference.</w:t>
+      <w:pPr>
+        <w:spacing w:line="336" w:lineRule="auto" w:after="180"/>
+      </w:pPr>
+      <w:r>
+        <w:rPr>
+          <w:b w:val="0"/>
+        </w:rPr>
+        <w:t xml:space="preserve">A </w:t>
+      </w:r>
+      <w:r>
+        <w:rPr>
+          <w:b/>
+        </w:rPr>
+        <w:t>recommender</w:t>
+      </w:r>
+      <w:r>
+        <w:rPr>
+          <w:b w:val="0"/>
+        </w:rPr>
+        <w:t xml:space="preserve"> shows poetry in 2 slots and adventure in 20. Poetry gets 1 click; adventure gets 6. Compute clicks per shown slot and explain why neither rate alone proves preference.</w:t>
       </w:r>
     </w:p>
     <w:p>
@@ -3944,8 +5825,25 @@
       </w:r>
     </w:p>
     <w:p>
-      <w:r>
-        <w:t>Attempt the independent case before hints. Record whether you worked alone, used a hint or followed a model. After feedback, fix the first unsupported step and explain why it changed. A later check uses a changed case, not a copied answer.</w:t>
+      <w:pPr>
+        <w:spacing w:line="336" w:lineRule="auto" w:after="180"/>
+      </w:pPr>
+      <w:r>
+        <w:rPr>
+          <w:b w:val="0"/>
+        </w:rPr>
+        <w:t>Attempt the independent case before hints. Record whether you worked alone, used a hint or followed a model. After feedback, fix the first unsupported step and explain why it changed.</w:t>
+      </w:r>
+    </w:p>
+    <w:p>
+      <w:pPr>
+        <w:spacing w:line="336" w:lineRule="auto" w:after="180"/>
+      </w:pPr>
+      <w:r>
+        <w:rPr>
+          <w:b w:val="0"/>
+        </w:rPr>
+        <w:t>A later check uses a changed case, not a copied answer.</w:t>
       </w:r>
     </w:p>
     <w:p>
@@ -3958,6 +5856,17 @@
     </w:p>
     <w:p>
       <w:r>
+        <w:t>Use this map to navigate Feedback Loops, connect the goals to tasks and keep one evidence record for each attempt.</w:t>
+      </w:r>
+    </w:p>
+    <w:p>
+      <w:pPr>
+        <w:spacing w:line="336" w:lineRule="auto" w:after="180"/>
+      </w:pPr>
+      <w:r>
+        <w:rPr>
+          <w:b w:val="0"/>
+        </w:rPr>
         <w:t>Start with this question: A fictional catalogue repeatedly recommends two books using observed clicks.</w:t>
       </w:r>
     </w:p>
@@ -4064,13 +5973,61 @@
       </w:tr>
     </w:tbl>
     <w:p>
-      <w:r>
-        <w:t>Remember → watch and explain → try with help → investigate → try independently → keep project evidence. Your teacher may spread this lesson across several classes.</w:t>
-      </w:r>
-    </w:p>
-    <w:p>
-      <w:r>
-        <w:t>Keep your first prediction. Compare it with what the evidence shows and explain any change.</w:t>
+      <w:pPr>
+        <w:spacing w:line="336" w:lineRule="auto" w:after="180"/>
+      </w:pPr>
+      <w:r>
+        <w:rPr>
+          <w:b w:val="0"/>
+        </w:rPr>
+        <w:t xml:space="preserve">Remember → watch and explain → try with help → investigate → try independently → keep project </w:t>
+      </w:r>
+      <w:r>
+        <w:rPr>
+          <w:b/>
+        </w:rPr>
+        <w:t>evidence</w:t>
+      </w:r>
+      <w:r>
+        <w:rPr>
+          <w:b w:val="0"/>
+        </w:rPr>
+        <w:t>. Your teacher may spread this lesson across several classes.</w:t>
+      </w:r>
+    </w:p>
+    <w:p>
+      <w:pPr>
+        <w:spacing w:line="336" w:lineRule="auto" w:after="180"/>
+      </w:pPr>
+      <w:r>
+        <w:rPr>
+          <w:b w:val="0"/>
+        </w:rPr>
+        <w:t xml:space="preserve">Keep your first </w:t>
+      </w:r>
+      <w:r>
+        <w:rPr>
+          <w:b/>
+        </w:rPr>
+        <w:t>prediction</w:t>
+      </w:r>
+      <w:r>
+        <w:rPr>
+          <w:b w:val="0"/>
+        </w:rPr>
+        <w:t xml:space="preserve">. Compare it with what the </w:t>
+      </w:r>
+      <w:r>
+        <w:rPr>
+          <w:b/>
+        </w:rPr>
+        <w:t>evidence</w:t>
+      </w:r>
+      <w:r>
+        <w:rPr>
+          <w:b w:val="0"/>
+        </w:rPr>
+        <w:t xml:space="preserve"> shows and explain any change.</w:t>
       </w:r>
     </w:p>
     <w:p>
@@ -4083,7 +6040,36 @@
     </w:p>
     <w:p>
       <w:r>
-        <w:t>Close your notes. Explain this goal in your own words: Implement a deterministic recommender</w:t>
+        <w:t>Explain Feedback Loops without notes, identify a remaining question and plan a later check with a changed case.</w:t>
+      </w:r>
+    </w:p>
+    <w:p>
+      <w:pPr>
+        <w:spacing w:line="336" w:lineRule="auto" w:after="180"/>
+      </w:pPr>
+      <w:r>
+        <w:rPr>
+          <w:b w:val="0"/>
+        </w:rPr>
+        <w:t xml:space="preserve">Close your notes. Explain this goal in your own words: Implement a </w:t>
+      </w:r>
+      <w:r>
+        <w:rPr>
+          <w:b/>
+        </w:rPr>
+        <w:t>deterministic</w:t>
+      </w:r>
+      <w:r>
+        <w:rPr>
+          <w:b w:val="0"/>
+        </w:rPr>
+        <w:t xml:space="preserve"> </w:t>
+      </w:r>
+      <w:r>
+        <w:rPr>
+          <w:b/>
+        </w:rPr>
+        <w:t>recommender</w:t>
       </w:r>
     </w:p>
     <w:p>
@@ -4120,13 +6106,61 @@
       </w:r>
     </w:p>
     <w:p>
-      <w:r>
-        <w:t>If you are unsure, return to the worked picture and explain one arrow. If you are ready, change an input or assumption and justify your prediction.</w:t>
-      </w:r>
-    </w:p>
-    <w:p>
-      <w:r>
-        <w:t>Save your workbook evidence. At the next review, try a different case before opening your old answer.</w:t>
+      <w:pPr>
+        <w:spacing w:line="336" w:lineRule="auto" w:after="180"/>
+      </w:pPr>
+      <w:r>
+        <w:rPr>
+          <w:b w:val="0"/>
+        </w:rPr>
+        <w:t xml:space="preserve">If you are unsure, return to the worked picture and explain one arrow. If you are ready, change an </w:t>
+      </w:r>
+      <w:r>
+        <w:rPr>
+          <w:b/>
+        </w:rPr>
+        <w:t>input</w:t>
+      </w:r>
+      <w:r>
+        <w:rPr>
+          <w:b w:val="0"/>
+        </w:rPr>
+        <w:t xml:space="preserve"> or assumption and justify your </w:t>
+      </w:r>
+      <w:r>
+        <w:rPr>
+          <w:b/>
+        </w:rPr>
+        <w:t>prediction</w:t>
+      </w:r>
+      <w:r>
+        <w:rPr>
+          <w:b w:val="0"/>
+        </w:rPr>
+        <w:t>.</w:t>
+      </w:r>
+    </w:p>
+    <w:p>
+      <w:pPr>
+        <w:spacing w:line="336" w:lineRule="auto" w:after="180"/>
+      </w:pPr>
+      <w:r>
+        <w:rPr>
+          <w:b w:val="0"/>
+        </w:rPr>
+        <w:t xml:space="preserve">Save your workbook </w:t>
+      </w:r>
+      <w:r>
+        <w:rPr>
+          <w:b/>
+        </w:rPr>
+        <w:t>evidence</w:t>
+      </w:r>
+      <w:r>
+        <w:rPr>
+          <w:b w:val="0"/>
+        </w:rPr>
+        <w:t>. At the next review, try a different case before opening your old answer.</w:t>
       </w:r>
     </w:p>
     <w:p>
@@ -4139,11 +6173,28 @@
     </w:p>
     <w:p>
       <w:r>
+        <w:t>Attempt supported questions before using hints or feedback. Review a missing building block, then keep the completed work.</w:t>
+      </w:r>
+    </w:p>
+    <w:p>
+      <w:pPr>
+        <w:spacing w:line="336" w:lineRule="auto" w:after="180"/>
+      </w:pPr>
+      <w:r>
+        <w:rPr>
+          <w:b w:val="0"/>
+        </w:rPr>
         <w:t>Use this supported practice once, in the browser or on paper. Keep the reserved independent assessment for a separate first attempt before teacher feedback.</w:t>
       </w:r>
     </w:p>
     <w:p>
-      <w:r>
+      <w:pPr>
+        <w:spacing w:line="336" w:lineRule="auto" w:after="180"/>
+      </w:pPr>
+      <w:r>
+        <w:rPr>
+          <w:b w:val="0"/>
+        </w:rPr>
         <w:t>A fictional catalogue repeatedly recommends two books using observed clicks.</w:t>
       </w:r>
     </w:p>
@@ -4156,27 +6207,73 @@
       </w:r>
     </w:p>
     <w:p>
-      <w:r>
-        <w:t>Which labelled step matches this detail? B’s zero may mean no exposure, not dislike.</w:t>
-      </w:r>
-    </w:p>
-    <w:p>
-      <w:r>
+      <w:pPr>
+        <w:spacing w:line="336" w:lineRule="auto" w:after="180"/>
+      </w:pPr>
+      <w:r>
+        <w:rPr>
+          <w:b w:val="0"/>
+        </w:rPr>
+        <w:t xml:space="preserve">Which labelled step matches this detail? B’s zero may mean no </w:t>
+      </w:r>
+      <w:r>
+        <w:rPr>
+          <w:b/>
+        </w:rPr>
+        <w:t>exposure</w:t>
+      </w:r>
+      <w:r>
+        <w:rPr>
+          <w:b w:val="0"/>
+        </w:rPr>
+        <w:t>, not dislike.</w:t>
+      </w:r>
+    </w:p>
+    <w:p>
+      <w:pPr>
+        <w:spacing w:line="336" w:lineRule="auto" w:after="180"/>
+        <w:shd w:fill="F4F9FC"/>
+      </w:pPr>
+      <w:r>
+        <w:rPr>
+          <w:b w:val="0"/>
+        </w:rPr>
         <w:t>1. Record event</w:t>
       </w:r>
     </w:p>
     <w:p>
-      <w:r>
+      <w:pPr>
+        <w:spacing w:line="336" w:lineRule="auto" w:after="180"/>
+        <w:shd w:fill="F4F9FC"/>
+      </w:pPr>
+      <w:r>
+        <w:rPr>
+          <w:b w:val="0"/>
+        </w:rPr>
         <w:t>2. Repeat selection</w:t>
       </w:r>
     </w:p>
     <w:p>
-      <w:r>
+      <w:pPr>
+        <w:spacing w:line="336" w:lineRule="auto" w:after="180"/>
+        <w:shd w:fill="F4F9FC"/>
+      </w:pPr>
+      <w:r>
+        <w:rPr>
+          <w:b w:val="0"/>
+        </w:rPr>
         <w:t>3. Initial tie</w:t>
       </w:r>
     </w:p>
     <w:p>
-      <w:r>
+      <w:pPr>
+        <w:spacing w:line="336" w:lineRule="auto" w:after="180"/>
+        <w:shd w:fill="F4F9FC"/>
+      </w:pPr>
+      <w:r>
+        <w:rPr>
+          <w:b w:val="0"/>
+        </w:rPr>
         <w:t>4. Interpret carefully</w:t>
       </w:r>
     </w:p>
@@ -4214,41 +6311,215 @@
       </w:r>
     </w:p>
     <w:p>
-      <w:r>
+      <w:pPr>
+        <w:pStyle w:val="Heading3"/>
+      </w:pPr>
+      <w:r>
+        <w:t>Hint · try first</w:t>
+      </w:r>
+    </w:p>
+    <w:p>
+      <w:pPr>
+        <w:spacing w:line="336" w:lineRule="auto" w:after="180"/>
+        <w:shd w:fill="F1F6F8"/>
+      </w:pPr>
+      <w:r>
+        <w:rPr>
+          <w:b w:val="0"/>
+        </w:rPr>
         <w:t>Hint if needed: Read the steps in the pictorial case. Match the supplied detail to the stage that performs or records it.</w:t>
       </w:r>
     </w:p>
     <w:p>
-      <w:r>
-        <w:t>After your attempt, compare with the supported explanation: Interpret carefully B’s zero may mean no exposure, not dislike. The selection policy changes which evidence is available. A accumulates clicks partly because the system gives it every opportunity, while B has none. These records cannot compare enjoyment of two equally exposed books. Keep display counts separate from click counts; investigate alternatives with a teacher-approved exposure plan rather than treating zero as negative feedback.</w:t>
-      </w:r>
-    </w:p>
-    <w:p>
       <w:pPr>
         <w:pStyle w:val="Heading3"/>
       </w:pPr>
       <w:r>
+        <w:t>Feedback · compare after trying</w:t>
+      </w:r>
+    </w:p>
+    <w:p>
+      <w:pPr>
+        <w:spacing w:line="336" w:lineRule="auto" w:after="180"/>
+        <w:shd w:fill="F1F6FC"/>
+      </w:pPr>
+      <w:r>
+        <w:rPr>
+          <w:b w:val="0"/>
+        </w:rPr>
+        <w:t xml:space="preserve">After your attempt, compare with the supported </w:t>
+      </w:r>
+      <w:r>
+        <w:rPr>
+          <w:b/>
+        </w:rPr>
+        <w:t>explanation</w:t>
+      </w:r>
+      <w:r>
+        <w:rPr>
+          <w:b w:val="0"/>
+        </w:rPr>
+        <w:t xml:space="preserve">: Interpret carefully B’s zero may mean no </w:t>
+      </w:r>
+      <w:r>
+        <w:rPr>
+          <w:b/>
+        </w:rPr>
+        <w:t>exposure</w:t>
+      </w:r>
+      <w:r>
+        <w:rPr>
+          <w:b w:val="0"/>
+        </w:rPr>
+        <w:t xml:space="preserve">, not dislike. The selection policy changes which </w:t>
+      </w:r>
+      <w:r>
+        <w:rPr>
+          <w:b/>
+        </w:rPr>
+        <w:t>evidence</w:t>
+      </w:r>
+      <w:r>
+        <w:rPr>
+          <w:b w:val="0"/>
+        </w:rPr>
+        <w:t xml:space="preserve"> is available.</w:t>
+      </w:r>
+    </w:p>
+    <w:p>
+      <w:pPr>
+        <w:spacing w:line="336" w:lineRule="auto" w:after="180"/>
+        <w:shd w:fill="F1F6FC"/>
+      </w:pPr>
+      <w:r>
+        <w:rPr>
+          <w:b w:val="0"/>
+        </w:rPr>
+        <w:t>A accumulates clicks partly because the system gives it every opportunity, while B has none. These records cannot compare enjoyment of two equally exposed books.</w:t>
+      </w:r>
+    </w:p>
+    <w:p>
+      <w:pPr>
+        <w:spacing w:line="336" w:lineRule="auto" w:after="180"/>
+        <w:shd w:fill="F1F6FC"/>
+      </w:pPr>
+      <w:r>
+        <w:rPr>
+          <w:b w:val="0"/>
+        </w:rPr>
+        <w:t xml:space="preserve">Keep display counts separate from click counts; investigate alternatives with a teacher-approved </w:t>
+      </w:r>
+      <w:r>
+        <w:rPr>
+          <w:b/>
+        </w:rPr>
+        <w:t>exposure</w:t>
+      </w:r>
+      <w:r>
+        <w:rPr>
+          <w:b w:val="0"/>
+        </w:rPr>
+        <w:t xml:space="preserve"> plan rather than treating zero as negative feedback.</w:t>
+      </w:r>
+    </w:p>
+    <w:p>
+      <w:pPr>
+        <w:pStyle w:val="Heading3"/>
+      </w:pPr>
+      <w:r>
         <w:t>Practice 2: explain the deciding evidence</w:t>
       </w:r>
     </w:p>
     <w:p>
-      <w:r>
+      <w:pPr>
+        <w:pStyle w:val="Heading3"/>
+      </w:pPr>
+      <w:r>
+        <w:t>Changed case · predict first</w:t>
+      </w:r>
+    </w:p>
+    <w:p>
+      <w:pPr>
+        <w:spacing w:line="336" w:lineRule="auto" w:after="180"/>
+        <w:shd w:fill="F5F1FB"/>
+      </w:pPr>
+      <w:r>
+        <w:rPr>
+          <w:b w:val="0"/>
+        </w:rPr>
         <w:t>Changed-case practice: On a planned trial, show B once and record no click. Which conclusion is supported by the supplied facts?</w:t>
       </w:r>
     </w:p>
     <w:p>
-      <w:r>
-        <w:t>1. B gains one exposure but still zero clicks.</w:t>
-      </w:r>
-    </w:p>
-    <w:p>
-      <w:r>
-        <w:t>2. This one example guarantees correct results for every future input.</w:t>
-      </w:r>
-    </w:p>
-    <w:p>
-      <w:r>
-        <w:t>3. We can decide the result without examining the changed input or the procedure.</w:t>
+      <w:pPr>
+        <w:spacing w:line="336" w:lineRule="auto" w:after="180"/>
+        <w:shd w:fill="F4F9FC"/>
+      </w:pPr>
+      <w:r>
+        <w:rPr>
+          <w:b w:val="0"/>
+        </w:rPr>
+        <w:t xml:space="preserve">1. B gains one </w:t>
+      </w:r>
+      <w:r>
+        <w:rPr>
+          <w:b/>
+        </w:rPr>
+        <w:t>exposure</w:t>
+      </w:r>
+      <w:r>
+        <w:rPr>
+          <w:b w:val="0"/>
+        </w:rPr>
+        <w:t xml:space="preserve"> but still zero clicks.</w:t>
+      </w:r>
+    </w:p>
+    <w:p>
+      <w:pPr>
+        <w:spacing w:line="336" w:lineRule="auto" w:after="180"/>
+        <w:shd w:fill="F4F9FC"/>
+      </w:pPr>
+      <w:r>
+        <w:rPr>
+          <w:b w:val="0"/>
+        </w:rPr>
+        <w:t xml:space="preserve">2. This one example guarantees correct results for every future </w:t>
+      </w:r>
+      <w:r>
+        <w:rPr>
+          <w:b/>
+        </w:rPr>
+        <w:t>input</w:t>
+      </w:r>
+      <w:r>
+        <w:rPr>
+          <w:b w:val="0"/>
+        </w:rPr>
+        <w:t>.</w:t>
+      </w:r>
+    </w:p>
+    <w:p>
+      <w:pPr>
+        <w:spacing w:line="336" w:lineRule="auto" w:after="180"/>
+        <w:shd w:fill="F4F9FC"/>
+      </w:pPr>
+      <w:r>
+        <w:rPr>
+          <w:b w:val="0"/>
+        </w:rPr>
+        <w:t xml:space="preserve">3. We can decide the result without examining the changed </w:t>
+      </w:r>
+      <w:r>
+        <w:rPr>
+          <w:b/>
+        </w:rPr>
+        <w:t>input</w:t>
+      </w:r>
+      <w:r>
+        <w:rPr>
+          <w:b w:val="0"/>
+        </w:rPr>
+        <w:t xml:space="preserve"> or the procedure.</w:t>
       </w:r>
     </w:p>
     <w:p>
@@ -4285,35 +6556,130 @@
       </w:r>
     </w:p>
     <w:p>
-      <w:r>
+      <w:pPr>
+        <w:pStyle w:val="Heading3"/>
+      </w:pPr>
+      <w:r>
+        <w:t>Hint · try first</w:t>
+      </w:r>
+    </w:p>
+    <w:p>
+      <w:pPr>
+        <w:spacing w:line="336" w:lineRule="auto" w:after="180"/>
+        <w:shd w:fill="F1F6F8"/>
+      </w:pPr>
+      <w:r>
+        <w:rPr>
+          <w:b w:val="0"/>
+        </w:rPr>
         <w:t>Hint if needed: Use the changed condition and the deciding step in the pictorial trace. The answer must say what follows from those facts.</w:t>
       </w:r>
     </w:p>
     <w:p>
-      <w:r>
-        <w:t>After your attempt, compare with the supported explanation: B gains one exposure but still zero clicks. The observation now supports a nonclick on that display, not a permanent dislike.</w:t>
-      </w:r>
-    </w:p>
-    <w:p>
       <w:pPr>
         <w:pStyle w:val="Heading3"/>
       </w:pPr>
       <w:r>
+        <w:t>Feedback · compare after trying</w:t>
+      </w:r>
+    </w:p>
+    <w:p>
+      <w:pPr>
+        <w:spacing w:line="336" w:lineRule="auto" w:after="180"/>
+        <w:shd w:fill="F1F6FC"/>
+      </w:pPr>
+      <w:r>
+        <w:rPr>
+          <w:b w:val="0"/>
+        </w:rPr>
+        <w:t xml:space="preserve">After your attempt, compare with the supported </w:t>
+      </w:r>
+      <w:r>
+        <w:rPr>
+          <w:b/>
+        </w:rPr>
+        <w:t>explanation</w:t>
+      </w:r>
+      <w:r>
+        <w:rPr>
+          <w:b w:val="0"/>
+        </w:rPr>
+        <w:t xml:space="preserve">: B gains one </w:t>
+      </w:r>
+      <w:r>
+        <w:rPr>
+          <w:b/>
+        </w:rPr>
+        <w:t>exposure</w:t>
+      </w:r>
+      <w:r>
+        <w:rPr>
+          <w:b w:val="0"/>
+        </w:rPr>
+        <w:t xml:space="preserve"> but still zero clicks. The </w:t>
+      </w:r>
+      <w:r>
+        <w:rPr>
+          <w:b/>
+        </w:rPr>
+        <w:t>observation</w:t>
+      </w:r>
+      <w:r>
+        <w:rPr>
+          <w:b w:val="0"/>
+        </w:rPr>
+        <w:t xml:space="preserve"> now supports a nonclick on that display, not a permanent dislike.</w:t>
+      </w:r>
+    </w:p>
+    <w:p>
+      <w:pPr>
+        <w:pStyle w:val="Heading3"/>
+      </w:pPr>
+      <w:r>
         <w:t>Repair a missing building block</w:t>
       </w:r>
     </w:p>
     <w:p>
-      <w:r>
+      <w:pPr>
+        <w:spacing w:line="336" w:lineRule="auto" w:after="180"/>
+      </w:pPr>
+      <w:r>
+        <w:rPr>
+          <w:b w:val="0"/>
+        </w:rPr>
         <w:t>Review Recommendation Scores (ai-2/23). Goal: Compute a weighted score. Short practice: Why does B not become the winner when its score is largest?. Return to this week and explain what you changed.</w:t>
       </w:r>
     </w:p>
     <w:p>
-      <w:r>
-        <w:t>Review Similarity by Selected Traits (ai-2/21). Goal: Represent items with numeric features. Short practice: Explain why B ceases to be a closest option without any candidate data changing.. Return to this week and explain what you changed.</w:t>
-      </w:r>
-    </w:p>
-    <w:p>
-      <w:r>
+      <w:pPr>
+        <w:spacing w:line="336" w:lineRule="auto" w:after="180"/>
+      </w:pPr>
+      <w:r>
+        <w:rPr>
+          <w:b w:val="0"/>
+        </w:rPr>
+        <w:t>Review Similarity by Selected Traits (ai-2/21). Goal: Represent items with numeric features. Short practice: Explain why B ceases to be a closest option without any candidate data changing..</w:t>
+      </w:r>
+    </w:p>
+    <w:p>
+      <w:pPr>
+        <w:spacing w:line="336" w:lineRule="auto" w:after="180"/>
+      </w:pPr>
+      <w:r>
+        <w:rPr>
+          <w:b w:val="0"/>
+        </w:rPr>
+        <w:t>Return to this week and explain what you changed.</w:t>
+      </w:r>
+    </w:p>
+    <w:p>
+      <w:pPr>
+        <w:spacing w:line="336" w:lineRule="auto" w:after="180"/>
+      </w:pPr>
+      <w:r>
+        <w:rPr>
+          <w:b w:val="0"/>
+        </w:rPr>
         <w:t>Review Missing Data (ai-2/18). Goal: Detect absent and unusable values. Short practice: Why is the Boolean True rejected even though arithmetic can treat it like 1 in Python?. Return to this week and explain what you changed.</w:t>
       </w:r>
     </w:p>
@@ -4326,8 +6692,61 @@
       </w:r>
     </w:p>
     <w:p>
-      <w:r>
-        <w:t>The browser lab lets you edit the supported Python examples already included in this lesson. Predict first, run, inspect the actual output or error, change one input, then run again. Keep code, predictions, actual results and a reasoned revision together. On paper, label your result as a trace rather than an execution.</w:t>
+      <w:pPr>
+        <w:spacing w:line="336" w:lineRule="auto" w:after="180"/>
+      </w:pPr>
+      <w:r>
+        <w:rPr>
+          <w:b w:val="0"/>
+        </w:rPr>
+        <w:t xml:space="preserve">The browser lab lets you edit the supported Python examples already included in this lesson. Predict first, run, inspect the actual </w:t>
+      </w:r>
+      <w:r>
+        <w:rPr>
+          <w:b/>
+        </w:rPr>
+        <w:t>output</w:t>
+      </w:r>
+      <w:r>
+        <w:rPr>
+          <w:b w:val="0"/>
+        </w:rPr>
+        <w:t xml:space="preserve"> or error, change one </w:t>
+      </w:r>
+      <w:r>
+        <w:rPr>
+          <w:b/>
+        </w:rPr>
+        <w:t>input</w:t>
+      </w:r>
+      <w:r>
+        <w:rPr>
+          <w:b w:val="0"/>
+        </w:rPr>
+        <w:t>, then run again.</w:t>
+      </w:r>
+    </w:p>
+    <w:p>
+      <w:pPr>
+        <w:spacing w:line="336" w:lineRule="auto" w:after="180"/>
+      </w:pPr>
+      <w:r>
+        <w:rPr>
+          <w:b w:val="0"/>
+        </w:rPr>
+        <w:t xml:space="preserve">Keep code, </w:t>
+      </w:r>
+      <w:r>
+        <w:rPr>
+          <w:b/>
+        </w:rPr>
+        <w:t>prediction</w:t>
+      </w:r>
+      <w:r>
+        <w:rPr>
+          <w:b w:val="0"/>
+        </w:rPr>
+        <w:t>s, actual results and a reasoned revision together. On paper, label your result as a trace rather than an execution.</w:t>
       </w:r>
     </w:p>
     <w:p>
@@ -4339,8 +6758,669 @@
       </w:r>
     </w:p>
     <w:p>
-      <w:r>
-        <w:t>Use Download completed work in the hosted lesson to export your answers, reflections, practice feedback and code-run evidence. Open the HTML copy to read or print it. Drafts stay in this browser when storage is available; clear drafts on a shared device.</w:t>
+      <w:pPr>
+        <w:spacing w:line="336" w:lineRule="auto" w:after="180"/>
+      </w:pPr>
+      <w:r>
+        <w:rPr>
+          <w:b w:val="0"/>
+        </w:rPr>
+        <w:t xml:space="preserve">Use Download completed work in the hosted lesson to export your answers, reflections, practice feedback and code-run </w:t>
+      </w:r>
+      <w:r>
+        <w:rPr>
+          <w:b/>
+        </w:rPr>
+        <w:t>evidence</w:t>
+      </w:r>
+      <w:r>
+        <w:rPr>
+          <w:b w:val="0"/>
+        </w:rPr>
+        <w:t>. Open the HTML copy to read or print it.</w:t>
+      </w:r>
+    </w:p>
+    <w:p>
+      <w:pPr>
+        <w:spacing w:line="336" w:lineRule="auto" w:after="180"/>
+      </w:pPr>
+      <w:r>
+        <w:rPr>
+          <w:b w:val="0"/>
+        </w:rPr>
+        <w:t>Drafts stay in this browser when storage is available; clear drafts on a shared device.</w:t>
+      </w:r>
+    </w:p>
+    <w:p>
+      <w:pPr>
+        <w:pStyle w:val="Heading1"/>
+      </w:pPr>
+      <w:r>
+        <w:t>18. Visual concept journey</w:t>
+      </w:r>
+    </w:p>
+    <w:p>
+      <w:r>
+        <w:t>Explain each Feedback Loops graphic using its labels, deciding evidence and relevant limitation.</w:t>
+      </w:r>
+    </w:p>
+    <w:p>
+      <w:pPr>
+        <w:pStyle w:val="Heading3"/>
+      </w:pPr>
+      <w:r>
+        <w:t>01. Feedback Loops: the case</w:t>
+      </w:r>
+    </w:p>
+    <w:p>
+      <w:r>
+        <w:drawing>
+          <wp:inline xmlns:a="http://schemas.openxmlformats.org/drawingml/2006/main" xmlns:pic="http://schemas.openxmlformats.org/drawingml/2006/picture">
+            <wp:extent cx="5486400" cy="2840736"/>
+            <wp:docPr id="23" name="Picture 23" descr="A fictional catalogue repeatedly recommends two books using observed clicks. Supplied facts: Initially each click count is 0. Equal counts choose earlier ID A over B. Only the recommended book is shown. In an invented three-round record, A is shown and clicked each round; B is never shown."/>
+            <wp:cNvGraphicFramePr>
+              <a:graphicFrameLocks noChangeAspect="1"/>
+            </wp:cNvGraphicFramePr>
+            <a:graphic>
+              <a:graphicData uri="http://schemas.openxmlformats.org/drawingml/2006/picture">
+                <pic:pic>
+                  <pic:nvPicPr>
+                    <pic:cNvPr id="0" name="academy-story-ai-2-24-01.png"/>
+                    <pic:cNvPicPr/>
+                  </pic:nvPicPr>
+                  <pic:blipFill>
+                    <a:blip r:embed="rId30"/>
+                    <a:stretch>
+                      <a:fillRect/>
+                    </a:stretch>
+                  </pic:blipFill>
+                  <pic:spPr>
+                    <a:xfrm>
+                      <a:off x="0" y="0"/>
+                      <a:ext cx="5486400" cy="2840736"/>
+                    </a:xfrm>
+                    <a:prstGeom prst="rect"/>
+                  </pic:spPr>
+                </pic:pic>
+              </a:graphicData>
+            </a:graphic>
+          </wp:inline>
+        </w:drawing>
+      </w:r>
+    </w:p>
+    <w:p>
+      <w:pPr>
+        <w:spacing w:line="336" w:lineRule="auto" w:after="180"/>
+      </w:pPr>
+      <w:r>
+        <w:rPr>
+          <w:b w:val="0"/>
+        </w:rPr>
+        <w:t>A fictional catalogue repeatedly recommends two books using observed clicks. Supplied facts: Initially each click count is 0. Equal counts choose earlier ID A over B. Only the recommended book is shown.</w:t>
+      </w:r>
+    </w:p>
+    <w:p>
+      <w:pPr>
+        <w:spacing w:line="336" w:lineRule="auto" w:after="180"/>
+      </w:pPr>
+      <w:r>
+        <w:rPr>
+          <w:b w:val="0"/>
+        </w:rPr>
+        <w:t>In an invented three-round record, A is shown and clicked each round; B is never shown.</w:t>
+      </w:r>
+    </w:p>
+    <w:p>
+      <w:pPr>
+        <w:spacing w:line="336" w:lineRule="auto" w:after="180"/>
+        <w:shd w:fill="F5F1FB"/>
+      </w:pPr>
+      <w:r>
+        <w:rPr>
+          <w:b w:val="0"/>
+        </w:rPr>
+        <w:t>Point to the given fact that matters most. Explain why it matters.</w:t>
+      </w:r>
+    </w:p>
+    <w:p>
+      <w:pPr>
+        <w:pStyle w:val="Heading3"/>
+      </w:pPr>
+      <w:r>
+        <w:t>02. Follow the deciding steps</w:t>
+      </w:r>
+    </w:p>
+    <w:p>
+      <w:r>
+        <w:drawing>
+          <wp:inline xmlns:a="http://schemas.openxmlformats.org/drawingml/2006/main" xmlns:pic="http://schemas.openxmlformats.org/drawingml/2006/picture">
+            <wp:extent cx="5486400" cy="4005072"/>
+            <wp:docPr id="24" name="Picture 24" descr="Initial tie: Counts A=0,B=0; ID rule shows A. → Record event: A receives a click, so its count becomes 1; B stays 0. → Repeat selection: Higher A count causes A to be shown again; after three clicks A=3,B=0. → Interpret carefully: B’s zero may mean no exposure, not dislike."/>
+            <wp:cNvGraphicFramePr>
+              <a:graphicFrameLocks noChangeAspect="1"/>
+            </wp:cNvGraphicFramePr>
+            <a:graphic>
+              <a:graphicData uri="http://schemas.openxmlformats.org/drawingml/2006/picture">
+                <pic:pic>
+                  <pic:nvPicPr>
+                    <pic:cNvPr id="0" name="academy-story-ai-2-24-02.png"/>
+                    <pic:cNvPicPr/>
+                  </pic:nvPicPr>
+                  <pic:blipFill>
+                    <a:blip r:embed="rId31"/>
+                    <a:stretch>
+                      <a:fillRect/>
+                    </a:stretch>
+                  </pic:blipFill>
+                  <pic:spPr>
+                    <a:xfrm>
+                      <a:off x="0" y="0"/>
+                      <a:ext cx="5486400" cy="4005072"/>
+                    </a:xfrm>
+                    <a:prstGeom prst="rect"/>
+                  </pic:spPr>
+                </pic:pic>
+              </a:graphicData>
+            </a:graphic>
+          </wp:inline>
+        </w:drawing>
+      </w:r>
+    </w:p>
+    <w:p>
+      <w:pPr>
+        <w:spacing w:line="336" w:lineRule="auto" w:after="180"/>
+      </w:pPr>
+      <w:r>
+        <w:rPr>
+          <w:b w:val="0"/>
+        </w:rPr>
+        <w:t xml:space="preserve">Initial tie: Counts A=0,B=0; ID rule shows A. → Record event: A receives a click, so its count becomes 1; B stays 0. → Repeat selection: Higher A count causes A to be shown again; after three clicks A=3,B=0. → Interpret carefully: B’s zero may mean no </w:t>
+      </w:r>
+      <w:r>
+        <w:rPr>
+          <w:b/>
+        </w:rPr>
+        <w:t>exposure</w:t>
+      </w:r>
+      <w:r>
+        <w:rPr>
+          <w:b w:val="0"/>
+        </w:rPr>
+        <w:t>, not dislike.</w:t>
+      </w:r>
+    </w:p>
+    <w:p>
+      <w:pPr>
+        <w:spacing w:line="336" w:lineRule="auto" w:after="180"/>
+        <w:shd w:fill="F5F1FB"/>
+      </w:pPr>
+      <w:r>
+        <w:rPr>
+          <w:b w:val="0"/>
+        </w:rPr>
+        <w:t xml:space="preserve">Point to each numbered stage and explain which recorded </w:t>
+      </w:r>
+      <w:r>
+        <w:rPr>
+          <w:b/>
+        </w:rPr>
+        <w:t>input</w:t>
+      </w:r>
+      <w:r>
+        <w:rPr>
+          <w:b w:val="0"/>
+        </w:rPr>
+        <w:t xml:space="preserve"> it uses.</w:t>
+      </w:r>
+    </w:p>
+    <w:p>
+      <w:pPr>
+        <w:pStyle w:val="Heading3"/>
+      </w:pPr>
+      <w:r>
+        <w:t>03. Exposure and clicks after the invented three rounds</w:t>
+      </w:r>
+    </w:p>
+    <w:p>
+      <w:r>
+        <w:drawing>
+          <wp:inline xmlns:a="http://schemas.openxmlformats.org/drawingml/2006/main" xmlns:pic="http://schemas.openxmlformats.org/drawingml/2006/picture">
+            <wp:extent cx="5486400" cy="3096768"/>
+            <wp:docPr id="25" name="Picture 25" descr="Exposure and clicks after the invented three rounds. A: Shown = 3, Clicked = 3. B: Shown = 0, Clicked = 0."/>
+            <wp:cNvGraphicFramePr>
+              <a:graphicFrameLocks noChangeAspect="1"/>
+            </wp:cNvGraphicFramePr>
+            <a:graphic>
+              <a:graphicData uri="http://schemas.openxmlformats.org/drawingml/2006/picture">
+                <pic:pic>
+                  <pic:nvPicPr>
+                    <pic:cNvPr id="0" name="academy-story-ai-2-24-03.png"/>
+                    <pic:cNvPicPr/>
+                  </pic:nvPicPr>
+                  <pic:blipFill>
+                    <a:blip r:embed="rId32"/>
+                    <a:stretch>
+                      <a:fillRect/>
+                    </a:stretch>
+                  </pic:blipFill>
+                  <pic:spPr>
+                    <a:xfrm>
+                      <a:off x="0" y="0"/>
+                      <a:ext cx="5486400" cy="3096768"/>
+                    </a:xfrm>
+                    <a:prstGeom prst="rect"/>
+                  </pic:spPr>
+                </pic:pic>
+              </a:graphicData>
+            </a:graphic>
+          </wp:inline>
+        </w:drawing>
+      </w:r>
+    </w:p>
+    <w:p>
+      <w:pPr>
+        <w:spacing w:line="336" w:lineRule="auto" w:after="180"/>
+      </w:pPr>
+      <w:r>
+        <w:rPr>
+          <w:b/>
+        </w:rPr>
+        <w:t>Exposure</w:t>
+      </w:r>
+      <w:r>
+        <w:rPr>
+          <w:b w:val="0"/>
+        </w:rPr>
+        <w:t xml:space="preserve"> and clicks after the invented three rounds. A: Shown = 3, Clicked = 3. B: Shown = 0, Clicked = 0.</w:t>
+      </w:r>
+    </w:p>
+    <w:p>
+      <w:pPr>
+        <w:spacing w:line="336" w:lineRule="auto" w:after="180"/>
+        <w:shd w:fill="F5F1FB"/>
+      </w:pPr>
+      <w:r>
+        <w:rPr>
+          <w:b w:val="0"/>
+        </w:rPr>
+        <w:t>Read the labels and values. Explain the relationship the model shows.</w:t>
+      </w:r>
+    </w:p>
+    <w:p>
+      <w:pPr>
+        <w:pStyle w:val="Heading3"/>
+      </w:pPr>
+      <w:r>
+        <w:t>04. Change one thing. Trace what follows.</w:t>
+      </w:r>
+    </w:p>
+    <w:p>
+      <w:r>
+        <w:drawing>
+          <wp:inline xmlns:a="http://schemas.openxmlformats.org/drawingml/2006/main" xmlns:pic="http://schemas.openxmlformats.org/drawingml/2006/picture">
+            <wp:extent cx="5486400" cy="3026664"/>
+            <wp:docPr id="26" name="Picture 26" descr="Original case: B’s zero may mean no exposure, not dislike. Changed condition: On a planned trial, show B once and record no click. Expected result: B gains one exposure but still zero clicks. Reason: The observation now supports a nonclick on that display, not a permanent dislike."/>
+            <wp:cNvGraphicFramePr>
+              <a:graphicFrameLocks noChangeAspect="1"/>
+            </wp:cNvGraphicFramePr>
+            <a:graphic>
+              <a:graphicData uri="http://schemas.openxmlformats.org/drawingml/2006/picture">
+                <pic:pic>
+                  <pic:nvPicPr>
+                    <pic:cNvPr id="0" name="academy-story-ai-2-24-04.png"/>
+                    <pic:cNvPicPr/>
+                  </pic:nvPicPr>
+                  <pic:blipFill>
+                    <a:blip r:embed="rId33"/>
+                    <a:stretch>
+                      <a:fillRect/>
+                    </a:stretch>
+                  </pic:blipFill>
+                  <pic:spPr>
+                    <a:xfrm>
+                      <a:off x="0" y="0"/>
+                      <a:ext cx="5486400" cy="3026664"/>
+                    </a:xfrm>
+                    <a:prstGeom prst="rect"/>
+                  </pic:spPr>
+                </pic:pic>
+              </a:graphicData>
+            </a:graphic>
+          </wp:inline>
+        </w:drawing>
+      </w:r>
+    </w:p>
+    <w:p>
+      <w:pPr>
+        <w:spacing w:line="336" w:lineRule="auto" w:after="180"/>
+      </w:pPr>
+      <w:r>
+        <w:rPr>
+          <w:b w:val="0"/>
+        </w:rPr>
+        <w:t xml:space="preserve">Original case: B’s zero may mean no </w:t>
+      </w:r>
+      <w:r>
+        <w:rPr>
+          <w:b/>
+        </w:rPr>
+        <w:t>exposure</w:t>
+      </w:r>
+      <w:r>
+        <w:rPr>
+          <w:b w:val="0"/>
+        </w:rPr>
+        <w:t xml:space="preserve">, not dislike. Changed condition: On a planned trial, show B once and record no click. Expected result: B gains one </w:t>
+      </w:r>
+      <w:r>
+        <w:rPr>
+          <w:b/>
+        </w:rPr>
+        <w:t>exposure</w:t>
+      </w:r>
+      <w:r>
+        <w:rPr>
+          <w:b w:val="0"/>
+        </w:rPr>
+        <w:t xml:space="preserve"> but still zero clicks.</w:t>
+      </w:r>
+    </w:p>
+    <w:p>
+      <w:pPr>
+        <w:spacing w:line="336" w:lineRule="auto" w:after="180"/>
+      </w:pPr>
+      <w:r>
+        <w:rPr>
+          <w:b w:val="0"/>
+        </w:rPr>
+        <w:t xml:space="preserve">Reason: The </w:t>
+      </w:r>
+      <w:r>
+        <w:rPr>
+          <w:b/>
+        </w:rPr>
+        <w:t>observation</w:t>
+      </w:r>
+      <w:r>
+        <w:rPr>
+          <w:b w:val="0"/>
+        </w:rPr>
+        <w:t xml:space="preserve"> now supports a nonclick on that display, not a permanent dislike.</w:t>
+      </w:r>
+    </w:p>
+    <w:p>
+      <w:pPr>
+        <w:spacing w:line="336" w:lineRule="auto" w:after="180"/>
+        <w:shd w:fill="F5F1FB"/>
+      </w:pPr>
+      <w:r>
+        <w:rPr>
+          <w:b w:val="0"/>
+        </w:rPr>
+        <w:t>Predict before checking the worked changed-case result. Name what changed and what the supplied facts allow you to conclude.</w:t>
+      </w:r>
+    </w:p>
+    <w:p>
+      <w:pPr>
+        <w:pStyle w:val="Heading3"/>
+      </w:pPr>
+      <w:r>
+        <w:t>05. Connect the explanation to its limit</w:t>
+      </w:r>
+    </w:p>
+    <w:p>
+      <w:r>
+        <w:drawing>
+          <wp:inline xmlns:a="http://schemas.openxmlformats.org/drawingml/2006/main" xmlns:pic="http://schemas.openxmlformats.org/drawingml/2006/picture">
+            <wp:extent cx="5486400" cy="2941320"/>
+            <wp:docPr id="27" name="Picture 27" descr="The selection policy changes which evidence is available. A accumulates clicks partly because the system gives it every opportunity, while B has none. These records cannot compare enjoyment of two equally exposed books. Keep display counts separate from click counts; investigate alternatives with a teacher-approved exposure plan rather than treating zero as negative feedback. Limit: A click can reflect curiosity or a mistake; even equal exposure does not reveal every reason for selection."/>
+            <wp:cNvGraphicFramePr>
+              <a:graphicFrameLocks noChangeAspect="1"/>
+            </wp:cNvGraphicFramePr>
+            <a:graphic>
+              <a:graphicData uri="http://schemas.openxmlformats.org/drawingml/2006/picture">
+                <pic:pic>
+                  <pic:nvPicPr>
+                    <pic:cNvPr id="0" name="academy-story-ai-2-24-05.png"/>
+                    <pic:cNvPicPr/>
+                  </pic:nvPicPr>
+                  <pic:blipFill>
+                    <a:blip r:embed="rId34"/>
+                    <a:stretch>
+                      <a:fillRect/>
+                    </a:stretch>
+                  </pic:blipFill>
+                  <pic:spPr>
+                    <a:xfrm>
+                      <a:off x="0" y="0"/>
+                      <a:ext cx="5486400" cy="2941320"/>
+                    </a:xfrm>
+                    <a:prstGeom prst="rect"/>
+                  </pic:spPr>
+                </pic:pic>
+              </a:graphicData>
+            </a:graphic>
+          </wp:inline>
+        </w:drawing>
+      </w:r>
+    </w:p>
+    <w:p>
+      <w:pPr>
+        <w:spacing w:line="336" w:lineRule="auto" w:after="180"/>
+      </w:pPr>
+      <w:r>
+        <w:rPr>
+          <w:b w:val="0"/>
+        </w:rPr>
+        <w:t xml:space="preserve">The selection policy changes which </w:t>
+      </w:r>
+      <w:r>
+        <w:rPr>
+          <w:b/>
+        </w:rPr>
+        <w:t>evidence</w:t>
+      </w:r>
+      <w:r>
+        <w:rPr>
+          <w:b w:val="0"/>
+        </w:rPr>
+        <w:t xml:space="preserve"> is available. A accumulates clicks partly because the system gives it every opportunity, while B has none. These records cannot compare enjoyment of two equally exposed books.</w:t>
+      </w:r>
+    </w:p>
+    <w:p>
+      <w:pPr>
+        <w:spacing w:line="336" w:lineRule="auto" w:after="180"/>
+      </w:pPr>
+      <w:r>
+        <w:rPr>
+          <w:b w:val="0"/>
+        </w:rPr>
+        <w:t xml:space="preserve">Keep display counts separate from click counts; investigate alternatives with a teacher-approved </w:t>
+      </w:r>
+      <w:r>
+        <w:rPr>
+          <w:b/>
+        </w:rPr>
+        <w:t>exposure</w:t>
+      </w:r>
+      <w:r>
+        <w:rPr>
+          <w:b w:val="0"/>
+        </w:rPr>
+        <w:t xml:space="preserve"> plan rather than treating zero as negative feedback.</w:t>
+      </w:r>
+    </w:p>
+    <w:p>
+      <w:pPr>
+        <w:spacing w:line="336" w:lineRule="auto" w:after="180"/>
+      </w:pPr>
+      <w:r>
+        <w:rPr>
+          <w:b w:val="0"/>
+        </w:rPr>
+        <w:t xml:space="preserve">Limit: A click can reflect curiosity or a mistake; even equal </w:t>
+      </w:r>
+      <w:r>
+        <w:rPr>
+          <w:b/>
+        </w:rPr>
+        <w:t>exposure</w:t>
+      </w:r>
+      <w:r>
+        <w:rPr>
+          <w:b w:val="0"/>
+        </w:rPr>
+        <w:t xml:space="preserve"> does not reveal every reason for selection.</w:t>
+      </w:r>
+    </w:p>
+    <w:p>
+      <w:pPr>
+        <w:spacing w:line="336" w:lineRule="auto" w:after="180"/>
+        <w:shd w:fill="F5F1FB"/>
+      </w:pPr>
+      <w:r>
+        <w:rPr>
+          <w:b w:val="0"/>
+        </w:rPr>
+        <w:t>Explain the case, then point to a limit on the claim.</w:t>
+      </w:r>
+    </w:p>
+    <w:p>
+      <w:pPr>
+        <w:pStyle w:val="Heading3"/>
+      </w:pPr>
+      <w:r>
+        <w:t>06. Make the idea visible in your project</w:t>
+      </w:r>
+    </w:p>
+    <w:p>
+      <w:r>
+        <w:drawing>
+          <wp:inline xmlns:a="http://schemas.openxmlformats.org/drawingml/2006/main" xmlns:pic="http://schemas.openxmlformats.org/drawingml/2006/picture">
+            <wp:extent cx="5486400" cy="3380232"/>
+            <wp:docPr id="28" name="Picture 28" descr="Log recommender exposure, choice and explicit feedback separately; consider whether its own policy narrows future evidence. Draw your input, deciding step, result and limit. Supported question: What extra field would reveal why comparing raw clicks is misleading?"/>
+            <wp:cNvGraphicFramePr>
+              <a:graphicFrameLocks noChangeAspect="1"/>
+            </wp:cNvGraphicFramePr>
+            <a:graphic>
+              <a:graphicData uri="http://schemas.openxmlformats.org/drawingml/2006/picture">
+                <pic:pic>
+                  <pic:nvPicPr>
+                    <pic:cNvPr id="0" name="academy-story-ai-2-24-06.png"/>
+                    <pic:cNvPicPr/>
+                  </pic:nvPicPr>
+                  <pic:blipFill>
+                    <a:blip r:embed="rId35"/>
+                    <a:stretch>
+                      <a:fillRect/>
+                    </a:stretch>
+                  </pic:blipFill>
+                  <pic:spPr>
+                    <a:xfrm>
+                      <a:off x="0" y="0"/>
+                      <a:ext cx="5486400" cy="3380232"/>
+                    </a:xfrm>
+                    <a:prstGeom prst="rect"/>
+                  </pic:spPr>
+                </pic:pic>
+              </a:graphicData>
+            </a:graphic>
+          </wp:inline>
+        </w:drawing>
+      </w:r>
+    </w:p>
+    <w:p>
+      <w:pPr>
+        <w:spacing w:line="336" w:lineRule="auto" w:after="180"/>
+      </w:pPr>
+      <w:r>
+        <w:rPr>
+          <w:b w:val="0"/>
+        </w:rPr>
+        <w:t xml:space="preserve">Log </w:t>
+      </w:r>
+      <w:r>
+        <w:rPr>
+          <w:b/>
+        </w:rPr>
+        <w:t>recommender</w:t>
+      </w:r>
+      <w:r>
+        <w:rPr>
+          <w:b w:val="0"/>
+        </w:rPr>
+        <w:t xml:space="preserve"> </w:t>
+      </w:r>
+      <w:r>
+        <w:rPr>
+          <w:b/>
+        </w:rPr>
+        <w:t>exposure</w:t>
+      </w:r>
+      <w:r>
+        <w:rPr>
+          <w:b w:val="0"/>
+        </w:rPr>
+        <w:t xml:space="preserve">, choice and explicit feedback separately; consider whether its own policy narrows future </w:t>
+      </w:r>
+      <w:r>
+        <w:rPr>
+          <w:b/>
+        </w:rPr>
+        <w:t>evidence</w:t>
+      </w:r>
+      <w:r>
+        <w:rPr>
+          <w:b w:val="0"/>
+        </w:rPr>
+        <w:t xml:space="preserve">. Draw your </w:t>
+      </w:r>
+      <w:r>
+        <w:rPr>
+          <w:b/>
+        </w:rPr>
+        <w:t>input</w:t>
+      </w:r>
+      <w:r>
+        <w:rPr>
+          <w:b w:val="0"/>
+        </w:rPr>
+        <w:t>, deciding step, result and limit.</w:t>
+      </w:r>
+    </w:p>
+    <w:p>
+      <w:pPr>
+        <w:spacing w:line="336" w:lineRule="auto" w:after="180"/>
+      </w:pPr>
+      <w:r>
+        <w:rPr>
+          <w:b w:val="0"/>
+        </w:rPr>
+        <w:t>Supported question: What extra field would reveal why comparing raw clicks is misleading?</w:t>
+      </w:r>
+    </w:p>
+    <w:p>
+      <w:pPr>
+        <w:spacing w:line="336" w:lineRule="auto" w:after="180"/>
+        <w:shd w:fill="F5F1FB"/>
+      </w:pPr>
+      <w:r>
+        <w:rPr>
+          <w:b w:val="0"/>
+        </w:rPr>
+        <w:t xml:space="preserve">Draw your project trace and justify the deciding step using </w:t>
+      </w:r>
+      <w:r>
+        <w:rPr>
+          <w:b/>
+        </w:rPr>
+        <w:t>evidence</w:t>
+      </w:r>
+      <w:r>
+        <w:rPr>
+          <w:b w:val="0"/>
+        </w:rPr>
+        <w:t>.</w:t>
       </w:r>
     </w:p>
     <w:sectPr>

--- a/downloads/student/ai-2-week-24.docx
+++ b/downloads/student/ai-2-week-24.docx
@@ -25,12 +25,17 @@
         <w:pStyle w:val="Heading1"/>
       </w:pPr>
       <w:r>
-        <w:t>Before you start</w:t>
-      </w:r>
-    </w:p>
-    <w:p>
-      <w:r>
-        <w:t>Week 19: collected observations depend on who or what was selected.</w:t>
+        <w:t>Log what was shown. Log what happened. Inspect the loop.</w:t>
+      </w:r>
+    </w:p>
+    <w:p>
+      <w:r>
+        <w:t>Explain how a policy shapes future evidence without equating unshown items, nonclicks and dislike.</w:t>
+      </w:r>
+    </w:p>
+    <w:p>
+      <w:r>
+        <w:t>Scripted event contract → repeated selection → planned exposure comparison → fresh independent audit.</w:t>
       </w:r>
     </w:p>
     <w:p>
@@ -38,12 +43,128 @@
         <w:pStyle w:val="Heading1"/>
       </w:pPr>
       <w:r>
-        <w:t>01. Your mission</w:t>
-      </w:r>
-    </w:p>
-    <w:p>
-      <w:r>
-        <w:t>Start with the target: Implement a deterministic recommender. Try the recall before opening notes.</w:t>
+        <w:t>01. Did the item get no clicks, or no chance to be seen?</w:t>
+      </w:r>
+    </w:p>
+    <w:p>
+      <w:r>
+        <w:t>Trace how selection changes exposure and the evidence used next.</w:t>
+      </w:r>
+    </w:p>
+    <w:p>
+      <w:pPr>
+        <w:pStyle w:val="Heading2"/>
+      </w:pPr>
+      <w:r>
+        <w:t>The current feedback-loop goals</w:t>
+      </w:r>
+    </w:p>
+    <w:p>
+      <w:pPr>
+        <w:spacing w:line="336" w:lineRule="auto" w:after="180"/>
+      </w:pPr>
+      <w:r>
+        <w:rPr>
+          <w:b w:val="0"/>
+        </w:rPr>
+        <w:t>I can separate exposure, clicks and explicit preference feedback.</w:t>
+      </w:r>
+    </w:p>
+    <w:p>
+      <w:pPr>
+        <w:spacing w:line="336" w:lineRule="auto" w:after="180"/>
+      </w:pPr>
+      <w:r>
+        <w:rPr>
+          <w:b w:val="0"/>
+        </w:rPr>
+        <w:t>I can trace how a selection policy changes later evidence.</w:t>
+      </w:r>
+    </w:p>
+    <w:p>
+      <w:pPr>
+        <w:spacing w:line="336" w:lineRule="auto" w:after="180"/>
+      </w:pPr>
+      <w:r>
+        <w:rPr>
+          <w:b w:val="0"/>
+        </w:rPr>
+        <w:t>I can limit conclusions from unshown items and small exposure counts.</w:t>
+      </w:r>
+    </w:p>
+    <w:p>
+      <w:pPr>
+        <w:pStyle w:val="Heading2"/>
+      </w:pPr>
+      <w:r>
+        <w:t>Recall a hard eligibility requirement</w:t>
+      </w:r>
+    </w:p>
+    <w:p>
+      <w:pPr>
+        <w:pStyle w:val="ListBullet"/>
+      </w:pPr>
+      <w:r>
+        <w:t>Close your notes first. A rough first answer helps us choose the right starting point; it is not a score for your ability.</w:t>
+      </w:r>
+    </w:p>
+    <w:p>
+      <w:pPr>
+        <w:pStyle w:val="ListBullet"/>
+      </w:pPr>
+      <w:r>
+        <w:t>An option violates a hard duration limit but has the best score. Should it win?</w:t>
+      </w:r>
+    </w:p>
+    <w:p>
+      <w:pPr>
+        <w:pStyle w:val="Heading2"/>
+      </w:pPr>
+      <w:r>
+        <w:t>Your end goal</w:t>
+      </w:r>
+    </w:p>
+    <w:p>
+      <w:pPr>
+        <w:spacing w:line="336" w:lineRule="auto" w:after="180"/>
+      </w:pPr>
+      <w:r>
+        <w:rPr>
+          <w:b w:val="0"/>
+        </w:rPr>
+        <w:t xml:space="preserve">By the end, I can explain how recommendation </w:t>
+      </w:r>
+      <w:r>
+        <w:rPr>
+          <w:b/>
+        </w:rPr>
+        <w:t>exposure</w:t>
+      </w:r>
+      <w:r>
+        <w:rPr>
+          <w:b w:val="0"/>
+        </w:rPr>
+        <w:t xml:space="preserve"> can create a </w:t>
+      </w:r>
+      <w:r>
+        <w:rPr>
+          <w:b/>
+        </w:rPr>
+        <w:t>feedback loop</w:t>
+      </w:r>
+      <w:r>
+        <w:rPr>
+          <w:b w:val="0"/>
+        </w:rPr>
+        <w:t>.</w:t>
+      </w:r>
+    </w:p>
+    <w:p>
+      <w:pPr>
+        <w:pStyle w:val="Heading2"/>
+      </w:pPr>
+      <w:r>
+        <w:t>Earlier wording, alternatives and picture transcripts · reference / check after trying</w:t>
       </w:r>
     </w:p>
     <w:p>
@@ -56,78 +177,10 @@
     </w:p>
     <w:p>
       <w:pPr>
-        <w:spacing w:line="336" w:lineRule="auto" w:after="180"/>
-      </w:pPr>
-      <w:r>
-        <w:rPr>
-          <w:b w:val="0"/>
-        </w:rPr>
-        <w:t xml:space="preserve">I can implement a </w:t>
-      </w:r>
-      <w:r>
-        <w:rPr>
-          <w:b/>
-        </w:rPr>
-        <w:t>deterministic</w:t>
-      </w:r>
-      <w:r>
-        <w:rPr>
-          <w:b w:val="0"/>
-        </w:rPr>
-        <w:t xml:space="preserve"> </w:t>
-      </w:r>
-      <w:r>
-        <w:rPr>
-          <w:b/>
-        </w:rPr>
-        <w:t>recommender</w:t>
-      </w:r>
-      <w:r>
-        <w:rPr>
-          <w:b w:val="0"/>
-        </w:rPr>
-        <w:t>.</w:t>
-      </w:r>
-    </w:p>
-    <w:p>
-      <w:pPr>
-        <w:spacing w:line="336" w:lineRule="auto" w:after="180"/>
-      </w:pPr>
-      <w:r>
-        <w:rPr>
-          <w:b w:val="0"/>
-        </w:rPr>
-        <w:t>I can handle ties and no eligible options.</w:t>
-      </w:r>
-    </w:p>
-    <w:p>
-      <w:pPr>
-        <w:spacing w:line="336" w:lineRule="auto" w:after="180"/>
-      </w:pPr>
-      <w:r>
-        <w:rPr>
-          <w:b w:val="0"/>
-        </w:rPr>
-        <w:t>I can explain recommendations with their limits.</w:t>
-      </w:r>
-    </w:p>
-    <w:p>
-      <w:pPr>
         <w:pStyle w:val="Heading3"/>
       </w:pPr>
       <w:r>
         <w:t>Remember before reading</w:t>
-      </w:r>
-    </w:p>
-    <w:p>
-      <w:pPr>
-        <w:spacing w:line="336" w:lineRule="auto" w:after="180"/>
-      </w:pPr>
-      <w:r>
-        <w:rPr>
-          <w:b w:val="0"/>
-        </w:rPr>
-        <w:t>Close your notes first. A rough first answer helps us choose the right starting point; it is not a score for your ability.</w:t>
       </w:r>
     </w:p>
     <w:p>
@@ -274,7 +327,7 @@
       </w:pPr>
       <w:r>
         <w:rPr>
-          <w:b/>
+          <w:b w:val="0"/>
         </w:rPr>
         <w:t>THINKER MISSION</w:t>
       </w:r>
@@ -344,22 +397,50 @@
     </w:p>
     <w:p>
       <w:pPr>
+        <w:pStyle w:val="Heading3"/>
+      </w:pPr>
+      <w:r>
+        <w:t>This week’s end goal</w:t>
+      </w:r>
+    </w:p>
+    <w:p>
+      <w:pPr>
+        <w:pStyle w:val="Heading1"/>
+      </w:pPr>
+      <w:r>
+        <w:t>02. Define exposure and feedback before updating the policy</w:t>
+      </w:r>
+    </w:p>
+    <w:p>
+      <w:r>
+        <w:t>The simulation makes its assumptions explicit.</w:t>
+      </w:r>
+    </w:p>
+    <w:p>
+      <w:pPr>
+        <w:pStyle w:val="Heading2"/>
+      </w:pPr>
+      <w:r>
+        <w:t>The loop and the unshown-item problem</w:t>
+      </w:r>
+    </w:p>
+    <w:p>
+      <w:pPr>
         <w:spacing w:line="336" w:lineRule="auto" w:after="180"/>
-        <w:shd w:fill="F5F1FB"/>
       </w:pPr>
       <w:r>
         <w:rPr>
           <w:b w:val="0"/>
         </w:rPr>
-        <w:t>An option violates a hard duration limit but has the best score. Should it win?</w:t>
-      </w:r>
-    </w:p>
-    <w:p>
-      <w:pPr>
-        <w:pStyle w:val="Heading3"/>
-      </w:pPr>
-      <w:r>
-        <w:t>This week’s end goal</w:t>
+        <w:t>A feedback loop occurs when today’s recommendation changes what can be observed, and those observations influence tomorrow’s recommendation. Suppose a system displays only the item with the most clicks, breaking an initial tie by ID. The first choice can receive every display opportunity and collect more clicks, while an unshown item stays at zero. That zero is not a recorded dislike.</w:t>
+      </w:r>
+    </w:p>
+    <w:p>
+      <w:pPr>
+        <w:pStyle w:val="Heading2"/>
+      </w:pPr>
+      <w:r>
+        <w:t>The complete two-book event contract</w:t>
       </w:r>
     </w:p>
     <w:p>
@@ -370,53 +451,24 @@
         <w:rPr>
           <w:b w:val="0"/>
         </w:rPr>
-        <w:t xml:space="preserve">By the end, I can explain how recommendation </w:t>
-      </w:r>
-      <w:r>
-        <w:rPr>
-          <w:b/>
-        </w:rPr>
-        <w:t>exposure</w:t>
-      </w:r>
+        <w:t>Use two fictional books A and B. Start with zero displays and zero clicks for each. One displayed slot counts as one exposure; a click is a separate event. In this explicitly invented simulation, an A display receives a click and a B display does not. These scripted events are teaching assumptions, not observations of real readers. Compare a click-count selection policy with a predeclared A,B,A exposure plan; keep the event assumption fixed.</w:t>
+      </w:r>
+    </w:p>
+    <w:p>
+      <w:pPr>
+        <w:pStyle w:val="Heading2"/>
+      </w:pPr>
+      <w:r>
+        <w:t>Earlier wording, alternatives and picture transcripts · reference / check after trying</w:t>
+      </w:r>
+    </w:p>
+    <w:p>
+      <w:pPr>
+        <w:spacing w:line="336" w:lineRule="auto" w:after="180"/>
+      </w:pPr>
       <w:r>
         <w:rPr>
           <w:b w:val="0"/>
-        </w:rPr>
-        <w:t xml:space="preserve"> can create a </w:t>
-      </w:r>
-      <w:r>
-        <w:rPr>
-          <w:b/>
-        </w:rPr>
-        <w:t>feedback loop</w:t>
-      </w:r>
-      <w:r>
-        <w:rPr>
-          <w:b w:val="0"/>
-        </w:rPr>
-        <w:t>.</w:t>
-      </w:r>
-    </w:p>
-    <w:p>
-      <w:pPr>
-        <w:pStyle w:val="Heading1"/>
-      </w:pPr>
-      <w:r>
-        <w:t>02. Notice the evidence</w:t>
-      </w:r>
-    </w:p>
-    <w:p>
-      <w:r>
-        <w:t>Investigate the supplied Feedback Loops case. Separate observations, given facts and assumptions before choosing an explanation.</w:t>
-      </w:r>
-    </w:p>
-    <w:p>
-      <w:pPr>
-        <w:spacing w:line="336" w:lineRule="auto" w:after="180"/>
-      </w:pPr>
-      <w:r>
-        <w:rPr>
-          <w:b/>
         </w:rPr>
         <w:t>PICTURE STORY</w:t>
       </w:r>
@@ -493,58 +545,294 @@
     </w:p>
     <w:p>
       <w:pPr>
+        <w:spacing w:line="336" w:lineRule="auto" w:after="180"/>
+      </w:pPr>
+      <w:r>
+        <w:rPr>
+          <w:b w:val="0"/>
+        </w:rPr>
+        <w:t>MYSTERY</w:t>
+      </w:r>
+    </w:p>
+    <w:p>
+      <w:pPr>
+        <w:spacing w:line="336" w:lineRule="auto" w:after="180"/>
+      </w:pPr>
+      <w:r>
+        <w:rPr>
+          <w:b w:val="0"/>
+        </w:rPr>
+        <w:t xml:space="preserve">The learners must use </w:t>
+      </w:r>
+      <w:r>
+        <w:rPr>
+          <w:b/>
+        </w:rPr>
+        <w:t>feedback loop</w:t>
+      </w:r>
+      <w:r>
+        <w:rPr>
+          <w:b w:val="0"/>
+        </w:rPr>
+        <w:t xml:space="preserve">s to solve a problem. What information do they have? What decision or calculation do they make? What would count as </w:t>
+      </w:r>
+      <w:r>
+        <w:rPr>
+          <w:b/>
+        </w:rPr>
+        <w:t>evidence</w:t>
+      </w:r>
+      <w:r>
+        <w:rPr>
+          <w:b w:val="0"/>
+        </w:rPr>
+        <w:t xml:space="preserve"> that it worked?</w:t>
+      </w:r>
+    </w:p>
+    <w:p>
+      <w:pPr>
+        <w:spacing w:line="336" w:lineRule="auto" w:after="180"/>
+      </w:pPr>
+      <w:r>
+        <w:rPr>
+          <w:b w:val="0"/>
+        </w:rPr>
+        <w:t xml:space="preserve">Three </w:t>
+      </w:r>
+      <w:r>
+        <w:rPr>
+          <w:b/>
+        </w:rPr>
+        <w:t>observation</w:t>
+      </w:r>
+      <w:r>
+        <w:rPr>
+          <w:b w:val="0"/>
+        </w:rPr>
+        <w:t>s (what you can point to):</w:t>
+      </w:r>
+    </w:p>
+    <w:p>
+      <w:pPr>
         <w:pStyle w:val="Heading3"/>
       </w:pPr>
       <w:r>
-        <w:t>Start with this puzzle</w:t>
+        <w:t>Write or draw your reasoning and evidence.</w:t>
+      </w:r>
+    </w:p>
+    <w:p>
+      <w:r>
+        <w:t>________________________________________________________________</w:t>
+      </w:r>
+    </w:p>
+    <w:p>
+      <w:r>
+        <w:t>________________________________________________________________</w:t>
+      </w:r>
+    </w:p>
+    <w:p>
+      <w:r>
+        <w:t>________________________________________________________________</w:t>
+      </w:r>
+    </w:p>
+    <w:p>
+      <w:r>
+        <w:t>________________________________________________________________</w:t>
+      </w:r>
+    </w:p>
+    <w:p>
+      <w:r>
+        <w:t>________________________________________________________________</w:t>
       </w:r>
     </w:p>
     <w:p>
       <w:pPr>
         <w:spacing w:line="336" w:lineRule="auto" w:after="180"/>
-        <w:shd w:fill="F1F6FC"/>
       </w:pPr>
       <w:r>
         <w:rPr>
           <w:b w:val="0"/>
         </w:rPr>
-        <w:t>MYSTERY</w:t>
+        <w:t xml:space="preserve">My </w:t>
+      </w:r>
+      <w:r>
+        <w:rPr>
+          <w:b/>
+        </w:rPr>
+        <w:t>prediction</w:t>
+      </w:r>
+      <w:r>
+        <w:rPr>
+          <w:b w:val="0"/>
+        </w:rPr>
+        <w:t xml:space="preserve"> and the clue supporting it:</w:t>
+      </w:r>
+    </w:p>
+    <w:p>
+      <w:pPr>
+        <w:pStyle w:val="Heading3"/>
+      </w:pPr>
+      <w:r>
+        <w:t>Write or draw your reasoning and evidence.</w:t>
+      </w:r>
+    </w:p>
+    <w:p>
+      <w:r>
+        <w:t>________________________________________________________________</w:t>
+      </w:r>
+    </w:p>
+    <w:p>
+      <w:r>
+        <w:t>________________________________________________________________</w:t>
+      </w:r>
+    </w:p>
+    <w:p>
+      <w:r>
+        <w:t>________________________________________________________________</w:t>
+      </w:r>
+    </w:p>
+    <w:p>
+      <w:r>
+        <w:t>________________________________________________________________</w:t>
+      </w:r>
+    </w:p>
+    <w:p>
+      <w:r>
+        <w:t>________________________________________________________________</w:t>
+      </w:r>
+    </w:p>
+    <w:p>
+      <w:pPr>
+        <w:pStyle w:val="Heading3"/>
+      </w:pPr>
+      <w:r>
+        <w:t>A closer explanation</w:t>
       </w:r>
     </w:p>
     <w:p>
       <w:pPr>
         <w:spacing w:line="336" w:lineRule="auto" w:after="180"/>
-        <w:shd w:fill="F5F1FB"/>
       </w:pPr>
       <w:r>
         <w:rPr>
           <w:b w:val="0"/>
         </w:rPr>
-        <w:t xml:space="preserve">The learners must use </w:t>
+        <w:t xml:space="preserve">Build a fictional activity </w:t>
       </w:r>
       <w:r>
         <w:rPr>
           <w:b/>
         </w:rPr>
-        <w:t>feedback loop</w:t>
+        <w:t>recommender</w:t>
       </w:r>
       <w:r>
         <w:rPr>
           <w:b w:val="0"/>
         </w:rPr>
-        <w:t xml:space="preserve">s to solve a problem. What information do they have? What decision or calculation do they make? What would count as </w:t>
+        <w:t xml:space="preserve"> using last week's score. Require duration at most a supplied limit. On a tie choose the alphabetically first name.</w:t>
+      </w:r>
+    </w:p>
+    <w:p>
+      <w:pPr>
+        <w:spacing w:line="336" w:lineRule="auto" w:after="180"/>
+      </w:pPr>
+      <w:r>
+        <w:rPr>
+          <w:b w:val="0"/>
+        </w:rPr>
+        <w:t xml:space="preserve">This makes the outcome reproducible rather than dependent on </w:t>
       </w:r>
       <w:r>
         <w:rPr>
           <w:b/>
         </w:rPr>
-        <w:t>evidence</w:t>
+        <w:t>input</w:t>
       </w:r>
       <w:r>
         <w:rPr>
           <w:b w:val="0"/>
         </w:rPr>
-        <w:t xml:space="preserve"> that it worked?</w:t>
+        <w:t xml:space="preserve"> order. Assume unique names and validated numeric fields.</w:t>
+      </w:r>
+    </w:p>
+    <w:p>
+      <w:pPr>
+        <w:pStyle w:val="Heading1"/>
+      </w:pPr>
+      <w:r>
+        <w:t>03. Trace selection, display, click and the next selection</w:t>
+      </w:r>
+    </w:p>
+    <w:p>
+      <w:r>
+        <w:t>Keep the observation mechanism beside the resulting counts.</w:t>
+      </w:r>
+    </w:p>
+    <w:p>
+      <w:pPr>
+        <w:pStyle w:val="Heading2"/>
+      </w:pPr>
+      <w:r>
+        <w:t>Predict and run the complete simulation</w:t>
+      </w:r>
+    </w:p>
+    <w:p>
+      <w:r>
+        <w:rPr>
+          <w:rFonts w:ascii="Courier New" w:hAnsi="Courier New"/>
+          <w:sz w:val="18"/>
+        </w:rPr>
+        <w:t>def simulate(plan=None):</w:t>
+        <w:br/>
+        <w:t xml:space="preserve">    exposures = {"A": 0, "B": 0}</w:t>
+        <w:br/>
+        <w:t xml:space="preserve">    clicks = {"A": 0, "B": 0}</w:t>
+        <w:br/>
+        <w:t xml:space="preserve">    scripted_click = {"A": True, "B": False}</w:t>
+        <w:br/>
+        <w:t xml:space="preserve">    log = []</w:t>
+        <w:br/>
+        <w:t xml:space="preserve">    for round_number in range(3):</w:t>
+        <w:br/>
+        <w:t xml:space="preserve">        if plan is None:</w:t>
+        <w:br/>
+        <w:t xml:space="preserve">            shown = sorted(clicks, key=lambda name: (-clicks[name], name))[0]</w:t>
+        <w:br/>
+        <w:t xml:space="preserve">        else:</w:t>
+        <w:br/>
+        <w:t xml:space="preserve">            shown = plan[round_number]</w:t>
+        <w:br/>
+        <w:t xml:space="preserve">        exposures[shown] += 1</w:t>
+        <w:br/>
+        <w:t xml:space="preserve">        clicked = scripted_click[shown]</w:t>
+        <w:br/>
+        <w:t xml:space="preserve">        if clicked:</w:t>
+        <w:br/>
+        <w:t xml:space="preserve">            clicks[shown] += 1</w:t>
+        <w:br/>
+        <w:t xml:space="preserve">        log.append((round_number + 1, shown, clicked, exposures.copy(), clicks.copy()))</w:t>
+        <w:br/>
+        <w:t xml:space="preserve">    return log, exposures, clicks</w:t>
+        <w:br/>
+        <w:t>for label, plan in [("click-count policy", None), ("planned exposure", ["A", "B", "A"])]:</w:t>
+        <w:br/>
+        <w:t xml:space="preserve">    log, exposures, clicks = simulate(plan)</w:t>
+        <w:br/>
+        <w:t xml:space="preserve">    print(label)</w:t>
+        <w:br/>
+        <w:t xml:space="preserve">    for event in log:</w:t>
+        <w:br/>
+        <w:t xml:space="preserve">        print(event)</w:t>
+        <w:br/>
+        <w:t xml:space="preserve">    print("displays", exposures, "clicks", clicks)</w:t>
+      </w:r>
+    </w:p>
+    <w:p>
+      <w:pPr>
+        <w:pStyle w:val="Heading2"/>
+      </w:pPr>
+      <w:r>
+        <w:t>Explain selection, saved records and scripted evidence</w:t>
       </w:r>
     </w:p>
     <w:p>
@@ -555,420 +843,15 @@
         <w:rPr>
           <w:b w:val="0"/>
         </w:rPr>
-        <w:t xml:space="preserve">Three </w:t>
-      </w:r>
-      <w:r>
-        <w:rPr>
-          <w:b/>
-        </w:rPr>
-        <w:t>observation</w:t>
-      </w:r>
-      <w:r>
-        <w:rPr>
-          <w:b w:val="0"/>
-        </w:rPr>
-        <w:t>s (what you can point to):</w:t>
-      </w:r>
-    </w:p>
-    <w:p>
-      <w:pPr>
-        <w:pStyle w:val="Heading3"/>
-      </w:pPr>
-      <w:r>
-        <w:t>Write or draw your reasoning and evidence.</w:t>
-      </w:r>
-    </w:p>
-    <w:p>
-      <w:r>
-        <w:t>________________________________________________________________</w:t>
-      </w:r>
-    </w:p>
-    <w:p>
-      <w:r>
-        <w:t>________________________________________________________________</w:t>
-      </w:r>
-    </w:p>
-    <w:p>
-      <w:r>
-        <w:t>________________________________________________________________</w:t>
-      </w:r>
-    </w:p>
-    <w:p>
-      <w:r>
-        <w:t>________________________________________________________________</w:t>
-      </w:r>
-    </w:p>
-    <w:p>
-      <w:r>
-        <w:t>________________________________________________________________</w:t>
-      </w:r>
-    </w:p>
-    <w:p>
-      <w:pPr>
-        <w:spacing w:line="336" w:lineRule="auto" w:after="180"/>
-      </w:pPr>
-      <w:r>
-        <w:rPr>
-          <w:b w:val="0"/>
-        </w:rPr>
-        <w:t xml:space="preserve">My </w:t>
-      </w:r>
-      <w:r>
-        <w:rPr>
-          <w:b/>
-        </w:rPr>
-        <w:t>prediction</w:t>
-      </w:r>
-      <w:r>
-        <w:rPr>
-          <w:b w:val="0"/>
-        </w:rPr>
-        <w:t xml:space="preserve"> and the clue supporting it:</w:t>
-      </w:r>
-    </w:p>
-    <w:p>
-      <w:pPr>
-        <w:pStyle w:val="Heading3"/>
-      </w:pPr>
-      <w:r>
-        <w:t>Write or draw your reasoning and evidence.</w:t>
-      </w:r>
-    </w:p>
-    <w:p>
-      <w:r>
-        <w:t>________________________________________________________________</w:t>
-      </w:r>
-    </w:p>
-    <w:p>
-      <w:r>
-        <w:t>________________________________________________________________</w:t>
-      </w:r>
-    </w:p>
-    <w:p>
-      <w:r>
-        <w:t>________________________________________________________________</w:t>
-      </w:r>
-    </w:p>
-    <w:p>
-      <w:r>
-        <w:t>________________________________________________________________</w:t>
-      </w:r>
-    </w:p>
-    <w:p>
-      <w:r>
-        <w:t>________________________________________________________________</w:t>
-      </w:r>
-    </w:p>
-    <w:p>
-      <w:pPr>
-        <w:pStyle w:val="Heading3"/>
-      </w:pPr>
-      <w:r>
-        <w:t>A closer explanation</w:t>
-      </w:r>
-    </w:p>
-    <w:p>
-      <w:pPr>
-        <w:spacing w:line="336" w:lineRule="auto" w:after="180"/>
-      </w:pPr>
-      <w:r>
-        <w:rPr>
-          <w:b w:val="0"/>
-        </w:rPr>
-        <w:t xml:space="preserve">Build a fictional activity </w:t>
-      </w:r>
-      <w:r>
-        <w:rPr>
-          <w:b/>
-        </w:rPr>
-        <w:t>recommender</w:t>
-      </w:r>
-      <w:r>
-        <w:rPr>
-          <w:b w:val="0"/>
-        </w:rPr>
-        <w:t xml:space="preserve"> using last week's score. Require duration at most a supplied limit. On a tie choose the alphabetically first name.</w:t>
-      </w:r>
-    </w:p>
-    <w:p>
-      <w:pPr>
-        <w:spacing w:line="336" w:lineRule="auto" w:after="180"/>
-      </w:pPr>
-      <w:r>
-        <w:rPr>
-          <w:b w:val="0"/>
-        </w:rPr>
-        <w:t xml:space="preserve">This makes the outcome reproducible rather than dependent on </w:t>
-      </w:r>
-      <w:r>
-        <w:rPr>
-          <w:b/>
-        </w:rPr>
-        <w:t>input</w:t>
-      </w:r>
-      <w:r>
-        <w:rPr>
-          <w:b w:val="0"/>
-        </w:rPr>
-        <w:t xml:space="preserve"> order. Assume unique names and validated numeric fields.</w:t>
-      </w:r>
-    </w:p>
-    <w:p>
-      <w:pPr>
-        <w:pStyle w:val="Heading1"/>
-      </w:pPr>
-      <w:r>
-        <w:t>03. See how it works</w:t>
-      </w:r>
-    </w:p>
-    <w:p>
-      <w:r>
-        <w:t>Follow the mechanism for Feedback Loops. Connect each labelled input, deciding step and result.</w:t>
-      </w:r>
-    </w:p>
-    <w:p>
-      <w:pPr>
-        <w:spacing w:line="336" w:lineRule="auto" w:after="180"/>
-      </w:pPr>
-      <w:r>
-        <w:rPr>
-          <w:b/>
-        </w:rPr>
-        <w:t xml:space="preserve">VISUAL </w:t>
-      </w:r>
-      <w:r>
-        <w:rPr>
-          <w:b/>
-        </w:rPr>
-        <w:t>MECHANISM</w:t>
-      </w:r>
-    </w:p>
-    <w:p>
-      <w:pPr>
-        <w:spacing w:line="336" w:lineRule="auto" w:after="180"/>
-      </w:pPr>
-      <w:r>
-        <w:rPr>
-          <w:b/>
-        </w:rPr>
-        <w:t>Input</w:t>
-      </w:r>
-      <w:r>
-        <w:rPr>
-          <w:b w:val="0"/>
-        </w:rPr>
-        <w:t xml:space="preserve"> → </w:t>
-      </w:r>
-      <w:r>
-        <w:rPr>
-          <w:b/>
-        </w:rPr>
-        <w:t>Process</w:t>
-      </w:r>
-      <w:r>
-        <w:rPr>
-          <w:b w:val="0"/>
-        </w:rPr>
-        <w:t xml:space="preserve"> → </w:t>
-      </w:r>
-      <w:r>
-        <w:rPr>
-          <w:b/>
-        </w:rPr>
-        <w:t>Output</w:t>
-      </w:r>
-    </w:p>
-    <w:p>
-      <w:pPr>
-        <w:spacing w:line="336" w:lineRule="auto" w:after="180"/>
-      </w:pPr>
-      <w:r>
-        <w:rPr>
-          <w:b w:val="0"/>
-        </w:rPr>
-        <w:t>Trace the information. At each stage, ask what changed and how you could test it.</w:t>
-      </w:r>
-    </w:p>
-    <w:p>
-      <w:r>
-        <w:drawing>
-          <wp:inline xmlns:a="http://schemas.openxmlformats.org/drawingml/2006/main" xmlns:pic="http://schemas.openxmlformats.org/drawingml/2006/picture">
-            <wp:extent cx="5486400" cy="3145536"/>
-            <wp:docPr id="3" name="Picture 3" descr="INPUT stage for Feedback Loops"/>
-            <wp:cNvGraphicFramePr>
-              <a:graphicFrameLocks noChangeAspect="1"/>
-            </wp:cNvGraphicFramePr>
-            <a:graphic>
-              <a:graphicData uri="http://schemas.openxmlformats.org/drawingml/2006/picture">
-                <pic:pic>
-                  <pic:nvPicPr>
-                    <pic:cNvPr id="0" name="c387fa6a8dadd8d8cbe8441e98ed0ab9d4d5a445a396b616730ec4878d45f042.png"/>
-                    <pic:cNvPicPr/>
-                  </pic:nvPicPr>
-                  <pic:blipFill>
-                    <a:blip r:embed="rId10"/>
-                    <a:stretch>
-                      <a:fillRect/>
-                    </a:stretch>
-                  </pic:blipFill>
-                  <pic:spPr>
-                    <a:xfrm>
-                      <a:off x="0" y="0"/>
-                      <a:ext cx="5486400" cy="3145536"/>
-                    </a:xfrm>
-                    <a:prstGeom prst="rect"/>
-                  </pic:spPr>
-                </pic:pic>
-              </a:graphicData>
-            </a:graphic>
-          </wp:inline>
-        </w:drawing>
-      </w:r>
-    </w:p>
-    <w:p>
-      <w:pPr>
-        <w:spacing w:line="336" w:lineRule="auto" w:after="180"/>
-      </w:pPr>
-      <w:r>
-        <w:rPr>
-          <w:b w:val="0"/>
-        </w:rPr>
-        <w:t>↓</w:t>
-      </w:r>
-    </w:p>
-    <w:p>
-      <w:r>
-        <w:drawing>
-          <wp:inline xmlns:a="http://schemas.openxmlformats.org/drawingml/2006/main" xmlns:pic="http://schemas.openxmlformats.org/drawingml/2006/picture">
-            <wp:extent cx="5486400" cy="3145536"/>
-            <wp:docPr id="4" name="Picture 4" descr="PROCESS stage for Feedback Loops"/>
-            <wp:cNvGraphicFramePr>
-              <a:graphicFrameLocks noChangeAspect="1"/>
-            </wp:cNvGraphicFramePr>
-            <a:graphic>
-              <a:graphicData uri="http://schemas.openxmlformats.org/drawingml/2006/picture">
-                <pic:pic>
-                  <pic:nvPicPr>
-                    <pic:cNvPr id="0" name="72ef757b33af83c9e70bdd7122082f05f5ee31dfa601e6358bcd72214fda1fcf.png"/>
-                    <pic:cNvPicPr/>
-                  </pic:nvPicPr>
-                  <pic:blipFill>
-                    <a:blip r:embed="rId11"/>
-                    <a:stretch>
-                      <a:fillRect/>
-                    </a:stretch>
-                  </pic:blipFill>
-                  <pic:spPr>
-                    <a:xfrm>
-                      <a:off x="0" y="0"/>
-                      <a:ext cx="5486400" cy="3145536"/>
-                    </a:xfrm>
-                    <a:prstGeom prst="rect"/>
-                  </pic:spPr>
-                </pic:pic>
-              </a:graphicData>
-            </a:graphic>
-          </wp:inline>
-        </w:drawing>
-      </w:r>
-    </w:p>
-    <w:p>
-      <w:pPr>
-        <w:spacing w:line="336" w:lineRule="auto" w:after="180"/>
-      </w:pPr>
-      <w:r>
-        <w:rPr>
-          <w:b w:val="0"/>
-        </w:rPr>
-        <w:t>↓</w:t>
-      </w:r>
-    </w:p>
-    <w:p>
-      <w:r>
-        <w:drawing>
-          <wp:inline xmlns:a="http://schemas.openxmlformats.org/drawingml/2006/main" xmlns:pic="http://schemas.openxmlformats.org/drawingml/2006/picture">
-            <wp:extent cx="5486400" cy="3145536"/>
-            <wp:docPr id="5" name="Picture 5" descr="OUTPUT stage for Feedback Loops"/>
-            <wp:cNvGraphicFramePr>
-              <a:graphicFrameLocks noChangeAspect="1"/>
-            </wp:cNvGraphicFramePr>
-            <a:graphic>
-              <a:graphicData uri="http://schemas.openxmlformats.org/drawingml/2006/picture">
-                <pic:pic>
-                  <pic:nvPicPr>
-                    <pic:cNvPr id="0" name="b4b9e6772a0c39a429f01554c404543a858a93b4edee14cc72bb60e416567030.png"/>
-                    <pic:cNvPicPr/>
-                  </pic:nvPicPr>
-                  <pic:blipFill>
-                    <a:blip r:embed="rId12"/>
-                    <a:stretch>
-                      <a:fillRect/>
-                    </a:stretch>
-                  </pic:blipFill>
-                  <pic:spPr>
-                    <a:xfrm>
-                      <a:off x="0" y="0"/>
-                      <a:ext cx="5486400" cy="3145536"/>
-                    </a:xfrm>
-                    <a:prstGeom prst="rect"/>
-                  </pic:spPr>
-                </pic:pic>
-              </a:graphicData>
-            </a:graphic>
-          </wp:inline>
-        </w:drawing>
-      </w:r>
-    </w:p>
-    <w:p>
-      <w:pPr>
-        <w:spacing w:line="336" w:lineRule="auto" w:after="180"/>
-      </w:pPr>
-      <w:r>
-        <w:rPr>
-          <w:b w:val="0"/>
-        </w:rPr>
-        <w:t>Which stage could fail even when the other two are correct? Explain:</w:t>
-      </w:r>
-    </w:p>
-    <w:p>
-      <w:pPr>
-        <w:pStyle w:val="Heading3"/>
-      </w:pPr>
-      <w:r>
-        <w:t>Write or draw your reasoning and evidence.</w:t>
-      </w:r>
-    </w:p>
-    <w:p>
-      <w:r>
-        <w:t>________________________________________________________________</w:t>
-      </w:r>
-    </w:p>
-    <w:p>
-      <w:r>
-        <w:t>________________________________________________________________</w:t>
-      </w:r>
-    </w:p>
-    <w:p>
-      <w:r>
-        <w:t>________________________________________________________________</w:t>
-      </w:r>
-    </w:p>
-    <w:p>
-      <w:r>
-        <w:t>________________________________________________________________</w:t>
-      </w:r>
-    </w:p>
-    <w:p>
-      <w:r>
-        <w:t>________________________________________________________________</w:t>
-      </w:r>
-    </w:p>
-    <w:p>
-      <w:pPr>
-        <w:pStyle w:val="Heading3"/>
-      </w:pPr>
-      <w:r>
-        <w:t>A closer explanation</w:t>
+        <w:t>simulate keeps display and click dictionaries separate. The sorting key uses negative clicks to place larger counts first, then ID for equal counts. A supplied plan overrides that selection order without changing the scripted per-book events. copy saves each round’s counts instead of letting later updates overwrite earlier log entries. The returned log records round, shown ID, click event, displays and clicks. No hidden reader preference is inferred or fitted.</w:t>
+      </w:r>
+    </w:p>
+    <w:p>
+      <w:pPr>
+        <w:pStyle w:val="Heading2"/>
+      </w:pPr>
+      <w:r>
+        <w:t>Review · Earlier deterministic scoring-function implementation · reference / check after trying</w:t>
       </w:r>
     </w:p>
     <w:p>
@@ -1155,62 +1038,315 @@
     </w:p>
     <w:p>
       <w:pPr>
+        <w:spacing w:line="336" w:lineRule="auto" w:after="180"/>
+      </w:pPr>
+      <w:r>
+        <w:rPr>
+          <w:b w:val="0"/>
+        </w:rPr>
+        <w:t>Write a trace table with item, eligible, score and best-so-far. In the worked list, B qualifies and scores 8, so B becomes the current best. A also qualifies and scores 8.</w:t>
+      </w:r>
+    </w:p>
+    <w:p>
+      <w:pPr>
+        <w:spacing w:line="336" w:lineRule="auto" w:after="180"/>
+      </w:pPr>
+      <w:r>
+        <w:rPr>
+          <w:b w:val="0"/>
+        </w:rPr>
+        <w:t>The scores tie, so the written alphabetical rule changes the best to A. Starting with A gives the same final answer. If no item qualifies, best stays None; do not invent a winner or quietly relax the limit.</w:t>
+      </w:r>
+    </w:p>
+    <w:p>
+      <w:pPr>
+        <w:pStyle w:val="Heading2"/>
+      </w:pPr>
+      <w:r>
+        <w:t>Earlier wording, alternatives and picture transcripts · reference / check after trying</w:t>
+      </w:r>
+    </w:p>
+    <w:p>
+      <w:pPr>
+        <w:spacing w:line="336" w:lineRule="auto" w:after="180"/>
+      </w:pPr>
+      <w:r>
+        <w:rPr>
+          <w:b w:val="0"/>
+        </w:rPr>
+        <w:t xml:space="preserve">VISUAL </w:t>
+      </w:r>
+      <w:r>
+        <w:rPr>
+          <w:b/>
+        </w:rPr>
+        <w:t>MECHANISM</w:t>
+      </w:r>
+    </w:p>
+    <w:p>
+      <w:pPr>
+        <w:spacing w:line="336" w:lineRule="auto" w:after="180"/>
+      </w:pPr>
+      <w:r>
+        <w:rPr>
+          <w:b/>
+        </w:rPr>
+        <w:t>Input</w:t>
+      </w:r>
+      <w:r>
+        <w:rPr>
+          <w:b w:val="0"/>
+        </w:rPr>
+        <w:t xml:space="preserve"> → </w:t>
+      </w:r>
+      <w:r>
+        <w:rPr>
+          <w:b/>
+        </w:rPr>
+        <w:t>Process</w:t>
+      </w:r>
+      <w:r>
+        <w:rPr>
+          <w:b w:val="0"/>
+        </w:rPr>
+        <w:t xml:space="preserve"> → </w:t>
+      </w:r>
+      <w:r>
+        <w:rPr>
+          <w:b/>
+        </w:rPr>
+        <w:t>Output</w:t>
+      </w:r>
+    </w:p>
+    <w:p>
+      <w:pPr>
+        <w:spacing w:line="336" w:lineRule="auto" w:after="180"/>
+      </w:pPr>
+      <w:r>
+        <w:rPr>
+          <w:b w:val="0"/>
+        </w:rPr>
+        <w:t>Trace the information. At each stage, ask what changed and how you could test it.</w:t>
+      </w:r>
+    </w:p>
+    <w:p>
+      <w:r>
+        <w:drawing>
+          <wp:inline xmlns:a="http://schemas.openxmlformats.org/drawingml/2006/main" xmlns:pic="http://schemas.openxmlformats.org/drawingml/2006/picture">
+            <wp:extent cx="5486400" cy="3145536"/>
+            <wp:docPr id="3" name="Picture 3" descr="INPUT stage for Feedback Loops"/>
+            <wp:cNvGraphicFramePr>
+              <a:graphicFrameLocks noChangeAspect="1"/>
+            </wp:cNvGraphicFramePr>
+            <a:graphic>
+              <a:graphicData uri="http://schemas.openxmlformats.org/drawingml/2006/picture">
+                <pic:pic>
+                  <pic:nvPicPr>
+                    <pic:cNvPr id="0" name="c387fa6a8dadd8d8cbe8441e98ed0ab9d4d5a445a396b616730ec4878d45f042.png"/>
+                    <pic:cNvPicPr/>
+                  </pic:nvPicPr>
+                  <pic:blipFill>
+                    <a:blip r:embed="rId10"/>
+                    <a:stretch>
+                      <a:fillRect/>
+                    </a:stretch>
+                  </pic:blipFill>
+                  <pic:spPr>
+                    <a:xfrm>
+                      <a:off x="0" y="0"/>
+                      <a:ext cx="5486400" cy="3145536"/>
+                    </a:xfrm>
+                    <a:prstGeom prst="rect"/>
+                  </pic:spPr>
+                </pic:pic>
+              </a:graphicData>
+            </a:graphic>
+          </wp:inline>
+        </w:drawing>
+      </w:r>
+    </w:p>
+    <w:p>
+      <w:pPr>
+        <w:spacing w:line="336" w:lineRule="auto" w:after="180"/>
+      </w:pPr>
+      <w:r>
+        <w:rPr>
+          <w:b w:val="0"/>
+        </w:rPr>
+        <w:t>↓</w:t>
+      </w:r>
+    </w:p>
+    <w:p>
+      <w:r>
+        <w:drawing>
+          <wp:inline xmlns:a="http://schemas.openxmlformats.org/drawingml/2006/main" xmlns:pic="http://schemas.openxmlformats.org/drawingml/2006/picture">
+            <wp:extent cx="5486400" cy="3145536"/>
+            <wp:docPr id="4" name="Picture 4" descr="PROCESS stage for Feedback Loops"/>
+            <wp:cNvGraphicFramePr>
+              <a:graphicFrameLocks noChangeAspect="1"/>
+            </wp:cNvGraphicFramePr>
+            <a:graphic>
+              <a:graphicData uri="http://schemas.openxmlformats.org/drawingml/2006/picture">
+                <pic:pic>
+                  <pic:nvPicPr>
+                    <pic:cNvPr id="0" name="72ef757b33af83c9e70bdd7122082f05f5ee31dfa601e6358bcd72214fda1fcf.png"/>
+                    <pic:cNvPicPr/>
+                  </pic:nvPicPr>
+                  <pic:blipFill>
+                    <a:blip r:embed="rId11"/>
+                    <a:stretch>
+                      <a:fillRect/>
+                    </a:stretch>
+                  </pic:blipFill>
+                  <pic:spPr>
+                    <a:xfrm>
+                      <a:off x="0" y="0"/>
+                      <a:ext cx="5486400" cy="3145536"/>
+                    </a:xfrm>
+                    <a:prstGeom prst="rect"/>
+                  </pic:spPr>
+                </pic:pic>
+              </a:graphicData>
+            </a:graphic>
+          </wp:inline>
+        </w:drawing>
+      </w:r>
+    </w:p>
+    <w:p>
+      <w:pPr>
+        <w:spacing w:line="336" w:lineRule="auto" w:after="180"/>
+      </w:pPr>
+      <w:r>
+        <w:rPr>
+          <w:b w:val="0"/>
+        </w:rPr>
+        <w:t>↓</w:t>
+      </w:r>
+    </w:p>
+    <w:p>
+      <w:r>
+        <w:drawing>
+          <wp:inline xmlns:a="http://schemas.openxmlformats.org/drawingml/2006/main" xmlns:pic="http://schemas.openxmlformats.org/drawingml/2006/picture">
+            <wp:extent cx="5486400" cy="3145536"/>
+            <wp:docPr id="5" name="Picture 5" descr="OUTPUT stage for Feedback Loops"/>
+            <wp:cNvGraphicFramePr>
+              <a:graphicFrameLocks noChangeAspect="1"/>
+            </wp:cNvGraphicFramePr>
+            <a:graphic>
+              <a:graphicData uri="http://schemas.openxmlformats.org/drawingml/2006/picture">
+                <pic:pic>
+                  <pic:nvPicPr>
+                    <pic:cNvPr id="0" name="b4b9e6772a0c39a429f01554c404543a858a93b4edee14cc72bb60e416567030.png"/>
+                    <pic:cNvPicPr/>
+                  </pic:nvPicPr>
+                  <pic:blipFill>
+                    <a:blip r:embed="rId12"/>
+                    <a:stretch>
+                      <a:fillRect/>
+                    </a:stretch>
+                  </pic:blipFill>
+                  <pic:spPr>
+                    <a:xfrm>
+                      <a:off x="0" y="0"/>
+                      <a:ext cx="5486400" cy="3145536"/>
+                    </a:xfrm>
+                    <a:prstGeom prst="rect"/>
+                  </pic:spPr>
+                </pic:pic>
+              </a:graphicData>
+            </a:graphic>
+          </wp:inline>
+        </w:drawing>
+      </w:r>
+    </w:p>
+    <w:p>
+      <w:pPr>
+        <w:spacing w:line="336" w:lineRule="auto" w:after="180"/>
+      </w:pPr>
+      <w:r>
+        <w:rPr>
+          <w:b w:val="0"/>
+        </w:rPr>
+        <w:t>Which stage could fail even when the other two are correct? Explain:</w:t>
+      </w:r>
+    </w:p>
+    <w:p>
+      <w:pPr>
         <w:pStyle w:val="Heading3"/>
       </w:pPr>
       <w:r>
+        <w:t>Write or draw your reasoning and evidence.</w:t>
+      </w:r>
+    </w:p>
+    <w:p>
+      <w:r>
+        <w:t>________________________________________________________________</w:t>
+      </w:r>
+    </w:p>
+    <w:p>
+      <w:r>
+        <w:t>________________________________________________________________</w:t>
+      </w:r>
+    </w:p>
+    <w:p>
+      <w:r>
+        <w:t>________________________________________________________________</w:t>
+      </w:r>
+    </w:p>
+    <w:p>
+      <w:r>
+        <w:t>________________________________________________________________</w:t>
+      </w:r>
+    </w:p>
+    <w:p>
+      <w:r>
+        <w:t>________________________________________________________________</w:t>
+      </w:r>
+    </w:p>
+    <w:p>
+      <w:pPr>
+        <w:pStyle w:val="Heading3"/>
+      </w:pPr>
+      <w:r>
+        <w:t>A closer explanation</w:t>
+      </w:r>
+    </w:p>
+    <w:p>
+      <w:pPr>
+        <w:pStyle w:val="Heading3"/>
+      </w:pPr>
+      <w:r>
         <w:t>Trace the best-so-far record</w:t>
       </w:r>
     </w:p>
     <w:p>
       <w:pPr>
+        <w:pStyle w:val="Heading3"/>
+      </w:pPr>
+      <w:r>
+        <w:t>Connect the picture and the explanation</w:t>
+      </w:r>
+    </w:p>
+    <w:p>
+      <w:pPr>
         <w:spacing w:line="336" w:lineRule="auto" w:after="180"/>
       </w:pPr>
       <w:r>
         <w:rPr>
           <w:b w:val="0"/>
         </w:rPr>
-        <w:t>Write a trace table with item, eligible, score and best-so-far. In the worked list, B qualifies and scores 8, so B becomes the current best. A also qualifies and scores 8.</w:t>
-      </w:r>
-    </w:p>
-    <w:p>
-      <w:pPr>
-        <w:spacing w:line="336" w:lineRule="auto" w:after="180"/>
-      </w:pPr>
+        <w:t xml:space="preserve">Point to the </w:t>
+      </w:r>
+      <w:r>
+        <w:rPr>
+          <w:b/>
+        </w:rPr>
+        <w:t>input</w:t>
+      </w:r>
       <w:r>
         <w:rPr>
           <w:b w:val="0"/>
         </w:rPr>
-        <w:t>The scores tie, so the written alphabetical rule changes the best to A. Starting with A gives the same final answer. If no item qualifies, best stays None; do not invent a winner or quietly relax the limit.</w:t>
-      </w:r>
-    </w:p>
-    <w:p>
-      <w:pPr>
-        <w:pStyle w:val="Heading3"/>
-      </w:pPr>
-      <w:r>
-        <w:t>Connect the picture and the explanation</w:t>
-      </w:r>
-    </w:p>
-    <w:p>
-      <w:pPr>
-        <w:spacing w:line="336" w:lineRule="auto" w:after="180"/>
-      </w:pPr>
-      <w:r>
-        <w:rPr>
-          <w:b w:val="0"/>
-        </w:rPr>
-        <w:t xml:space="preserve">Point to the </w:t>
-      </w:r>
-      <w:r>
-        <w:rPr>
-          <w:b/>
-        </w:rPr>
-        <w:t>input</w:t>
-      </w:r>
-      <w:r>
-        <w:rPr>
-          <w:b w:val="0"/>
-        </w:rPr>
         <w:t>, the deciding step and the result in this week’s visual. Explain the same step in ordinary words. A picture helps when you can say what each part represents.</w:t>
       </w:r>
     </w:p>
@@ -1219,60 +1355,20 @@
         <w:pStyle w:val="Heading1"/>
       </w:pPr>
       <w:r>
-        <w:t>04. Compare the cases</w:t>
-      </w:r>
-    </w:p>
-    <w:p>
-      <w:r>
-        <w:t>Compare the supplied cases for Feedback Loops. Identify the detail that changes the conclusion.</w:t>
-      </w:r>
-    </w:p>
-    <w:p>
-      <w:pPr>
-        <w:pStyle w:val="Heading3"/>
-      </w:pPr>
-      <w:r>
-        <w:t>The case to investigate</w:t>
-      </w:r>
-    </w:p>
-    <w:p>
-      <w:pPr>
-        <w:spacing w:line="336" w:lineRule="auto" w:after="180"/>
-        <w:shd w:fill="F1F6FC"/>
-      </w:pPr>
-      <w:r>
-        <w:rPr>
-          <w:b w:val="0"/>
-        </w:rPr>
-        <w:t>CASE GALLERY</w:t>
-      </w:r>
-    </w:p>
-    <w:p>
-      <w:pPr>
-        <w:spacing w:line="336" w:lineRule="auto" w:after="180"/>
-      </w:pPr>
-      <w:r>
-        <w:rPr>
-          <w:b w:val="0"/>
-        </w:rPr>
-        <w:t xml:space="preserve">Four Tests, Four Kinds of </w:t>
-      </w:r>
-      <w:r>
-        <w:rPr>
-          <w:b/>
-        </w:rPr>
-        <w:t>Evidence</w:t>
-      </w:r>
-    </w:p>
-    <w:p>
-      <w:pPr>
-        <w:spacing w:line="336" w:lineRule="auto" w:after="180"/>
-      </w:pPr>
-      <w:r>
-        <w:rPr>
-          <w:b w:val="0"/>
-        </w:rPr>
-        <w:t>A system is not understood until it survives more than one comfortable example.</w:t>
+        <w:t>04. Distinguish not shown from shown without a click</w:t>
+      </w:r>
+    </w:p>
+    <w:p>
+      <w:r>
+        <w:t>Neither event alone establishes a permanent preference.</w:t>
+      </w:r>
+    </w:p>
+    <w:p>
+      <w:pPr>
+        <w:pStyle w:val="Heading2"/>
+      </w:pPr>
+      <w:r>
+        <w:t>Four pictures with a purpose</w:t>
       </w:r>
     </w:p>
     <w:p>
@@ -1313,6 +1409,11 @@
     </w:p>
     <w:p>
       <w:r>
+        <w:t>Normal case: predict the result and deciding evidence.</w:t>
+      </w:r>
+    </w:p>
+    <w:p>
+      <w:r>
         <w:drawing>
           <wp:inline xmlns:a="http://schemas.openxmlformats.org/drawingml/2006/main" xmlns:pic="http://schemas.openxmlformats.org/drawingml/2006/picture">
             <wp:extent cx="5486400" cy="3200400"/>
@@ -1348,47 +1449,8 @@
       </w:r>
     </w:p>
     <w:p>
-      <w:pPr>
-        <w:pStyle w:val="Heading3"/>
-      </w:pPr>
-      <w:r>
-        <w:t>The normal case</w:t>
-      </w:r>
-    </w:p>
-    <w:p>
-      <w:pPr>
-        <w:spacing w:line="336" w:lineRule="auto" w:after="180"/>
-        <w:shd w:fill="F1F6FC"/>
-      </w:pPr>
-      <w:r>
-        <w:rPr>
-          <w:b w:val="0"/>
-        </w:rPr>
-        <w:t xml:space="preserve">NORMAL CASE: predict and name </w:t>
-      </w:r>
-      <w:r>
-        <w:rPr>
-          <w:b/>
-        </w:rPr>
-        <w:t>evidence</w:t>
-      </w:r>
-      <w:r>
-        <w:rPr>
-          <w:b w:val="0"/>
-        </w:rPr>
-        <w:t xml:space="preserve">.     BOUNDARY CASE: predict and name </w:t>
-      </w:r>
-      <w:r>
-        <w:rPr>
-          <w:b/>
-        </w:rPr>
-        <w:t>evidence</w:t>
-      </w:r>
-      <w:r>
-        <w:rPr>
-          <w:b w:val="0"/>
-        </w:rPr>
-        <w:t>.</w:t>
+      <w:r>
+        <w:t>Boundary case: identify the exact limit.</w:t>
       </w:r>
     </w:p>
     <w:p>
@@ -1429,6 +1491,11 @@
     </w:p>
     <w:p>
       <w:r>
+        <w:t>Missing information: name what must be clarified.</w:t>
+      </w:r>
+    </w:p>
+    <w:p>
+      <w:r>
         <w:drawing>
           <wp:inline xmlns:a="http://schemas.openxmlformats.org/drawingml/2006/main" xmlns:pic="http://schemas.openxmlformats.org/drawingml/2006/picture">
             <wp:extent cx="5486400" cy="3200400"/>
@@ -1464,236 +1531,180 @@
       </w:r>
     </w:p>
     <w:p>
+      <w:r>
+        <w:t>Transfer case: explain which procedure still applies.</w:t>
+      </w:r>
+    </w:p>
+    <w:p>
+      <w:pPr>
+        <w:pStyle w:val="Heading2"/>
+      </w:pPr>
+      <w:r>
+        <w:t>Choose a revealing case</w:t>
+      </w:r>
+    </w:p>
+    <w:p>
+      <w:pPr>
+        <w:pStyle w:val="ListBullet"/>
+      </w:pPr>
+      <w:r>
+        <w:t>Which case is most likely to reveal a hidden assumption? Why?</w:t>
+      </w:r>
+    </w:p>
+    <w:p>
       <w:pPr>
         <w:pStyle w:val="Heading3"/>
       </w:pPr>
       <w:r>
-        <w:t>Check missing information</w:t>
+        <w:t>Write or draw your reasoning and evidence.</w:t>
+      </w:r>
+    </w:p>
+    <w:p>
+      <w:r>
+        <w:t>________________________________________________________________</w:t>
+      </w:r>
+    </w:p>
+    <w:p>
+      <w:r>
+        <w:t>________________________________________________________________</w:t>
+      </w:r>
+    </w:p>
+    <w:p>
+      <w:r>
+        <w:t>________________________________________________________________</w:t>
+      </w:r>
+    </w:p>
+    <w:p>
+      <w:r>
+        <w:t>________________________________________________________________</w:t>
+      </w:r>
+    </w:p>
+    <w:p>
+      <w:r>
+        <w:t>________________________________________________________________</w:t>
+      </w:r>
+    </w:p>
+    <w:p>
+      <w:pPr>
+        <w:pStyle w:val="Heading2"/>
+      </w:pPr>
+      <w:r>
+        <w:t>Predict the supplied changed case</w:t>
+      </w:r>
+    </w:p>
+    <w:p>
+      <w:pPr>
+        <w:pStyle w:val="ListBullet"/>
+      </w:pPr>
+      <w:r>
+        <w:t>Change: On a planned trial, show B once and record no click.</w:t>
+      </w:r>
+    </w:p>
+    <w:p>
+      <w:pPr>
+        <w:pStyle w:val="Heading2"/>
+      </w:pPr>
+      <w:r>
+        <w:t>Check after predicting · reference / check after trying</w:t>
       </w:r>
     </w:p>
     <w:p>
       <w:pPr>
         <w:spacing w:line="336" w:lineRule="auto" w:after="180"/>
-        <w:shd w:fill="FFF5E6"/>
-      </w:pPr>
+      </w:pPr>
+      <w:r>
+        <w:rPr>
+          <w:b/>
+        </w:rPr>
+        <w:t>Prediction</w:t>
+      </w:r>
       <w:r>
         <w:rPr>
           <w:b w:val="0"/>
         </w:rPr>
-        <w:t xml:space="preserve">MISSING INFORMATION: predict and name </w:t>
+        <w:t xml:space="preserve">: B gains one </w:t>
       </w:r>
       <w:r>
         <w:rPr>
           <w:b/>
         </w:rPr>
-        <w:t>evidence</w:t>
+        <w:t>exposure</w:t>
       </w:r>
       <w:r>
         <w:rPr>
           <w:b w:val="0"/>
         </w:rPr>
-        <w:t xml:space="preserve">.     TRANSFER CASE: predict and name </w:t>
+        <w:t xml:space="preserve"> but still zero clicks.</w:t>
+      </w:r>
+    </w:p>
+    <w:p>
+      <w:pPr>
+        <w:spacing w:line="336" w:lineRule="auto" w:after="180"/>
+      </w:pPr>
+      <w:r>
+        <w:rPr>
+          <w:b w:val="0"/>
+        </w:rPr>
+        <w:t xml:space="preserve">Reason: The </w:t>
       </w:r>
       <w:r>
         <w:rPr>
           <w:b/>
         </w:rPr>
-        <w:t>evidence</w:t>
+        <w:t>observation</w:t>
       </w:r>
       <w:r>
         <w:rPr>
           <w:b w:val="0"/>
         </w:rPr>
-        <w:t>.</w:t>
+        <w:t xml:space="preserve"> now supports a nonclick on that display, not a permanent dislike.</w:t>
+      </w:r>
+    </w:p>
+    <w:p>
+      <w:pPr>
+        <w:pStyle w:val="Heading2"/>
+      </w:pPr>
+      <w:r>
+        <w:t>Earlier wording, alternatives and picture transcripts · reference / check after trying</w:t>
       </w:r>
     </w:p>
     <w:p>
       <w:pPr>
         <w:spacing w:line="336" w:lineRule="auto" w:after="180"/>
-        <w:shd w:fill="F5F1FB"/>
       </w:pPr>
       <w:r>
         <w:rPr>
           <w:b w:val="0"/>
         </w:rPr>
-        <w:t>Which case is most likely to reveal a hidden assumption? Why?</w:t>
-      </w:r>
-    </w:p>
-    <w:p>
-      <w:pPr>
-        <w:pStyle w:val="Heading3"/>
-      </w:pPr>
-      <w:r>
-        <w:t>Write or draw your reasoning and evidence.</w:t>
-      </w:r>
-    </w:p>
-    <w:p>
-      <w:r>
-        <w:t>________________________________________________________________</w:t>
-      </w:r>
-    </w:p>
-    <w:p>
-      <w:r>
-        <w:t>________________________________________________________________</w:t>
-      </w:r>
-    </w:p>
-    <w:p>
-      <w:r>
-        <w:t>________________________________________________________________</w:t>
-      </w:r>
-    </w:p>
-    <w:p>
-      <w:r>
-        <w:t>________________________________________________________________</w:t>
-      </w:r>
-    </w:p>
-    <w:p>
-      <w:r>
-        <w:t>________________________________________________________________</w:t>
-      </w:r>
-    </w:p>
-    <w:p>
-      <w:pPr>
-        <w:pStyle w:val="Heading3"/>
-      </w:pPr>
-      <w:r>
-        <w:t>Change one thing in the pictured case</w:t>
-      </w:r>
-    </w:p>
-    <w:p>
-      <w:pPr>
-        <w:pStyle w:val="Heading3"/>
-      </w:pPr>
-      <w:r>
-        <w:t>Change one thing</w:t>
+        <w:t>CASE GALLERY</w:t>
       </w:r>
     </w:p>
     <w:p>
       <w:pPr>
         <w:spacing w:line="336" w:lineRule="auto" w:after="180"/>
-        <w:shd w:fill="F5F1FB"/>
       </w:pPr>
       <w:r>
         <w:rPr>
           <w:b w:val="0"/>
         </w:rPr>
-        <w:t>Change: On a planned trial, show B once and record no click.</w:t>
-      </w:r>
-    </w:p>
-    <w:p>
-      <w:pPr>
-        <w:pStyle w:val="Heading3"/>
-      </w:pPr>
-      <w:r>
-        <w:t>Predicted result</w:t>
+        <w:t xml:space="preserve">Four Tests, Four Kinds of </w:t>
+      </w:r>
+      <w:r>
+        <w:rPr>
+          <w:b/>
+        </w:rPr>
+        <w:t>Evidence</w:t>
       </w:r>
     </w:p>
     <w:p>
       <w:pPr>
         <w:spacing w:line="336" w:lineRule="auto" w:after="180"/>
-        <w:shd w:fill="F1F6FC"/>
-      </w:pPr>
-      <w:r>
-        <w:rPr>
-          <w:b/>
-        </w:rPr>
-        <w:t>Prediction</w:t>
-      </w:r>
+      </w:pPr>
       <w:r>
         <w:rPr>
           <w:b w:val="0"/>
         </w:rPr>
-        <w:t xml:space="preserve">: B gains one </w:t>
-      </w:r>
-      <w:r>
-        <w:rPr>
-          <w:b/>
-        </w:rPr>
-        <w:t>exposure</w:t>
-      </w:r>
-      <w:r>
-        <w:rPr>
-          <w:b w:val="0"/>
-        </w:rPr>
-        <w:t xml:space="preserve"> but still zero clicks.</w:t>
-      </w:r>
-    </w:p>
-    <w:p>
-      <w:pPr>
-        <w:pStyle w:val="Heading3"/>
-      </w:pPr>
-      <w:r>
-        <w:t>Why the result follows</w:t>
-      </w:r>
-    </w:p>
-    <w:p>
-      <w:pPr>
-        <w:spacing w:line="336" w:lineRule="auto" w:after="180"/>
-        <w:shd w:fill="F1F6FC"/>
-      </w:pPr>
-      <w:r>
-        <w:rPr>
-          <w:b w:val="0"/>
-        </w:rPr>
-        <w:t xml:space="preserve">Reason: The </w:t>
-      </w:r>
-      <w:r>
-        <w:rPr>
-          <w:b/>
-        </w:rPr>
-        <w:t>observation</w:t>
-      </w:r>
-      <w:r>
-        <w:rPr>
-          <w:b w:val="0"/>
-        </w:rPr>
-        <w:t xml:space="preserve"> now supports a nonclick on that display, not a permanent dislike.</w:t>
-      </w:r>
-    </w:p>
-    <w:p>
-      <w:pPr>
-        <w:pStyle w:val="Heading1"/>
-      </w:pPr>
-      <w:r>
-        <w:t>05. Words that unlock the idea</w:t>
-      </w:r>
-    </w:p>
-    <w:p>
-      <w:r>
-        <w:t>Use the vocabulary of Feedback Loops to explain a concrete decision, rather than only memorising definitions.</w:t>
-      </w:r>
-    </w:p>
-    <w:p>
-      <w:pPr>
-        <w:spacing w:line="336" w:lineRule="auto" w:after="180"/>
-      </w:pPr>
-      <w:r>
-        <w:rPr>
-          <w:b/>
-        </w:rPr>
-        <w:t>VOCABULARY LAB</w:t>
-      </w:r>
-    </w:p>
-    <w:p>
-      <w:pPr>
-        <w:spacing w:line="336" w:lineRule="auto" w:after="180"/>
-      </w:pPr>
-      <w:r>
-        <w:rPr>
-          <w:b w:val="0"/>
-        </w:rPr>
-        <w:t>Words You Can Use to Reason</w:t>
-      </w:r>
-    </w:p>
-    <w:p>
-      <w:pPr>
-        <w:spacing w:line="336" w:lineRule="auto" w:after="180"/>
-      </w:pPr>
-      <w:r>
-        <w:rPr>
-          <w:b w:val="0"/>
-        </w:rPr>
-        <w:t>A definition matters when you can recognize the idea, use it, and contrast it with a near-miss.</w:t>
+        <w:t>A system is not understood until it survives more than one comfortable example.</w:t>
       </w:r>
     </w:p>
     <w:p>
@@ -1701,7 +1712,7 @@
         <w:drawing>
           <wp:inline xmlns:a="http://schemas.openxmlformats.org/drawingml/2006/main" xmlns:pic="http://schemas.openxmlformats.org/drawingml/2006/picture">
             <wp:extent cx="5486400" cy="3200400"/>
-            <wp:docPr id="10" name="Picture 10" descr="Vocabulary badge: feedback loop"/>
+            <wp:docPr id="10" name="Picture 10" descr="NORMAL CASE illustration"/>
             <wp:cNvGraphicFramePr>
               <a:graphicFrameLocks noChangeAspect="1"/>
             </wp:cNvGraphicFramePr>
@@ -1709,11 +1720,11 @@
               <a:graphicData uri="http://schemas.openxmlformats.org/drawingml/2006/picture">
                 <pic:pic>
                   <pic:nvPicPr>
-                    <pic:cNvPr id="0" name="f92811149c4de8db58886da186cdaa0ce6e48744463fbc387cb0ebd435a140d7.png"/>
+                    <pic:cNvPr id="0" name="1f18213ba3d74c99072fa04ad7520b53eee0b2e9e845b0d8a61ccdda1b41f3f1.png"/>
                     <pic:cNvPicPr/>
                   </pic:nvPicPr>
                   <pic:blipFill>
-                    <a:blip r:embed="rId17"/>
+                    <a:blip r:embed="rId13"/>
                     <a:stretch>
                       <a:fillRect/>
                     </a:stretch>
@@ -1737,7 +1748,7 @@
         <w:drawing>
           <wp:inline xmlns:a="http://schemas.openxmlformats.org/drawingml/2006/main" xmlns:pic="http://schemas.openxmlformats.org/drawingml/2006/picture">
             <wp:extent cx="5486400" cy="3200400"/>
-            <wp:docPr id="11" name="Picture 11" descr="Vocabulary badge: exposure"/>
+            <wp:docPr id="11" name="Picture 11" descr="BOUNDARY CASE illustration"/>
             <wp:cNvGraphicFramePr>
               <a:graphicFrameLocks noChangeAspect="1"/>
             </wp:cNvGraphicFramePr>
@@ -1745,11 +1756,11 @@
               <a:graphicData uri="http://schemas.openxmlformats.org/drawingml/2006/picture">
                 <pic:pic>
                   <pic:nvPicPr>
-                    <pic:cNvPr id="0" name="a3048021e6a857831e7558a57763542ff4286ee34fd3c1be7a3261d37ca6199f.png"/>
+                    <pic:cNvPr id="0" name="fed8318cf337134a2c31a8d2c90831db67a27a43d3c6f85b25079c53ec37ff9a.png"/>
                     <pic:cNvPicPr/>
                   </pic:nvPicPr>
                   <pic:blipFill>
-                    <a:blip r:embed="rId18"/>
+                    <a:blip r:embed="rId14"/>
                     <a:stretch>
                       <a:fillRect/>
                     </a:stretch>
@@ -1769,11 +1780,46 @@
       </w:r>
     </w:p>
     <w:p>
+      <w:pPr>
+        <w:spacing w:line="336" w:lineRule="auto" w:after="180"/>
+      </w:pPr>
+      <w:r>
+        <w:rPr>
+          <w:b w:val="0"/>
+        </w:rPr>
+        <w:t xml:space="preserve">NORMAL CASE: predict and name </w:t>
+      </w:r>
+      <w:r>
+        <w:rPr>
+          <w:b/>
+        </w:rPr>
+        <w:t>evidence</w:t>
+      </w:r>
+      <w:r>
+        <w:rPr>
+          <w:b w:val="0"/>
+        </w:rPr>
+        <w:t xml:space="preserve">.     BOUNDARY CASE: predict and name </w:t>
+      </w:r>
+      <w:r>
+        <w:rPr>
+          <w:b/>
+        </w:rPr>
+        <w:t>evidence</w:t>
+      </w:r>
+      <w:r>
+        <w:rPr>
+          <w:b w:val="0"/>
+        </w:rPr>
+        <w:t>.</w:t>
+      </w:r>
+    </w:p>
+    <w:p>
       <w:r>
         <w:drawing>
           <wp:inline xmlns:a="http://schemas.openxmlformats.org/drawingml/2006/main" xmlns:pic="http://schemas.openxmlformats.org/drawingml/2006/picture">
             <wp:extent cx="5486400" cy="3200400"/>
-            <wp:docPr id="12" name="Picture 12" descr="Vocabulary badge: interaction data"/>
+            <wp:docPr id="12" name="Picture 12" descr="MISSING INFORMATION illustration"/>
             <wp:cNvGraphicFramePr>
               <a:graphicFrameLocks noChangeAspect="1"/>
             </wp:cNvGraphicFramePr>
@@ -1781,11 +1827,11 @@
               <a:graphicData uri="http://schemas.openxmlformats.org/drawingml/2006/picture">
                 <pic:pic>
                   <pic:nvPicPr>
-                    <pic:cNvPr id="0" name="ce17c5818fb57274cf8131a2550ab8c54854ed6205cff6a0e9129631c15e9b83.png"/>
+                    <pic:cNvPr id="0" name="75f964dbe29000347e518a59e2717387d7109bd1f947abdafa07e931a61cf754.png"/>
                     <pic:cNvPicPr/>
                   </pic:nvPicPr>
                   <pic:blipFill>
-                    <a:blip r:embed="rId19"/>
+                    <a:blip r:embed="rId15"/>
                     <a:stretch>
                       <a:fillRect/>
                     </a:stretch>
@@ -1809,7 +1855,7 @@
         <w:drawing>
           <wp:inline xmlns:a="http://schemas.openxmlformats.org/drawingml/2006/main" xmlns:pic="http://schemas.openxmlformats.org/drawingml/2006/picture">
             <wp:extent cx="5486400" cy="3200400"/>
-            <wp:docPr id="13" name="Picture 13" descr="Vocabulary badge: narrowing"/>
+            <wp:docPr id="13" name="Picture 13" descr="TRANSFER CASE illustration"/>
             <wp:cNvGraphicFramePr>
               <a:graphicFrameLocks noChangeAspect="1"/>
             </wp:cNvGraphicFramePr>
@@ -1817,11 +1863,11 @@
               <a:graphicData uri="http://schemas.openxmlformats.org/drawingml/2006/picture">
                 <pic:pic>
                   <pic:nvPicPr>
-                    <pic:cNvPr id="0" name="7ccddd87294d6fd94990ad1fc4001d5d588aec7ee76824cdddaeb7387d26c7e3.png"/>
+                    <pic:cNvPr id="0" name="4d936b6648b81ac897fc99370c2788f8e0b135d8fc31cfd77afceee66a92128c.png"/>
                     <pic:cNvPicPr/>
                   </pic:nvPicPr>
                   <pic:blipFill>
-                    <a:blip r:embed="rId20"/>
+                    <a:blip r:embed="rId16"/>
                     <a:stretch>
                       <a:fillRect/>
                     </a:stretch>
@@ -1840,316 +1886,68 @@
         </w:drawing>
       </w:r>
     </w:p>
-    <w:tbl>
-      <w:tblPr>
-        <w:tblStyle w:val="LightShading-Accent1"/>
-        <w:tblW w:type="auto" w:w="0"/>
-        <w:tblLook w:firstColumn="1" w:firstRow="1" w:lastColumn="0" w:lastRow="0" w:noHBand="0" w:noVBand="1" w:val="04A0"/>
-      </w:tblPr>
-      <w:tblGrid>
-        <w:gridCol w:w="3408"/>
-        <w:gridCol w:w="3408"/>
-        <w:gridCol w:w="3408"/>
-      </w:tblGrid>
-      <w:tr>
-        <w:trPr>
-          <w:tblHeader/>
-        </w:trPr>
-        <w:tc>
-          <w:tcPr>
-            <w:tcW w:type="dxa" w:w="3408"/>
-          </w:tcPr>
-          <w:p>
-            <w:r>
-              <w:t>Word</w:t>
-            </w:r>
-          </w:p>
-        </w:tc>
-        <w:tc>
-          <w:tcPr>
-            <w:tcW w:type="dxa" w:w="3408"/>
-          </w:tcPr>
-          <w:p>
-            <w:r>
-              <w:t>My own example</w:t>
-            </w:r>
-          </w:p>
-        </w:tc>
-        <w:tc>
-          <w:tcPr>
-            <w:tcW w:type="dxa" w:w="3408"/>
-          </w:tcPr>
-          <w:p>
-            <w:r>
-              <w:t>Not this / boundary</w:t>
-            </w:r>
-          </w:p>
-        </w:tc>
-      </w:tr>
-      <w:tr>
-        <w:tc>
-          <w:tcPr>
-            <w:tcW w:type="dxa" w:w="3408"/>
-          </w:tcPr>
-          <w:p>
-            <w:r>
-              <w:t>feedback loop</w:t>
-            </w:r>
-          </w:p>
-        </w:tc>
-        <w:tc>
-          <w:tcPr>
-            <w:tcW w:type="dxa" w:w="3408"/>
-          </w:tcPr>
-          <w:p>
-            <w:r>
-              <w:t>A cycle in which outputs affect later inputs and therefore future outputs.</w:t>
-            </w:r>
-          </w:p>
-        </w:tc>
-        <w:tc>
-          <w:tcPr>
-            <w:tcW w:type="dxa" w:w="3408"/>
-          </w:tcPr>
-          <w:p>
-            <w:r/>
-          </w:p>
-        </w:tc>
-      </w:tr>
-      <w:tr>
-        <w:tc>
-          <w:tcPr>
-            <w:tcW w:type="dxa" w:w="3408"/>
-          </w:tcPr>
-          <w:p>
-            <w:r>
-              <w:t>exposure</w:t>
-            </w:r>
-          </w:p>
-        </w:tc>
-        <w:tc>
-          <w:tcPr>
-            <w:tcW w:type="dxa" w:w="3408"/>
-          </w:tcPr>
-          <w:p>
-            <w:r>
-              <w:t>The opportunity to see or encounter an item, which can affect later choices.</w:t>
-            </w:r>
-          </w:p>
-        </w:tc>
-        <w:tc>
-          <w:tcPr>
-            <w:tcW w:type="dxa" w:w="3408"/>
-          </w:tcPr>
-          <w:p>
-            <w:r/>
-          </w:p>
-        </w:tc>
-      </w:tr>
-      <w:tr>
-        <w:tc>
-          <w:tcPr>
-            <w:tcW w:type="dxa" w:w="3408"/>
-          </w:tcPr>
-          <w:p>
-            <w:r>
-              <w:t>interaction data</w:t>
-            </w:r>
-          </w:p>
-        </w:tc>
-        <w:tc>
-          <w:tcPr>
-            <w:tcW w:type="dxa" w:w="3408"/>
-          </w:tcPr>
-          <w:p>
-            <w:r>
-              <w:t>Records of what people were shown and how they acted, such as views, clicks or corrections.</w:t>
-            </w:r>
-          </w:p>
-        </w:tc>
-        <w:tc>
-          <w:tcPr>
-            <w:tcW w:type="dxa" w:w="3408"/>
-          </w:tcPr>
-          <w:p>
-            <w:r/>
-          </w:p>
-        </w:tc>
-      </w:tr>
-      <w:tr>
-        <w:tc>
-          <w:tcPr>
-            <w:tcW w:type="dxa" w:w="3408"/>
-          </w:tcPr>
-          <w:p>
-            <w:r>
-              <w:t>narrowing</w:t>
-            </w:r>
-          </w:p>
-        </w:tc>
-        <w:tc>
-          <w:tcPr>
-            <w:tcW w:type="dxa" w:w="3408"/>
-          </w:tcPr>
-          <w:p>
-            <w:r>
-              <w:t>Reducing the allowed choices, scope or interpretation of a task.</w:t>
-            </w:r>
-          </w:p>
-        </w:tc>
-        <w:tc>
-          <w:tcPr>
-            <w:tcW w:type="dxa" w:w="3408"/>
-          </w:tcPr>
-          <w:p>
-            <w:r/>
-          </w:p>
-        </w:tc>
-      </w:tr>
-    </w:tbl>
+    <w:p>
+      <w:pPr>
+        <w:spacing w:line="336" w:lineRule="auto" w:after="180"/>
+      </w:pPr>
+      <w:r>
+        <w:rPr>
+          <w:b w:val="0"/>
+        </w:rPr>
+        <w:t xml:space="preserve">MISSING INFORMATION: predict and name </w:t>
+      </w:r>
+      <w:r>
+        <w:rPr>
+          <w:b/>
+        </w:rPr>
+        <w:t>evidence</w:t>
+      </w:r>
+      <w:r>
+        <w:rPr>
+          <w:b w:val="0"/>
+        </w:rPr>
+        <w:t xml:space="preserve">.     TRANSFER CASE: predict and name </w:t>
+      </w:r>
+      <w:r>
+        <w:rPr>
+          <w:b/>
+        </w:rPr>
+        <w:t>evidence</w:t>
+      </w:r>
+      <w:r>
+        <w:rPr>
+          <w:b w:val="0"/>
+        </w:rPr>
+        <w:t>.</w:t>
+      </w:r>
+    </w:p>
     <w:p>
       <w:pPr>
         <w:pStyle w:val="Heading3"/>
       </w:pPr>
       <w:r>
-        <w:t>Words used in the closer explanation</w:t>
-      </w:r>
-    </w:p>
-    <w:tbl>
-      <w:tblPr>
-        <w:tblStyle w:val="LightShading-Accent1"/>
-        <w:tblW w:type="auto" w:w="0"/>
-        <w:tblLook w:firstColumn="1" w:firstRow="1" w:lastColumn="0" w:lastRow="0" w:noHBand="0" w:noVBand="1" w:val="04A0"/>
-      </w:tblPr>
-      <w:tblGrid>
-        <w:gridCol w:w="5112"/>
-        <w:gridCol w:w="5112"/>
-      </w:tblGrid>
-      <w:tr>
-        <w:trPr>
-          <w:tblHeader/>
-        </w:trPr>
-        <w:tc>
-          <w:tcPr>
-            <w:tcW w:type="dxa" w:w="5112"/>
-          </w:tcPr>
-          <w:p>
-            <w:r>
-              <w:t>Word</w:t>
-            </w:r>
-          </w:p>
-        </w:tc>
-        <w:tc>
-          <w:tcPr>
-            <w:tcW w:type="dxa" w:w="5112"/>
-          </w:tcPr>
-          <w:p>
-            <w:r>
-              <w:t>Meaning</w:t>
-            </w:r>
-          </w:p>
-        </w:tc>
-      </w:tr>
-      <w:tr>
-        <w:tc>
-          <w:tcPr>
-            <w:tcW w:type="dxa" w:w="5112"/>
-          </w:tcPr>
-          <w:p>
-            <w:r>
-              <w:t>Recommender</w:t>
-            </w:r>
-          </w:p>
-        </w:tc>
-        <w:tc>
-          <w:tcPr>
-            <w:tcW w:type="dxa" w:w="5112"/>
-          </w:tcPr>
-          <w:p>
-            <w:r>
-              <w:t>A procedure that suggests options using a stated policy</w:t>
-            </w:r>
-          </w:p>
-        </w:tc>
-      </w:tr>
-      <w:tr>
-        <w:tc>
-          <w:tcPr>
-            <w:tcW w:type="dxa" w:w="5112"/>
-          </w:tcPr>
-          <w:p>
-            <w:r>
-              <w:t>Tie</w:t>
-            </w:r>
-          </w:p>
-        </w:tc>
-        <w:tc>
-          <w:tcPr>
-            <w:tcW w:type="dxa" w:w="5112"/>
-          </w:tcPr>
-          <w:p>
-            <w:r>
-              <w:t>Two options have the same comparison score</w:t>
-            </w:r>
-          </w:p>
-        </w:tc>
-      </w:tr>
-      <w:tr>
-        <w:tc>
-          <w:tcPr>
-            <w:tcW w:type="dxa" w:w="5112"/>
-          </w:tcPr>
-          <w:p>
-            <w:r>
-              <w:t>Deterministic</w:t>
-            </w:r>
-          </w:p>
-        </w:tc>
-        <w:tc>
-          <w:tcPr>
-            <w:tcW w:type="dxa" w:w="5112"/>
-          </w:tcPr>
-          <w:p>
-            <w:r>
-              <w:t>The same inputs and rules produce the same result</w:t>
-            </w:r>
-          </w:p>
-        </w:tc>
-      </w:tr>
-      <w:tr>
-        <w:tc>
-          <w:tcPr>
-            <w:tcW w:type="dxa" w:w="5112"/>
-          </w:tcPr>
-          <w:p>
-            <w:r>
-              <w:t>Explanation</w:t>
-            </w:r>
-          </w:p>
-        </w:tc>
-        <w:tc>
-          <w:tcPr>
-            <w:tcW w:type="dxa" w:w="5112"/>
-          </w:tcPr>
-          <w:p>
-            <w:r>
-              <w:t>Evidence describing how a result was obtained</w:t>
-            </w:r>
-          </w:p>
-        </w:tc>
-      </w:tr>
-    </w:tbl>
+        <w:t>Change one thing in the pictured case</w:t>
+      </w:r>
+    </w:p>
     <w:p>
       <w:pPr>
         <w:pStyle w:val="Heading1"/>
       </w:pPr>
       <w:r>
-        <w:t>06. Follow a worked example</w:t>
-      </w:r>
-    </w:p>
-    <w:p>
-      <w:r>
-        <w:t>Follow the worked trace for Feedback Loops, predict a step, then compare with its explanation.</w:t>
+        <w:t>06. Follow the three-round click-count loop</w:t>
+      </w:r>
+    </w:p>
+    <w:p>
+      <w:r>
+        <w:t>A’s higher count partly reflects the opportunities the policy created.</w:t>
+      </w:r>
+    </w:p>
+    <w:p>
+      <w:pPr>
+        <w:pStyle w:val="Heading2"/>
+      </w:pPr>
+      <w:r>
+        <w:t>Read the initial tie and invented three-round events</w:t>
       </w:r>
     </w:p>
     <w:p>
@@ -2158,7 +1956,222 @@
       </w:pPr>
       <w:r>
         <w:rPr>
+          <w:b w:val="0"/>
+        </w:rPr>
+        <w:t>A fictional catalogue repeatedly recommends two books using observed clicks.</w:t>
+      </w:r>
+    </w:p>
+    <w:p>
+      <w:pPr>
+        <w:spacing w:line="336" w:lineRule="auto" w:after="180"/>
+      </w:pPr>
+      <w:r>
+        <w:rPr>
+          <w:b w:val="0"/>
+        </w:rPr>
+        <w:t>Initially each click count is 0. Equal counts choose earlier ID A over B.</w:t>
+      </w:r>
+    </w:p>
+    <w:p>
+      <w:pPr>
+        <w:spacing w:line="336" w:lineRule="auto" w:after="180"/>
+      </w:pPr>
+      <w:r>
+        <w:rPr>
+          <w:b w:val="0"/>
+        </w:rPr>
+        <w:t>Only the recommended book is shown. In an invented three-round record, A is shown and clicked each round; B is never shown.</w:t>
+      </w:r>
+    </w:p>
+    <w:p>
+      <w:pPr>
+        <w:pStyle w:val="Heading2"/>
+      </w:pPr>
+      <w:r>
+        <w:t>Trace repeated selection and missing exposure</w:t>
+      </w:r>
+    </w:p>
+    <w:p>
+      <w:r>
+        <w:drawing>
+          <wp:inline xmlns:a="http://schemas.openxmlformats.org/drawingml/2006/main" xmlns:pic="http://schemas.openxmlformats.org/drawingml/2006/picture">
+            <wp:extent cx="5486400" cy="4005072"/>
+            <wp:docPr id="14" name="Picture 14" descr="Initial tie: Counts A=0,B=0; ID rule shows A. → Record event: A receives a click, so its count becomes 1; B stays 0. → Repeat selection: Higher A count causes A to be shown again; after three clicks A=3,B=0. → Interpret carefully: B’s zero may mean no exposure, not dislike."/>
+            <wp:cNvGraphicFramePr>
+              <a:graphicFrameLocks noChangeAspect="1"/>
+            </wp:cNvGraphicFramePr>
+            <a:graphic>
+              <a:graphicData uri="http://schemas.openxmlformats.org/drawingml/2006/picture">
+                <pic:pic>
+                  <pic:nvPicPr>
+                    <pic:cNvPr id="0" name="academy-story-ai-2-24-02.png"/>
+                    <pic:cNvPicPr/>
+                  </pic:nvPicPr>
+                  <pic:blipFill>
+                    <a:blip r:embed="rId17"/>
+                    <a:stretch>
+                      <a:fillRect/>
+                    </a:stretch>
+                  </pic:blipFill>
+                  <pic:spPr>
+                    <a:xfrm>
+                      <a:off x="0" y="0"/>
+                      <a:ext cx="5486400" cy="4005072"/>
+                    </a:xfrm>
+                    <a:prstGeom prst="rect"/>
+                  </pic:spPr>
+                </pic:pic>
+              </a:graphicData>
+            </a:graphic>
+          </wp:inline>
+        </w:drawing>
+      </w:r>
+    </w:p>
+    <w:p>
+      <w:pPr>
+        <w:spacing w:line="336" w:lineRule="auto" w:after="180"/>
+      </w:pPr>
+      <w:r>
+        <w:rPr>
+          <w:b w:val="0"/>
+        </w:rPr>
+        <w:t xml:space="preserve">The selection policy changes which </w:t>
+      </w:r>
+      <w:r>
+        <w:rPr>
           <w:b/>
+        </w:rPr>
+        <w:t>evidence</w:t>
+      </w:r>
+      <w:r>
+        <w:rPr>
+          <w:b w:val="0"/>
+        </w:rPr>
+        <w:t xml:space="preserve"> is available. A accumulates clicks partly because the system gives it every opportunity, while B has none. These records cannot compare enjoyment of two equally exposed books.</w:t>
+      </w:r>
+    </w:p>
+    <w:p>
+      <w:pPr>
+        <w:spacing w:line="336" w:lineRule="auto" w:after="180"/>
+      </w:pPr>
+      <w:r>
+        <w:rPr>
+          <w:b w:val="0"/>
+        </w:rPr>
+        <w:t xml:space="preserve">Keep display counts separate from click counts; investigate alternatives with a teacher-approved </w:t>
+      </w:r>
+      <w:r>
+        <w:rPr>
+          <w:b/>
+        </w:rPr>
+        <w:t>exposure</w:t>
+      </w:r>
+      <w:r>
+        <w:rPr>
+          <w:b w:val="0"/>
+        </w:rPr>
+        <w:t xml:space="preserve"> plan rather than treating zero as negative feedback.</w:t>
+      </w:r>
+    </w:p>
+    <w:p>
+      <w:pPr>
+        <w:pStyle w:val="Heading2"/>
+      </w:pPr>
+      <w:r>
+        <w:t>Predict a planned B display with no click</w:t>
+      </w:r>
+    </w:p>
+    <w:p>
+      <w:pPr>
+        <w:pStyle w:val="ListBullet"/>
+      </w:pPr>
+      <w:r>
+        <w:t>Change one thing: On a planned trial, show B once and record no click. Predict the result before checking the explanation. What remains the same?</w:t>
+      </w:r>
+    </w:p>
+    <w:p>
+      <w:pPr>
+        <w:pStyle w:val="Heading2"/>
+      </w:pPr>
+      <w:r>
+        <w:t>Check after predicting · reference / check after trying</w:t>
+      </w:r>
+    </w:p>
+    <w:p>
+      <w:r>
+        <w:drawing>
+          <wp:inline xmlns:a="http://schemas.openxmlformats.org/drawingml/2006/main" xmlns:pic="http://schemas.openxmlformats.org/drawingml/2006/picture">
+            <wp:extent cx="5486400" cy="3026664"/>
+            <wp:docPr id="15" name="Picture 15" descr="Original case: B’s zero may mean no exposure, not dislike. Changed condition: On a planned trial, show B once and record no click. Expected result: B gains one exposure but still zero clicks. Reason: The observation now supports a nonclick on that display, not a permanent dislike."/>
+            <wp:cNvGraphicFramePr>
+              <a:graphicFrameLocks noChangeAspect="1"/>
+            </wp:cNvGraphicFramePr>
+            <a:graphic>
+              <a:graphicData uri="http://schemas.openxmlformats.org/drawingml/2006/picture">
+                <pic:pic>
+                  <pic:nvPicPr>
+                    <pic:cNvPr id="0" name="academy-story-ai-2-24-04.png"/>
+                    <pic:cNvPicPr/>
+                  </pic:nvPicPr>
+                  <pic:blipFill>
+                    <a:blip r:embed="rId18"/>
+                    <a:stretch>
+                      <a:fillRect/>
+                    </a:stretch>
+                  </pic:blipFill>
+                  <pic:spPr>
+                    <a:xfrm>
+                      <a:off x="0" y="0"/>
+                      <a:ext cx="5486400" cy="3026664"/>
+                    </a:xfrm>
+                    <a:prstGeom prst="rect"/>
+                  </pic:spPr>
+                </pic:pic>
+              </a:graphicData>
+            </a:graphic>
+          </wp:inline>
+        </w:drawing>
+      </w:r>
+    </w:p>
+    <w:p>
+      <w:pPr>
+        <w:pStyle w:val="Heading2"/>
+      </w:pPr>
+      <w:r>
+        <w:t>Explain the needed field and evidence limits</w:t>
+      </w:r>
+    </w:p>
+    <w:p>
+      <w:pPr>
+        <w:pStyle w:val="ListBullet"/>
+      </w:pPr>
+      <w:r>
+        <w:t>Read the labelled picture: What extra field would reveal why comparing raw clicks is misleading?</w:t>
+      </w:r>
+    </w:p>
+    <w:p>
+      <w:pPr>
+        <w:pStyle w:val="ListBullet"/>
+      </w:pPr>
+      <w:r>
+        <w:t>A click can reflect curiosity or a mistake; even equal exposure does not reveal every reason for selection.</w:t>
+      </w:r>
+    </w:p>
+    <w:p>
+      <w:pPr>
+        <w:pStyle w:val="Heading2"/>
+      </w:pPr>
+      <w:r>
+        <w:t>Earlier wording, alternatives and picture transcripts · reference / check after trying</w:t>
+      </w:r>
+    </w:p>
+    <w:p>
+      <w:pPr>
+        <w:spacing w:line="336" w:lineRule="auto" w:after="180"/>
+      </w:pPr>
+      <w:r>
+        <w:rPr>
+          <w:b w:val="0"/>
         </w:rPr>
         <w:t xml:space="preserve">WORKED </w:t>
       </w:r>
@@ -2208,7 +2221,7 @@
         <w:drawing>
           <wp:inline xmlns:a="http://schemas.openxmlformats.org/drawingml/2006/main" xmlns:pic="http://schemas.openxmlformats.org/drawingml/2006/picture">
             <wp:extent cx="5486400" cy="2377440"/>
-            <wp:docPr id="14" name="Picture 14" descr="Worked evidence for Feedback Loops"/>
+            <wp:docPr id="16" name="Picture 16" descr="Worked evidence for Feedback Loops"/>
             <wp:cNvGraphicFramePr>
               <a:graphicFrameLocks noChangeAspect="1"/>
             </wp:cNvGraphicFramePr>
@@ -2220,7 +2233,7 @@
                     <pic:cNvPicPr/>
                   </pic:nvPicPr>
                   <pic:blipFill>
-                    <a:blip r:embed="rId21"/>
+                    <a:blip r:embed="rId19"/>
                     <a:stretch>
                       <a:fillRect/>
                     </a:stretch>
@@ -2242,7 +2255,6 @@
     <w:p>
       <w:pPr>
         <w:spacing w:line="336" w:lineRule="auto" w:after="180"/>
-        <w:shd w:fill="F4F9FC"/>
       </w:pPr>
       <w:r>
         <w:rPr>
@@ -2254,7 +2266,6 @@
     <w:p>
       <w:pPr>
         <w:spacing w:line="336" w:lineRule="auto" w:after="180"/>
-        <w:shd w:fill="F4F9FC"/>
       </w:pPr>
       <w:r>
         <w:rPr>
@@ -2266,7 +2277,6 @@
     <w:p>
       <w:pPr>
         <w:spacing w:line="336" w:lineRule="auto" w:after="180"/>
-        <w:shd w:fill="F4F9FC"/>
       </w:pPr>
       <w:r>
         <w:rPr>
@@ -2278,7 +2288,6 @@
     <w:p>
       <w:pPr>
         <w:spacing w:line="336" w:lineRule="auto" w:after="180"/>
-        <w:shd w:fill="F4F9FC"/>
       </w:pPr>
       <w:r>
         <w:rPr>
@@ -2334,7 +2343,6 @@
     <w:p>
       <w:pPr>
         <w:spacing w:line="336" w:lineRule="auto" w:after="180"/>
-        <w:shd w:fill="F5F1FB"/>
       </w:pPr>
       <w:r>
         <w:rPr>
@@ -2430,61 +2438,10 @@
     </w:p>
     <w:p>
       <w:pPr>
-        <w:spacing w:line="336" w:lineRule="auto" w:after="180"/>
-      </w:pPr>
-      <w:r>
-        <w:rPr>
-          <w:b w:val="0"/>
-        </w:rPr>
-        <w:t>A fictional catalogue repeatedly recommends two books using observed clicks.</w:t>
-      </w:r>
-    </w:p>
-    <w:p>
-      <w:pPr>
         <w:pStyle w:val="Heading3"/>
       </w:pPr>
       <w:r>
         <w:t>The facts we will use</w:t>
-      </w:r>
-    </w:p>
-    <w:p>
-      <w:pPr>
-        <w:pStyle w:val="Heading3"/>
-      </w:pPr>
-      <w:r>
-        <w:t>Supplied facts</w:t>
-      </w:r>
-    </w:p>
-    <w:p>
-      <w:pPr>
-        <w:spacing w:line="336" w:lineRule="auto" w:after="180"/>
-        <w:shd w:fill="F1F6FC"/>
-      </w:pPr>
-      <w:r>
-        <w:rPr>
-          <w:b w:val="0"/>
-        </w:rPr>
-        <w:t>Initially each click count is 0. Equal counts choose earlier ID A over B.</w:t>
-      </w:r>
-    </w:p>
-    <w:p>
-      <w:pPr>
-        <w:pStyle w:val="Heading3"/>
-      </w:pPr>
-      <w:r>
-        <w:t>Supplied facts</w:t>
-      </w:r>
-    </w:p>
-    <w:p>
-      <w:pPr>
-        <w:spacing w:line="336" w:lineRule="auto" w:after="180"/>
-        <w:shd w:fill="F1F6FC"/>
-      </w:pPr>
-      <w:r>
-        <w:rPr>
-          <w:b w:val="0"/>
-        </w:rPr>
-        <w:t>Only the recommended book is shown. In an invented three-round record, A is shown and clicked each round; B is never shown.</w:t>
       </w:r>
     </w:p>
     <w:p>
@@ -2492,7 +2449,7 @@
         <w:drawing>
           <wp:inline xmlns:a="http://schemas.openxmlformats.org/drawingml/2006/main" xmlns:pic="http://schemas.openxmlformats.org/drawingml/2006/picture">
             <wp:extent cx="5486400" cy="3077029"/>
-            <wp:docPr id="15" name="Picture 15" descr="Exposure and clicks after the invented three rounds"/>
+            <wp:docPr id="17" name="Picture 17" descr="Exposure and clicks after the invented three rounds"/>
             <wp:cNvGraphicFramePr>
               <a:graphicFrameLocks noChangeAspect="1"/>
             </wp:cNvGraphicFramePr>
@@ -2504,7 +2461,7 @@
                     <pic:cNvPicPr/>
                   </pic:nvPicPr>
                   <pic:blipFill>
-                    <a:blip r:embed="rId22"/>
+                    <a:blip r:embed="rId20"/>
                     <a:stretch>
                       <a:fillRect/>
                     </a:stretch>
@@ -2528,7 +2485,7 @@
         <w:drawing>
           <wp:inline xmlns:a="http://schemas.openxmlformats.org/drawingml/2006/main" xmlns:pic="http://schemas.openxmlformats.org/drawingml/2006/picture">
             <wp:extent cx="5346057" cy="5943599"/>
-            <wp:docPr id="16" name="Picture 16" descr="Feedback Loops. Initial tie: Counts A=0,B=0; ID rule shows A.. Record event: A receives a click, so its count becomes 1; B stays 0.. Repeat selection: Higher A count causes A to be shown again; after three clicks A=3,B=0.. Interpret carefully: B’s zero may mean no exposure, not dislike."/>
+            <wp:docPr id="18" name="Picture 18" descr="Feedback Loops. Initial tie: Counts A=0,B=0; ID rule shows A.. Record event: A receives a click, so its count becomes 1; B stays 0.. Repeat selection: Higher A count causes A to be shown again; after three clicks A=3,B=0.. Interpret carefully: B’s zero may mean no exposure, not dislike."/>
             <wp:cNvGraphicFramePr>
               <a:graphicFrameLocks noChangeAspect="1"/>
             </wp:cNvGraphicFramePr>
@@ -2540,7 +2497,7 @@
                     <pic:cNvPicPr/>
                   </pic:nvPicPr>
                   <pic:blipFill>
-                    <a:blip r:embed="rId23"/>
+                    <a:blip r:embed="rId21"/>
                     <a:stretch>
                       <a:fillRect/>
                     </a:stretch>
@@ -2709,174 +2666,109 @@
         <w:pStyle w:val="Heading3"/>
       </w:pPr>
       <w:r>
-        <w:t>Why the result follows</w:t>
+        <w:t>What this example does not establish</w:t>
+      </w:r>
+    </w:p>
+    <w:p>
+      <w:pPr>
+        <w:pStyle w:val="Heading1"/>
+      </w:pPr>
+      <w:r>
+        <w:t>07. Raw clicks cannot reveal preferences independently of exposure</w:t>
+      </w:r>
+    </w:p>
+    <w:p>
+      <w:r>
+        <w:t>Separate observed rates, missing opportunities and interpretation.</w:t>
+      </w:r>
+    </w:p>
+    <w:p>
+      <w:pPr>
+        <w:pStyle w:val="Heading2"/>
+      </w:pPr>
+      <w:r>
+        <w:t>Read the denominator and meaning limits</w:t>
       </w:r>
     </w:p>
     <w:p>
       <w:pPr>
         <w:spacing w:line="336" w:lineRule="auto" w:after="180"/>
-        <w:shd w:fill="F1F6FC"/>
       </w:pPr>
       <w:r>
         <w:rPr>
           <w:b w:val="0"/>
         </w:rPr>
-        <w:t xml:space="preserve">The selection policy changes which </w:t>
-      </w:r>
-      <w:r>
-        <w:rPr>
-          <w:b/>
-        </w:rPr>
-        <w:t>evidence</w:t>
-      </w:r>
+        <w:t>Report exposure counts with click counts. A click can reflect curiosity, position or a mistake, and a nonclick is not an explicit statement of dislike. A zero-click item with zero displays has no observed click rate;0/0 is unavailable. One nonclick after one display gives0/1 for that observation, not a reliable future preference estimate. A controlled exposure plan can broaden opportunities without proving satisfaction or a causal effect by itself.</w:t>
+      </w:r>
+    </w:p>
+    <w:p>
+      <w:pPr>
+        <w:pStyle w:val="Heading2"/>
+      </w:pPr>
+      <w:r>
+        <w:t>Review · Earlier score explanation · reference / check after trying</w:t>
+      </w:r>
+    </w:p>
+    <w:p>
+      <w:pPr>
+        <w:spacing w:line="336" w:lineRule="auto" w:after="180"/>
+      </w:pPr>
       <w:r>
         <w:rPr>
           <w:b w:val="0"/>
         </w:rPr>
-        <w:t xml:space="preserve"> is available. A accumulates clicks partly because the system gives it every opportunity, while B has none. These records cannot compare enjoyment of two equally exposed books.</w:t>
+        <w:t>The recommendation follows a written scoring policy. It does not learn preferences, prove learning benefit or authorize an action. Display the chosen rule and let a person review whether an option is suitable.</w:t>
+      </w:r>
+    </w:p>
+    <w:p>
+      <w:pPr>
+        <w:pStyle w:val="Heading3"/>
+      </w:pPr>
+      <w:r>
+        <w:t>Write a one-sentence explanation of X winning without calling it objectively best.</w:t>
+      </w:r>
+    </w:p>
+    <w:p>
+      <w:r>
+        <w:t>________________________________________________________________</w:t>
+      </w:r>
+    </w:p>
+    <w:p>
+      <w:r>
+        <w:t>________________________________________________________________</w:t>
+      </w:r>
+    </w:p>
+    <w:p>
+      <w:r>
+        <w:t>________________________________________________________________</w:t>
+      </w:r>
+    </w:p>
+    <w:p>
+      <w:r>
+        <w:t>________________________________________________________________</w:t>
+      </w:r>
+    </w:p>
+    <w:p>
+      <w:r>
+        <w:t>________________________________________________________________</w:t>
+      </w:r>
+    </w:p>
+    <w:p>
+      <w:r>
+        <w:t>________________________________________________________________</w:t>
+      </w:r>
+    </w:p>
+    <w:p>
+      <w:pPr>
+        <w:pStyle w:val="Heading2"/>
+      </w:pPr>
+      <w:r>
+        <w:t>Earlier wording, alternatives and picture transcripts · reference / check after trying</w:t>
       </w:r>
     </w:p>
     <w:p>
       <w:pPr>
         <w:spacing w:line="336" w:lineRule="auto" w:after="180"/>
-        <w:shd w:fill="F1F6FC"/>
-      </w:pPr>
-      <w:r>
-        <w:rPr>
-          <w:b w:val="0"/>
-        </w:rPr>
-        <w:t xml:space="preserve">Keep display counts separate from click counts; investigate alternatives with a teacher-approved </w:t>
-      </w:r>
-      <w:r>
-        <w:rPr>
-          <w:b/>
-        </w:rPr>
-        <w:t>exposure</w:t>
-      </w:r>
-      <w:r>
-        <w:rPr>
-          <w:b w:val="0"/>
-        </w:rPr>
-        <w:t xml:space="preserve"> plan rather than treating zero as negative feedback.</w:t>
-      </w:r>
-    </w:p>
-    <w:p>
-      <w:pPr>
-        <w:pStyle w:val="Heading3"/>
-      </w:pPr>
-      <w:r>
-        <w:t>What this example does not establish</w:t>
-      </w:r>
-    </w:p>
-    <w:p>
-      <w:pPr>
-        <w:pStyle w:val="Heading3"/>
-      </w:pPr>
-      <w:r>
-        <w:t>Keep the stated limit</w:t>
-      </w:r>
-    </w:p>
-    <w:p>
-      <w:pPr>
-        <w:spacing w:line="336" w:lineRule="auto" w:after="180"/>
-        <w:shd w:fill="FFF5E6"/>
-      </w:pPr>
-      <w:r>
-        <w:rPr>
-          <w:b w:val="0"/>
-        </w:rPr>
-        <w:t xml:space="preserve">A click can reflect curiosity or a mistake; even equal </w:t>
-      </w:r>
-      <w:r>
-        <w:rPr>
-          <w:b/>
-        </w:rPr>
-        <w:t>exposure</w:t>
-      </w:r>
-      <w:r>
-        <w:rPr>
-          <w:b w:val="0"/>
-        </w:rPr>
-        <w:t xml:space="preserve"> does not reveal every reason for selection.</w:t>
-      </w:r>
-    </w:p>
-    <w:p>
-      <w:pPr>
-        <w:pStyle w:val="Heading3"/>
-      </w:pPr>
-      <w:r>
-        <w:t>Keep the stated limit</w:t>
-      </w:r>
-    </w:p>
-    <w:p>
-      <w:pPr>
-        <w:spacing w:line="336" w:lineRule="auto" w:after="180"/>
-        <w:shd w:fill="FFF5E6"/>
-      </w:pPr>
-      <w:r>
-        <w:rPr>
-          <w:b w:val="0"/>
-        </w:rPr>
-        <w:t>Read the labelled picture: What extra field would reveal why comparing raw clicks is misleading?</w:t>
-      </w:r>
-    </w:p>
-    <w:p>
-      <w:pPr>
-        <w:pStyle w:val="Heading3"/>
-      </w:pPr>
-      <w:r>
-        <w:t>Keep the stated limit</w:t>
-      </w:r>
-    </w:p>
-    <w:p>
-      <w:pPr>
-        <w:spacing w:line="336" w:lineRule="auto" w:after="180"/>
-        <w:shd w:fill="FFF5E6"/>
-      </w:pPr>
-      <w:r>
-        <w:rPr>
-          <w:b w:val="0"/>
-        </w:rPr>
-        <w:t xml:space="preserve">Change one thing: On a planned trial, show B once and record no click. Predict the result before checking the </w:t>
-      </w:r>
-      <w:r>
-        <w:rPr>
-          <w:b/>
-        </w:rPr>
-        <w:t>explanation</w:t>
-      </w:r>
-      <w:r>
-        <w:rPr>
-          <w:b w:val="0"/>
-        </w:rPr>
-        <w:t>. What remains the same?</w:t>
-      </w:r>
-    </w:p>
-    <w:p>
-      <w:pPr>
-        <w:pStyle w:val="Heading1"/>
-      </w:pPr>
-      <w:r>
-        <w:t>07. Find and repair a mistake</w:t>
-      </w:r>
-    </w:p>
-    <w:p>
-      <w:r>
-        <w:t>Find the unsupported step in the Feedback Loops claim and explain a repair using the supplied evidence.</w:t>
-      </w:r>
-    </w:p>
-    <w:p>
-      <w:pPr>
-        <w:pStyle w:val="Heading3"/>
-      </w:pPr>
-      <w:r>
-        <w:t>Find the first error</w:t>
-      </w:r>
-    </w:p>
-    <w:p>
-      <w:pPr>
-        <w:spacing w:line="336" w:lineRule="auto" w:after="180"/>
-        <w:shd w:fill="FFF5E6"/>
       </w:pPr>
       <w:r>
         <w:rPr>
@@ -2924,7 +2816,7 @@
         <w:drawing>
           <wp:inline xmlns:a="http://schemas.openxmlformats.org/drawingml/2006/main" xmlns:pic="http://schemas.openxmlformats.org/drawingml/2006/picture">
             <wp:extent cx="5486400" cy="1901952"/>
-            <wp:docPr id="17" name="Picture 17" descr="Misconception diagnosis for Feedback Loops"/>
+            <wp:docPr id="19" name="Picture 19" descr="Misconception diagnosis for Feedback Loops"/>
             <wp:cNvGraphicFramePr>
               <a:graphicFrameLocks noChangeAspect="1"/>
             </wp:cNvGraphicFramePr>
@@ -2936,7 +2828,7 @@
                     <pic:cNvPicPr/>
                   </pic:nvPicPr>
                   <pic:blipFill>
-                    <a:blip r:embed="rId24"/>
+                    <a:blip r:embed="rId22"/>
                     <a:stretch>
                       <a:fillRect/>
                     </a:stretch>
@@ -3168,7 +3060,6 @@
     <w:p>
       <w:pPr>
         <w:spacing w:line="336" w:lineRule="auto" w:after="180"/>
-        <w:shd w:fill="F5F1FB"/>
       </w:pPr>
       <w:r>
         <w:rPr>
@@ -3220,64 +3111,42 @@
     </w:p>
     <w:p>
       <w:pPr>
+        <w:pStyle w:val="Heading1"/>
+      </w:pPr>
+      <w:r>
+        <w:t>08. Compare logs while keeping the event assumption fixed</w:t>
+      </w:r>
+    </w:p>
+    <w:p>
+      <w:r>
+        <w:t>A planned opportunity and its observed outcome are separate fields.</w:t>
+      </w:r>
+    </w:p>
+    <w:p>
+      <w:pPr>
+        <w:pStyle w:val="Heading2"/>
+      </w:pPr>
+      <w:r>
+        <w:t>Practise the two complete simulation records</w:t>
+      </w:r>
+    </w:p>
+    <w:p>
+      <w:pPr>
         <w:spacing w:line="336" w:lineRule="auto" w:after="180"/>
       </w:pPr>
       <w:r>
         <w:rPr>
           <w:b w:val="0"/>
         </w:rPr>
-        <w:t>The recommendation follows a written scoring policy. It does not learn preferences, prove learning benefit or authorize an action. Display the chosen rule and let a person review whether an option is suitable.</w:t>
-      </w:r>
-    </w:p>
-    <w:p>
-      <w:pPr>
-        <w:pStyle w:val="Heading3"/>
-      </w:pPr>
-      <w:r>
-        <w:t>Write a one-sentence explanation of X winning without calling it objectively best.</w:t>
-      </w:r>
-    </w:p>
-    <w:p>
-      <w:r>
-        <w:t>________________________________________________________________</w:t>
-      </w:r>
-    </w:p>
-    <w:p>
-      <w:r>
-        <w:t>________________________________________________________________</w:t>
-      </w:r>
-    </w:p>
-    <w:p>
-      <w:r>
-        <w:t>________________________________________________________________</w:t>
-      </w:r>
-    </w:p>
-    <w:p>
-      <w:r>
-        <w:t>________________________________________________________________</w:t>
-      </w:r>
-    </w:p>
-    <w:p>
-      <w:r>
-        <w:t>________________________________________________________________</w:t>
-      </w:r>
-    </w:p>
-    <w:p>
-      <w:r>
-        <w:t>________________________________________________________________</w:t>
-      </w:r>
-    </w:p>
-    <w:p>
-      <w:pPr>
-        <w:pStyle w:val="Heading1"/>
-      </w:pPr>
-      <w:r>
-        <w:t>08. Practise together</w:t>
-      </w:r>
-    </w:p>
-    <w:p>
-      <w:r>
-        <w:t>Practise Feedback Loops with support, then explain the deciding step in your own words.</w:t>
+        <w:t>From the original three-round log, list displays and clicks for A and B separately. Then use the supplied A,B,A plan under the same scripted responses. Compare distinct displayed items and each denominator. The plan changes who gets seen; the event rule is not a measurement of what readers actually enjoy. Explain why copying the winning item into every slot would preserve the exposure problem.</w:t>
+      </w:r>
+    </w:p>
+    <w:p>
+      <w:pPr>
+        <w:pStyle w:val="Heading2"/>
+      </w:pPr>
+      <w:r>
+        <w:t>Explain the pictured exposure field</w:t>
       </w:r>
     </w:p>
     <w:p>
@@ -3286,9 +3155,9 @@
       </w:pPr>
       <w:r>
         <w:rPr>
-          <w:b/>
-        </w:rPr>
-        <w:t>LOGIC STUDIO</w:t>
+          <w:b w:val="0"/>
+        </w:rPr>
+        <w:t>What extra field would reveal why comparing raw clicks is misleading?</w:t>
       </w:r>
     </w:p>
     <w:p>
@@ -3299,7 +3168,15 @@
         <w:rPr>
           <w:b w:val="0"/>
         </w:rPr>
-        <w:t>Trace Before You Run</w:t>
+        <w:t>This is supported practice. Keep the separately named independent case for an attempt before feedback.</w:t>
+      </w:r>
+    </w:p>
+    <w:p>
+      <w:pPr>
+        <w:pStyle w:val="Heading2"/>
+      </w:pPr>
+      <w:r>
+        <w:t>Review · Earlier order-dependent scoring repair · reference / check after trying</w:t>
       </w:r>
     </w:p>
     <w:p>
@@ -3310,160 +3187,7 @@
         <w:rPr>
           <w:b w:val="0"/>
         </w:rPr>
-        <w:t>Block code, pseudocode, tables, and diagrams are different ways to expose the same reasoning.</w:t>
-      </w:r>
-    </w:p>
-    <w:p>
-      <w:r>
-        <w:drawing>
-          <wp:inline xmlns:a="http://schemas.openxmlformats.org/drawingml/2006/main" xmlns:pic="http://schemas.openxmlformats.org/drawingml/2006/picture">
-            <wp:extent cx="5486400" cy="1901952"/>
-            <wp:docPr id="18" name="Picture 18" descr="Logic tracing graphic for Feedback Loops"/>
-            <wp:cNvGraphicFramePr>
-              <a:graphicFrameLocks noChangeAspect="1"/>
-            </wp:cNvGraphicFramePr>
-            <a:graphic>
-              <a:graphicData uri="http://schemas.openxmlformats.org/drawingml/2006/picture">
-                <pic:pic>
-                  <pic:nvPicPr>
-                    <pic:cNvPr id="0" name="eea505167ffbbb10362ff86f5f17a806cbfff2dadf444f92883587fa6eb375a7.png"/>
-                    <pic:cNvPicPr/>
-                  </pic:nvPicPr>
-                  <pic:blipFill>
-                    <a:blip r:embed="rId25"/>
-                    <a:stretch>
-                      <a:fillRect/>
-                    </a:stretch>
-                  </pic:blipFill>
-                  <pic:spPr>
-                    <a:xfrm>
-                      <a:off x="0" y="0"/>
-                      <a:ext cx="5486400" cy="1901952"/>
-                    </a:xfrm>
-                    <a:prstGeom prst="rect"/>
-                  </pic:spPr>
-                </pic:pic>
-              </a:graphicData>
-            </a:graphic>
-          </wp:inline>
-        </w:drawing>
-      </w:r>
-    </w:p>
-    <w:p>
-      <w:pPr>
-        <w:spacing w:line="336" w:lineRule="auto" w:after="180"/>
-      </w:pPr>
-      <w:r>
-        <w:rPr>
-          <w:b w:val="0"/>
-        </w:rPr>
-        <w:t xml:space="preserve">SET </w:t>
-      </w:r>
-      <w:r>
-        <w:rPr>
-          <w:b/>
-        </w:rPr>
-        <w:t>evidence</w:t>
-      </w:r>
-      <w:r>
-        <w:rPr>
-          <w:b w:val="0"/>
-        </w:rPr>
-        <w:t>_record</w:t>
-        <w:br/>
-        <w:t>PREDICT expected_result</w:t>
-        <w:br/>
-        <w:t>RUN one normal case and one boundary case</w:t>
-        <w:br/>
-        <w:t>COMPARE actual_result with expected_result</w:t>
-        <w:br/>
-        <w:t>IF different: locate first cause; change one factor; RETEST</w:t>
-        <w:br/>
-        <w:t>EXPLAIN result, limitation, and next safe step</w:t>
-      </w:r>
-    </w:p>
-    <w:p>
-      <w:pPr>
-        <w:spacing w:line="336" w:lineRule="auto" w:after="180"/>
-        <w:shd w:fill="F5F1FB"/>
-      </w:pPr>
-      <w:r>
-        <w:rPr>
-          <w:b w:val="0"/>
-        </w:rPr>
-        <w:t xml:space="preserve">Trace one </w:t>
-      </w:r>
-      <w:r>
-        <w:rPr>
-          <w:b/>
-        </w:rPr>
-        <w:t>input</w:t>
-      </w:r>
-      <w:r>
-        <w:rPr>
-          <w:b w:val="0"/>
-        </w:rPr>
-        <w:t>. Which line changes the state or chooses a path?</w:t>
-      </w:r>
-    </w:p>
-    <w:p>
-      <w:pPr>
-        <w:pStyle w:val="Heading3"/>
-      </w:pPr>
-      <w:r>
-        <w:t>Write or draw your reasoning and evidence.</w:t>
-      </w:r>
-    </w:p>
-    <w:p>
-      <w:r>
-        <w:t>________________________________________________________________</w:t>
-      </w:r>
-    </w:p>
-    <w:p>
-      <w:r>
-        <w:t>________________________________________________________________</w:t>
-      </w:r>
-    </w:p>
-    <w:p>
-      <w:r>
-        <w:t>________________________________________________________________</w:t>
-      </w:r>
-    </w:p>
-    <w:p>
-      <w:r>
-        <w:t>________________________________________________________________</w:t>
-      </w:r>
-    </w:p>
-    <w:p>
-      <w:r>
-        <w:t>________________________________________________________________</w:t>
-      </w:r>
-    </w:p>
-    <w:p>
-      <w:pPr>
-        <w:pStyle w:val="Heading3"/>
-      </w:pPr>
-      <w:r>
-        <w:t>A closer explanation</w:t>
-      </w:r>
-    </w:p>
-    <w:p>
-      <w:pPr>
-        <w:spacing w:line="336" w:lineRule="auto" w:after="180"/>
-      </w:pPr>
-      <w:r>
-        <w:rPr>
-          <w:b w:val="0"/>
-        </w:rPr>
         <w:t>Updating best on score &gt;= best_score makes the last tied item win, so reordering can change results. Use the explicit name comparison for ties. Test both orders and a no-match case after the repair.</w:t>
-      </w:r>
-    </w:p>
-    <w:p>
-      <w:pPr>
-        <w:pStyle w:val="Heading3"/>
-      </w:pPr>
-      <w:r>
-        <w:t>Practise with less help: Handle no match</w:t>
       </w:r>
     </w:p>
     <w:p>
@@ -3605,14 +3329,6 @@
     </w:p>
     <w:p>
       <w:pPr>
-        <w:pStyle w:val="Heading3"/>
-      </w:pPr>
-      <w:r>
-        <w:t>Check your reasoning</w:t>
-      </w:r>
-    </w:p>
-    <w:p>
-      <w:pPr>
         <w:spacing w:line="336" w:lineRule="auto" w:after="180"/>
       </w:pPr>
       <w:r>
@@ -3682,50 +3398,21 @@
     </w:p>
     <w:p>
       <w:pPr>
-        <w:pStyle w:val="Heading3"/>
-      </w:pPr>
-      <w:r>
-        <w:t>Explain the picture</w:t>
+        <w:pStyle w:val="Heading2"/>
+      </w:pPr>
+      <w:r>
+        <w:t>Earlier wording, alternatives and picture transcripts · reference / check after trying</w:t>
       </w:r>
     </w:p>
     <w:p>
       <w:pPr>
         <w:spacing w:line="336" w:lineRule="auto" w:after="180"/>
-        <w:shd w:fill="F5F1FB"/>
       </w:pPr>
       <w:r>
         <w:rPr>
           <w:b w:val="0"/>
         </w:rPr>
-        <w:t>What extra field would reveal why comparing raw clicks is misleading?</w:t>
-      </w:r>
-    </w:p>
-    <w:p>
-      <w:pPr>
-        <w:pStyle w:val="Heading3"/>
-      </w:pPr>
-      <w:r>
-        <w:t>My explanation using a pictured step and the given facts</w:t>
-      </w:r>
-    </w:p>
-    <w:p>
-      <w:r>
-        <w:t>________________________________________________________________</w:t>
-      </w:r>
-    </w:p>
-    <w:p>
-      <w:r>
-        <w:t>________________________________________________________________</w:t>
-      </w:r>
-    </w:p>
-    <w:p>
-      <w:r>
-        <w:t>________________________________________________________________</w:t>
-      </w:r>
-    </w:p>
-    <w:p>
-      <w:r>
-        <w:t>________________________________________________________________</w:t>
+        <w:t>LOGIC STUDIO</w:t>
       </w:r>
     </w:p>
     <w:p>
@@ -3736,20 +3423,7 @@
         <w:rPr>
           <w:b w:val="0"/>
         </w:rPr>
-        <w:t>This is supported practice. Keep the separately named independent case for an attempt before feedback.</w:t>
-      </w:r>
-    </w:p>
-    <w:p>
-      <w:pPr>
-        <w:pStyle w:val="Heading1"/>
-      </w:pPr>
-      <w:r>
-        <w:t>09. Run the investigation</w:t>
-      </w:r>
-    </w:p>
-    <w:p>
-      <w:r>
-        <w:t>Investigate Feedback Loops. Record the prediction, actual observation or labelled paper trace, explanation and next test separately.</w:t>
+        <w:t>Trace Before You Run</w:t>
       </w:r>
     </w:p>
     <w:p>
@@ -3758,37 +3432,9 @@
       </w:pPr>
       <w:r>
         <w:rPr>
-          <w:b/>
-        </w:rPr>
-        <w:t>EVIDENCE</w:t>
-      </w:r>
-      <w:r>
-        <w:rPr>
-          <w:b/>
-        </w:rPr>
-        <w:t xml:space="preserve"> LAB</w:t>
-      </w:r>
-    </w:p>
-    <w:p>
-      <w:pPr>
-        <w:spacing w:line="336" w:lineRule="auto" w:after="180"/>
-      </w:pPr>
-      <w:r>
-        <w:rPr>
           <w:b w:val="0"/>
         </w:rPr>
-        <w:t>Predict → Test → Record → Explain</w:t>
-      </w:r>
-    </w:p>
-    <w:p>
-      <w:pPr>
-        <w:spacing w:line="336" w:lineRule="auto" w:after="180"/>
-      </w:pPr>
-      <w:r>
-        <w:rPr>
-          <w:b w:val="0"/>
-        </w:rPr>
-        <w:t>Keep expected and actual results separate. Surprises are useful data when recorded honestly.</w:t>
+        <w:t>Block code, pseudocode, tables, and diagrams are different ways to expose the same reasoning.</w:t>
       </w:r>
     </w:p>
     <w:p>
@@ -3796,7 +3442,7 @@
         <w:drawing>
           <wp:inline xmlns:a="http://schemas.openxmlformats.org/drawingml/2006/main" xmlns:pic="http://schemas.openxmlformats.org/drawingml/2006/picture">
             <wp:extent cx="5486400" cy="1901952"/>
-            <wp:docPr id="19" name="Picture 19" descr="Evidence lab graphic for Feedback Loops"/>
+            <wp:docPr id="20" name="Picture 20" descr="Logic tracing graphic for Feedback Loops"/>
             <wp:cNvGraphicFramePr>
               <a:graphicFrameLocks noChangeAspect="1"/>
             </wp:cNvGraphicFramePr>
@@ -3804,11 +3450,11 @@
               <a:graphicData uri="http://schemas.openxmlformats.org/drawingml/2006/picture">
                 <pic:pic>
                   <pic:nvPicPr>
-                    <pic:cNvPr id="0" name="84c0b028ca91ed75f2bab53f3a24f207fda561d653b935c099c7cc851b040aae.png"/>
+                    <pic:cNvPr id="0" name="eea505167ffbbb10362ff86f5f17a806cbfff2dadf444f92883587fa6eb375a7.png"/>
                     <pic:cNvPicPr/>
                   </pic:nvPicPr>
                   <pic:blipFill>
-                    <a:blip r:embed="rId26"/>
+                    <a:blip r:embed="rId23"/>
                     <a:stretch>
                       <a:fillRect/>
                     </a:stretch>
@@ -3835,7 +3481,182 @@
         <w:rPr>
           <w:b w:val="0"/>
         </w:rPr>
-        <w:t>Act out three recommendation rounds. Log shown items, choices, and updated profile; add an exploration rule and compare diversity.</w:t>
+        <w:t xml:space="preserve">SET </w:t>
+      </w:r>
+      <w:r>
+        <w:rPr>
+          <w:b/>
+        </w:rPr>
+        <w:t>evidence</w:t>
+      </w:r>
+      <w:r>
+        <w:rPr>
+          <w:b w:val="0"/>
+        </w:rPr>
+        <w:t>_record</w:t>
+        <w:br/>
+        <w:t>PREDICT expected_result</w:t>
+        <w:br/>
+        <w:t>RUN one normal case and one boundary case</w:t>
+        <w:br/>
+        <w:t>COMPARE actual_result with expected_result</w:t>
+        <w:br/>
+        <w:t>IF different: locate first cause; change one factor; RETEST</w:t>
+        <w:br/>
+        <w:t>EXPLAIN result, limitation, and next safe step</w:t>
+      </w:r>
+    </w:p>
+    <w:p>
+      <w:pPr>
+        <w:spacing w:line="336" w:lineRule="auto" w:after="180"/>
+      </w:pPr>
+      <w:r>
+        <w:rPr>
+          <w:b w:val="0"/>
+        </w:rPr>
+        <w:t xml:space="preserve">Trace one </w:t>
+      </w:r>
+      <w:r>
+        <w:rPr>
+          <w:b/>
+        </w:rPr>
+        <w:t>input</w:t>
+      </w:r>
+      <w:r>
+        <w:rPr>
+          <w:b w:val="0"/>
+        </w:rPr>
+        <w:t>. Which line changes the state or chooses a path?</w:t>
+      </w:r>
+    </w:p>
+    <w:p>
+      <w:pPr>
+        <w:pStyle w:val="Heading3"/>
+      </w:pPr>
+      <w:r>
+        <w:t>Write or draw your reasoning and evidence.</w:t>
+      </w:r>
+    </w:p>
+    <w:p>
+      <w:r>
+        <w:t>________________________________________________________________</w:t>
+      </w:r>
+    </w:p>
+    <w:p>
+      <w:r>
+        <w:t>________________________________________________________________</w:t>
+      </w:r>
+    </w:p>
+    <w:p>
+      <w:r>
+        <w:t>________________________________________________________________</w:t>
+      </w:r>
+    </w:p>
+    <w:p>
+      <w:r>
+        <w:t>________________________________________________________________</w:t>
+      </w:r>
+    </w:p>
+    <w:p>
+      <w:r>
+        <w:t>________________________________________________________________</w:t>
+      </w:r>
+    </w:p>
+    <w:p>
+      <w:pPr>
+        <w:pStyle w:val="Heading3"/>
+      </w:pPr>
+      <w:r>
+        <w:t>A closer explanation</w:t>
+      </w:r>
+    </w:p>
+    <w:p>
+      <w:pPr>
+        <w:pStyle w:val="Heading3"/>
+      </w:pPr>
+      <w:r>
+        <w:t>Practise with less help: Handle no match</w:t>
+      </w:r>
+    </w:p>
+    <w:p>
+      <w:pPr>
+        <w:pStyle w:val="Heading3"/>
+      </w:pPr>
+      <w:r>
+        <w:t>Check your reasoning</w:t>
+      </w:r>
+    </w:p>
+    <w:p>
+      <w:pPr>
+        <w:pStyle w:val="Heading3"/>
+      </w:pPr>
+      <w:r>
+        <w:t>Explain the picture</w:t>
+      </w:r>
+    </w:p>
+    <w:p>
+      <w:pPr>
+        <w:pStyle w:val="Heading3"/>
+      </w:pPr>
+      <w:r>
+        <w:t>My explanation using a pictured step and the given facts</w:t>
+      </w:r>
+    </w:p>
+    <w:p>
+      <w:r>
+        <w:t>________________________________________________________________</w:t>
+      </w:r>
+    </w:p>
+    <w:p>
+      <w:r>
+        <w:t>________________________________________________________________</w:t>
+      </w:r>
+    </w:p>
+    <w:p>
+      <w:r>
+        <w:t>________________________________________________________________</w:t>
+      </w:r>
+    </w:p>
+    <w:p>
+      <w:r>
+        <w:t>________________________________________________________________</w:t>
+      </w:r>
+    </w:p>
+    <w:p>
+      <w:pPr>
+        <w:pStyle w:val="Heading1"/>
+      </w:pPr>
+      <w:r>
+        <w:t>09. Audit both supplied three-round exposure policies</w:t>
+      </w:r>
+    </w:p>
+    <w:p>
+      <w:r>
+        <w:t>Keep predictions, simulated events and unobserved preferences distinct.</w:t>
+      </w:r>
+    </w:p>
+    <w:p>
+      <w:pPr>
+        <w:pStyle w:val="Heading2"/>
+      </w:pPr>
+      <w:r>
+        <w:t>Predict, execute, log and compare</w:t>
+      </w:r>
+    </w:p>
+    <w:p>
+      <w:pPr>
+        <w:pStyle w:val="ListNumber"/>
+      </w:pPr>
+      <w:r>
+        <w:t>Before running, predict three shown IDs and final display/click counts for each supplied policy. Use the complete Section3 program or label a paper simulation. Keep every round’s choice and count snapshot. Compare diversity as the number of distinct displayed IDs: this small comparison does not measure learning benefit or satisfaction. Record which change affected selection and which responses were scripted. Propose an alternative predeclared exposure plan and explain what new evidence it might allow without inventing real reader reactions. Keep the new X/Y/Z count audit for independent W4.</w:t>
+      </w:r>
+    </w:p>
+    <w:p>
+      <w:pPr>
+        <w:pStyle w:val="Heading2"/>
+      </w:pPr>
+      <w:r>
+        <w:t>Keep evidence and explain the observation limit</w:t>
       </w:r>
     </w:p>
     <w:tbl>
@@ -4086,7 +3907,6 @@
     <w:p>
       <w:pPr>
         <w:spacing w:line="336" w:lineRule="auto" w:after="180"/>
-        <w:shd w:fill="F5F1FB"/>
       </w:pPr>
       <w:r>
         <w:rPr>
@@ -4130,6 +3950,111 @@
     </w:p>
     <w:p>
       <w:pPr>
+        <w:spacing w:line="336" w:lineRule="auto" w:after="180"/>
+      </w:pPr>
+      <w:r>
+        <w:rPr>
+          <w:b w:val="0"/>
+        </w:rPr>
+        <w:t>Before trying: what do I expect, and why? While trying: which step could first go wrong? Afterwards: what did I actually observe, and what should change? Keep “not run” if you only traced the procedure.</w:t>
+      </w:r>
+    </w:p>
+    <w:p>
+      <w:pPr>
+        <w:pStyle w:val="Heading2"/>
+      </w:pPr>
+      <w:r>
+        <w:t>Earlier wording, alternatives and picture transcripts · reference / check after trying</w:t>
+      </w:r>
+    </w:p>
+    <w:p>
+      <w:pPr>
+        <w:spacing w:line="336" w:lineRule="auto" w:after="180"/>
+      </w:pPr>
+      <w:r>
+        <w:rPr>
+          <w:b/>
+        </w:rPr>
+        <w:t>EVIDENCE</w:t>
+      </w:r>
+      <w:r>
+        <w:rPr>
+          <w:b w:val="0"/>
+        </w:rPr>
+        <w:t xml:space="preserve"> LAB</w:t>
+      </w:r>
+    </w:p>
+    <w:p>
+      <w:pPr>
+        <w:spacing w:line="336" w:lineRule="auto" w:after="180"/>
+      </w:pPr>
+      <w:r>
+        <w:rPr>
+          <w:b w:val="0"/>
+        </w:rPr>
+        <w:t>Predict → Test → Record → Explain</w:t>
+      </w:r>
+    </w:p>
+    <w:p>
+      <w:pPr>
+        <w:spacing w:line="336" w:lineRule="auto" w:after="180"/>
+      </w:pPr>
+      <w:r>
+        <w:rPr>
+          <w:b w:val="0"/>
+        </w:rPr>
+        <w:t>Keep expected and actual results separate. Surprises are useful data when recorded honestly.</w:t>
+      </w:r>
+    </w:p>
+    <w:p>
+      <w:r>
+        <w:drawing>
+          <wp:inline xmlns:a="http://schemas.openxmlformats.org/drawingml/2006/main" xmlns:pic="http://schemas.openxmlformats.org/drawingml/2006/picture">
+            <wp:extent cx="5486400" cy="1901952"/>
+            <wp:docPr id="21" name="Picture 21" descr="Evidence lab graphic for Feedback Loops"/>
+            <wp:cNvGraphicFramePr>
+              <a:graphicFrameLocks noChangeAspect="1"/>
+            </wp:cNvGraphicFramePr>
+            <a:graphic>
+              <a:graphicData uri="http://schemas.openxmlformats.org/drawingml/2006/picture">
+                <pic:pic>
+                  <pic:nvPicPr>
+                    <pic:cNvPr id="0" name="84c0b028ca91ed75f2bab53f3a24f207fda561d653b935c099c7cc851b040aae.png"/>
+                    <pic:cNvPicPr/>
+                  </pic:nvPicPr>
+                  <pic:blipFill>
+                    <a:blip r:embed="rId24"/>
+                    <a:stretch>
+                      <a:fillRect/>
+                    </a:stretch>
+                  </pic:blipFill>
+                  <pic:spPr>
+                    <a:xfrm>
+                      <a:off x="0" y="0"/>
+                      <a:ext cx="5486400" cy="1901952"/>
+                    </a:xfrm>
+                    <a:prstGeom prst="rect"/>
+                  </pic:spPr>
+                </pic:pic>
+              </a:graphicData>
+            </a:graphic>
+          </wp:inline>
+        </w:drawing>
+      </w:r>
+    </w:p>
+    <w:p>
+      <w:pPr>
+        <w:spacing w:line="336" w:lineRule="auto" w:after="180"/>
+      </w:pPr>
+      <w:r>
+        <w:rPr>
+          <w:b w:val="0"/>
+        </w:rPr>
+        <w:t>Use the supplied three-round click-count policy and A,B,A exposure plan under the same scripted events. Log displays and clicks separately and compare distinct displayed IDs. Do not claim real preference or satisfaction was measured.</w:t>
+      </w:r>
+    </w:p>
+    <w:p>
+      <w:pPr>
         <w:pStyle w:val="Heading3"/>
       </w:pPr>
       <w:r>
@@ -4138,13 +4063,540 @@
     </w:p>
     <w:p>
       <w:pPr>
+        <w:pStyle w:val="Heading1"/>
+      </w:pPr>
+      <w:r>
+        <w:t>14. Try alone: audit the fresh X/Y/Z exposure log</w:t>
+      </w:r>
+    </w:p>
+    <w:p>
+      <w:r>
+        <w:t>Keep first-attempt reasoning before hints or the teacher key.</w:t>
+      </w:r>
+    </w:p>
+    <w:p>
+      <w:pPr>
+        <w:pStyle w:val="Heading2"/>
+      </w:pPr>
+      <w:r>
+        <w:t>Current independent task and new response</w:t>
+      </w:r>
+    </w:p>
+    <w:p>
+      <w:pPr>
+        <w:pStyle w:val="ListBullet"/>
+      </w:pPr>
+      <w:r>
+        <w:t>A fresh fictional log has X displayed4 times with1 click, Y displayed4 times with2 clicks, and Z displayed0 times with0 clicks. Calculate the observed click rates for X and Y; state why Z has no measured click rate. Explain how always selecting the highest raw-click item can shape future evidence. Then a planned trial shows Z once with no click: update Z’s counts and rate, and state one limit of that observation.</w:t>
+      </w:r>
+    </w:p>
+    <w:p>
+      <w:pPr>
+        <w:pStyle w:val="Heading3"/>
+      </w:pPr>
+      <w:r>
+        <w:t>My independent exposure-log reasoning</w:t>
+      </w:r>
+    </w:p>
+    <w:p>
+      <w:r>
+        <w:t>________________________________________________________________</w:t>
+      </w:r>
+    </w:p>
+    <w:p>
+      <w:r>
+        <w:t>________________________________________________________________</w:t>
+      </w:r>
+    </w:p>
+    <w:p>
+      <w:r>
+        <w:t>________________________________________________________________</w:t>
+      </w:r>
+    </w:p>
+    <w:p>
+      <w:r>
+        <w:t>________________________________________________________________</w:t>
+      </w:r>
+    </w:p>
+    <w:p>
+      <w:r>
+        <w:t>________________________________________________________________</w:t>
+      </w:r>
+    </w:p>
+    <w:p>
+      <w:r>
+        <w:t>________________________________________________________________</w:t>
+      </w:r>
+    </w:p>
+    <w:p>
+      <w:r>
+        <w:t>________________________________________________________________</w:t>
+      </w:r>
+    </w:p>
+    <w:p>
+      <w:pPr>
+        <w:pStyle w:val="Heading2"/>
+      </w:pPr>
+      <w:r>
+        <w:t>Fair attempt and feedback</w:t>
+      </w:r>
+    </w:p>
+    <w:p>
+      <w:pPr>
         <w:spacing w:line="336" w:lineRule="auto" w:after="180"/>
       </w:pPr>
       <w:r>
         <w:rPr>
           <w:b w:val="0"/>
         </w:rPr>
-        <w:t>Before trying: what do I expect, and why? While trying: which step could first go wrong? Afterwards: what did I actually observe, and what should change? Keep “not run” if you only traced the procedure.</w:t>
+        <w:t>Attempt this case before feedback. Record any help. Earlier examples below are further practice; a case already practised with feedback cannot establish fresh transfer.</w:t>
+      </w:r>
+    </w:p>
+    <w:p>
+      <w:pPr>
+        <w:spacing w:line="336" w:lineRule="auto" w:after="180"/>
+      </w:pPr>
+      <w:r>
+        <w:rPr>
+          <w:b w:val="0"/>
+        </w:rPr>
+        <w:t xml:space="preserve">Your teacher has the independent answer and scoring criteria. Complete the matching workbook week to keep your practice </w:t>
+      </w:r>
+      <w:r>
+        <w:rPr>
+          <w:b/>
+        </w:rPr>
+        <w:t>evidence</w:t>
+      </w:r>
+      <w:r>
+        <w:rPr>
+          <w:b w:val="0"/>
+        </w:rPr>
+        <w:t xml:space="preserve"> together.</w:t>
+      </w:r>
+    </w:p>
+    <w:p>
+      <w:pPr>
+        <w:spacing w:line="336" w:lineRule="auto" w:after="180"/>
+      </w:pPr>
+      <w:r>
+        <w:rPr>
+          <w:b w:val="0"/>
+        </w:rPr>
+        <w:t>Attempt the independent case before hints. Record whether you worked alone, used a hint or followed a model. After feedback, fix the first unsupported step and explain why it changed.</w:t>
+      </w:r>
+    </w:p>
+    <w:p>
+      <w:pPr>
+        <w:spacing w:line="336" w:lineRule="auto" w:after="180"/>
+      </w:pPr>
+      <w:r>
+        <w:rPr>
+          <w:b w:val="0"/>
+        </w:rPr>
+        <w:t>A later check uses a changed case, not a copied answer.</w:t>
+      </w:r>
+    </w:p>
+    <w:p>
+      <w:pPr>
+        <w:pStyle w:val="Heading2"/>
+      </w:pPr>
+      <w:r>
+        <w:t>Review · Earlier implementation task and saved response · reference / check after trying</w:t>
+      </w:r>
+    </w:p>
+    <w:p>
+      <w:pPr>
+        <w:pStyle w:val="Heading3"/>
+      </w:pPr>
+      <w:r>
+        <w:t>Independent case: Implement independently</w:t>
+      </w:r>
+    </w:p>
+    <w:p>
+      <w:pPr>
+        <w:spacing w:line="336" w:lineRule="auto" w:after="180"/>
+      </w:pPr>
+      <w:r>
+        <w:rPr>
+          <w:b w:val="0"/>
+        </w:rPr>
+        <w:t>Use the function with X (fun 4, learning 1, minutes 12), Y (3,3,10), Z (5,5,13), limit 12. Predict the winner, reverse the list and retest. Also test limit 9.</w:t>
+      </w:r>
+    </w:p>
+    <w:p>
+      <w:pPr>
+        <w:pStyle w:val="Heading3"/>
+      </w:pPr>
+      <w:r>
+        <w:t>My independent explanation, trace and limits</w:t>
+      </w:r>
+    </w:p>
+    <w:p>
+      <w:r>
+        <w:t>________________________________________________________________</w:t>
+      </w:r>
+    </w:p>
+    <w:p>
+      <w:r>
+        <w:t>________________________________________________________________</w:t>
+      </w:r>
+    </w:p>
+    <w:p>
+      <w:r>
+        <w:t>________________________________________________________________</w:t>
+      </w:r>
+    </w:p>
+    <w:p>
+      <w:r>
+        <w:t>________________________________________________________________</w:t>
+      </w:r>
+    </w:p>
+    <w:p>
+      <w:r>
+        <w:t>________________________________________________________________</w:t>
+      </w:r>
+    </w:p>
+    <w:p>
+      <w:r>
+        <w:t>________________________________________________________________</w:t>
+      </w:r>
+    </w:p>
+    <w:p>
+      <w:r>
+        <w:t>________________________________________________________________</w:t>
+      </w:r>
+    </w:p>
+    <w:p>
+      <w:pPr>
+        <w:pStyle w:val="Heading2"/>
+      </w:pPr>
+      <w:r>
+        <w:t>Earlier wording, alternatives and picture transcripts · reference / check after trying</w:t>
+      </w:r>
+    </w:p>
+    <w:p>
+      <w:pPr>
+        <w:pStyle w:val="Heading3"/>
+      </w:pPr>
+      <w:r>
+        <w:t>Week 24 Independent application</w:t>
+      </w:r>
+    </w:p>
+    <w:p>
+      <w:pPr>
+        <w:spacing w:line="336" w:lineRule="auto" w:after="180"/>
+      </w:pPr>
+      <w:r>
+        <w:rPr>
+          <w:b w:val="0"/>
+        </w:rPr>
+        <w:t xml:space="preserve">Close the worked </w:t>
+      </w:r>
+      <w:r>
+        <w:rPr>
+          <w:b/>
+        </w:rPr>
+        <w:t>explanation</w:t>
+      </w:r>
+      <w:r>
+        <w:rPr>
+          <w:b w:val="0"/>
+        </w:rPr>
+        <w:t>. Apply the idea to this different question without copying.</w:t>
+      </w:r>
+    </w:p>
+    <w:p>
+      <w:pPr>
+        <w:spacing w:line="336" w:lineRule="auto" w:after="180"/>
+      </w:pPr>
+      <w:r>
+        <w:rPr>
+          <w:b w:val="0"/>
+        </w:rPr>
+        <w:t>Only space books are shown, so nearly every click is on space. Can these clicks prove readers dislike other topics? Explain the loop.</w:t>
+      </w:r>
+    </w:p>
+    <w:p>
+      <w:pPr>
+        <w:spacing w:line="336" w:lineRule="auto" w:after="180"/>
+      </w:pPr>
+      <w:r>
+        <w:rPr>
+          <w:b w:val="0"/>
+        </w:rPr>
+        <w:t xml:space="preserve">My answer, with a trace, calculation or supporting </w:t>
+      </w:r>
+      <w:r>
+        <w:rPr>
+          <w:b/>
+        </w:rPr>
+        <w:t>evidence</w:t>
+      </w:r>
+    </w:p>
+    <w:p>
+      <w:pPr>
+        <w:pStyle w:val="Heading3"/>
+      </w:pPr>
+      <w:r>
+        <w:t>Write or draw your reasoning and evidence.</w:t>
+      </w:r>
+    </w:p>
+    <w:p>
+      <w:r>
+        <w:t>________________________________________________________________</w:t>
+      </w:r>
+    </w:p>
+    <w:p>
+      <w:r>
+        <w:t>________________________________________________________________</w:t>
+      </w:r>
+    </w:p>
+    <w:p>
+      <w:r>
+        <w:t>________________________________________________________________</w:t>
+      </w:r>
+    </w:p>
+    <w:p>
+      <w:r>
+        <w:t>________________________________________________________________</w:t>
+      </w:r>
+    </w:p>
+    <w:p>
+      <w:r>
+        <w:t>________________________________________________________________</w:t>
+      </w:r>
+    </w:p>
+    <w:p>
+      <w:pPr>
+        <w:pStyle w:val="Heading3"/>
+      </w:pPr>
+      <w:r>
+        <w:t>Create and test</w:t>
+      </w:r>
+    </w:p>
+    <w:p>
+      <w:pPr>
+        <w:spacing w:line="336" w:lineRule="auto" w:after="180"/>
+      </w:pPr>
+      <w:r>
+        <w:rPr>
+          <w:b w:val="0"/>
+        </w:rPr>
+        <w:t>Change one relevant detail. Predict the result before testing. Include a boundary or missing-information case when it helps reveal a limit.</w:t>
+      </w:r>
+    </w:p>
+    <w:p>
+      <w:pPr>
+        <w:spacing w:line="336" w:lineRule="auto" w:after="180"/>
+      </w:pPr>
+      <w:r>
+        <w:rPr>
+          <w:b w:val="0"/>
+        </w:rPr>
+        <w:t xml:space="preserve">My changed </w:t>
+      </w:r>
+      <w:r>
+        <w:rPr>
+          <w:b/>
+        </w:rPr>
+        <w:t>input</w:t>
+      </w:r>
+      <w:r>
+        <w:rPr>
+          <w:b w:val="0"/>
+        </w:rPr>
+        <w:t xml:space="preserve"> and expected result</w:t>
+      </w:r>
+    </w:p>
+    <w:p>
+      <w:pPr>
+        <w:pStyle w:val="Heading3"/>
+      </w:pPr>
+      <w:r>
+        <w:t>Write or draw your reasoning and evidence.</w:t>
+      </w:r>
+    </w:p>
+    <w:p>
+      <w:r>
+        <w:t>________________________________________________________________</w:t>
+      </w:r>
+    </w:p>
+    <w:p>
+      <w:r>
+        <w:t>________________________________________________________________</w:t>
+      </w:r>
+    </w:p>
+    <w:p>
+      <w:r>
+        <w:t>________________________________________________________________</w:t>
+      </w:r>
+    </w:p>
+    <w:p>
+      <w:r>
+        <w:t>________________________________________________________________</w:t>
+      </w:r>
+    </w:p>
+    <w:p>
+      <w:r>
+        <w:t>________________________________________________________________</w:t>
+      </w:r>
+    </w:p>
+    <w:p>
+      <w:pPr>
+        <w:pStyle w:val="Heading3"/>
+      </w:pPr>
+      <w:r>
+        <w:t>Connect to your project</w:t>
+      </w:r>
+    </w:p>
+    <w:p>
+      <w:pPr>
+        <w:spacing w:line="336" w:lineRule="auto" w:after="180"/>
+      </w:pPr>
+      <w:r>
+        <w:rPr>
+          <w:b w:val="0"/>
+        </w:rPr>
+        <w:t>Reserve some varied suggestions and distinguish ‘not shown’ from ‘not liked.’</w:t>
+      </w:r>
+    </w:p>
+    <w:p>
+      <w:pPr>
+        <w:spacing w:line="336" w:lineRule="auto" w:after="180"/>
+      </w:pPr>
+      <w:r>
+        <w:rPr>
+          <w:b w:val="0"/>
+        </w:rPr>
+        <w:t xml:space="preserve">The </w:t>
+      </w:r>
+      <w:r>
+        <w:rPr>
+          <w:b/>
+        </w:rPr>
+        <w:t>evidence</w:t>
+      </w:r>
+      <w:r>
+        <w:rPr>
+          <w:b w:val="0"/>
+        </w:rPr>
+        <w:t xml:space="preserve"> I will keep</w:t>
+      </w:r>
+    </w:p>
+    <w:p>
+      <w:pPr>
+        <w:pStyle w:val="Heading3"/>
+      </w:pPr>
+      <w:r>
+        <w:t>Write or draw your reasoning and evidence.</w:t>
+      </w:r>
+    </w:p>
+    <w:p>
+      <w:r>
+        <w:t>________________________________________________________________</w:t>
+      </w:r>
+    </w:p>
+    <w:p>
+      <w:r>
+        <w:t>________________________________________________________________</w:t>
+      </w:r>
+    </w:p>
+    <w:p>
+      <w:r>
+        <w:t>________________________________________________________________</w:t>
+      </w:r>
+    </w:p>
+    <w:p>
+      <w:r>
+        <w:t>________________________________________________________________</w:t>
+      </w:r>
+    </w:p>
+    <w:p>
+      <w:r>
+        <w:t>________________________________________________________________</w:t>
+      </w:r>
+    </w:p>
+    <w:p>
+      <w:pPr>
+        <w:pStyle w:val="Heading3"/>
+      </w:pPr>
+      <w:r>
+        <w:t>Transfer practice from the original programme</w:t>
+      </w:r>
+    </w:p>
+    <w:p>
+      <w:pPr>
+        <w:spacing w:line="336" w:lineRule="auto" w:after="180"/>
+      </w:pPr>
+      <w:r>
+        <w:rPr>
+          <w:b w:val="0"/>
+        </w:rPr>
+        <w:t xml:space="preserve">A </w:t>
+      </w:r>
+      <w:r>
+        <w:rPr>
+          <w:b/>
+        </w:rPr>
+        <w:t>recommender</w:t>
+      </w:r>
+      <w:r>
+        <w:rPr>
+          <w:b w:val="0"/>
+        </w:rPr>
+        <w:t xml:space="preserve"> shows poetry in 2 slots and adventure in 20. Poetry gets 1 click; adventure gets 6. Compute clicks per shown slot and explain why neither rate alone proves preference.</w:t>
+      </w:r>
+    </w:p>
+    <w:p>
+      <w:pPr>
+        <w:pStyle w:val="Heading3"/>
+      </w:pPr>
+      <w:r>
+        <w:t>Explain the mechanism, evidence and one limit.</w:t>
+      </w:r>
+    </w:p>
+    <w:p>
+      <w:r>
+        <w:t>________________________________________________________________</w:t>
+      </w:r>
+    </w:p>
+    <w:p>
+      <w:r>
+        <w:t>________________________________________________________________</w:t>
+      </w:r>
+    </w:p>
+    <w:p>
+      <w:r>
+        <w:t>________________________________________________________________</w:t>
+      </w:r>
+    </w:p>
+    <w:p>
+      <w:r>
+        <w:t>________________________________________________________________</w:t>
+      </w:r>
+    </w:p>
+    <w:p>
+      <w:r>
+        <w:t>________________________________________________________________</w:t>
+      </w:r>
+    </w:p>
+    <w:p>
+      <w:r>
+        <w:t>________________________________________________________________</w:t>
+      </w:r>
+    </w:p>
+    <w:p>
+      <w:r>
+        <w:t>________________________________________________________________</w:t>
+      </w:r>
+    </w:p>
+    <w:p>
+      <w:pPr>
+        <w:pStyle w:val="Heading3"/>
+      </w:pPr>
+      <w:r>
+        <w:t>Use feedback to improve</w:t>
       </w:r>
     </w:p>
     <w:p>
@@ -4152,12 +4604,20 @@
         <w:pStyle w:val="Heading1"/>
       </w:pPr>
       <w:r>
-        <w:t>10. Build your understanding</w:t>
-      </w:r>
-    </w:p>
-    <w:p>
-      <w:r>
-        <w:t>Move from recall to tracing, diagnosis and transfer in Feedback Loops. Explain why each step is justified.</w:t>
+        <w:t>11. Record the evidence your recommender creates as well as uses</w:t>
+      </w:r>
+    </w:p>
+    <w:p>
+      <w:r>
+        <w:t>Inspect whether the current policy narrows later feedback.</w:t>
+      </w:r>
+    </w:p>
+    <w:p>
+      <w:pPr>
+        <w:pStyle w:val="Heading2"/>
+      </w:pPr>
+      <w:r>
+        <w:t>This week’s concrete contribution</w:t>
       </w:r>
     </w:p>
     <w:p>
@@ -4166,7 +4626,1036 @@
       </w:pPr>
       <w:r>
         <w:rPr>
+          <w:b w:val="0"/>
+        </w:rPr>
+        <w:t>For the fictional recommender, retain the displayed options, slot or occasion, selected option, clicks and any separately supplied explicit feedback. Ask whether the selection policy has made some categories almost invisible. A wider predeclared exposure plan is a proposal to gather different evidence, not proof that a hidden preference was discovered. Use invented profiles and keep no-exposure states distinct from confirmed dislikes.</w:t>
+      </w:r>
+    </w:p>
+    <w:p>
+      <w:pPr>
+        <w:spacing w:line="336" w:lineRule="auto" w:after="180"/>
+      </w:pPr>
+      <w:r>
+        <w:rPr>
+          <w:b w:val="0"/>
+        </w:rPr>
+        <w:t xml:space="preserve">Log </w:t>
+      </w:r>
+      <w:r>
+        <w:rPr>
           <w:b/>
+        </w:rPr>
+        <w:t>recommender</w:t>
+      </w:r>
+      <w:r>
+        <w:rPr>
+          <w:b w:val="0"/>
+        </w:rPr>
+        <w:t xml:space="preserve"> </w:t>
+      </w:r>
+      <w:r>
+        <w:rPr>
+          <w:b/>
+        </w:rPr>
+        <w:t>exposure</w:t>
+      </w:r>
+      <w:r>
+        <w:rPr>
+          <w:b w:val="0"/>
+        </w:rPr>
+        <w:t xml:space="preserve">, choice and explicit feedback separately; consider whether its own policy narrows future </w:t>
+      </w:r>
+      <w:r>
+        <w:rPr>
+          <w:b/>
+        </w:rPr>
+        <w:t>evidence</w:t>
+      </w:r>
+      <w:r>
+        <w:rPr>
+          <w:b w:val="0"/>
+        </w:rPr>
+        <w:t>.</w:t>
+      </w:r>
+    </w:p>
+    <w:p>
+      <w:pPr>
+        <w:pStyle w:val="Heading2"/>
+      </w:pPr>
+      <w:r>
+        <w:t>Keep the checkpoint and human choices</w:t>
+      </w:r>
+    </w:p>
+    <w:p>
+      <w:pPr>
+        <w:spacing w:line="336" w:lineRule="auto" w:after="180"/>
+      </w:pPr>
+      <w:r>
+        <w:rPr>
+          <w:b w:val="0"/>
+        </w:rPr>
+        <w:t>THIS WEEK’S CHECKPOINT  Reserve some varied suggestions and distinguish ‘not shown’ from ‘not liked.’</w:t>
+      </w:r>
+    </w:p>
+    <w:p>
+      <w:pPr>
+        <w:spacing w:line="336" w:lineRule="auto" w:after="180"/>
+      </w:pPr>
+      <w:r>
+        <w:rPr>
+          <w:b w:val="0"/>
+        </w:rPr>
+        <w:t xml:space="preserve">SYSTEM MAP  Reader need → allowed </w:t>
+      </w:r>
+      <w:r>
+        <w:rPr>
+          <w:b/>
+        </w:rPr>
+        <w:t>input</w:t>
+      </w:r>
+      <w:r>
+        <w:rPr>
+          <w:b w:val="0"/>
+        </w:rPr>
+        <w:t xml:space="preserve">s → transparent rule or score → ranked candidates → </w:t>
+      </w:r>
+      <w:r>
+        <w:rPr>
+          <w:b/>
+        </w:rPr>
+        <w:t>explanation</w:t>
+      </w:r>
+      <w:r>
+        <w:rPr>
+          <w:b w:val="0"/>
+        </w:rPr>
+        <w:t xml:space="preserve"> → test record → </w:t>
+      </w:r>
+      <w:r>
+        <w:rPr>
+          <w:b/>
+        </w:rPr>
+        <w:t>human decision</w:t>
+      </w:r>
+    </w:p>
+    <w:p>
+      <w:pPr>
+        <w:spacing w:line="336" w:lineRule="auto" w:after="180"/>
+      </w:pPr>
+      <w:r>
+        <w:rPr>
+          <w:b w:val="0"/>
+        </w:rPr>
+        <w:t>What will you add, change, or verify in the project this week?</w:t>
+      </w:r>
+    </w:p>
+    <w:p>
+      <w:pPr>
+        <w:pStyle w:val="Heading3"/>
+      </w:pPr>
+      <w:r>
+        <w:t>Write or draw your reasoning and evidence.</w:t>
+      </w:r>
+    </w:p>
+    <w:p>
+      <w:r>
+        <w:t>________________________________________________________________</w:t>
+      </w:r>
+    </w:p>
+    <w:p>
+      <w:r>
+        <w:t>________________________________________________________________</w:t>
+      </w:r>
+    </w:p>
+    <w:p>
+      <w:r>
+        <w:t>________________________________________________________________</w:t>
+      </w:r>
+    </w:p>
+    <w:p>
+      <w:r>
+        <w:t>________________________________________________________________</w:t>
+      </w:r>
+    </w:p>
+    <w:p>
+      <w:r>
+        <w:t>________________________________________________________________</w:t>
+      </w:r>
+    </w:p>
+    <w:p>
+      <w:pPr>
+        <w:spacing w:line="336" w:lineRule="auto" w:after="180"/>
+      </w:pPr>
+      <w:r>
+        <w:rPr>
+          <w:b w:val="0"/>
+        </w:rPr>
+        <w:t xml:space="preserve">What should remain under </w:t>
+      </w:r>
+      <w:r>
+        <w:rPr>
+          <w:b/>
+        </w:rPr>
+        <w:t>human control</w:t>
+      </w:r>
+      <w:r>
+        <w:rPr>
+          <w:b w:val="0"/>
+        </w:rPr>
+        <w:t>?</w:t>
+      </w:r>
+    </w:p>
+    <w:p>
+      <w:pPr>
+        <w:pStyle w:val="Heading3"/>
+      </w:pPr>
+      <w:r>
+        <w:t>Write or draw your reasoning and evidence.</w:t>
+      </w:r>
+    </w:p>
+    <w:p>
+      <w:r>
+        <w:t>________________________________________________________________</w:t>
+      </w:r>
+    </w:p>
+    <w:p>
+      <w:r>
+        <w:t>________________________________________________________________</w:t>
+      </w:r>
+    </w:p>
+    <w:p>
+      <w:r>
+        <w:t>________________________________________________________________</w:t>
+      </w:r>
+    </w:p>
+    <w:p>
+      <w:r>
+        <w:t>________________________________________________________________</w:t>
+      </w:r>
+    </w:p>
+    <w:p>
+      <w:r>
+        <w:t>________________________________________________________________</w:t>
+      </w:r>
+    </w:p>
+    <w:p>
+      <w:pPr>
+        <w:spacing w:line="336" w:lineRule="auto" w:after="180"/>
+      </w:pPr>
+      <w:r>
+        <w:rPr>
+          <w:b w:val="0"/>
+        </w:rPr>
+        <w:t>RESPONSIBLE DESIGN  Collect only necessary information. Show uncertainty and limits. Never confuse a ranking with a fact about a person.</w:t>
+      </w:r>
+    </w:p>
+    <w:p>
+      <w:pPr>
+        <w:pStyle w:val="Heading2"/>
+      </w:pPr>
+      <w:r>
+        <w:t>Earlier wording, alternatives and picture transcripts · reference / check after trying</w:t>
+      </w:r>
+    </w:p>
+    <w:p>
+      <w:pPr>
+        <w:spacing w:line="336" w:lineRule="auto" w:after="180"/>
+      </w:pPr>
+      <w:r>
+        <w:rPr>
+          <w:b w:val="0"/>
+        </w:rPr>
+        <w:t>CUMULATIVE PROJECT</w:t>
+      </w:r>
+    </w:p>
+    <w:p>
+      <w:pPr>
+        <w:spacing w:line="336" w:lineRule="auto" w:after="180"/>
+      </w:pPr>
+      <w:r>
+        <w:rPr>
+          <w:b w:val="0"/>
+        </w:rPr>
+        <w:t xml:space="preserve">Transparent Book </w:t>
+      </w:r>
+      <w:r>
+        <w:rPr>
+          <w:b/>
+        </w:rPr>
+        <w:t>Recommender</w:t>
+      </w:r>
+    </w:p>
+    <w:p>
+      <w:pPr>
+        <w:spacing w:line="336" w:lineRule="auto" w:after="180"/>
+      </w:pPr>
+      <w:r>
+        <w:rPr>
+          <w:b w:val="0"/>
+        </w:rPr>
+        <w:t>Every week adds one inspectable piece. The system must show how it reached a result.</w:t>
+      </w:r>
+    </w:p>
+    <w:p>
+      <w:r>
+        <w:drawing>
+          <wp:inline xmlns:a="http://schemas.openxmlformats.org/drawingml/2006/main" xmlns:pic="http://schemas.openxmlformats.org/drawingml/2006/picture">
+            <wp:extent cx="5486400" cy="1901952"/>
+            <wp:docPr id="22" name="Picture 22" descr="Book recommender connection for Feedback Loops"/>
+            <wp:cNvGraphicFramePr>
+              <a:graphicFrameLocks noChangeAspect="1"/>
+            </wp:cNvGraphicFramePr>
+            <a:graphic>
+              <a:graphicData uri="http://schemas.openxmlformats.org/drawingml/2006/picture">
+                <pic:pic>
+                  <pic:nvPicPr>
+                    <pic:cNvPr id="0" name="8d97ca598dc35f971ee714164899bf5dce31a0eb6cd780c32058be552c4e5cda.png"/>
+                    <pic:cNvPicPr/>
+                  </pic:nvPicPr>
+                  <pic:blipFill>
+                    <a:blip r:embed="rId25"/>
+                    <a:stretch>
+                      <a:fillRect/>
+                    </a:stretch>
+                  </pic:blipFill>
+                  <pic:spPr>
+                    <a:xfrm>
+                      <a:off x="0" y="0"/>
+                      <a:ext cx="5486400" cy="1901952"/>
+                    </a:xfrm>
+                    <a:prstGeom prst="rect"/>
+                  </pic:spPr>
+                </pic:pic>
+              </a:graphicData>
+            </a:graphic>
+          </wp:inline>
+        </w:drawing>
+      </w:r>
+    </w:p>
+    <w:p>
+      <w:pPr>
+        <w:pStyle w:val="Heading3"/>
+      </w:pPr>
+      <w:r>
+        <w:t>Evidence for your project</w:t>
+      </w:r>
+    </w:p>
+    <w:p>
+      <w:pPr>
+        <w:pStyle w:val="Heading1"/>
+      </w:pPr>
+      <w:r>
+        <w:t>16. Finish: explain how selection can shape the next evidence</w:t>
+      </w:r>
+    </w:p>
+    <w:p>
+      <w:r>
+        <w:t>Name the display count before interpreting clicks.</w:t>
+      </w:r>
+    </w:p>
+    <w:p>
+      <w:pPr>
+        <w:pStyle w:val="Heading2"/>
+      </w:pPr>
+      <w:r>
+        <w:t>Your explanation and return plan</w:t>
+      </w:r>
+    </w:p>
+    <w:p>
+      <w:pPr>
+        <w:pStyle w:val="ListBullet"/>
+      </w:pPr>
+      <w:r>
+        <w:t>Close your notes. Explain how selection can change exposure and the feedback available for the next recommendation.</w:t>
+      </w:r>
+    </w:p>
+    <w:p>
+      <w:pPr>
+        <w:pStyle w:val="Heading3"/>
+      </w:pPr>
+      <w:r>
+        <w:t>My deciding step, evidence and one remaining question</w:t>
+      </w:r>
+    </w:p>
+    <w:p>
+      <w:r>
+        <w:t>________________________________________________________________</w:t>
+      </w:r>
+    </w:p>
+    <w:p>
+      <w:r>
+        <w:t>________________________________________________________________</w:t>
+      </w:r>
+    </w:p>
+    <w:p>
+      <w:r>
+        <w:t>________________________________________________________________</w:t>
+      </w:r>
+    </w:p>
+    <w:p>
+      <w:r>
+        <w:t>________________________________________________________________</w:t>
+      </w:r>
+    </w:p>
+    <w:p>
+      <w:r>
+        <w:t>________________________________________________________________</w:t>
+      </w:r>
+    </w:p>
+    <w:p>
+      <w:pPr>
+        <w:pStyle w:val="ListBullet"/>
+      </w:pPr>
+      <w:r>
+        <w:t>If you are unsure, return to the worked picture and explain one arrow. If you are ready, change an input or assumption and justify your prediction.</w:t>
+      </w:r>
+    </w:p>
+    <w:p>
+      <w:pPr>
+        <w:pStyle w:val="ListBullet"/>
+      </w:pPr>
+      <w:r>
+        <w:t>Save your workbook evidence. At the next review, try a different case before opening your old answer.</w:t>
+      </w:r>
+    </w:p>
+    <w:p>
+      <w:pPr>
+        <w:pStyle w:val="Heading1"/>
+      </w:pPr>
+      <w:r>
+        <w:t>Reference bank and extra practice</w:t>
+      </w:r>
+    </w:p>
+    <w:p>
+      <w:pPr>
+        <w:pStyle w:val="Heading1"/>
+      </w:pPr>
+      <w:r>
+        <w:t>05. Your quick word guide</w:t>
+      </w:r>
+    </w:p>
+    <w:p>
+      <w:r>
+        <w:t>Use the words to explain a particular step, record or limit.</w:t>
+      </w:r>
+    </w:p>
+    <w:p>
+      <w:pPr>
+        <w:pStyle w:val="Heading2"/>
+      </w:pPr>
+      <w:r>
+        <w:t>Core vocabulary</w:t>
+      </w:r>
+    </w:p>
+    <w:tbl>
+      <w:tblPr>
+        <w:tblStyle w:val="LightShading-Accent1"/>
+        <w:tblW w:type="auto" w:w="0"/>
+        <w:tblLook w:firstColumn="1" w:firstRow="1" w:lastColumn="0" w:lastRow="0" w:noHBand="0" w:noVBand="1" w:val="04A0"/>
+      </w:tblPr>
+      <w:tblGrid>
+        <w:gridCol w:w="3408"/>
+        <w:gridCol w:w="3408"/>
+        <w:gridCol w:w="3408"/>
+      </w:tblGrid>
+      <w:tr>
+        <w:trPr>
+          <w:tblHeader/>
+        </w:trPr>
+        <w:tc>
+          <w:tcPr>
+            <w:tcW w:type="dxa" w:w="3408"/>
+          </w:tcPr>
+          <w:p>
+            <w:r>
+              <w:t>Word</w:t>
+            </w:r>
+          </w:p>
+        </w:tc>
+        <w:tc>
+          <w:tcPr>
+            <w:tcW w:type="dxa" w:w="3408"/>
+          </w:tcPr>
+          <w:p>
+            <w:r>
+              <w:t>My own example</w:t>
+            </w:r>
+          </w:p>
+        </w:tc>
+        <w:tc>
+          <w:tcPr>
+            <w:tcW w:type="dxa" w:w="3408"/>
+          </w:tcPr>
+          <w:p>
+            <w:r>
+              <w:t>Not this / boundary</w:t>
+            </w:r>
+          </w:p>
+        </w:tc>
+      </w:tr>
+      <w:tr>
+        <w:tc>
+          <w:tcPr>
+            <w:tcW w:type="dxa" w:w="3408"/>
+          </w:tcPr>
+          <w:p>
+            <w:r>
+              <w:t>feedback loop</w:t>
+            </w:r>
+          </w:p>
+        </w:tc>
+        <w:tc>
+          <w:tcPr>
+            <w:tcW w:type="dxa" w:w="3408"/>
+          </w:tcPr>
+          <w:p>
+            <w:r>
+              <w:t>A cycle in which outputs affect later inputs and therefore future outputs.</w:t>
+            </w:r>
+          </w:p>
+        </w:tc>
+        <w:tc>
+          <w:tcPr>
+            <w:tcW w:type="dxa" w:w="3408"/>
+          </w:tcPr>
+          <w:p>
+            <w:r/>
+          </w:p>
+        </w:tc>
+      </w:tr>
+      <w:tr>
+        <w:tc>
+          <w:tcPr>
+            <w:tcW w:type="dxa" w:w="3408"/>
+          </w:tcPr>
+          <w:p>
+            <w:r>
+              <w:t>exposure</w:t>
+            </w:r>
+          </w:p>
+        </w:tc>
+        <w:tc>
+          <w:tcPr>
+            <w:tcW w:type="dxa" w:w="3408"/>
+          </w:tcPr>
+          <w:p>
+            <w:r>
+              <w:t>The opportunity to see or encounter an item, which can affect later choices.</w:t>
+            </w:r>
+          </w:p>
+        </w:tc>
+        <w:tc>
+          <w:tcPr>
+            <w:tcW w:type="dxa" w:w="3408"/>
+          </w:tcPr>
+          <w:p>
+            <w:r/>
+          </w:p>
+        </w:tc>
+      </w:tr>
+      <w:tr>
+        <w:tc>
+          <w:tcPr>
+            <w:tcW w:type="dxa" w:w="3408"/>
+          </w:tcPr>
+          <w:p>
+            <w:r>
+              <w:t>interaction data</w:t>
+            </w:r>
+          </w:p>
+        </w:tc>
+        <w:tc>
+          <w:tcPr>
+            <w:tcW w:type="dxa" w:w="3408"/>
+          </w:tcPr>
+          <w:p>
+            <w:r>
+              <w:t>Records of what people were shown and how they acted, such as views, clicks or corrections.</w:t>
+            </w:r>
+          </w:p>
+        </w:tc>
+        <w:tc>
+          <w:tcPr>
+            <w:tcW w:type="dxa" w:w="3408"/>
+          </w:tcPr>
+          <w:p>
+            <w:r/>
+          </w:p>
+        </w:tc>
+      </w:tr>
+      <w:tr>
+        <w:tc>
+          <w:tcPr>
+            <w:tcW w:type="dxa" w:w="3408"/>
+          </w:tcPr>
+          <w:p>
+            <w:r>
+              <w:t>narrowing</w:t>
+            </w:r>
+          </w:p>
+        </w:tc>
+        <w:tc>
+          <w:tcPr>
+            <w:tcW w:type="dxa" w:w="3408"/>
+          </w:tcPr>
+          <w:p>
+            <w:r>
+              <w:t>Reducing the allowed choices, scope or interpretation of a task.</w:t>
+            </w:r>
+          </w:p>
+        </w:tc>
+        <w:tc>
+          <w:tcPr>
+            <w:tcW w:type="dxa" w:w="3408"/>
+          </w:tcPr>
+          <w:p>
+            <w:r/>
+          </w:p>
+        </w:tc>
+      </w:tr>
+    </w:tbl>
+    <w:p>
+      <w:pPr>
+        <w:pStyle w:val="Heading2"/>
+      </w:pPr>
+      <w:r>
+        <w:t>Terms for the connected explanation</w:t>
+      </w:r>
+    </w:p>
+    <w:tbl>
+      <w:tblPr>
+        <w:tblStyle w:val="LightShading-Accent1"/>
+        <w:tblW w:type="auto" w:w="0"/>
+        <w:tblLook w:firstColumn="1" w:firstRow="1" w:lastColumn="0" w:lastRow="0" w:noHBand="0" w:noVBand="1" w:val="04A0"/>
+      </w:tblPr>
+      <w:tblGrid>
+        <w:gridCol w:w="5112"/>
+        <w:gridCol w:w="5112"/>
+      </w:tblGrid>
+      <w:tr>
+        <w:trPr>
+          <w:tblHeader/>
+        </w:trPr>
+        <w:tc>
+          <w:tcPr>
+            <w:tcW w:type="dxa" w:w="5112"/>
+          </w:tcPr>
+          <w:p>
+            <w:r>
+              <w:t>Word</w:t>
+            </w:r>
+          </w:p>
+        </w:tc>
+        <w:tc>
+          <w:tcPr>
+            <w:tcW w:type="dxa" w:w="5112"/>
+          </w:tcPr>
+          <w:p>
+            <w:r>
+              <w:t>Meaning</w:t>
+            </w:r>
+          </w:p>
+        </w:tc>
+      </w:tr>
+      <w:tr>
+        <w:tc>
+          <w:tcPr>
+            <w:tcW w:type="dxa" w:w="5112"/>
+          </w:tcPr>
+          <w:p>
+            <w:r>
+              <w:t>Recommender</w:t>
+            </w:r>
+          </w:p>
+        </w:tc>
+        <w:tc>
+          <w:tcPr>
+            <w:tcW w:type="dxa" w:w="5112"/>
+          </w:tcPr>
+          <w:p>
+            <w:r>
+              <w:t>A procedure that suggests options using a stated policy</w:t>
+            </w:r>
+          </w:p>
+        </w:tc>
+      </w:tr>
+      <w:tr>
+        <w:tc>
+          <w:tcPr>
+            <w:tcW w:type="dxa" w:w="5112"/>
+          </w:tcPr>
+          <w:p>
+            <w:r>
+              <w:t>Tie</w:t>
+            </w:r>
+          </w:p>
+        </w:tc>
+        <w:tc>
+          <w:tcPr>
+            <w:tcW w:type="dxa" w:w="5112"/>
+          </w:tcPr>
+          <w:p>
+            <w:r>
+              <w:t>Two options have the same comparison score</w:t>
+            </w:r>
+          </w:p>
+        </w:tc>
+      </w:tr>
+      <w:tr>
+        <w:tc>
+          <w:tcPr>
+            <w:tcW w:type="dxa" w:w="5112"/>
+          </w:tcPr>
+          <w:p>
+            <w:r>
+              <w:t>Deterministic</w:t>
+            </w:r>
+          </w:p>
+        </w:tc>
+        <w:tc>
+          <w:tcPr>
+            <w:tcW w:type="dxa" w:w="5112"/>
+          </w:tcPr>
+          <w:p>
+            <w:r>
+              <w:t>The same inputs and rules produce the same result</w:t>
+            </w:r>
+          </w:p>
+        </w:tc>
+      </w:tr>
+      <w:tr>
+        <w:tc>
+          <w:tcPr>
+            <w:tcW w:type="dxa" w:w="5112"/>
+          </w:tcPr>
+          <w:p>
+            <w:r>
+              <w:t>Explanation</w:t>
+            </w:r>
+          </w:p>
+        </w:tc>
+        <w:tc>
+          <w:tcPr>
+            <w:tcW w:type="dxa" w:w="5112"/>
+          </w:tcPr>
+          <w:p>
+            <w:r>
+              <w:t>Evidence describing how a result was obtained</w:t>
+            </w:r>
+          </w:p>
+        </w:tc>
+      </w:tr>
+    </w:tbl>
+    <w:p>
+      <w:pPr>
+        <w:pStyle w:val="Heading2"/>
+      </w:pPr>
+      <w:r>
+        <w:t>Earlier wording, alternatives and picture transcripts · reference / check after trying</w:t>
+      </w:r>
+    </w:p>
+    <w:p>
+      <w:pPr>
+        <w:spacing w:line="336" w:lineRule="auto" w:after="180"/>
+      </w:pPr>
+      <w:r>
+        <w:rPr>
+          <w:b w:val="0"/>
+        </w:rPr>
+        <w:t>VOCABULARY LAB</w:t>
+      </w:r>
+    </w:p>
+    <w:p>
+      <w:pPr>
+        <w:spacing w:line="336" w:lineRule="auto" w:after="180"/>
+      </w:pPr>
+      <w:r>
+        <w:rPr>
+          <w:b w:val="0"/>
+        </w:rPr>
+        <w:t>Words You Can Use to Reason</w:t>
+      </w:r>
+    </w:p>
+    <w:p>
+      <w:pPr>
+        <w:spacing w:line="336" w:lineRule="auto" w:after="180"/>
+      </w:pPr>
+      <w:r>
+        <w:rPr>
+          <w:b w:val="0"/>
+        </w:rPr>
+        <w:t>A definition matters when you can recognize the idea, use it, and contrast it with a near-miss.</w:t>
+      </w:r>
+    </w:p>
+    <w:p>
+      <w:r>
+        <w:drawing>
+          <wp:inline xmlns:a="http://schemas.openxmlformats.org/drawingml/2006/main" xmlns:pic="http://schemas.openxmlformats.org/drawingml/2006/picture">
+            <wp:extent cx="5486400" cy="3200400"/>
+            <wp:docPr id="23" name="Picture 23" descr="Vocabulary badge: feedback loop"/>
+            <wp:cNvGraphicFramePr>
+              <a:graphicFrameLocks noChangeAspect="1"/>
+            </wp:cNvGraphicFramePr>
+            <a:graphic>
+              <a:graphicData uri="http://schemas.openxmlformats.org/drawingml/2006/picture">
+                <pic:pic>
+                  <pic:nvPicPr>
+                    <pic:cNvPr id="0" name="f92811149c4de8db58886da186cdaa0ce6e48744463fbc387cb0ebd435a140d7.png"/>
+                    <pic:cNvPicPr/>
+                  </pic:nvPicPr>
+                  <pic:blipFill>
+                    <a:blip r:embed="rId26"/>
+                    <a:stretch>
+                      <a:fillRect/>
+                    </a:stretch>
+                  </pic:blipFill>
+                  <pic:spPr>
+                    <a:xfrm>
+                      <a:off x="0" y="0"/>
+                      <a:ext cx="5486400" cy="3200400"/>
+                    </a:xfrm>
+                    <a:prstGeom prst="rect"/>
+                  </pic:spPr>
+                </pic:pic>
+              </a:graphicData>
+            </a:graphic>
+          </wp:inline>
+        </w:drawing>
+      </w:r>
+    </w:p>
+    <w:p>
+      <w:r>
+        <w:drawing>
+          <wp:inline xmlns:a="http://schemas.openxmlformats.org/drawingml/2006/main" xmlns:pic="http://schemas.openxmlformats.org/drawingml/2006/picture">
+            <wp:extent cx="5486400" cy="3200400"/>
+            <wp:docPr id="24" name="Picture 24" descr="Vocabulary badge: exposure"/>
+            <wp:cNvGraphicFramePr>
+              <a:graphicFrameLocks noChangeAspect="1"/>
+            </wp:cNvGraphicFramePr>
+            <a:graphic>
+              <a:graphicData uri="http://schemas.openxmlformats.org/drawingml/2006/picture">
+                <pic:pic>
+                  <pic:nvPicPr>
+                    <pic:cNvPr id="0" name="a3048021e6a857831e7558a57763542ff4286ee34fd3c1be7a3261d37ca6199f.png"/>
+                    <pic:cNvPicPr/>
+                  </pic:nvPicPr>
+                  <pic:blipFill>
+                    <a:blip r:embed="rId27"/>
+                    <a:stretch>
+                      <a:fillRect/>
+                    </a:stretch>
+                  </pic:blipFill>
+                  <pic:spPr>
+                    <a:xfrm>
+                      <a:off x="0" y="0"/>
+                      <a:ext cx="5486400" cy="3200400"/>
+                    </a:xfrm>
+                    <a:prstGeom prst="rect"/>
+                  </pic:spPr>
+                </pic:pic>
+              </a:graphicData>
+            </a:graphic>
+          </wp:inline>
+        </w:drawing>
+      </w:r>
+    </w:p>
+    <w:p>
+      <w:r>
+        <w:drawing>
+          <wp:inline xmlns:a="http://schemas.openxmlformats.org/drawingml/2006/main" xmlns:pic="http://schemas.openxmlformats.org/drawingml/2006/picture">
+            <wp:extent cx="5486400" cy="3200400"/>
+            <wp:docPr id="25" name="Picture 25" descr="Vocabulary badge: interaction data"/>
+            <wp:cNvGraphicFramePr>
+              <a:graphicFrameLocks noChangeAspect="1"/>
+            </wp:cNvGraphicFramePr>
+            <a:graphic>
+              <a:graphicData uri="http://schemas.openxmlformats.org/drawingml/2006/picture">
+                <pic:pic>
+                  <pic:nvPicPr>
+                    <pic:cNvPr id="0" name="ce17c5818fb57274cf8131a2550ab8c54854ed6205cff6a0e9129631c15e9b83.png"/>
+                    <pic:cNvPicPr/>
+                  </pic:nvPicPr>
+                  <pic:blipFill>
+                    <a:blip r:embed="rId28"/>
+                    <a:stretch>
+                      <a:fillRect/>
+                    </a:stretch>
+                  </pic:blipFill>
+                  <pic:spPr>
+                    <a:xfrm>
+                      <a:off x="0" y="0"/>
+                      <a:ext cx="5486400" cy="3200400"/>
+                    </a:xfrm>
+                    <a:prstGeom prst="rect"/>
+                  </pic:spPr>
+                </pic:pic>
+              </a:graphicData>
+            </a:graphic>
+          </wp:inline>
+        </w:drawing>
+      </w:r>
+    </w:p>
+    <w:p>
+      <w:r>
+        <w:drawing>
+          <wp:inline xmlns:a="http://schemas.openxmlformats.org/drawingml/2006/main" xmlns:pic="http://schemas.openxmlformats.org/drawingml/2006/picture">
+            <wp:extent cx="5486400" cy="3200400"/>
+            <wp:docPr id="26" name="Picture 26" descr="Vocabulary badge: narrowing"/>
+            <wp:cNvGraphicFramePr>
+              <a:graphicFrameLocks noChangeAspect="1"/>
+            </wp:cNvGraphicFramePr>
+            <a:graphic>
+              <a:graphicData uri="http://schemas.openxmlformats.org/drawingml/2006/picture">
+                <pic:pic>
+                  <pic:nvPicPr>
+                    <pic:cNvPr id="0" name="7ccddd87294d6fd94990ad1fc4001d5d588aec7ee76824cdddaeb7387d26c7e3.png"/>
+                    <pic:cNvPicPr/>
+                  </pic:nvPicPr>
+                  <pic:blipFill>
+                    <a:blip r:embed="rId29"/>
+                    <a:stretch>
+                      <a:fillRect/>
+                    </a:stretch>
+                  </pic:blipFill>
+                  <pic:spPr>
+                    <a:xfrm>
+                      <a:off x="0" y="0"/>
+                      <a:ext cx="5486400" cy="3200400"/>
+                    </a:xfrm>
+                    <a:prstGeom prst="rect"/>
+                  </pic:spPr>
+                </pic:pic>
+              </a:graphicData>
+            </a:graphic>
+          </wp:inline>
+        </w:drawing>
+      </w:r>
+    </w:p>
+    <w:p>
+      <w:pPr>
+        <w:pStyle w:val="Heading3"/>
+      </w:pPr>
+      <w:r>
+        <w:t>Words used in the closer explanation</w:t>
+      </w:r>
+    </w:p>
+    <w:p>
+      <w:pPr>
+        <w:pStyle w:val="Heading1"/>
+      </w:pPr>
+      <w:r>
+        <w:t>10. Choose a stronger thinking challenge</w:t>
+      </w:r>
+    </w:p>
+    <w:p>
+      <w:r>
+        <w:t>Choose the next useful challenge rather than treating the whole ladder as compulsory.</w:t>
+      </w:r>
+    </w:p>
+    <w:p>
+      <w:pPr>
+        <w:pStyle w:val="Heading2"/>
+      </w:pPr>
+      <w:r>
+        <w:t>Pick your next step</w:t>
+      </w:r>
+    </w:p>
+    <w:p>
+      <w:pPr>
+        <w:pStyle w:val="ListBullet"/>
+      </w:pPr>
+      <w:r>
+        <w:t>1 • NAME: Define the concept without repeating the textbook.</w:t>
+      </w:r>
+    </w:p>
+    <w:p>
+      <w:pPr>
+        <w:pStyle w:val="ListBullet"/>
+      </w:pPr>
+      <w:r>
+        <w:t>2 • TRACE: Show the information, state, branch, calculation, or evidence path.</w:t>
+      </w:r>
+    </w:p>
+    <w:p>
+      <w:pPr>
+        <w:pStyle w:val="ListBullet"/>
+      </w:pPr>
+      <w:r>
+        <w:t>3 • APPLY: Solve a different example independently.</w:t>
+      </w:r>
+    </w:p>
+    <w:p>
+      <w:pPr>
+        <w:pStyle w:val="ListBullet"/>
+      </w:pPr>
+      <w:r>
+        <w:t>4 • CHALLENGE: Find a boundary case, counterexample, or unfair outcome.</w:t>
+      </w:r>
+    </w:p>
+    <w:p>
+      <w:pPr>
+        <w:pStyle w:val="ListBullet"/>
+      </w:pPr>
+      <w:r>
+        <w:t>5 • EXPLAIN LIMITS: Say when the result should not be trusted or used alone.</w:t>
+      </w:r>
+    </w:p>
+    <w:p>
+      <w:pPr>
+        <w:pStyle w:val="ListBullet"/>
+      </w:pPr>
+      <w:r>
+        <w:t>My strongest evidence of independent understanding:</w:t>
+      </w:r>
+    </w:p>
+    <w:p>
+      <w:pPr>
+        <w:pStyle w:val="Heading3"/>
+      </w:pPr>
+      <w:r>
+        <w:t>Write or draw your reasoning and evidence.</w:t>
+      </w:r>
+    </w:p>
+    <w:p>
+      <w:r>
+        <w:t>________________________________________________________________</w:t>
+      </w:r>
+    </w:p>
+    <w:p>
+      <w:r>
+        <w:t>________________________________________________________________</w:t>
+      </w:r>
+    </w:p>
+    <w:p>
+      <w:r>
+        <w:t>________________________________________________________________</w:t>
+      </w:r>
+    </w:p>
+    <w:p>
+      <w:r>
+        <w:t>________________________________________________________________</w:t>
+      </w:r>
+    </w:p>
+    <w:p>
+      <w:r>
+        <w:t>________________________________________________________________</w:t>
+      </w:r>
+    </w:p>
+    <w:p>
+      <w:pPr>
+        <w:pStyle w:val="Heading2"/>
+      </w:pPr>
+      <w:r>
+        <w:t>Earlier wording, alternatives and picture transcripts · reference / check after trying</w:t>
+      </w:r>
+    </w:p>
+    <w:p>
+      <w:pPr>
+        <w:spacing w:line="336" w:lineRule="auto" w:after="180"/>
+      </w:pPr>
+      <w:r>
+        <w:rPr>
+          <w:b w:val="0"/>
         </w:rPr>
         <w:t>MASTERY</w:t>
       </w:r>
@@ -4210,7 +5699,7 @@
         <w:drawing>
           <wp:inline xmlns:a="http://schemas.openxmlformats.org/drawingml/2006/main" xmlns:pic="http://schemas.openxmlformats.org/drawingml/2006/picture">
             <wp:extent cx="5486400" cy="1719072"/>
-            <wp:docPr id="20" name="Picture 20" descr="Mastery ladder for Feedback Loops"/>
+            <wp:docPr id="27" name="Picture 27" descr="Mastery ladder for Feedback Loops"/>
             <wp:cNvGraphicFramePr>
               <a:graphicFrameLocks noChangeAspect="1"/>
             </wp:cNvGraphicFramePr>
@@ -4222,7 +5711,7 @@
                     <pic:cNvPicPr/>
                   </pic:nvPicPr>
                   <pic:blipFill>
-                    <a:blip r:embed="rId27"/>
+                    <a:blip r:embed="rId30"/>
                     <a:stretch>
                       <a:fillRect/>
                     </a:stretch>
@@ -4243,13 +5732,164 @@
     </w:p>
     <w:p>
       <w:pPr>
+        <w:pStyle w:val="Heading1"/>
+      </w:pPr>
+      <w:r>
+        <w:t>12. Reference: check your explanation</w:t>
+      </w:r>
+    </w:p>
+    <w:p>
+      <w:r>
+        <w:t>Use after practice. Audit a new exposure log independently is the selected independent case.</w:t>
+      </w:r>
+    </w:p>
+    <w:p>
+      <w:pPr>
+        <w:pStyle w:val="Heading2"/>
+      </w:pPr>
+      <w:r>
+        <w:t>Check the evidence and its limit</w:t>
+      </w:r>
+    </w:p>
+    <w:p>
+      <w:pPr>
+        <w:pStyle w:val="ListBullet"/>
+      </w:pPr>
+      <w:r>
+        <w:t>1. My fresh example, trace, calculation, or design:</w:t>
+      </w:r>
+    </w:p>
+    <w:p>
+      <w:pPr>
+        <w:pStyle w:val="Heading3"/>
+      </w:pPr>
+      <w:r>
+        <w:t>Write or draw your reasoning and evidence.</w:t>
+      </w:r>
+    </w:p>
+    <w:p>
+      <w:r>
+        <w:t>________________________________________________________________</w:t>
+      </w:r>
+    </w:p>
+    <w:p>
+      <w:r>
+        <w:t>________________________________________________________________</w:t>
+      </w:r>
+    </w:p>
+    <w:p>
+      <w:r>
+        <w:t>________________________________________________________________</w:t>
+      </w:r>
+    </w:p>
+    <w:p>
+      <w:r>
+        <w:t>________________________________________________________________</w:t>
+      </w:r>
+    </w:p>
+    <w:p>
+      <w:r>
+        <w:t>________________________________________________________________</w:t>
+      </w:r>
+    </w:p>
+    <w:p>
+      <w:pPr>
+        <w:pStyle w:val="ListBullet"/>
+      </w:pPr>
+      <w:r>
+        <w:t>2. My evidence that it works (include a boundary or missing-data case):</w:t>
+      </w:r>
+    </w:p>
+    <w:p>
+      <w:pPr>
+        <w:pStyle w:val="Heading3"/>
+      </w:pPr>
+      <w:r>
+        <w:t>Write or draw your reasoning and evidence.</w:t>
+      </w:r>
+    </w:p>
+    <w:p>
+      <w:r>
+        <w:t>________________________________________________________________</w:t>
+      </w:r>
+    </w:p>
+    <w:p>
+      <w:r>
+        <w:t>________________________________________________________________</w:t>
+      </w:r>
+    </w:p>
+    <w:p>
+      <w:r>
+        <w:t>________________________________________________________________</w:t>
+      </w:r>
+    </w:p>
+    <w:p>
+      <w:r>
+        <w:t>________________________________________________________________</w:t>
+      </w:r>
+    </w:p>
+    <w:p>
+      <w:r>
+        <w:t>________________________________________________________________</w:t>
+      </w:r>
+    </w:p>
+    <w:p>
+      <w:pPr>
+        <w:pStyle w:val="ListBullet"/>
+      </w:pPr>
+      <w:r>
+        <w:t>3. One limitation, fairness concern, or situation needing human review:</w:t>
+      </w:r>
+    </w:p>
+    <w:p>
+      <w:pPr>
+        <w:pStyle w:val="Heading2"/>
+      </w:pPr>
+      <w:r>
+        <w:t>Self-check and record</w:t>
+      </w:r>
+    </w:p>
+    <w:p>
+      <w:pPr>
         <w:spacing w:line="336" w:lineRule="auto" w:after="180"/>
       </w:pPr>
       <w:r>
         <w:rPr>
           <w:b w:val="0"/>
         </w:rPr>
-        <w:t>1 • NAME: Define the concept without repeating the textbook.</w:t>
+        <w:t xml:space="preserve">SELF-CHECK  □ I explained the </w:t>
+      </w:r>
+      <w:r>
+        <w:rPr>
+          <w:b/>
+        </w:rPr>
+        <w:t>mechanism</w:t>
+      </w:r>
+      <w:r>
+        <w:rPr>
+          <w:b w:val="0"/>
+        </w:rPr>
+        <w:t xml:space="preserve">  □ I used </w:t>
+      </w:r>
+      <w:r>
+        <w:rPr>
+          <w:b/>
+        </w:rPr>
+        <w:t>evidence</w:t>
+      </w:r>
+      <w:r>
+        <w:rPr>
+          <w:b w:val="0"/>
+        </w:rPr>
+        <w:t xml:space="preserve">  □ I tested a fresh case  □ I named a limitation  □ I can answer ‘why?’</w:t>
+      </w:r>
+    </w:p>
+    <w:p>
+      <w:pPr>
+        <w:pStyle w:val="Heading2"/>
+      </w:pPr>
+      <w:r>
+        <w:t>Earlier wording, alternatives and picture transcripts · reference / check after trying</w:t>
       </w:r>
     </w:p>
     <w:p>
@@ -4260,19 +5900,18 @@
         <w:rPr>
           <w:b w:val="0"/>
         </w:rPr>
-        <w:t xml:space="preserve">2 • TRACE: Show the information, state, branch, calculation, or </w:t>
-      </w:r>
-      <w:r>
-        <w:rPr>
-          <w:b/>
-        </w:rPr>
-        <w:t>evidence</w:t>
-      </w:r>
+        <w:t>INDEPENDENT MASTERY PROOF</w:t>
+      </w:r>
+    </w:p>
+    <w:p>
+      <w:pPr>
+        <w:spacing w:line="336" w:lineRule="auto" w:after="180"/>
+      </w:pPr>
       <w:r>
         <w:rPr>
           <w:b w:val="0"/>
         </w:rPr>
-        <w:t xml:space="preserve"> path.</w:t>
+        <w:t>Checklist for explaining this week’s idea</w:t>
       </w:r>
     </w:p>
     <w:p>
@@ -4283,137 +5922,7 @@
         <w:rPr>
           <w:b w:val="0"/>
         </w:rPr>
-        <w:t>3 • APPLY: Solve a different example independently.</w:t>
-      </w:r>
-    </w:p>
-    <w:p>
-      <w:pPr>
-        <w:spacing w:line="336" w:lineRule="auto" w:after="180"/>
-      </w:pPr>
-      <w:r>
-        <w:rPr>
-          <w:b w:val="0"/>
-        </w:rPr>
-        <w:t>4 • CHALLENGE: Find a boundary case, counterexample, or unfair outcome.</w:t>
-      </w:r>
-    </w:p>
-    <w:p>
-      <w:pPr>
-        <w:spacing w:line="336" w:lineRule="auto" w:after="180"/>
-      </w:pPr>
-      <w:r>
-        <w:rPr>
-          <w:b w:val="0"/>
-        </w:rPr>
-        <w:t>5 • EXPLAIN LIMITS: Say when the result should not be trusted or used alone.</w:t>
-      </w:r>
-    </w:p>
-    <w:p>
-      <w:pPr>
-        <w:spacing w:line="336" w:lineRule="auto" w:after="180"/>
-      </w:pPr>
-      <w:r>
-        <w:rPr>
-          <w:b w:val="0"/>
-        </w:rPr>
-        <w:t xml:space="preserve">My strongest </w:t>
-      </w:r>
-      <w:r>
-        <w:rPr>
-          <w:b/>
-        </w:rPr>
-        <w:t>evidence</w:t>
-      </w:r>
-      <w:r>
-        <w:rPr>
-          <w:b w:val="0"/>
-        </w:rPr>
-        <w:t xml:space="preserve"> of independent understanding:</w:t>
-      </w:r>
-    </w:p>
-    <w:p>
-      <w:pPr>
-        <w:pStyle w:val="Heading3"/>
-      </w:pPr>
-      <w:r>
-        <w:t>Write or draw your reasoning and evidence.</w:t>
-      </w:r>
-    </w:p>
-    <w:p>
-      <w:r>
-        <w:t>________________________________________________________________</w:t>
-      </w:r>
-    </w:p>
-    <w:p>
-      <w:r>
-        <w:t>________________________________________________________________</w:t>
-      </w:r>
-    </w:p>
-    <w:p>
-      <w:r>
-        <w:t>________________________________________________________________</w:t>
-      </w:r>
-    </w:p>
-    <w:p>
-      <w:r>
-        <w:t>________________________________________________________________</w:t>
-      </w:r>
-    </w:p>
-    <w:p>
-      <w:r>
-        <w:t>________________________________________________________________</w:t>
-      </w:r>
-    </w:p>
-    <w:p>
-      <w:pPr>
-        <w:pStyle w:val="Heading1"/>
-      </w:pPr>
-      <w:r>
-        <w:t>11. Connect your project</w:t>
-      </w:r>
-    </w:p>
-    <w:p>
-      <w:r>
-        <w:t>Apply this week’s idea to Transparent Book Recommender. Keep an annotated decision and the evidence supporting it.</w:t>
-      </w:r>
-    </w:p>
-    <w:p>
-      <w:pPr>
-        <w:spacing w:line="336" w:lineRule="auto" w:after="180"/>
-      </w:pPr>
-      <w:r>
-        <w:rPr>
-          <w:b/>
-        </w:rPr>
-        <w:t>CUMULATIVE PROJECT</w:t>
-      </w:r>
-    </w:p>
-    <w:p>
-      <w:pPr>
-        <w:spacing w:line="336" w:lineRule="auto" w:after="180"/>
-      </w:pPr>
-      <w:r>
-        <w:rPr>
-          <w:b w:val="0"/>
-        </w:rPr>
-        <w:t xml:space="preserve">Transparent Book </w:t>
-      </w:r>
-      <w:r>
-        <w:rPr>
-          <w:b/>
-        </w:rPr>
-        <w:t>Recommender</w:t>
-      </w:r>
-    </w:p>
-    <w:p>
-      <w:pPr>
-        <w:spacing w:line="336" w:lineRule="auto" w:after="180"/>
-      </w:pPr>
-      <w:r>
-        <w:rPr>
-          <w:b w:val="0"/>
-        </w:rPr>
-        <w:t>Every week adds one inspectable piece. The system must show how it reached a result.</w:t>
+        <w:t>Use after practice. Audit a new exposure log independently is the selected independent case.</w:t>
       </w:r>
     </w:p>
     <w:p>
@@ -4421,7 +5930,7 @@
         <w:drawing>
           <wp:inline xmlns:a="http://schemas.openxmlformats.org/drawingml/2006/main" xmlns:pic="http://schemas.openxmlformats.org/drawingml/2006/picture">
             <wp:extent cx="5486400" cy="1901952"/>
-            <wp:docPr id="21" name="Picture 21" descr="Book recommender connection for Feedback Loops"/>
+            <wp:docPr id="28" name="Picture 28" descr="Independent proof graphic for Feedback Loops"/>
             <wp:cNvGraphicFramePr>
               <a:graphicFrameLocks noChangeAspect="1"/>
             </wp:cNvGraphicFramePr>
@@ -4429,11 +5938,11 @@
               <a:graphicData uri="http://schemas.openxmlformats.org/drawingml/2006/picture">
                 <pic:pic>
                   <pic:nvPicPr>
-                    <pic:cNvPr id="0" name="8d97ca598dc35f971ee714164899bf5dce31a0eb6cd780c32058be552c4e5cda.png"/>
+                    <pic:cNvPr id="0" name="7a56c26b885c15f42e29f24a874d2e7f3375f0223da65dda318ce06eedc5a60d.png"/>
                     <pic:cNvPicPr/>
                   </pic:nvPicPr>
                   <pic:blipFill>
-                    <a:blip r:embed="rId28"/>
+                    <a:blip r:embed="rId31"/>
                     <a:stretch>
                       <a:fillRect/>
                     </a:stretch>
@@ -4460,7 +5969,7 @@
         <w:rPr>
           <w:b w:val="0"/>
         </w:rPr>
-        <w:t>THIS WEEK’S CHECKPOINT  Reserve some varied suggestions and distinguish ‘not shown’ from ‘not liked.’</w:t>
+        <w:t>EXPLANATION CHECK  Keep display opportunities separate from clicks, describe the feedback mechanism and limit preference claims.</w:t>
       </w:r>
     </w:p>
     <w:p>
@@ -4468,728 +5977,185 @@
         <w:pStyle w:val="Heading3"/>
       </w:pPr>
       <w:r>
-        <w:t>Trace the system</w:t>
+        <w:t>Write or draw your reasoning and evidence.</w:t>
+      </w:r>
+    </w:p>
+    <w:p>
+      <w:r>
+        <w:t>________________________________________________________________</w:t>
+      </w:r>
+    </w:p>
+    <w:p>
+      <w:r>
+        <w:t>________________________________________________________________</w:t>
+      </w:r>
+    </w:p>
+    <w:p>
+      <w:r>
+        <w:t>________________________________________________________________</w:t>
+      </w:r>
+    </w:p>
+    <w:p>
+      <w:r>
+        <w:t>________________________________________________________________</w:t>
+      </w:r>
+    </w:p>
+    <w:p>
+      <w:r>
+        <w:t>________________________________________________________________</w:t>
+      </w:r>
+    </w:p>
+    <w:p>
+      <w:pPr>
+        <w:pStyle w:val="Heading1"/>
+      </w:pPr>
+      <w:r>
+        <w:t>13. Extra practice: Exposure affects the feedback you collect</w:t>
+      </w:r>
+    </w:p>
+    <w:p>
+      <w:r>
+        <w:t>Try the question before opening its worked explanation.</w:t>
+      </w:r>
+    </w:p>
+    <w:p>
+      <w:pPr>
+        <w:pStyle w:val="Heading2"/>
+      </w:pPr>
+      <w:r>
+        <w:t>Read the supplied case and question</w:t>
       </w:r>
     </w:p>
     <w:p>
       <w:pPr>
         <w:spacing w:line="336" w:lineRule="auto" w:after="180"/>
-        <w:shd w:fill="EDF7F3"/>
       </w:pPr>
       <w:r>
         <w:rPr>
           <w:b w:val="0"/>
         </w:rPr>
-        <w:t xml:space="preserve">SYSTEM MAP  Reader need → allowed </w:t>
+        <w:t xml:space="preserve">A </w:t>
       </w:r>
       <w:r>
         <w:rPr>
           <w:b/>
         </w:rPr>
-        <w:t>input</w:t>
+        <w:t>recommender</w:t>
       </w:r>
       <w:r>
         <w:rPr>
           <w:b w:val="0"/>
         </w:rPr>
-        <w:t xml:space="preserve">s → transparent rule or score → ranked candidates → </w:t>
+        <w:t xml:space="preserve"> shows only adventure books, uses clicks to learn and then shows more adventure.</w:t>
+      </w:r>
+    </w:p>
+    <w:p>
+      <w:pPr>
+        <w:spacing w:line="336" w:lineRule="auto" w:after="180"/>
+      </w:pPr>
+      <w:r>
+        <w:rPr>
+          <w:b w:val="0"/>
+        </w:rPr>
+        <w:t xml:space="preserve">Explain the </w:t>
       </w:r>
       <w:r>
         <w:rPr>
           <w:b/>
         </w:rPr>
-        <w:t>explanation</w:t>
+        <w:t>feedback loop</w:t>
       </w:r>
       <w:r>
         <w:rPr>
           <w:b w:val="0"/>
         </w:rPr>
-        <w:t xml:space="preserve"> → test record → </w:t>
-      </w:r>
+        <w:t>.</w:t>
+      </w:r>
+    </w:p>
+    <w:p>
+      <w:pPr>
+        <w:pStyle w:val="Heading2"/>
+      </w:pPr>
+      <w:r>
+        <w:t>Your explanation</w:t>
+      </w:r>
+    </w:p>
+    <w:p>
+      <w:pPr>
+        <w:pStyle w:val="ListBullet"/>
+      </w:pPr>
+      <w:r>
+        <w:t>Which detail supports the answer, and why does it matter?</w:t>
+      </w:r>
+    </w:p>
+    <w:p>
+      <w:pPr>
+        <w:pStyle w:val="Heading3"/>
+      </w:pPr>
+      <w:r>
+        <w:t>Write or draw your reasoning and evidence.</w:t>
+      </w:r>
+    </w:p>
+    <w:p>
+      <w:r>
+        <w:t>________________________________________________________________</w:t>
+      </w:r>
+    </w:p>
+    <w:p>
+      <w:r>
+        <w:t>________________________________________________________________</w:t>
+      </w:r>
+    </w:p>
+    <w:p>
+      <w:r>
+        <w:t>________________________________________________________________</w:t>
+      </w:r>
+    </w:p>
+    <w:p>
+      <w:r>
+        <w:t>________________________________________________________________</w:t>
+      </w:r>
+    </w:p>
+    <w:p>
+      <w:r>
+        <w:t>________________________________________________________________</w:t>
+      </w:r>
+    </w:p>
+    <w:p>
+      <w:pPr>
+        <w:pStyle w:val="Heading2"/>
+      </w:pPr>
+      <w:r>
+        <w:t>Check after trying · reference / check after trying</w:t>
+      </w:r>
+    </w:p>
+    <w:p>
+      <w:pPr>
+        <w:spacing w:line="336" w:lineRule="auto" w:after="180"/>
+      </w:pPr>
       <w:r>
         <w:rPr>
           <w:b/>
         </w:rPr>
-        <w:t>human decision</w:t>
-      </w:r>
-    </w:p>
-    <w:p>
-      <w:pPr>
-        <w:spacing w:line="336" w:lineRule="auto" w:after="180"/>
-        <w:shd w:fill="F5F1FB"/>
-      </w:pPr>
+        <w:t>Exposure</w:t>
+      </w:r>
       <w:r>
         <w:rPr>
           <w:b w:val="0"/>
         </w:rPr>
-        <w:t>What will you add, change, or verify in the project this week?</w:t>
-      </w:r>
-    </w:p>
-    <w:p>
-      <w:pPr>
-        <w:pStyle w:val="Heading3"/>
-      </w:pPr>
-      <w:r>
-        <w:t>Write or draw your reasoning and evidence.</w:t>
-      </w:r>
-    </w:p>
-    <w:p>
-      <w:r>
-        <w:t>________________________________________________________________</w:t>
-      </w:r>
-    </w:p>
-    <w:p>
-      <w:r>
-        <w:t>________________________________________________________________</w:t>
-      </w:r>
-    </w:p>
-    <w:p>
-      <w:r>
-        <w:t>________________________________________________________________</w:t>
-      </w:r>
-    </w:p>
-    <w:p>
-      <w:r>
-        <w:t>________________________________________________________________</w:t>
-      </w:r>
-    </w:p>
-    <w:p>
-      <w:r>
-        <w:t>________________________________________________________________</w:t>
-      </w:r>
-    </w:p>
-    <w:p>
-      <w:pPr>
-        <w:spacing w:line="336" w:lineRule="auto" w:after="180"/>
-        <w:shd w:fill="F5F1FB"/>
-      </w:pPr>
+        <w:t xml:space="preserve"> affects clicks; clicks affect future </w:t>
+      </w:r>
+      <w:r>
+        <w:rPr>
+          <w:b/>
+        </w:rPr>
+        <w:t>exposure</w:t>
+      </w:r>
       <w:r>
         <w:rPr>
           <w:b w:val="0"/>
         </w:rPr>
-        <w:t xml:space="preserve">What should remain under </w:t>
-      </w:r>
-      <w:r>
-        <w:rPr>
-          <w:b/>
-        </w:rPr>
-        <w:t>human control</w:t>
-      </w:r>
-      <w:r>
-        <w:rPr>
-          <w:b w:val="0"/>
-        </w:rPr>
-        <w:t>?</w:t>
-      </w:r>
-    </w:p>
-    <w:p>
-      <w:pPr>
-        <w:pStyle w:val="Heading3"/>
-      </w:pPr>
-      <w:r>
-        <w:t>Write or draw your reasoning and evidence.</w:t>
-      </w:r>
-    </w:p>
-    <w:p>
-      <w:r>
-        <w:t>________________________________________________________________</w:t>
-      </w:r>
-    </w:p>
-    <w:p>
-      <w:r>
-        <w:t>________________________________________________________________</w:t>
-      </w:r>
-    </w:p>
-    <w:p>
-      <w:r>
-        <w:t>________________________________________________________________</w:t>
-      </w:r>
-    </w:p>
-    <w:p>
-      <w:r>
-        <w:t>________________________________________________________________</w:t>
-      </w:r>
-    </w:p>
-    <w:p>
-      <w:r>
-        <w:t>________________________________________________________________</w:t>
-      </w:r>
-    </w:p>
-    <w:p>
-      <w:pPr>
-        <w:pStyle w:val="Heading3"/>
-      </w:pPr>
-      <w:r>
-        <w:t>Responsible design</w:t>
-      </w:r>
-    </w:p>
-    <w:p>
-      <w:pPr>
-        <w:spacing w:line="336" w:lineRule="auto" w:after="180"/>
-        <w:shd w:fill="FFF5E6"/>
-      </w:pPr>
-      <w:r>
-        <w:rPr>
-          <w:b w:val="0"/>
-        </w:rPr>
-        <w:t>RESPONSIBLE DESIGN  Collect only necessary information. Show uncertainty and limits. Never confuse a ranking with a fact about a person.</w:t>
-      </w:r>
-    </w:p>
-    <w:p>
-      <w:pPr>
-        <w:pStyle w:val="Heading3"/>
-      </w:pPr>
-      <w:r>
-        <w:t>Evidence for your project</w:t>
-      </w:r>
-    </w:p>
-    <w:p>
-      <w:pPr>
-        <w:spacing w:line="336" w:lineRule="auto" w:after="180"/>
-      </w:pPr>
-      <w:r>
-        <w:rPr>
-          <w:b w:val="0"/>
-        </w:rPr>
-        <w:t xml:space="preserve">Log </w:t>
-      </w:r>
-      <w:r>
-        <w:rPr>
-          <w:b/>
-        </w:rPr>
-        <w:t>recommender</w:t>
-      </w:r>
-      <w:r>
-        <w:rPr>
-          <w:b w:val="0"/>
-        </w:rPr>
-        <w:t xml:space="preserve"> </w:t>
-      </w:r>
-      <w:r>
-        <w:rPr>
-          <w:b/>
-        </w:rPr>
-        <w:t>exposure</w:t>
-      </w:r>
-      <w:r>
-        <w:rPr>
-          <w:b w:val="0"/>
-        </w:rPr>
-        <w:t xml:space="preserve">, choice and explicit feedback separately; consider whether its own policy narrows future </w:t>
-      </w:r>
-      <w:r>
-        <w:rPr>
-          <w:b/>
-        </w:rPr>
-        <w:t>evidence</w:t>
-      </w:r>
-      <w:r>
-        <w:rPr>
-          <w:b w:val="0"/>
-        </w:rPr>
-        <w:t>.</w:t>
-      </w:r>
-    </w:p>
-    <w:p>
-      <w:pPr>
-        <w:pStyle w:val="Heading1"/>
-      </w:pPr>
-      <w:r>
-        <w:t>12. Show what you know</w:t>
-      </w:r>
-    </w:p>
-    <w:p>
-      <w:r>
-        <w:t>Use a genuinely new case for independent evidence. Previously discussed examples remain practice; use the separately named independent case before feedback.</w:t>
-      </w:r>
-    </w:p>
-    <w:p>
-      <w:pPr>
-        <w:pStyle w:val="Heading3"/>
-      </w:pPr>
-      <w:r>
-        <w:t>Independent evidence</w:t>
-      </w:r>
-    </w:p>
-    <w:p>
-      <w:pPr>
-        <w:spacing w:line="336" w:lineRule="auto" w:after="180"/>
-        <w:shd w:fill="FFF5E6"/>
-      </w:pPr>
-      <w:r>
-        <w:rPr>
-          <w:b w:val="0"/>
-        </w:rPr>
-        <w:t>INDEPENDENT MASTERY PROOF</w:t>
-      </w:r>
-    </w:p>
-    <w:p>
-      <w:pPr>
-        <w:spacing w:line="336" w:lineRule="auto" w:after="180"/>
-      </w:pPr>
-      <w:r>
-        <w:rPr>
-          <w:b w:val="0"/>
-        </w:rPr>
-        <w:t>Explain • Transfer • Test • Defend</w:t>
-      </w:r>
-    </w:p>
-    <w:p>
-      <w:pPr>
-        <w:spacing w:line="336" w:lineRule="auto" w:after="180"/>
-      </w:pPr>
-      <w:r>
-        <w:rPr>
-          <w:b w:val="0"/>
-        </w:rPr>
-        <w:t>Complete this page without copying the worked example. Your reasoning matters more than decoration.</w:t>
-      </w:r>
-    </w:p>
-    <w:p>
-      <w:r>
-        <w:drawing>
-          <wp:inline xmlns:a="http://schemas.openxmlformats.org/drawingml/2006/main" xmlns:pic="http://schemas.openxmlformats.org/drawingml/2006/picture">
-            <wp:extent cx="5486400" cy="1901952"/>
-            <wp:docPr id="22" name="Picture 22" descr="Independent proof graphic for Feedback Loops"/>
-            <wp:cNvGraphicFramePr>
-              <a:graphicFrameLocks noChangeAspect="1"/>
-            </wp:cNvGraphicFramePr>
-            <a:graphic>
-              <a:graphicData uri="http://schemas.openxmlformats.org/drawingml/2006/picture">
-                <pic:pic>
-                  <pic:nvPicPr>
-                    <pic:cNvPr id="0" name="7a56c26b885c15f42e29f24a874d2e7f3375f0223da65dda318ce06eedc5a60d.png"/>
-                    <pic:cNvPicPr/>
-                  </pic:nvPicPr>
-                  <pic:blipFill>
-                    <a:blip r:embed="rId29"/>
-                    <a:stretch>
-                      <a:fillRect/>
-                    </a:stretch>
-                  </pic:blipFill>
-                  <pic:spPr>
-                    <a:xfrm>
-                      <a:off x="0" y="0"/>
-                      <a:ext cx="5486400" cy="1901952"/>
-                    </a:xfrm>
-                    <a:prstGeom prst="rect"/>
-                  </pic:spPr>
-                </pic:pic>
-              </a:graphicData>
-            </a:graphic>
-          </wp:inline>
-        </w:drawing>
-      </w:r>
-    </w:p>
-    <w:p>
-      <w:pPr>
-        <w:pStyle w:val="Heading3"/>
-      </w:pPr>
-      <w:r>
-        <w:t>Try a more demanding case</w:t>
-      </w:r>
-    </w:p>
-    <w:p>
-      <w:pPr>
-        <w:spacing w:line="336" w:lineRule="auto" w:after="180"/>
-        <w:shd w:fill="F5F1FB"/>
-      </w:pPr>
-      <w:r>
-        <w:rPr>
-          <w:b w:val="0"/>
-        </w:rPr>
-        <w:t>CHALLENGE  Map how repeated clicks can narrow future suggestions.</w:t>
-      </w:r>
-    </w:p>
-    <w:p>
-      <w:pPr>
-        <w:spacing w:line="336" w:lineRule="auto" w:after="180"/>
-        <w:shd w:fill="F4F9FC"/>
-      </w:pPr>
-      <w:r>
-        <w:rPr>
-          <w:b w:val="0"/>
-        </w:rPr>
-        <w:t>1. My fresh example, trace, calculation, or design:</w:t>
-      </w:r>
-    </w:p>
-    <w:p>
-      <w:pPr>
-        <w:pStyle w:val="Heading3"/>
-      </w:pPr>
-      <w:r>
-        <w:t>Write or draw your reasoning and evidence.</w:t>
-      </w:r>
-    </w:p>
-    <w:p>
-      <w:r>
-        <w:t>________________________________________________________________</w:t>
-      </w:r>
-    </w:p>
-    <w:p>
-      <w:r>
-        <w:t>________________________________________________________________</w:t>
-      </w:r>
-    </w:p>
-    <w:p>
-      <w:r>
-        <w:t>________________________________________________________________</w:t>
-      </w:r>
-    </w:p>
-    <w:p>
-      <w:r>
-        <w:t>________________________________________________________________</w:t>
-      </w:r>
-    </w:p>
-    <w:p>
-      <w:r>
-        <w:t>________________________________________________________________</w:t>
-      </w:r>
-    </w:p>
-    <w:p>
-      <w:pPr>
-        <w:spacing w:line="336" w:lineRule="auto" w:after="180"/>
-        <w:shd w:fill="F4F9FC"/>
-      </w:pPr>
-      <w:r>
-        <w:rPr>
-          <w:b w:val="0"/>
-        </w:rPr>
-        <w:t xml:space="preserve">2. My </w:t>
-      </w:r>
-      <w:r>
-        <w:rPr>
-          <w:b/>
-        </w:rPr>
-        <w:t>evidence</w:t>
-      </w:r>
-      <w:r>
-        <w:rPr>
-          <w:b w:val="0"/>
-        </w:rPr>
-        <w:t xml:space="preserve"> that it works (include a boundary or missing-data case):</w:t>
-      </w:r>
-    </w:p>
-    <w:p>
-      <w:pPr>
-        <w:pStyle w:val="Heading3"/>
-      </w:pPr>
-      <w:r>
-        <w:t>Write or draw your reasoning and evidence.</w:t>
-      </w:r>
-    </w:p>
-    <w:p>
-      <w:r>
-        <w:t>________________________________________________________________</w:t>
-      </w:r>
-    </w:p>
-    <w:p>
-      <w:r>
-        <w:t>________________________________________________________________</w:t>
-      </w:r>
-    </w:p>
-    <w:p>
-      <w:r>
-        <w:t>________________________________________________________________</w:t>
-      </w:r>
-    </w:p>
-    <w:p>
-      <w:r>
-        <w:t>________________________________________________________________</w:t>
-      </w:r>
-    </w:p>
-    <w:p>
-      <w:r>
-        <w:t>________________________________________________________________</w:t>
-      </w:r>
-    </w:p>
-    <w:p>
-      <w:pPr>
-        <w:spacing w:line="336" w:lineRule="auto" w:after="180"/>
-        <w:shd w:fill="F4F9FC"/>
-      </w:pPr>
-      <w:r>
-        <w:rPr>
-          <w:b w:val="0"/>
-        </w:rPr>
-        <w:t>3. One limitation, fairness concern, or situation needing human review:</w:t>
-      </w:r>
-    </w:p>
-    <w:p>
-      <w:pPr>
-        <w:pStyle w:val="Heading3"/>
-      </w:pPr>
-      <w:r>
-        <w:t>Write or draw your reasoning and evidence.</w:t>
-      </w:r>
-    </w:p>
-    <w:p>
-      <w:r>
-        <w:t>________________________________________________________________</w:t>
-      </w:r>
-    </w:p>
-    <w:p>
-      <w:r>
-        <w:t>________________________________________________________________</w:t>
-      </w:r>
-    </w:p>
-    <w:p>
-      <w:r>
-        <w:t>________________________________________________________________</w:t>
-      </w:r>
-    </w:p>
-    <w:p>
-      <w:r>
-        <w:t>________________________________________________________________</w:t>
-      </w:r>
-    </w:p>
-    <w:p>
-      <w:r>
-        <w:t>________________________________________________________________</w:t>
-      </w:r>
-    </w:p>
-    <w:p>
-      <w:pPr>
-        <w:pStyle w:val="Heading3"/>
-      </w:pPr>
-      <w:r>
-        <w:t>Check your explanation</w:t>
-      </w:r>
-    </w:p>
-    <w:p>
-      <w:pPr>
-        <w:spacing w:line="336" w:lineRule="auto" w:after="180"/>
-        <w:shd w:fill="F5F1FB"/>
-      </w:pPr>
-      <w:r>
-        <w:rPr>
-          <w:b w:val="0"/>
-        </w:rPr>
-        <w:t xml:space="preserve">SELF-CHECK  □ I explained the </w:t>
-      </w:r>
-      <w:r>
-        <w:rPr>
-          <w:b/>
-        </w:rPr>
-        <w:t>mechanism</w:t>
-      </w:r>
-      <w:r>
-        <w:rPr>
-          <w:b w:val="0"/>
-        </w:rPr>
-        <w:t xml:space="preserve">  □ I used </w:t>
-      </w:r>
-      <w:r>
-        <w:rPr>
-          <w:b/>
-        </w:rPr>
-        <w:t>evidence</w:t>
-      </w:r>
-      <w:r>
-        <w:rPr>
-          <w:b w:val="0"/>
-        </w:rPr>
-        <w:t xml:space="preserve">  □ I tested a fresh case  □ I named a limitation  □ I can answer ‘why?’</w:t>
-      </w:r>
-    </w:p>
-    <w:p>
-      <w:pPr>
-        <w:pStyle w:val="Heading1"/>
-      </w:pPr>
-      <w:r>
-        <w:t>13. Study a complete case</w:t>
-      </w:r>
-    </w:p>
-    <w:p>
-      <w:r>
-        <w:t>Revisit the complete Feedback Loops case for supported practice. Repeated examples do not become fresh assessments.</w:t>
-      </w:r>
-    </w:p>
-    <w:p>
-      <w:pPr>
-        <w:pStyle w:val="Heading3"/>
-      </w:pPr>
-      <w:r>
-        <w:t>Week 24 Worked case</w:t>
-      </w:r>
-    </w:p>
-    <w:p>
-      <w:pPr>
-        <w:spacing w:line="336" w:lineRule="auto" w:after="180"/>
-      </w:pPr>
-      <w:r>
-        <w:rPr>
-          <w:b w:val="0"/>
-        </w:rPr>
-        <w:t>Use the supplied details to practise the weekly concept before attempting the independent question. This case extends the illustrated lesson.</w:t>
-      </w:r>
-    </w:p>
-    <w:p>
-      <w:pPr>
-        <w:pStyle w:val="Heading3"/>
-      </w:pPr>
-      <w:r>
-        <w:t>The situation</w:t>
-      </w:r>
-    </w:p>
-    <w:p>
-      <w:pPr>
-        <w:spacing w:line="336" w:lineRule="auto" w:after="180"/>
-      </w:pPr>
-      <w:r>
-        <w:rPr>
-          <w:b w:val="0"/>
-        </w:rPr>
-        <w:t xml:space="preserve">A </w:t>
-      </w:r>
-      <w:r>
-        <w:rPr>
-          <w:b/>
-        </w:rPr>
-        <w:t>recommender</w:t>
-      </w:r>
-      <w:r>
-        <w:rPr>
-          <w:b w:val="0"/>
-        </w:rPr>
-        <w:t xml:space="preserve"> shows only adventure books, uses clicks to learn and then shows more adventure.</w:t>
-      </w:r>
-    </w:p>
-    <w:p>
-      <w:pPr>
-        <w:pStyle w:val="Heading3"/>
-      </w:pPr>
-      <w:r>
-        <w:t>The question</w:t>
-      </w:r>
-    </w:p>
-    <w:p>
-      <w:pPr>
-        <w:spacing w:line="336" w:lineRule="auto" w:after="180"/>
-      </w:pPr>
-      <w:r>
-        <w:rPr>
-          <w:b w:val="0"/>
-        </w:rPr>
-        <w:t xml:space="preserve">Explain the </w:t>
-      </w:r>
-      <w:r>
-        <w:rPr>
-          <w:b/>
-        </w:rPr>
-        <w:t>feedback loop</w:t>
-      </w:r>
-      <w:r>
-        <w:rPr>
-          <w:b w:val="0"/>
-        </w:rPr>
-        <w:t>.</w:t>
-      </w:r>
-    </w:p>
-    <w:p>
-      <w:pPr>
-        <w:pStyle w:val="Heading3"/>
-      </w:pPr>
-      <w:r>
-        <w:t>Worked explanation</w:t>
-      </w:r>
-    </w:p>
-    <w:p>
-      <w:pPr>
-        <w:spacing w:line="336" w:lineRule="auto" w:after="180"/>
-      </w:pPr>
-      <w:r>
-        <w:rPr>
-          <w:b/>
-        </w:rPr>
-        <w:t>Exposure</w:t>
-      </w:r>
-      <w:r>
-        <w:rPr>
-          <w:b w:val="0"/>
-        </w:rPr>
-        <w:t xml:space="preserve"> affects clicks; clicks affect future </w:t>
-      </w:r>
-      <w:r>
-        <w:rPr>
-          <w:b/>
-        </w:rPr>
-        <w:t>exposure</w:t>
-      </w:r>
-      <w:r>
-        <w:rPr>
-          <w:b w:val="0"/>
-        </w:rPr>
         <w:t>. Record what was shown and offer controlled variety.</w:t>
-      </w:r>
-    </w:p>
-    <w:p>
-      <w:pPr>
-        <w:pStyle w:val="Heading3"/>
-      </w:pPr>
-      <w:r>
-        <w:t>Explain it in your own words</w:t>
-      </w:r>
-    </w:p>
-    <w:p>
-      <w:pPr>
-        <w:spacing w:line="336" w:lineRule="auto" w:after="180"/>
-        <w:shd w:fill="F5F1FB"/>
-      </w:pPr>
-      <w:r>
-        <w:rPr>
-          <w:b w:val="0"/>
-        </w:rPr>
-        <w:t>Which detail supports the answer, and why does it matter?</w:t>
-      </w:r>
-    </w:p>
-    <w:p>
-      <w:pPr>
-        <w:pStyle w:val="Heading3"/>
-      </w:pPr>
-      <w:r>
-        <w:t>Write or draw your reasoning and evidence.</w:t>
-      </w:r>
-    </w:p>
-    <w:p>
-      <w:r>
-        <w:t>________________________________________________________________</w:t>
-      </w:r>
-    </w:p>
-    <w:p>
-      <w:r>
-        <w:t>________________________________________________________________</w:t>
-      </w:r>
-    </w:p>
-    <w:p>
-      <w:r>
-        <w:t>________________________________________________________________</w:t>
-      </w:r>
-    </w:p>
-    <w:p>
-      <w:r>
-        <w:t>________________________________________________________________</w:t>
-      </w:r>
-    </w:p>
-    <w:p>
-      <w:r>
-        <w:t>________________________________________________________________</w:t>
-      </w:r>
-    </w:p>
-    <w:p>
-      <w:pPr>
-        <w:pStyle w:val="Heading3"/>
-      </w:pPr>
-      <w:r>
-        <w:t>Trace the supplied case visually</w:t>
-      </w:r>
-    </w:p>
-    <w:p>
-      <w:pPr>
-        <w:pStyle w:val="Heading3"/>
-      </w:pPr>
-      <w:r>
-        <w:t>Exposure affects the feedback you collect</w:t>
       </w:r>
     </w:p>
     <w:tbl>
@@ -5318,12 +6284,87 @@
     </w:tbl>
     <w:p>
       <w:pPr>
+        <w:pStyle w:val="Heading2"/>
+      </w:pPr>
+      <w:r>
+        <w:t>Earlier wording, alternatives and picture transcripts · reference / check after trying</w:t>
+      </w:r>
+    </w:p>
+    <w:p>
+      <w:pPr>
+        <w:pStyle w:val="Heading3"/>
+      </w:pPr>
+      <w:r>
+        <w:t>Week 24 Worked case</w:t>
+      </w:r>
+    </w:p>
+    <w:p>
+      <w:pPr>
         <w:spacing w:line="336" w:lineRule="auto" w:after="180"/>
       </w:pPr>
       <w:r>
         <w:rPr>
           <w:b w:val="0"/>
         </w:rPr>
+        <w:t>Use the supplied details to practise the weekly concept before attempting the independent question. This case extends the illustrated lesson.</w:t>
+      </w:r>
+    </w:p>
+    <w:p>
+      <w:pPr>
+        <w:pStyle w:val="Heading3"/>
+      </w:pPr>
+      <w:r>
+        <w:t>The situation</w:t>
+      </w:r>
+    </w:p>
+    <w:p>
+      <w:pPr>
+        <w:pStyle w:val="Heading3"/>
+      </w:pPr>
+      <w:r>
+        <w:t>The question</w:t>
+      </w:r>
+    </w:p>
+    <w:p>
+      <w:pPr>
+        <w:pStyle w:val="Heading3"/>
+      </w:pPr>
+      <w:r>
+        <w:t>Worked explanation</w:t>
+      </w:r>
+    </w:p>
+    <w:p>
+      <w:pPr>
+        <w:pStyle w:val="Heading3"/>
+      </w:pPr>
+      <w:r>
+        <w:t>Explain it in your own words</w:t>
+      </w:r>
+    </w:p>
+    <w:p>
+      <w:pPr>
+        <w:pStyle w:val="Heading3"/>
+      </w:pPr>
+      <w:r>
+        <w:t>Trace the supplied case visually</w:t>
+      </w:r>
+    </w:p>
+    <w:p>
+      <w:pPr>
+        <w:pStyle w:val="Heading3"/>
+      </w:pPr>
+      <w:r>
+        <w:t>Exposure affects the feedback you collect</w:t>
+      </w:r>
+    </w:p>
+    <w:p>
+      <w:pPr>
+        <w:spacing w:line="336" w:lineRule="auto" w:after="180"/>
+      </w:pPr>
+      <w:r>
+        <w:rPr>
+          <w:b w:val="0"/>
+        </w:rPr>
         <w:t xml:space="preserve">A </w:t>
       </w:r>
       <w:r>
@@ -5396,478 +6437,20 @@
         <w:pStyle w:val="Heading1"/>
       </w:pPr>
       <w:r>
-        <w:t>14. Try a new case independently</w:t>
-      </w:r>
-    </w:p>
-    <w:p>
-      <w:r>
-        <w:t>Attempt the reserved new case before feedback. Record support; the earlier examples below remain additional practice.</w:t>
-      </w:r>
-    </w:p>
-    <w:p>
-      <w:pPr>
-        <w:pStyle w:val="Heading3"/>
-      </w:pPr>
-      <w:r>
-        <w:t>Independent case: Implement independently</w:t>
-      </w:r>
-    </w:p>
-    <w:p>
-      <w:pPr>
-        <w:spacing w:line="336" w:lineRule="auto" w:after="180"/>
-      </w:pPr>
-      <w:r>
-        <w:rPr>
-          <w:b w:val="0"/>
-        </w:rPr>
-        <w:t>Use the function with X (fun 4, learning 1, minutes 12), Y (3,3,10), Z (5,5,13), limit 12. Predict the winner, reverse the list and retest. Also test limit 9.</w:t>
-      </w:r>
-    </w:p>
-    <w:p>
-      <w:pPr>
-        <w:pStyle w:val="Heading3"/>
-      </w:pPr>
-      <w:r>
-        <w:t>My independent explanation, trace and limits</w:t>
-      </w:r>
-    </w:p>
-    <w:p>
-      <w:r>
-        <w:t>________________________________________________________________</w:t>
-      </w:r>
-    </w:p>
-    <w:p>
-      <w:r>
-        <w:t>________________________________________________________________</w:t>
-      </w:r>
-    </w:p>
-    <w:p>
-      <w:r>
-        <w:t>________________________________________________________________</w:t>
-      </w:r>
-    </w:p>
-    <w:p>
-      <w:r>
-        <w:t>________________________________________________________________</w:t>
-      </w:r>
-    </w:p>
-    <w:p>
-      <w:r>
-        <w:t>________________________________________________________________</w:t>
-      </w:r>
-    </w:p>
-    <w:p>
-      <w:r>
-        <w:t>________________________________________________________________</w:t>
-      </w:r>
-    </w:p>
-    <w:p>
-      <w:r>
-        <w:t>________________________________________________________________</w:t>
-      </w:r>
-    </w:p>
-    <w:p>
-      <w:pPr>
-        <w:spacing w:line="336" w:lineRule="auto" w:after="180"/>
-      </w:pPr>
-      <w:r>
-        <w:rPr>
-          <w:b w:val="0"/>
-        </w:rPr>
-        <w:t>Attempt this case before feedback. Record any help. Earlier examples below are further practice; a case already practised with feedback cannot establish fresh transfer.</w:t>
-      </w:r>
-    </w:p>
-    <w:p>
-      <w:pPr>
-        <w:pStyle w:val="Heading3"/>
-      </w:pPr>
-      <w:r>
-        <w:t>Week 24 Independent application</w:t>
-      </w:r>
-    </w:p>
-    <w:p>
-      <w:pPr>
-        <w:spacing w:line="336" w:lineRule="auto" w:after="180"/>
-      </w:pPr>
-      <w:r>
-        <w:rPr>
-          <w:b w:val="0"/>
-        </w:rPr>
-        <w:t xml:space="preserve">Close the worked </w:t>
-      </w:r>
-      <w:r>
-        <w:rPr>
-          <w:b/>
-        </w:rPr>
-        <w:t>explanation</w:t>
-      </w:r>
-      <w:r>
-        <w:rPr>
-          <w:b w:val="0"/>
-        </w:rPr>
-        <w:t>. Apply the idea to this different question without copying.</w:t>
-      </w:r>
-    </w:p>
-    <w:p>
-      <w:pPr>
-        <w:spacing w:line="336" w:lineRule="auto" w:after="180"/>
-      </w:pPr>
-      <w:r>
-        <w:rPr>
-          <w:b w:val="0"/>
-        </w:rPr>
-        <w:t>Only space books are shown, so nearly every click is on space. Can these clicks prove readers dislike other topics? Explain the loop.</w:t>
-      </w:r>
-    </w:p>
-    <w:p>
-      <w:pPr>
-        <w:spacing w:line="336" w:lineRule="auto" w:after="180"/>
-      </w:pPr>
-      <w:r>
-        <w:rPr>
-          <w:b w:val="0"/>
-        </w:rPr>
-        <w:t xml:space="preserve">My answer, with a trace, calculation or supporting </w:t>
-      </w:r>
-      <w:r>
-        <w:rPr>
-          <w:b/>
-        </w:rPr>
-        <w:t>evidence</w:t>
-      </w:r>
-    </w:p>
-    <w:p>
-      <w:pPr>
-        <w:pStyle w:val="Heading3"/>
-      </w:pPr>
-      <w:r>
-        <w:t>Write or draw your reasoning and evidence.</w:t>
-      </w:r>
-    </w:p>
-    <w:p>
-      <w:r>
-        <w:t>________________________________________________________________</w:t>
-      </w:r>
-    </w:p>
-    <w:p>
-      <w:r>
-        <w:t>________________________________________________________________</w:t>
-      </w:r>
-    </w:p>
-    <w:p>
-      <w:r>
-        <w:t>________________________________________________________________</w:t>
-      </w:r>
-    </w:p>
-    <w:p>
-      <w:r>
-        <w:t>________________________________________________________________</w:t>
-      </w:r>
-    </w:p>
-    <w:p>
-      <w:r>
-        <w:t>________________________________________________________________</w:t>
-      </w:r>
-    </w:p>
-    <w:p>
-      <w:pPr>
-        <w:pStyle w:val="Heading3"/>
-      </w:pPr>
-      <w:r>
-        <w:t>Create and test</w:t>
-      </w:r>
-    </w:p>
-    <w:p>
-      <w:pPr>
-        <w:spacing w:line="336" w:lineRule="auto" w:after="180"/>
-      </w:pPr>
-      <w:r>
-        <w:rPr>
-          <w:b w:val="0"/>
-        </w:rPr>
-        <w:t>Change one relevant detail. Predict the result before testing. Include a boundary or missing-information case when it helps reveal a limit.</w:t>
-      </w:r>
-    </w:p>
-    <w:p>
-      <w:pPr>
-        <w:spacing w:line="336" w:lineRule="auto" w:after="180"/>
-      </w:pPr>
-      <w:r>
-        <w:rPr>
-          <w:b w:val="0"/>
-        </w:rPr>
-        <w:t xml:space="preserve">My changed </w:t>
-      </w:r>
-      <w:r>
-        <w:rPr>
-          <w:b/>
-        </w:rPr>
-        <w:t>input</w:t>
-      </w:r>
-      <w:r>
-        <w:rPr>
-          <w:b w:val="0"/>
-        </w:rPr>
-        <w:t xml:space="preserve"> and expected result</w:t>
-      </w:r>
-    </w:p>
-    <w:p>
-      <w:pPr>
-        <w:pStyle w:val="Heading3"/>
-      </w:pPr>
-      <w:r>
-        <w:t>Write or draw your reasoning and evidence.</w:t>
-      </w:r>
-    </w:p>
-    <w:p>
-      <w:r>
-        <w:t>________________________________________________________________</w:t>
-      </w:r>
-    </w:p>
-    <w:p>
-      <w:r>
-        <w:t>________________________________________________________________</w:t>
-      </w:r>
-    </w:p>
-    <w:p>
-      <w:r>
-        <w:t>________________________________________________________________</w:t>
-      </w:r>
-    </w:p>
-    <w:p>
-      <w:r>
-        <w:t>________________________________________________________________</w:t>
-      </w:r>
-    </w:p>
-    <w:p>
-      <w:r>
-        <w:t>________________________________________________________________</w:t>
-      </w:r>
-    </w:p>
-    <w:p>
-      <w:pPr>
-        <w:pStyle w:val="Heading3"/>
-      </w:pPr>
-      <w:r>
-        <w:t>Connect to your project</w:t>
-      </w:r>
-    </w:p>
-    <w:p>
-      <w:pPr>
-        <w:spacing w:line="336" w:lineRule="auto" w:after="180"/>
-      </w:pPr>
-      <w:r>
-        <w:rPr>
-          <w:b w:val="0"/>
-        </w:rPr>
-        <w:t>Reserve some varied suggestions and distinguish ‘not shown’ from ‘not liked.’</w:t>
-      </w:r>
-    </w:p>
-    <w:p>
-      <w:pPr>
-        <w:spacing w:line="336" w:lineRule="auto" w:after="180"/>
-      </w:pPr>
-      <w:r>
-        <w:rPr>
-          <w:b w:val="0"/>
-        </w:rPr>
-        <w:t xml:space="preserve">The </w:t>
-      </w:r>
-      <w:r>
-        <w:rPr>
-          <w:b/>
-        </w:rPr>
-        <w:t>evidence</w:t>
-      </w:r>
-      <w:r>
-        <w:rPr>
-          <w:b w:val="0"/>
-        </w:rPr>
-        <w:t xml:space="preserve"> I will keep</w:t>
-      </w:r>
-    </w:p>
-    <w:p>
-      <w:pPr>
-        <w:pStyle w:val="Heading3"/>
-      </w:pPr>
-      <w:r>
-        <w:t>Write or draw your reasoning and evidence.</w:t>
-      </w:r>
-    </w:p>
-    <w:p>
-      <w:r>
-        <w:t>________________________________________________________________</w:t>
-      </w:r>
-    </w:p>
-    <w:p>
-      <w:r>
-        <w:t>________________________________________________________________</w:t>
-      </w:r>
-    </w:p>
-    <w:p>
-      <w:r>
-        <w:t>________________________________________________________________</w:t>
-      </w:r>
-    </w:p>
-    <w:p>
-      <w:r>
-        <w:t>________________________________________________________________</w:t>
-      </w:r>
-    </w:p>
-    <w:p>
-      <w:r>
-        <w:t>________________________________________________________________</w:t>
-      </w:r>
-    </w:p>
-    <w:p>
-      <w:pPr>
-        <w:spacing w:line="336" w:lineRule="auto" w:after="180"/>
-      </w:pPr>
-      <w:r>
-        <w:rPr>
-          <w:b w:val="0"/>
-        </w:rPr>
-        <w:t xml:space="preserve">Your teacher has the independent answer and scoring criteria. Complete the matching workbook week to keep your practice </w:t>
-      </w:r>
-      <w:r>
-        <w:rPr>
-          <w:b/>
-        </w:rPr>
-        <w:t>evidence</w:t>
-      </w:r>
-      <w:r>
-        <w:rPr>
-          <w:b w:val="0"/>
-        </w:rPr>
-        <w:t xml:space="preserve"> together.</w:t>
-      </w:r>
-    </w:p>
-    <w:p>
-      <w:pPr>
-        <w:pStyle w:val="Heading3"/>
-      </w:pPr>
-      <w:r>
-        <w:t>Transfer practice from the original programme</w:t>
-      </w:r>
-    </w:p>
-    <w:p>
-      <w:pPr>
-        <w:spacing w:line="336" w:lineRule="auto" w:after="180"/>
-      </w:pPr>
-      <w:r>
-        <w:rPr>
-          <w:b w:val="0"/>
-        </w:rPr>
-        <w:t xml:space="preserve">A </w:t>
-      </w:r>
-      <w:r>
-        <w:rPr>
-          <w:b/>
-        </w:rPr>
-        <w:t>recommender</w:t>
-      </w:r>
-      <w:r>
-        <w:rPr>
-          <w:b w:val="0"/>
-        </w:rPr>
-        <w:t xml:space="preserve"> shows poetry in 2 slots and adventure in 20. Poetry gets 1 click; adventure gets 6. Compute clicks per shown slot and explain why neither rate alone proves preference.</w:t>
-      </w:r>
-    </w:p>
-    <w:p>
-      <w:pPr>
-        <w:pStyle w:val="Heading3"/>
-      </w:pPr>
-      <w:r>
-        <w:t>Explain the mechanism, evidence and one limit.</w:t>
-      </w:r>
-    </w:p>
-    <w:p>
-      <w:r>
-        <w:t>________________________________________________________________</w:t>
-      </w:r>
-    </w:p>
-    <w:p>
-      <w:r>
-        <w:t>________________________________________________________________</w:t>
-      </w:r>
-    </w:p>
-    <w:p>
-      <w:r>
-        <w:t>________________________________________________________________</w:t>
-      </w:r>
-    </w:p>
-    <w:p>
-      <w:r>
-        <w:t>________________________________________________________________</w:t>
-      </w:r>
-    </w:p>
-    <w:p>
-      <w:r>
-        <w:t>________________________________________________________________</w:t>
-      </w:r>
-    </w:p>
-    <w:p>
-      <w:r>
-        <w:t>________________________________________________________________</w:t>
-      </w:r>
-    </w:p>
-    <w:p>
-      <w:r>
-        <w:t>________________________________________________________________</w:t>
-      </w:r>
-    </w:p>
-    <w:p>
-      <w:pPr>
-        <w:pStyle w:val="Heading3"/>
-      </w:pPr>
-      <w:r>
-        <w:t>Use feedback to improve</w:t>
-      </w:r>
-    </w:p>
-    <w:p>
-      <w:pPr>
-        <w:spacing w:line="336" w:lineRule="auto" w:after="180"/>
-      </w:pPr>
-      <w:r>
-        <w:rPr>
-          <w:b w:val="0"/>
-        </w:rPr>
-        <w:t>Attempt the independent case before hints. Record whether you worked alone, used a hint or followed a model. After feedback, fix the first unsupported step and explain why it changed.</w:t>
-      </w:r>
-    </w:p>
-    <w:p>
-      <w:pPr>
-        <w:spacing w:line="336" w:lineRule="auto" w:after="180"/>
-      </w:pPr>
-      <w:r>
-        <w:rPr>
-          <w:b w:val="0"/>
-        </w:rPr>
-        <w:t>A later check uses a changed case, not a copied answer.</w:t>
-      </w:r>
-    </w:p>
-    <w:p>
-      <w:pPr>
-        <w:pStyle w:val="Heading1"/>
-      </w:pPr>
-      <w:r>
-        <w:t>15. Your lesson route</w:t>
-      </w:r>
-    </w:p>
-    <w:p>
-      <w:r>
-        <w:t>Use this map to navigate Feedback Loops, connect the goals to tasks and keep one evidence record for each attempt.</w:t>
-      </w:r>
-    </w:p>
-    <w:p>
-      <w:pPr>
-        <w:spacing w:line="336" w:lineRule="auto" w:after="180"/>
-      </w:pPr>
-      <w:r>
-        <w:rPr>
-          <w:b w:val="0"/>
-        </w:rPr>
-        <w:t>Start with this question: A fictional catalogue repeatedly recommends two books using observed clicks.</w:t>
+        <w:t>15. Reference: original lesson checklist</w:t>
+      </w:r>
+    </w:p>
+    <w:p>
+      <w:r>
+        <w:t>Use an additional checklist when it helps inspect your explanation.</w:t>
+      </w:r>
+    </w:p>
+    <w:p>
+      <w:pPr>
+        <w:pStyle w:val="Heading2"/>
+      </w:pPr>
+      <w:r>
+        <w:t>Targets and evidence</w:t>
       </w:r>
     </w:p>
     <w:tbl>
@@ -5974,6 +6557,14 @@
     </w:tbl>
     <w:p>
       <w:pPr>
+        <w:pStyle w:val="Heading2"/>
+      </w:pPr>
+      <w:r>
+        <w:t>Keep your route and first prediction</w:t>
+      </w:r>
+    </w:p>
+    <w:p>
+      <w:pPr>
         <w:spacing w:line="336" w:lineRule="auto" w:after="180"/>
       </w:pPr>
       <w:r>
@@ -6032,15 +6623,147 @@
     </w:p>
     <w:p>
       <w:pPr>
+        <w:pStyle w:val="Heading2"/>
+      </w:pPr>
+      <w:r>
+        <w:t>Earlier wording, alternatives and picture transcripts · reference / check after trying</w:t>
+      </w:r>
+    </w:p>
+    <w:p>
+      <w:pPr>
+        <w:spacing w:line="336" w:lineRule="auto" w:after="180"/>
+      </w:pPr>
+      <w:r>
+        <w:rPr>
+          <w:b w:val="0"/>
+        </w:rPr>
+        <w:t>Start with this question: A fictional catalogue repeatedly recommends two books using observed clicks.</w:t>
+      </w:r>
+    </w:p>
+    <w:p>
+      <w:pPr>
         <w:pStyle w:val="Heading1"/>
       </w:pPr>
       <w:r>
-        <w:t>16. Finish and return</w:t>
-      </w:r>
-    </w:p>
-    <w:p>
-      <w:r>
-        <w:t>Explain Feedback Loops without notes, identify a remaining question and plan a later check with a changed case.</w:t>
+        <w:t>17. Extra practice: pictures, repair and feedback</w:t>
+      </w:r>
+    </w:p>
+    <w:p>
+      <w:r>
+        <w:t>Attempt each question before opening its explanation. Use one browser or paper copy.</w:t>
+      </w:r>
+    </w:p>
+    <w:p>
+      <w:pPr>
+        <w:pStyle w:val="Heading2"/>
+      </w:pPr>
+      <w:r>
+        <w:t>First supported question</w:t>
+      </w:r>
+    </w:p>
+    <w:p>
+      <w:pPr>
+        <w:pStyle w:val="ListBullet"/>
+      </w:pPr>
+      <w:r>
+        <w:t>A fictional catalogue repeatedly recommends two books using observed clicks.</w:t>
+      </w:r>
+    </w:p>
+    <w:p>
+      <w:pPr>
+        <w:pStyle w:val="Heading3"/>
+      </w:pPr>
+      <w:r>
+        <w:t>Practice 1: explain the deciding evidence</w:t>
+      </w:r>
+    </w:p>
+    <w:p>
+      <w:pPr>
+        <w:pStyle w:val="ListBullet"/>
+      </w:pPr>
+      <w:r>
+        <w:t>Which labelled step matches this detail? B’s zero may mean no exposure, not dislike.</w:t>
+      </w:r>
+    </w:p>
+    <w:p>
+      <w:pPr>
+        <w:pStyle w:val="ListBullet"/>
+      </w:pPr>
+      <w:r>
+        <w:t>1. Record event</w:t>
+      </w:r>
+    </w:p>
+    <w:p>
+      <w:pPr>
+        <w:pStyle w:val="ListBullet"/>
+      </w:pPr>
+      <w:r>
+        <w:t>2. Repeat selection</w:t>
+      </w:r>
+    </w:p>
+    <w:p>
+      <w:pPr>
+        <w:pStyle w:val="ListBullet"/>
+      </w:pPr>
+      <w:r>
+        <w:t>3. Initial tie</w:t>
+      </w:r>
+    </w:p>
+    <w:p>
+      <w:pPr>
+        <w:pStyle w:val="ListBullet"/>
+      </w:pPr>
+      <w:r>
+        <w:t>4. Interpret carefully</w:t>
+      </w:r>
+    </w:p>
+    <w:p>
+      <w:pPr>
+        <w:pStyle w:val="Heading3"/>
+      </w:pPr>
+      <w:r>
+        <w:t>My selected conclusion, deciding fact and explanation</w:t>
+      </w:r>
+    </w:p>
+    <w:p>
+      <w:r>
+        <w:t>________________________________________________________________</w:t>
+      </w:r>
+    </w:p>
+    <w:p>
+      <w:r>
+        <w:t>________________________________________________________________</w:t>
+      </w:r>
+    </w:p>
+    <w:p>
+      <w:r>
+        <w:t>________________________________________________________________</w:t>
+      </w:r>
+    </w:p>
+    <w:p>
+      <w:r>
+        <w:t>________________________________________________________________</w:t>
+      </w:r>
+    </w:p>
+    <w:p>
+      <w:r>
+        <w:t>________________________________________________________________</w:t>
+      </w:r>
+    </w:p>
+    <w:p>
+      <w:pPr>
+        <w:pStyle w:val="ListBullet"/>
+      </w:pPr>
+      <w:r>
+        <w:t>Hint if needed: Read the steps in the pictorial case. Match the supplied detail to the stage that performs or records it.</w:t>
+      </w:r>
+    </w:p>
+    <w:p>
+      <w:pPr>
+        <w:pStyle w:val="Heading2"/>
+      </w:pPr>
+      <w:r>
+        <w:t>Check the first explanation · reference / check after trying</w:t>
       </w:r>
     </w:p>
     <w:p>
@@ -6051,25 +6774,85 @@
         <w:rPr>
           <w:b w:val="0"/>
         </w:rPr>
-        <w:t xml:space="preserve">Close your notes. Explain this goal in your own words: Implement a </w:t>
+        <w:t xml:space="preserve">After your attempt, compare with the supported </w:t>
       </w:r>
       <w:r>
         <w:rPr>
           <w:b/>
         </w:rPr>
-        <w:t>deterministic</w:t>
+        <w:t>explanation</w:t>
       </w:r>
       <w:r>
         <w:rPr>
           <w:b w:val="0"/>
         </w:rPr>
-        <w:t xml:space="preserve"> </w:t>
+        <w:t xml:space="preserve">: Interpret carefully B’s zero may mean no </w:t>
       </w:r>
       <w:r>
         <w:rPr>
           <w:b/>
         </w:rPr>
-        <w:t>recommender</w:t>
+        <w:t>exposure</w:t>
+      </w:r>
+      <w:r>
+        <w:rPr>
+          <w:b w:val="0"/>
+        </w:rPr>
+        <w:t xml:space="preserve">, not dislike. The selection policy changes which </w:t>
+      </w:r>
+      <w:r>
+        <w:rPr>
+          <w:b/>
+        </w:rPr>
+        <w:t>evidence</w:t>
+      </w:r>
+      <w:r>
+        <w:rPr>
+          <w:b w:val="0"/>
+        </w:rPr>
+        <w:t xml:space="preserve"> is available.</w:t>
+      </w:r>
+    </w:p>
+    <w:p>
+      <w:pPr>
+        <w:spacing w:line="336" w:lineRule="auto" w:after="180"/>
+      </w:pPr>
+      <w:r>
+        <w:rPr>
+          <w:b w:val="0"/>
+        </w:rPr>
+        <w:t>A accumulates clicks partly because the system gives it every opportunity, while B has none. These records cannot compare enjoyment of two equally exposed books.</w:t>
+      </w:r>
+    </w:p>
+    <w:p>
+      <w:pPr>
+        <w:spacing w:line="336" w:lineRule="auto" w:after="180"/>
+      </w:pPr>
+      <w:r>
+        <w:rPr>
+          <w:b w:val="0"/>
+        </w:rPr>
+        <w:t xml:space="preserve">Keep display counts separate from click counts; investigate alternatives with a teacher-approved </w:t>
+      </w:r>
+      <w:r>
+        <w:rPr>
+          <w:b/>
+        </w:rPr>
+        <w:t>exposure</w:t>
+      </w:r>
+      <w:r>
+        <w:rPr>
+          <w:b w:val="0"/>
+        </w:rPr>
+        <w:t xml:space="preserve"> plan rather than treating zero as negative feedback.</w:t>
+      </w:r>
+    </w:p>
+    <w:p>
+      <w:pPr>
+        <w:pStyle w:val="Heading2"/>
+      </w:pPr>
+      <w:r>
+        <w:t>Changed-case question</w:t>
       </w:r>
     </w:p>
     <w:p>
@@ -6077,7 +6860,47 @@
         <w:pStyle w:val="Heading3"/>
       </w:pPr>
       <w:r>
-        <w:t>My deciding step, evidence and one remaining question</w:t>
+        <w:t>Practice 2: explain the deciding evidence</w:t>
+      </w:r>
+    </w:p>
+    <w:p>
+      <w:pPr>
+        <w:pStyle w:val="ListBullet"/>
+      </w:pPr>
+      <w:r>
+        <w:t>Changed-case practice: On a planned trial, show B once and record no click. Which conclusion is supported by the supplied facts?</w:t>
+      </w:r>
+    </w:p>
+    <w:p>
+      <w:pPr>
+        <w:pStyle w:val="ListBullet"/>
+      </w:pPr>
+      <w:r>
+        <w:t>1. B gains one exposure but still zero clicks.</w:t>
+      </w:r>
+    </w:p>
+    <w:p>
+      <w:pPr>
+        <w:pStyle w:val="ListBullet"/>
+      </w:pPr>
+      <w:r>
+        <w:t>2. This one example guarantees correct results for every future input.</w:t>
+      </w:r>
+    </w:p>
+    <w:p>
+      <w:pPr>
+        <w:pStyle w:val="ListBullet"/>
+      </w:pPr>
+      <w:r>
+        <w:t>3. We can decide the result without examining the changed input or the procedure.</w:t>
+      </w:r>
+    </w:p>
+    <w:p>
+      <w:pPr>
+        <w:pStyle w:val="Heading3"/>
+      </w:pPr>
+      <w:r>
+        <w:t>My selected conclusion, deciding fact and explanation</w:t>
       </w:r>
     </w:p>
     <w:p>
@@ -6107,25 +6930,163 @@
     </w:p>
     <w:p>
       <w:pPr>
+        <w:pStyle w:val="ListBullet"/>
+      </w:pPr>
+      <w:r>
+        <w:t>Hint if needed: Use the changed condition and the deciding step in the pictorial trace. The answer must say what follows from those facts.</w:t>
+      </w:r>
+    </w:p>
+    <w:p>
+      <w:pPr>
+        <w:pStyle w:val="Heading2"/>
+      </w:pPr>
+      <w:r>
+        <w:t>Check the changed case · reference / check after trying</w:t>
+      </w:r>
+    </w:p>
+    <w:p>
+      <w:pPr>
         <w:spacing w:line="336" w:lineRule="auto" w:after="180"/>
       </w:pPr>
       <w:r>
         <w:rPr>
           <w:b w:val="0"/>
         </w:rPr>
-        <w:t xml:space="preserve">If you are unsure, return to the worked picture and explain one arrow. If you are ready, change an </w:t>
+        <w:t xml:space="preserve">After your attempt, compare with the supported </w:t>
       </w:r>
       <w:r>
         <w:rPr>
           <w:b/>
         </w:rPr>
+        <w:t>explanation</w:t>
+      </w:r>
+      <w:r>
+        <w:rPr>
+          <w:b w:val="0"/>
+        </w:rPr>
+        <w:t xml:space="preserve">: B gains one </w:t>
+      </w:r>
+      <w:r>
+        <w:rPr>
+          <w:b/>
+        </w:rPr>
+        <w:t>exposure</w:t>
+      </w:r>
+      <w:r>
+        <w:rPr>
+          <w:b w:val="0"/>
+        </w:rPr>
+        <w:t xml:space="preserve"> but still zero clicks. The </w:t>
+      </w:r>
+      <w:r>
+        <w:rPr>
+          <w:b/>
+        </w:rPr>
+        <w:t>observation</w:t>
+      </w:r>
+      <w:r>
+        <w:rPr>
+          <w:b w:val="0"/>
+        </w:rPr>
+        <w:t xml:space="preserve"> now supports a nonclick on that display, not a permanent dislike.</w:t>
+      </w:r>
+    </w:p>
+    <w:p>
+      <w:pPr>
+        <w:pStyle w:val="Heading2"/>
+      </w:pPr>
+      <w:r>
+        <w:t>Repair and save your work</w:t>
+      </w:r>
+    </w:p>
+    <w:p>
+      <w:pPr>
+        <w:spacing w:line="336" w:lineRule="auto" w:after="180"/>
+      </w:pPr>
+      <w:r>
+        <w:rPr>
+          <w:b w:val="0"/>
+        </w:rPr>
+        <w:t>Review Recommendation Scores (ai-2/23). Goal: Compute a weighted score. Short practice: Why does B not become the winner when its score is largest?. Return to this week and explain what you changed.</w:t>
+      </w:r>
+    </w:p>
+    <w:p>
+      <w:pPr>
+        <w:spacing w:line="336" w:lineRule="auto" w:after="180"/>
+      </w:pPr>
+      <w:r>
+        <w:rPr>
+          <w:b w:val="0"/>
+        </w:rPr>
+        <w:t>Review Similarity by Selected Traits (ai-2/21). Goal: Represent items with numeric features. Short practice: Explain why B ceases to be a closest option without any candidate data changing..</w:t>
+      </w:r>
+    </w:p>
+    <w:p>
+      <w:pPr>
+        <w:spacing w:line="336" w:lineRule="auto" w:after="180"/>
+      </w:pPr>
+      <w:r>
+        <w:rPr>
+          <w:b w:val="0"/>
+        </w:rPr>
+        <w:t>Return to this week and explain what you changed.</w:t>
+      </w:r>
+    </w:p>
+    <w:p>
+      <w:pPr>
+        <w:spacing w:line="336" w:lineRule="auto" w:after="180"/>
+      </w:pPr>
+      <w:r>
+        <w:rPr>
+          <w:b w:val="0"/>
+        </w:rPr>
+        <w:t>Review Missing Data (ai-2/18). Goal: Detect absent and unusable values. Short practice: Why is the Boolean True rejected even though arithmetic can treat it like 1 in Python?. Return to this week and explain what you changed.</w:t>
+      </w:r>
+    </w:p>
+    <w:p>
+      <w:pPr>
+        <w:spacing w:line="336" w:lineRule="auto" w:after="180"/>
+      </w:pPr>
+      <w:r>
+        <w:rPr>
+          <w:b w:val="0"/>
+        </w:rPr>
+        <w:t xml:space="preserve">The browser lab lets you edit the supported Python examples already included in this lesson. Predict first, run, inspect the actual </w:t>
+      </w:r>
+      <w:r>
+        <w:rPr>
+          <w:b/>
+        </w:rPr>
+        <w:t>output</w:t>
+      </w:r>
+      <w:r>
+        <w:rPr>
+          <w:b w:val="0"/>
+        </w:rPr>
+        <w:t xml:space="preserve"> or error, change one </w:t>
+      </w:r>
+      <w:r>
+        <w:rPr>
+          <w:b/>
+        </w:rPr>
         <w:t>input</w:t>
       </w:r>
       <w:r>
         <w:rPr>
           <w:b w:val="0"/>
         </w:rPr>
-        <w:t xml:space="preserve"> or assumption and justify your </w:t>
+        <w:t>, then run again.</w:t>
+      </w:r>
+    </w:p>
+    <w:p>
+      <w:pPr>
+        <w:spacing w:line="336" w:lineRule="auto" w:after="180"/>
+      </w:pPr>
+      <w:r>
+        <w:rPr>
+          <w:b w:val="0"/>
+        </w:rPr>
+        <w:t xml:space="preserve">Keep code, </w:t>
       </w:r>
       <w:r>
         <w:rPr>
@@ -6137,7 +7098,7 @@
         <w:rPr>
           <w:b w:val="0"/>
         </w:rPr>
-        <w:t>.</w:t>
+        <w:t>s, actual results and a reasoned revision together. On paper, label your result as a trace rather than an execution.</w:t>
       </w:r>
     </w:p>
     <w:p>
@@ -6148,7 +7109,7 @@
         <w:rPr>
           <w:b w:val="0"/>
         </w:rPr>
-        <w:t xml:space="preserve">Save your workbook </w:t>
+        <w:t xml:space="preserve">Use Download completed work in the hosted lesson to export your answers, reflections, practice feedback and code-run </w:t>
       </w:r>
       <w:r>
         <w:rPr>
@@ -6160,7 +7121,61 @@
         <w:rPr>
           <w:b w:val="0"/>
         </w:rPr>
-        <w:t>. At the next review, try a different case before opening your old answer.</w:t>
+        <w:t>. Open the HTML copy to read or print it.</w:t>
+      </w:r>
+    </w:p>
+    <w:p>
+      <w:pPr>
+        <w:spacing w:line="336" w:lineRule="auto" w:after="180"/>
+      </w:pPr>
+      <w:r>
+        <w:rPr>
+          <w:b w:val="0"/>
+        </w:rPr>
+        <w:t>Drafts stay in this browser when storage is available; clear drafts on a shared device.</w:t>
+      </w:r>
+    </w:p>
+    <w:p>
+      <w:pPr>
+        <w:pStyle w:val="Heading2"/>
+      </w:pPr>
+      <w:r>
+        <w:t>Earlier wording, alternatives and picture transcripts · reference / check after trying</w:t>
+      </w:r>
+    </w:p>
+    <w:p>
+      <w:pPr>
+        <w:spacing w:line="336" w:lineRule="auto" w:after="180"/>
+      </w:pPr>
+      <w:r>
+        <w:rPr>
+          <w:b w:val="0"/>
+        </w:rPr>
+        <w:t>Use this supported practice once, in the browser or on paper. Keep the reserved independent assessment for a separate first attempt before teacher feedback.</w:t>
+      </w:r>
+    </w:p>
+    <w:p>
+      <w:pPr>
+        <w:pStyle w:val="Heading3"/>
+      </w:pPr>
+      <w:r>
+        <w:t>Repair a missing building block</w:t>
+      </w:r>
+    </w:p>
+    <w:p>
+      <w:pPr>
+        <w:pStyle w:val="Heading3"/>
+      </w:pPr>
+      <w:r>
+        <w:t>Predict, run and debug</w:t>
+      </w:r>
+    </w:p>
+    <w:p>
+      <w:pPr>
+        <w:pStyle w:val="Heading3"/>
+      </w:pPr>
+      <w:r>
+        <w:t>Keep your completed work</w:t>
       </w:r>
     </w:p>
     <w:p>
@@ -6168,645 +7183,17 @@
         <w:pStyle w:val="Heading1"/>
       </w:pPr>
       <w:r>
-        <w:t>17. Supported practice, repair and portfolio</w:t>
-      </w:r>
-    </w:p>
-    <w:p>
-      <w:r>
-        <w:t>Attempt supported questions before using hints or feedback. Review a missing building block, then keep the completed work.</w:t>
-      </w:r>
-    </w:p>
-    <w:p>
-      <w:pPr>
-        <w:spacing w:line="336" w:lineRule="auto" w:after="180"/>
-      </w:pPr>
-      <w:r>
-        <w:rPr>
-          <w:b w:val="0"/>
-        </w:rPr>
-        <w:t>Use this supported practice once, in the browser or on paper. Keep the reserved independent assessment for a separate first attempt before teacher feedback.</w:t>
-      </w:r>
-    </w:p>
-    <w:p>
-      <w:pPr>
-        <w:spacing w:line="336" w:lineRule="auto" w:after="180"/>
-      </w:pPr>
-      <w:r>
-        <w:rPr>
-          <w:b w:val="0"/>
-        </w:rPr>
-        <w:t>A fictional catalogue repeatedly recommends two books using observed clicks.</w:t>
-      </w:r>
-    </w:p>
-    <w:p>
-      <w:pPr>
-        <w:pStyle w:val="Heading3"/>
-      </w:pPr>
-      <w:r>
-        <w:t>Practice 1: explain the deciding evidence</w:t>
-      </w:r>
-    </w:p>
-    <w:p>
-      <w:pPr>
-        <w:spacing w:line="336" w:lineRule="auto" w:after="180"/>
-      </w:pPr>
-      <w:r>
-        <w:rPr>
-          <w:b w:val="0"/>
-        </w:rPr>
-        <w:t xml:space="preserve">Which labelled step matches this detail? B’s zero may mean no </w:t>
-      </w:r>
-      <w:r>
-        <w:rPr>
-          <w:b/>
-        </w:rPr>
-        <w:t>exposure</w:t>
-      </w:r>
-      <w:r>
-        <w:rPr>
-          <w:b w:val="0"/>
-        </w:rPr>
-        <w:t>, not dislike.</w:t>
-      </w:r>
-    </w:p>
-    <w:p>
-      <w:pPr>
-        <w:spacing w:line="336" w:lineRule="auto" w:after="180"/>
-        <w:shd w:fill="F4F9FC"/>
-      </w:pPr>
-      <w:r>
-        <w:rPr>
-          <w:b w:val="0"/>
-        </w:rPr>
-        <w:t>1. Record event</w:t>
-      </w:r>
-    </w:p>
-    <w:p>
-      <w:pPr>
-        <w:spacing w:line="336" w:lineRule="auto" w:after="180"/>
-        <w:shd w:fill="F4F9FC"/>
-      </w:pPr>
-      <w:r>
-        <w:rPr>
-          <w:b w:val="0"/>
-        </w:rPr>
-        <w:t>2. Repeat selection</w:t>
-      </w:r>
-    </w:p>
-    <w:p>
-      <w:pPr>
-        <w:spacing w:line="336" w:lineRule="auto" w:after="180"/>
-        <w:shd w:fill="F4F9FC"/>
-      </w:pPr>
-      <w:r>
-        <w:rPr>
-          <w:b w:val="0"/>
-        </w:rPr>
-        <w:t>3. Initial tie</w:t>
-      </w:r>
-    </w:p>
-    <w:p>
-      <w:pPr>
-        <w:spacing w:line="336" w:lineRule="auto" w:after="180"/>
-        <w:shd w:fill="F4F9FC"/>
-      </w:pPr>
-      <w:r>
-        <w:rPr>
-          <w:b w:val="0"/>
-        </w:rPr>
-        <w:t>4. Interpret carefully</w:t>
-      </w:r>
-    </w:p>
-    <w:p>
-      <w:pPr>
-        <w:pStyle w:val="Heading3"/>
-      </w:pPr>
-      <w:r>
-        <w:t>My selected conclusion, deciding fact and explanation</w:t>
-      </w:r>
-    </w:p>
-    <w:p>
-      <w:r>
-        <w:t>________________________________________________________________</w:t>
-      </w:r>
-    </w:p>
-    <w:p>
-      <w:r>
-        <w:t>________________________________________________________________</w:t>
-      </w:r>
-    </w:p>
-    <w:p>
-      <w:r>
-        <w:t>________________________________________________________________</w:t>
-      </w:r>
-    </w:p>
-    <w:p>
-      <w:r>
-        <w:t>________________________________________________________________</w:t>
-      </w:r>
-    </w:p>
-    <w:p>
-      <w:r>
-        <w:t>________________________________________________________________</w:t>
-      </w:r>
-    </w:p>
-    <w:p>
-      <w:pPr>
-        <w:pStyle w:val="Heading3"/>
-      </w:pPr>
-      <w:r>
-        <w:t>Hint · try first</w:t>
-      </w:r>
-    </w:p>
-    <w:p>
-      <w:pPr>
-        <w:spacing w:line="336" w:lineRule="auto" w:after="180"/>
-        <w:shd w:fill="F1F6F8"/>
-      </w:pPr>
-      <w:r>
-        <w:rPr>
-          <w:b w:val="0"/>
-        </w:rPr>
-        <w:t>Hint if needed: Read the steps in the pictorial case. Match the supplied detail to the stage that performs or records it.</w:t>
-      </w:r>
-    </w:p>
-    <w:p>
-      <w:pPr>
-        <w:pStyle w:val="Heading3"/>
-      </w:pPr>
-      <w:r>
-        <w:t>Feedback · compare after trying</w:t>
-      </w:r>
-    </w:p>
-    <w:p>
-      <w:pPr>
-        <w:spacing w:line="336" w:lineRule="auto" w:after="180"/>
-        <w:shd w:fill="F1F6FC"/>
-      </w:pPr>
-      <w:r>
-        <w:rPr>
-          <w:b w:val="0"/>
-        </w:rPr>
-        <w:t xml:space="preserve">After your attempt, compare with the supported </w:t>
-      </w:r>
-      <w:r>
-        <w:rPr>
-          <w:b/>
-        </w:rPr>
-        <w:t>explanation</w:t>
-      </w:r>
-      <w:r>
-        <w:rPr>
-          <w:b w:val="0"/>
-        </w:rPr>
-        <w:t xml:space="preserve">: Interpret carefully B’s zero may mean no </w:t>
-      </w:r>
-      <w:r>
-        <w:rPr>
-          <w:b/>
-        </w:rPr>
-        <w:t>exposure</w:t>
-      </w:r>
-      <w:r>
-        <w:rPr>
-          <w:b w:val="0"/>
-        </w:rPr>
-        <w:t xml:space="preserve">, not dislike. The selection policy changes which </w:t>
-      </w:r>
-      <w:r>
-        <w:rPr>
-          <w:b/>
-        </w:rPr>
-        <w:t>evidence</w:t>
-      </w:r>
-      <w:r>
-        <w:rPr>
-          <w:b w:val="0"/>
-        </w:rPr>
-        <w:t xml:space="preserve"> is available.</w:t>
-      </w:r>
-    </w:p>
-    <w:p>
-      <w:pPr>
-        <w:spacing w:line="336" w:lineRule="auto" w:after="180"/>
-        <w:shd w:fill="F1F6FC"/>
-      </w:pPr>
-      <w:r>
-        <w:rPr>
-          <w:b w:val="0"/>
-        </w:rPr>
-        <w:t>A accumulates clicks partly because the system gives it every opportunity, while B has none. These records cannot compare enjoyment of two equally exposed books.</w:t>
-      </w:r>
-    </w:p>
-    <w:p>
-      <w:pPr>
-        <w:spacing w:line="336" w:lineRule="auto" w:after="180"/>
-        <w:shd w:fill="F1F6FC"/>
-      </w:pPr>
-      <w:r>
-        <w:rPr>
-          <w:b w:val="0"/>
-        </w:rPr>
-        <w:t xml:space="preserve">Keep display counts separate from click counts; investigate alternatives with a teacher-approved </w:t>
-      </w:r>
-      <w:r>
-        <w:rPr>
-          <w:b/>
-        </w:rPr>
-        <w:t>exposure</w:t>
-      </w:r>
-      <w:r>
-        <w:rPr>
-          <w:b w:val="0"/>
-        </w:rPr>
-        <w:t xml:space="preserve"> plan rather than treating zero as negative feedback.</w:t>
-      </w:r>
-    </w:p>
-    <w:p>
-      <w:pPr>
-        <w:pStyle w:val="Heading3"/>
-      </w:pPr>
-      <w:r>
-        <w:t>Practice 2: explain the deciding evidence</w:t>
-      </w:r>
-    </w:p>
-    <w:p>
-      <w:pPr>
-        <w:pStyle w:val="Heading3"/>
-      </w:pPr>
-      <w:r>
-        <w:t>Changed case · predict first</w:t>
-      </w:r>
-    </w:p>
-    <w:p>
-      <w:pPr>
-        <w:spacing w:line="336" w:lineRule="auto" w:after="180"/>
-        <w:shd w:fill="F5F1FB"/>
-      </w:pPr>
-      <w:r>
-        <w:rPr>
-          <w:b w:val="0"/>
-        </w:rPr>
-        <w:t>Changed-case practice: On a planned trial, show B once and record no click. Which conclusion is supported by the supplied facts?</w:t>
-      </w:r>
-    </w:p>
-    <w:p>
-      <w:pPr>
-        <w:spacing w:line="336" w:lineRule="auto" w:after="180"/>
-        <w:shd w:fill="F4F9FC"/>
-      </w:pPr>
-      <w:r>
-        <w:rPr>
-          <w:b w:val="0"/>
-        </w:rPr>
-        <w:t xml:space="preserve">1. B gains one </w:t>
-      </w:r>
-      <w:r>
-        <w:rPr>
-          <w:b/>
-        </w:rPr>
-        <w:t>exposure</w:t>
-      </w:r>
-      <w:r>
-        <w:rPr>
-          <w:b w:val="0"/>
-        </w:rPr>
-        <w:t xml:space="preserve"> but still zero clicks.</w:t>
-      </w:r>
-    </w:p>
-    <w:p>
-      <w:pPr>
-        <w:spacing w:line="336" w:lineRule="auto" w:after="180"/>
-        <w:shd w:fill="F4F9FC"/>
-      </w:pPr>
-      <w:r>
-        <w:rPr>
-          <w:b w:val="0"/>
-        </w:rPr>
-        <w:t xml:space="preserve">2. This one example guarantees correct results for every future </w:t>
-      </w:r>
-      <w:r>
-        <w:rPr>
-          <w:b/>
-        </w:rPr>
-        <w:t>input</w:t>
-      </w:r>
-      <w:r>
-        <w:rPr>
-          <w:b w:val="0"/>
-        </w:rPr>
-        <w:t>.</w:t>
-      </w:r>
-    </w:p>
-    <w:p>
-      <w:pPr>
-        <w:spacing w:line="336" w:lineRule="auto" w:after="180"/>
-        <w:shd w:fill="F4F9FC"/>
-      </w:pPr>
-      <w:r>
-        <w:rPr>
-          <w:b w:val="0"/>
-        </w:rPr>
-        <w:t xml:space="preserve">3. We can decide the result without examining the changed </w:t>
-      </w:r>
-      <w:r>
-        <w:rPr>
-          <w:b/>
-        </w:rPr>
-        <w:t>input</w:t>
-      </w:r>
-      <w:r>
-        <w:rPr>
-          <w:b w:val="0"/>
-        </w:rPr>
-        <w:t xml:space="preserve"> or the procedure.</w:t>
-      </w:r>
-    </w:p>
-    <w:p>
-      <w:pPr>
-        <w:pStyle w:val="Heading3"/>
-      </w:pPr>
-      <w:r>
-        <w:t>My selected conclusion, deciding fact and explanation</w:t>
-      </w:r>
-    </w:p>
-    <w:p>
-      <w:r>
-        <w:t>________________________________________________________________</w:t>
-      </w:r>
-    </w:p>
-    <w:p>
-      <w:r>
-        <w:t>________________________________________________________________</w:t>
-      </w:r>
-    </w:p>
-    <w:p>
-      <w:r>
-        <w:t>________________________________________________________________</w:t>
-      </w:r>
-    </w:p>
-    <w:p>
-      <w:r>
-        <w:t>________________________________________________________________</w:t>
-      </w:r>
-    </w:p>
-    <w:p>
-      <w:r>
-        <w:t>________________________________________________________________</w:t>
-      </w:r>
-    </w:p>
-    <w:p>
-      <w:pPr>
-        <w:pStyle w:val="Heading3"/>
-      </w:pPr>
-      <w:r>
-        <w:t>Hint · try first</w:t>
-      </w:r>
-    </w:p>
-    <w:p>
-      <w:pPr>
-        <w:spacing w:line="336" w:lineRule="auto" w:after="180"/>
-        <w:shd w:fill="F1F6F8"/>
-      </w:pPr>
-      <w:r>
-        <w:rPr>
-          <w:b w:val="0"/>
-        </w:rPr>
-        <w:t>Hint if needed: Use the changed condition and the deciding step in the pictorial trace. The answer must say what follows from those facts.</w:t>
-      </w:r>
-    </w:p>
-    <w:p>
-      <w:pPr>
-        <w:pStyle w:val="Heading3"/>
-      </w:pPr>
-      <w:r>
-        <w:t>Feedback · compare after trying</w:t>
-      </w:r>
-    </w:p>
-    <w:p>
-      <w:pPr>
-        <w:spacing w:line="336" w:lineRule="auto" w:after="180"/>
-        <w:shd w:fill="F1F6FC"/>
-      </w:pPr>
-      <w:r>
-        <w:rPr>
-          <w:b w:val="0"/>
-        </w:rPr>
-        <w:t xml:space="preserve">After your attempt, compare with the supported </w:t>
-      </w:r>
-      <w:r>
-        <w:rPr>
-          <w:b/>
-        </w:rPr>
-        <w:t>explanation</w:t>
-      </w:r>
-      <w:r>
-        <w:rPr>
-          <w:b w:val="0"/>
-        </w:rPr>
-        <w:t xml:space="preserve">: B gains one </w:t>
-      </w:r>
-      <w:r>
-        <w:rPr>
-          <w:b/>
-        </w:rPr>
-        <w:t>exposure</w:t>
-      </w:r>
-      <w:r>
-        <w:rPr>
-          <w:b w:val="0"/>
-        </w:rPr>
-        <w:t xml:space="preserve"> but still zero clicks. The </w:t>
-      </w:r>
-      <w:r>
-        <w:rPr>
-          <w:b/>
-        </w:rPr>
-        <w:t>observation</w:t>
-      </w:r>
-      <w:r>
-        <w:rPr>
-          <w:b w:val="0"/>
-        </w:rPr>
-        <w:t xml:space="preserve"> now supports a nonclick on that display, not a permanent dislike.</w:t>
-      </w:r>
-    </w:p>
-    <w:p>
-      <w:pPr>
-        <w:pStyle w:val="Heading3"/>
-      </w:pPr>
-      <w:r>
-        <w:t>Repair a missing building block</w:t>
-      </w:r>
-    </w:p>
-    <w:p>
-      <w:pPr>
-        <w:spacing w:line="336" w:lineRule="auto" w:after="180"/>
-      </w:pPr>
-      <w:r>
-        <w:rPr>
-          <w:b w:val="0"/>
-        </w:rPr>
-        <w:t>Review Recommendation Scores (ai-2/23). Goal: Compute a weighted score. Short practice: Why does B not become the winner when its score is largest?. Return to this week and explain what you changed.</w:t>
-      </w:r>
-    </w:p>
-    <w:p>
-      <w:pPr>
-        <w:spacing w:line="336" w:lineRule="auto" w:after="180"/>
-      </w:pPr>
-      <w:r>
-        <w:rPr>
-          <w:b w:val="0"/>
-        </w:rPr>
-        <w:t>Review Similarity by Selected Traits (ai-2/21). Goal: Represent items with numeric features. Short practice: Explain why B ceases to be a closest option without any candidate data changing..</w:t>
-      </w:r>
-    </w:p>
-    <w:p>
-      <w:pPr>
-        <w:spacing w:line="336" w:lineRule="auto" w:after="180"/>
-      </w:pPr>
-      <w:r>
-        <w:rPr>
-          <w:b w:val="0"/>
-        </w:rPr>
-        <w:t>Return to this week and explain what you changed.</w:t>
-      </w:r>
-    </w:p>
-    <w:p>
-      <w:pPr>
-        <w:spacing w:line="336" w:lineRule="auto" w:after="180"/>
-      </w:pPr>
-      <w:r>
-        <w:rPr>
-          <w:b w:val="0"/>
-        </w:rPr>
-        <w:t>Review Missing Data (ai-2/18). Goal: Detect absent and unusable values. Short practice: Why is the Boolean True rejected even though arithmetic can treat it like 1 in Python?. Return to this week and explain what you changed.</w:t>
-      </w:r>
-    </w:p>
-    <w:p>
-      <w:pPr>
-        <w:pStyle w:val="Heading3"/>
-      </w:pPr>
-      <w:r>
-        <w:t>Predict, run and debug</w:t>
-      </w:r>
-    </w:p>
-    <w:p>
-      <w:pPr>
-        <w:spacing w:line="336" w:lineRule="auto" w:after="180"/>
-      </w:pPr>
-      <w:r>
-        <w:rPr>
-          <w:b w:val="0"/>
-        </w:rPr>
-        <w:t xml:space="preserve">The browser lab lets you edit the supported Python examples already included in this lesson. Predict first, run, inspect the actual </w:t>
-      </w:r>
-      <w:r>
-        <w:rPr>
-          <w:b/>
-        </w:rPr>
-        <w:t>output</w:t>
-      </w:r>
-      <w:r>
-        <w:rPr>
-          <w:b w:val="0"/>
-        </w:rPr>
-        <w:t xml:space="preserve"> or error, change one </w:t>
-      </w:r>
-      <w:r>
-        <w:rPr>
-          <w:b/>
-        </w:rPr>
-        <w:t>input</w:t>
-      </w:r>
-      <w:r>
-        <w:rPr>
-          <w:b w:val="0"/>
-        </w:rPr>
-        <w:t>, then run again.</w:t>
-      </w:r>
-    </w:p>
-    <w:p>
-      <w:pPr>
-        <w:spacing w:line="336" w:lineRule="auto" w:after="180"/>
-      </w:pPr>
-      <w:r>
-        <w:rPr>
-          <w:b w:val="0"/>
-        </w:rPr>
-        <w:t xml:space="preserve">Keep code, </w:t>
-      </w:r>
-      <w:r>
-        <w:rPr>
-          <w:b/>
-        </w:rPr>
-        <w:t>prediction</w:t>
-      </w:r>
-      <w:r>
-        <w:rPr>
-          <w:b w:val="0"/>
-        </w:rPr>
-        <w:t>s, actual results and a reasoned revision together. On paper, label your result as a trace rather than an execution.</w:t>
-      </w:r>
-    </w:p>
-    <w:p>
-      <w:pPr>
-        <w:pStyle w:val="Heading3"/>
-      </w:pPr>
-      <w:r>
-        <w:t>Keep your completed work</w:t>
-      </w:r>
-    </w:p>
-    <w:p>
-      <w:pPr>
-        <w:spacing w:line="336" w:lineRule="auto" w:after="180"/>
-      </w:pPr>
-      <w:r>
-        <w:rPr>
-          <w:b w:val="0"/>
-        </w:rPr>
-        <w:t xml:space="preserve">Use Download completed work in the hosted lesson to export your answers, reflections, practice feedback and code-run </w:t>
-      </w:r>
-      <w:r>
-        <w:rPr>
-          <w:b/>
-        </w:rPr>
-        <w:t>evidence</w:t>
-      </w:r>
-      <w:r>
-        <w:rPr>
-          <w:b w:val="0"/>
-        </w:rPr>
-        <w:t>. Open the HTML copy to read or print it.</w:t>
-      </w:r>
-    </w:p>
-    <w:p>
-      <w:pPr>
-        <w:spacing w:line="336" w:lineRule="auto" w:after="180"/>
-      </w:pPr>
-      <w:r>
-        <w:rPr>
-          <w:b w:val="0"/>
-        </w:rPr>
-        <w:t>Drafts stay in this browser when storage is available; clear drafts on a shared device.</w:t>
-      </w:r>
-    </w:p>
-    <w:p>
-      <w:pPr>
-        <w:pStyle w:val="Heading1"/>
-      </w:pPr>
-      <w:r>
-        <w:t>18. Visual concept journey</w:t>
-      </w:r>
-    </w:p>
-    <w:p>
-      <w:r>
-        <w:t>Explain each Feedback Loops graphic using its labels, deciding evidence and relevant limitation.</w:t>
-      </w:r>
-    </w:p>
-    <w:p>
-      <w:pPr>
-        <w:pStyle w:val="Heading3"/>
+        <w:t>18. Reference: the six-picture journey</w:t>
+      </w:r>
+    </w:p>
+    <w:p>
+      <w:r>
+        <w:t>Revisit the picture that serves the current question; key diagrams already sit beside the main explanation.</w:t>
+      </w:r>
+    </w:p>
+    <w:p>
+      <w:pPr>
+        <w:pStyle w:val="Heading2"/>
       </w:pPr>
       <w:r>
         <w:t>01. Feedback Loops: the case</w:t>
@@ -6817,7 +7204,7 @@
         <w:drawing>
           <wp:inline xmlns:a="http://schemas.openxmlformats.org/drawingml/2006/main" xmlns:pic="http://schemas.openxmlformats.org/drawingml/2006/picture">
             <wp:extent cx="5486400" cy="2840736"/>
-            <wp:docPr id="23" name="Picture 23" descr="A fictional catalogue repeatedly recommends two books using observed clicks. Supplied facts: Initially each click count is 0. Equal counts choose earlier ID A over B. Only the recommended book is shown. In an invented three-round record, A is shown and clicked each round; B is never shown."/>
+            <wp:docPr id="29" name="Picture 29" descr="A fictional catalogue repeatedly recommends two books using observed clicks. Supplied facts: Initially each click count is 0. Equal counts choose earlier ID A over B. Only the recommended book is shown. In an invented three-round record, A is shown and clicked each round; B is never shown."/>
             <wp:cNvGraphicFramePr>
               <a:graphicFrameLocks noChangeAspect="1"/>
             </wp:cNvGraphicFramePr>
@@ -6829,7 +7216,7 @@
                     <pic:cNvPicPr/>
                   </pic:nvPicPr>
                   <pic:blipFill>
-                    <a:blip r:embed="rId30"/>
+                    <a:blip r:embed="rId32"/>
                     <a:stretch>
                       <a:fillRect/>
                     </a:stretch>
@@ -6873,7 +7260,6 @@
     <w:p>
       <w:pPr>
         <w:spacing w:line="336" w:lineRule="auto" w:after="180"/>
-        <w:shd w:fill="F5F1FB"/>
       </w:pPr>
       <w:r>
         <w:rPr>
@@ -6884,7 +7270,7 @@
     </w:p>
     <w:p>
       <w:pPr>
-        <w:pStyle w:val="Heading3"/>
+        <w:pStyle w:val="Heading2"/>
       </w:pPr>
       <w:r>
         <w:t>02. Follow the deciding steps</w:t>
@@ -6895,7 +7281,7 @@
         <w:drawing>
           <wp:inline xmlns:a="http://schemas.openxmlformats.org/drawingml/2006/main" xmlns:pic="http://schemas.openxmlformats.org/drawingml/2006/picture">
             <wp:extent cx="5486400" cy="4005072"/>
-            <wp:docPr id="24" name="Picture 24" descr="Initial tie: Counts A=0,B=0; ID rule shows A. → Record event: A receives a click, so its count becomes 1; B stays 0. → Repeat selection: Higher A count causes A to be shown again; after three clicks A=3,B=0. → Interpret carefully: B’s zero may mean no exposure, not dislike."/>
+            <wp:docPr id="30" name="Picture 30" descr="Initial tie: Counts A=0,B=0; ID rule shows A. → Record event: A receives a click, so its count becomes 1; B stays 0. → Repeat selection: Higher A count causes A to be shown again; after three clicks A=3,B=0. → Interpret carefully: B’s zero may mean no exposure, not dislike."/>
             <wp:cNvGraphicFramePr>
               <a:graphicFrameLocks noChangeAspect="1"/>
             </wp:cNvGraphicFramePr>
@@ -6907,7 +7293,7 @@
                     <pic:cNvPicPr/>
                   </pic:nvPicPr>
                   <pic:blipFill>
-                    <a:blip r:embed="rId31"/>
+                    <a:blip r:embed="rId17"/>
                     <a:stretch>
                       <a:fillRect/>
                     </a:stretch>
@@ -6952,7 +7338,6 @@
     <w:p>
       <w:pPr>
         <w:spacing w:line="336" w:lineRule="auto" w:after="180"/>
-        <w:shd w:fill="F5F1FB"/>
       </w:pPr>
       <w:r>
         <w:rPr>
@@ -6975,7 +7360,7 @@
     </w:p>
     <w:p>
       <w:pPr>
-        <w:pStyle w:val="Heading3"/>
+        <w:pStyle w:val="Heading2"/>
       </w:pPr>
       <w:r>
         <w:t>03. Exposure and clicks after the invented three rounds</w:t>
@@ -6986,7 +7371,7 @@
         <w:drawing>
           <wp:inline xmlns:a="http://schemas.openxmlformats.org/drawingml/2006/main" xmlns:pic="http://schemas.openxmlformats.org/drawingml/2006/picture">
             <wp:extent cx="5486400" cy="3096768"/>
-            <wp:docPr id="25" name="Picture 25" descr="Exposure and clicks after the invented three rounds. A: Shown = 3, Clicked = 3. B: Shown = 0, Clicked = 0."/>
+            <wp:docPr id="31" name="Picture 31" descr="Exposure and clicks after the invented three rounds. A: Shown = 3, Clicked = 3. B: Shown = 0, Clicked = 0."/>
             <wp:cNvGraphicFramePr>
               <a:graphicFrameLocks noChangeAspect="1"/>
             </wp:cNvGraphicFramePr>
@@ -6998,7 +7383,7 @@
                     <pic:cNvPicPr/>
                   </pic:nvPicPr>
                   <pic:blipFill>
-                    <a:blip r:embed="rId32"/>
+                    <a:blip r:embed="rId33"/>
                     <a:stretch>
                       <a:fillRect/>
                     </a:stretch>
@@ -7037,7 +7422,6 @@
     <w:p>
       <w:pPr>
         <w:spacing w:line="336" w:lineRule="auto" w:after="180"/>
-        <w:shd w:fill="F5F1FB"/>
       </w:pPr>
       <w:r>
         <w:rPr>
@@ -7048,7 +7432,7 @@
     </w:p>
     <w:p>
       <w:pPr>
-        <w:pStyle w:val="Heading3"/>
+        <w:pStyle w:val="Heading2"/>
       </w:pPr>
       <w:r>
         <w:t>04. Change one thing. Trace what follows.</w:t>
@@ -7059,7 +7443,7 @@
         <w:drawing>
           <wp:inline xmlns:a="http://schemas.openxmlformats.org/drawingml/2006/main" xmlns:pic="http://schemas.openxmlformats.org/drawingml/2006/picture">
             <wp:extent cx="5486400" cy="3026664"/>
-            <wp:docPr id="26" name="Picture 26" descr="Original case: B’s zero may mean no exposure, not dislike. Changed condition: On a planned trial, show B once and record no click. Expected result: B gains one exposure but still zero clicks. Reason: The observation now supports a nonclick on that display, not a permanent dislike."/>
+            <wp:docPr id="32" name="Picture 32" descr="Original case: B’s zero may mean no exposure, not dislike. Changed condition: On a planned trial, show B once and record no click. Expected result: B gains one exposure but still zero clicks. Reason: The observation now supports a nonclick on that display, not a permanent dislike."/>
             <wp:cNvGraphicFramePr>
               <a:graphicFrameLocks noChangeAspect="1"/>
             </wp:cNvGraphicFramePr>
@@ -7071,7 +7455,7 @@
                     <pic:cNvPicPr/>
                   </pic:nvPicPr>
                   <pic:blipFill>
-                    <a:blip r:embed="rId33"/>
+                    <a:blip r:embed="rId18"/>
                     <a:stretch>
                       <a:fillRect/>
                     </a:stretch>
@@ -7151,7 +7535,6 @@
     <w:p>
       <w:pPr>
         <w:spacing w:line="336" w:lineRule="auto" w:after="180"/>
-        <w:shd w:fill="F5F1FB"/>
       </w:pPr>
       <w:r>
         <w:rPr>
@@ -7162,7 +7545,7 @@
     </w:p>
     <w:p>
       <w:pPr>
-        <w:pStyle w:val="Heading3"/>
+        <w:pStyle w:val="Heading2"/>
       </w:pPr>
       <w:r>
         <w:t>05. Connect the explanation to its limit</w:t>
@@ -7173,7 +7556,7 @@
         <w:drawing>
           <wp:inline xmlns:a="http://schemas.openxmlformats.org/drawingml/2006/main" xmlns:pic="http://schemas.openxmlformats.org/drawingml/2006/picture">
             <wp:extent cx="5486400" cy="2941320"/>
-            <wp:docPr id="27" name="Picture 27" descr="The selection policy changes which evidence is available. A accumulates clicks partly because the system gives it every opportunity, while B has none. These records cannot compare enjoyment of two equally exposed books. Keep display counts separate from click counts; investigate alternatives with a teacher-approved exposure plan rather than treating zero as negative feedback. Limit: A click can reflect curiosity or a mistake; even equal exposure does not reveal every reason for selection."/>
+            <wp:docPr id="33" name="Picture 33" descr="The selection policy changes which evidence is available. A accumulates clicks partly because the system gives it every opportunity, while B has none. These records cannot compare enjoyment of two equally exposed books. Keep display counts separate from click counts; investigate alternatives with a teacher-approved exposure plan rather than treating zero as negative feedback. Limit: A click can reflect curiosity or a mistake; even equal exposure does not reveal every reason for selection."/>
             <wp:cNvGraphicFramePr>
               <a:graphicFrameLocks noChangeAspect="1"/>
             </wp:cNvGraphicFramePr>
@@ -7276,7 +7659,6 @@
     <w:p>
       <w:pPr>
         <w:spacing w:line="336" w:lineRule="auto" w:after="180"/>
-        <w:shd w:fill="F5F1FB"/>
       </w:pPr>
       <w:r>
         <w:rPr>
@@ -7287,7 +7669,7 @@
     </w:p>
     <w:p>
       <w:pPr>
-        <w:pStyle w:val="Heading3"/>
+        <w:pStyle w:val="Heading2"/>
       </w:pPr>
       <w:r>
         <w:t>06. Make the idea visible in your project</w:t>
@@ -7298,7 +7680,7 @@
         <w:drawing>
           <wp:inline xmlns:a="http://schemas.openxmlformats.org/drawingml/2006/main" xmlns:pic="http://schemas.openxmlformats.org/drawingml/2006/picture">
             <wp:extent cx="5486400" cy="3380232"/>
-            <wp:docPr id="28" name="Picture 28" descr="Log recommender exposure, choice and explicit feedback separately; consider whether its own policy narrows future evidence. Draw your input, deciding step, result and limit. Supported question: What extra field would reveal why comparing raw clicks is misleading?"/>
+            <wp:docPr id="34" name="Picture 34" descr="Log recommender exposure, choice and explicit feedback separately; consider whether its own policy narrows future evidence. Draw your input, deciding step, result and limit. Supported question: What extra field would reveal why comparing raw clicks is misleading?"/>
             <wp:cNvGraphicFramePr>
               <a:graphicFrameLocks noChangeAspect="1"/>
             </wp:cNvGraphicFramePr>
@@ -7402,7 +7784,6 @@
     <w:p>
       <w:pPr>
         <w:spacing w:line="336" w:lineRule="auto" w:after="180"/>
-        <w:shd w:fill="F5F1FB"/>
       </w:pPr>
       <w:r>
         <w:rPr>
@@ -7421,6 +7802,62 @@
           <w:b w:val="0"/>
         </w:rPr>
         <w:t>.</w:t>
+      </w:r>
+    </w:p>
+    <w:p>
+      <w:pPr>
+        <w:pStyle w:val="Heading2"/>
+      </w:pPr>
+      <w:r>
+        <w:t>Earlier wording, alternatives and picture transcripts · reference / check after trying</w:t>
+      </w:r>
+    </w:p>
+    <w:p>
+      <w:pPr>
+        <w:pStyle w:val="Heading3"/>
+      </w:pPr>
+      <w:r>
+        <w:t>01. Feedback Loops: the case</w:t>
+      </w:r>
+    </w:p>
+    <w:p>
+      <w:pPr>
+        <w:pStyle w:val="Heading3"/>
+      </w:pPr>
+      <w:r>
+        <w:t>02. Follow the deciding steps</w:t>
+      </w:r>
+    </w:p>
+    <w:p>
+      <w:pPr>
+        <w:pStyle w:val="Heading3"/>
+      </w:pPr>
+      <w:r>
+        <w:t>03. Exposure and clicks after the invented three rounds</w:t>
+      </w:r>
+    </w:p>
+    <w:p>
+      <w:pPr>
+        <w:pStyle w:val="Heading3"/>
+      </w:pPr>
+      <w:r>
+        <w:t>04. Change one thing. Trace what follows.</w:t>
+      </w:r>
+    </w:p>
+    <w:p>
+      <w:pPr>
+        <w:pStyle w:val="Heading3"/>
+      </w:pPr>
+      <w:r>
+        <w:t>05. Connect the explanation to its limit</w:t>
+      </w:r>
+    </w:p>
+    <w:p>
+      <w:pPr>
+        <w:pStyle w:val="Heading3"/>
+      </w:pPr>
+      <w:r>
+        <w:t>06. Make the idea visible in your project</w:t>
       </w:r>
     </w:p>
     <w:sectPr>
